--- a/out/AsciiDocSample.docx
+++ b/out/AsciiDocSample.docx
@@ -17,7 +17,7 @@
         <mc:AlternateContent>
           <mc:Choice Requires="wps">
             <w:drawing>
-              <wp:anchor distT="0" distB="0" distL="114300" distR="114300" simplePos="0" relativeHeight="251662336" behindDoc="0" locked="0" layoutInCell="1" allowOverlap="1" wp14:anchorId="0DB89D83" wp14:editId="1EA33400">
+              <wp:anchor distT="0" distB="0" distL="114300" distR="114300" simplePos="0" relativeHeight="251662336" behindDoc="0" locked="0" layoutInCell="1" allowOverlap="1" wp14:anchorId="0F2A39B0" wp14:editId="4D18651E">
                 <wp:simplePos x="0" y="0"/>
                 <wp:positionH relativeFrom="column">
                   <wp:posOffset>3420425</wp:posOffset>
@@ -28,7 +28,7 @@
                 <wp:extent cx="2520000" cy="900000"/>
                 <wp:effectExtent l="0" t="0" r="13970" b="14605"/>
                 <wp:wrapNone/>
-                <wp:docPr id="1592032688" name="テキスト ボックス 4"/>
+                <wp:docPr id="1830006438" name="テキスト ボックス 4"/>
                 <wp:cNvGraphicFramePr/>
                 <a:graphic xmlns:a="http://schemas.openxmlformats.org/drawingml/2006/main">
                   <a:graphicData uri="http://schemas.microsoft.com/office/word/2010/wordprocessingShape">
@@ -206,7 +206,7 @@
           </mc:Choice>
           <mc:Fallback>
             <w:pict>
-              <v:shapetype w14:anchorId="0DB89D83" id="_x0000_t202" coordsize="21600,21600" o:spt="202" path="m,l,21600r21600,l21600,xe">
+              <v:shapetype w14:anchorId="0F2A39B0" id="_x0000_t202" coordsize="21600,21600" o:spt="202" path="m,l,21600r21600,l21600,xe">
                 <v:stroke joinstyle="miter"/>
                 <v:path gradientshapeok="t" o:connecttype="rect"/>
               </v:shapetype>
@@ -361,7 +361,7 @@
         <mc:AlternateContent>
           <mc:Choice Requires="wps">
             <w:drawing>
-              <wp:anchor distT="0" distB="0" distL="114300" distR="114300" simplePos="0" relativeHeight="251661312" behindDoc="0" locked="0" layoutInCell="1" allowOverlap="1" wp14:anchorId="05C9125A" wp14:editId="0D8A63B4">
+              <wp:anchor distT="0" distB="0" distL="114300" distR="114300" simplePos="0" relativeHeight="251661312" behindDoc="0" locked="0" layoutInCell="1" allowOverlap="1" wp14:anchorId="682C6D26" wp14:editId="72CAEE77">
                 <wp:simplePos x="0" y="0"/>
                 <wp:positionH relativeFrom="column">
                   <wp:posOffset>360360</wp:posOffset>
@@ -372,7 +372,7 @@
                 <wp:extent cx="5040000" cy="1620000"/>
                 <wp:effectExtent l="0" t="0" r="27305" b="18415"/>
                 <wp:wrapNone/>
-                <wp:docPr id="894030815" name="四角形: 角を丸くする 3"/>
+                <wp:docPr id="1040845277" name="四角形: 角を丸くする 3"/>
                 <wp:cNvGraphicFramePr/>
                 <a:graphic xmlns:a="http://schemas.openxmlformats.org/drawingml/2006/main">
                   <a:graphicData uri="http://schemas.microsoft.com/office/word/2010/wordprocessingShape">
@@ -483,7 +483,7 @@
           </mc:Choice>
           <mc:Fallback>
             <w:pict>
-              <v:roundrect w14:anchorId="05C9125A" id="四角形: 角を丸くする 3" o:spid="_x0000_s1027" style="position:absolute;margin-left:28.35pt;margin-top:184.25pt;width:396.85pt;height:127.55pt;z-index:251661312;visibility:visible;mso-wrap-style:square;mso-wrap-distance-left:9pt;mso-wrap-distance-top:0;mso-wrap-distance-right:9pt;mso-wrap-distance-bottom:0;mso-position-horizontal:absolute;mso-position-horizontal-relative:text;mso-position-vertical:absolute;mso-position-vertical-relative:text;v-text-anchor:middle" arcsize="10923f" o:gfxdata="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" filled="f" fillcolor="#156082 [3204]" strokecolor="#030e13 [484]" strokeweight="1.5pt">
+              <v:roundrect w14:anchorId="682C6D26" id="四角形: 角を丸くする 3" o:spid="_x0000_s1027" style="position:absolute;margin-left:28.35pt;margin-top:184.25pt;width:396.85pt;height:127.55pt;z-index:251661312;visibility:visible;mso-wrap-style:square;mso-wrap-distance-left:9pt;mso-wrap-distance-top:0;mso-wrap-distance-right:9pt;mso-wrap-distance-bottom:0;mso-position-horizontal:absolute;mso-position-horizontal-relative:text;mso-position-vertical:absolute;mso-position-vertical-relative:text;v-text-anchor:middle" arcsize="10923f" o:gfxdata="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" filled="f" fillcolor="#156082 [3204]" strokecolor="#030e13 [484]" strokeweight="1.5pt">
                 <v:stroke joinstyle="miter"/>
                 <v:textbox>
                   <w:txbxContent>
@@ -544,7 +544,7 @@
         <mc:AlternateContent>
           <mc:Choice Requires="wps">
             <w:drawing>
-              <wp:anchor distT="0" distB="0" distL="114300" distR="114300" simplePos="0" relativeHeight="251660288" behindDoc="0" locked="0" layoutInCell="1" allowOverlap="1" wp14:anchorId="316101C6" wp14:editId="604C7E3C">
+              <wp:anchor distT="0" distB="0" distL="114300" distR="114300" simplePos="0" relativeHeight="251660288" behindDoc="0" locked="0" layoutInCell="1" allowOverlap="1" wp14:anchorId="04A0DFF2" wp14:editId="001E3AAF">
                 <wp:simplePos x="0" y="0"/>
                 <wp:positionH relativeFrom="column">
                   <wp:posOffset>3420425</wp:posOffset>
@@ -555,7 +555,7 @@
                 <wp:extent cx="2520000" cy="900000"/>
                 <wp:effectExtent l="0" t="0" r="13970" b="14605"/>
                 <wp:wrapNone/>
-                <wp:docPr id="68025602" name="テキスト ボックス 2"/>
+                <wp:docPr id="750889603" name="テキスト ボックス 2"/>
                 <wp:cNvGraphicFramePr/>
                 <a:graphic xmlns:a="http://schemas.openxmlformats.org/drawingml/2006/main">
                   <a:graphicData uri="http://schemas.microsoft.com/office/word/2010/wordprocessingShape">
@@ -733,7 +733,7 @@
           </mc:Choice>
           <mc:Fallback>
             <w:pict>
-              <v:shape w14:anchorId="316101C6" id="テキスト ボックス 2" o:spid="_x0000_s1028" type="#_x0000_t202" style="position:absolute;margin-left:269.3pt;margin-top:615.15pt;width:198.45pt;height:70.85pt;z-index:251660288;visibility:visible;mso-wrap-style:square;mso-wrap-distance-left:9pt;mso-wrap-distance-top:0;mso-wrap-distance-right:9pt;mso-wrap-distance-bottom:0;mso-position-horizontal:absolute;mso-position-horizontal-relative:text;mso-position-vertical:absolute;mso-position-vertical-relative:text;v-text-anchor:top" o:gfxdata="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" filled="f" stroked="f" strokeweight=".5pt">
+              <v:shape w14:anchorId="04A0DFF2" id="テキスト ボックス 2" o:spid="_x0000_s1028" type="#_x0000_t202" style="position:absolute;margin-left:269.3pt;margin-top:615.15pt;width:198.45pt;height:70.85pt;z-index:251660288;visibility:visible;mso-wrap-style:square;mso-wrap-distance-left:9pt;mso-wrap-distance-top:0;mso-wrap-distance-right:9pt;mso-wrap-distance-bottom:0;mso-position-horizontal:absolute;mso-position-horizontal-relative:text;mso-position-vertical:absolute;mso-position-vertical-relative:text;v-text-anchor:top" o:gfxdata="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" filled="f" stroked="f" strokeweight=".5pt">
                 <v:fill o:detectmouseclick="t"/>
                 <v:textbox inset="0,0,0,0">
                   <w:txbxContent>
@@ -884,7 +884,7 @@
         <mc:AlternateContent>
           <mc:Choice Requires="wps">
             <w:drawing>
-              <wp:anchor distT="0" distB="0" distL="114300" distR="114300" simplePos="0" relativeHeight="251659264" behindDoc="0" locked="0" layoutInCell="1" allowOverlap="1" wp14:anchorId="413F4941" wp14:editId="1B6A0201">
+              <wp:anchor distT="0" distB="0" distL="114300" distR="114300" simplePos="0" relativeHeight="251659264" behindDoc="0" locked="0" layoutInCell="1" allowOverlap="1" wp14:anchorId="7B81B3AB" wp14:editId="4F5023FC">
                 <wp:simplePos x="0" y="0"/>
                 <wp:positionH relativeFrom="column">
                   <wp:posOffset>360360</wp:posOffset>
@@ -895,7 +895,7 @@
                 <wp:extent cx="5040000" cy="1620000"/>
                 <wp:effectExtent l="0" t="0" r="27305" b="18415"/>
                 <wp:wrapNone/>
-                <wp:docPr id="358503982" name="四角形: 角を丸くする 1"/>
+                <wp:docPr id="713286399" name="四角形: 角を丸くする 1"/>
                 <wp:cNvGraphicFramePr/>
                 <a:graphic xmlns:a="http://schemas.openxmlformats.org/drawingml/2006/main">
                   <a:graphicData uri="http://schemas.microsoft.com/office/word/2010/wordprocessingShape">
@@ -1006,7 +1006,7 @@
           </mc:Choice>
           <mc:Fallback>
             <w:pict>
-              <v:roundrect w14:anchorId="413F4941" id="四角形: 角を丸くする 1" o:spid="_x0000_s1029" style="position:absolute;margin-left:28.35pt;margin-top:184.25pt;width:396.85pt;height:127.55pt;z-index:251659264;visibility:visible;mso-wrap-style:square;mso-wrap-distance-left:9pt;mso-wrap-distance-top:0;mso-wrap-distance-right:9pt;mso-wrap-distance-bottom:0;mso-position-horizontal:absolute;mso-position-horizontal-relative:text;mso-position-vertical:absolute;mso-position-vertical-relative:text;v-text-anchor:middle" arcsize="10923f" o:gfxdata="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" filled="f" fillcolor="#156082 [3204]" strokecolor="#030e13 [484]" strokeweight="1.5pt">
+              <v:roundrect w14:anchorId="7B81B3AB" id="四角形: 角を丸くする 1" o:spid="_x0000_s1029" style="position:absolute;margin-left:28.35pt;margin-top:184.25pt;width:396.85pt;height:127.55pt;z-index:251659264;visibility:visible;mso-wrap-style:square;mso-wrap-distance-left:9pt;mso-wrap-distance-top:0;mso-wrap-distance-right:9pt;mso-wrap-distance-bottom:0;mso-position-horizontal:absolute;mso-position-horizontal-relative:text;mso-position-vertical:absolute;mso-position-vertical-relative:text;v-text-anchor:middle" arcsize="10923f" o:gfxdata="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" filled="f" fillcolor="#156082 [3204]" strokecolor="#030e13 [484]" strokeweight="1.5pt">
                 <v:stroke joinstyle="miter"/>
                 <v:textbox>
                   <w:txbxContent>
@@ -1127,7 +1127,7 @@
           <w:b/>
         </w:rPr>
       </w:pPr>
-      <w:bookmarkStart w:id="0" w:name="_Toc229729173"/>
+      <w:bookmarkStart w:id="0" w:name="_Toc230090928"/>
       <w:r>
         <w:rPr>
           <w:rFonts w:ascii="游ゴシック" w:eastAsia="游ゴシック" w:hAnsi="游ゴシック" w:hint="eastAsia"/>
@@ -1180,7 +1180,7 @@
         <w:rPr>
           <w:noProof/>
         </w:rPr>
-        <w:instrText xml:space="preserve"> PAGEREF _Toc229729173 \h </w:instrText>
+        <w:instrText xml:space="preserve"> PAGEREF _Toc230090928 \h </w:instrText>
       </w:r>
       <w:r>
         <w:rPr>
@@ -1240,7 +1240,7 @@
         <w:rPr>
           <w:noProof/>
         </w:rPr>
-        <w:instrText xml:space="preserve"> PAGEREF _Toc229729174 \h </w:instrText>
+        <w:instrText xml:space="preserve"> PAGEREF _Toc230090929 \h </w:instrText>
       </w:r>
       <w:r>
         <w:rPr>
@@ -1300,7 +1300,7 @@
         <w:rPr>
           <w:noProof/>
         </w:rPr>
-        <w:instrText xml:space="preserve"> PAGEREF _Toc229729175 \h </w:instrText>
+        <w:instrText xml:space="preserve"> PAGEREF _Toc230090930 \h </w:instrText>
       </w:r>
       <w:r>
         <w:rPr>
@@ -1360,7 +1360,7 @@
         <w:rPr>
           <w:noProof/>
         </w:rPr>
-        <w:instrText xml:space="preserve"> PAGEREF _Toc229729176 \h </w:instrText>
+        <w:instrText xml:space="preserve"> PAGEREF _Toc230090931 \h </w:instrText>
       </w:r>
       <w:r>
         <w:rPr>
@@ -1420,7 +1420,7 @@
         <w:rPr>
           <w:noProof/>
         </w:rPr>
-        <w:instrText xml:space="preserve"> PAGEREF _Toc229729177 \h </w:instrText>
+        <w:instrText xml:space="preserve"> PAGEREF _Toc230090932 \h </w:instrText>
       </w:r>
       <w:r>
         <w:rPr>
@@ -1480,7 +1480,7 @@
         <w:rPr>
           <w:noProof/>
         </w:rPr>
-        <w:instrText xml:space="preserve"> PAGEREF _Toc229729178 \h </w:instrText>
+        <w:instrText xml:space="preserve"> PAGEREF _Toc230090933 \h </w:instrText>
       </w:r>
       <w:r>
         <w:rPr>
@@ -1540,7 +1540,7 @@
         <w:rPr>
           <w:noProof/>
         </w:rPr>
-        <w:instrText xml:space="preserve"> PAGEREF _Toc229729179 \h </w:instrText>
+        <w:instrText xml:space="preserve"> PAGEREF _Toc230090934 \h </w:instrText>
       </w:r>
       <w:r>
         <w:rPr>
@@ -1600,7 +1600,7 @@
         <w:rPr>
           <w:noProof/>
         </w:rPr>
-        <w:instrText xml:space="preserve"> PAGEREF _Toc229729180 \h </w:instrText>
+        <w:instrText xml:space="preserve"> PAGEREF _Toc230090935 \h </w:instrText>
       </w:r>
       <w:r>
         <w:rPr>
@@ -1650,7 +1650,7 @@
           <w:b/>
         </w:rPr>
       </w:pPr>
-      <w:bookmarkStart w:id="1" w:name="_Toc229729174"/>
+      <w:bookmarkStart w:id="1" w:name="_Toc230090929"/>
       <w:r>
         <w:rPr>
           <w:rFonts w:ascii="游ゴシック" w:eastAsia="游ゴシック" w:hAnsi="游ゴシック"/>
@@ -1779,7 +1779,7 @@
           <w:b/>
         </w:rPr>
       </w:pPr>
-      <w:bookmarkStart w:id="2" w:name="_Toc229729175"/>
+      <w:bookmarkStart w:id="2" w:name="_Toc230090930"/>
       <w:r>
         <w:rPr>
           <w:rFonts w:ascii="游ゴシック" w:eastAsia="游ゴシック" w:hAnsi="游ゴシック"/>
@@ -1798,7 +1798,7 @@
           <w:b/>
         </w:rPr>
       </w:pPr>
-      <w:bookmarkStart w:id="3" w:name="_Toc229729176"/>
+      <w:bookmarkStart w:id="3" w:name="_Toc230090931"/>
       <w:r>
         <w:rPr>
           <w:rFonts w:ascii="游ゴシック" w:eastAsia="游ゴシック" w:hAnsi="游ゴシック"/>
@@ -1831,7 +1831,7 @@
           <w:b/>
         </w:rPr>
       </w:pPr>
-      <w:bookmarkStart w:id="4" w:name="_Toc229729177"/>
+      <w:bookmarkStart w:id="4" w:name="_Toc230090932"/>
       <w:r>
         <w:rPr>
           <w:rFonts w:ascii="游ゴシック" w:eastAsia="游ゴシック" w:hAnsi="游ゴシック"/>
@@ -1864,7 +1864,7 @@
           <w:b/>
         </w:rPr>
       </w:pPr>
-      <w:bookmarkStart w:id="5" w:name="_Toc229729178"/>
+      <w:bookmarkStart w:id="5" w:name="_Toc230090933"/>
       <w:r>
         <w:rPr>
           <w:rFonts w:ascii="游ゴシック" w:eastAsia="游ゴシック" w:hAnsi="游ゴシック"/>
@@ -1897,7 +1897,7 @@
           <w:b/>
         </w:rPr>
       </w:pPr>
-      <w:bookmarkStart w:id="6" w:name="_Toc229729179"/>
+      <w:bookmarkStart w:id="6" w:name="_Toc230090934"/>
       <w:r>
         <w:rPr>
           <w:rFonts w:ascii="游ゴシック" w:eastAsia="游ゴシック" w:hAnsi="游ゴシック"/>
@@ -2094,7 +2094,7 @@
           <w:b/>
         </w:rPr>
       </w:pPr>
-      <w:bookmarkStart w:id="7" w:name="_Toc229729180"/>
+      <w:bookmarkStart w:id="7" w:name="_Toc230090935"/>
       <w:r>
         <w:rPr>
           <w:rFonts w:ascii="游ゴシック" w:eastAsia="游ゴシック" w:hAnsi="游ゴシック"/>
@@ -2162,104 +2162,124 @@
     </w:p>
     <w:p>
       <w:pPr>
-        <w:spacing w:after="120" w:line="200" w:lineRule="auto"/>
-        <w:rPr>
-          <w:rFonts w:ascii="Consolas" w:hAnsi="Consolas"/>
-          <w:sz w:val="19"/>
-        </w:rPr>
-      </w:pPr>
-      <w:r>
-        <w:rPr>
-          <w:rFonts w:ascii="Consolas" w:hAnsi="Consolas"/>
-          <w:sz w:val="19"/>
+        <w:shd w:val="clear" w:color="auto" w:fill="F3F3F3"/>
+        <w:spacing w:before="120" w:after="120" w:line="220" w:lineRule="auto"/>
+        <w:ind w:left="240"/>
+        <w:rPr>
+          <w:rFonts w:ascii="Cascadia Code" w:hAnsi="Cascadia Code"/>
+          <w:color w:val="000000"/>
+          <w:sz w:val="18"/>
+        </w:rPr>
+      </w:pPr>
+      <w:r>
+        <w:rPr>
+          <w:rFonts w:ascii="Cascadia Code" w:hAnsi="Cascadia Code"/>
+          <w:color w:val="000000"/>
+          <w:sz w:val="18"/>
         </w:rPr>
         <w:t xml:space="preserve">    gem: --no-ri --no-rdoc</w:t>
       </w:r>
     </w:p>
     <w:p>
       <w:pPr>
-        <w:spacing w:after="120" w:line="200" w:lineRule="auto"/>
-        <w:rPr>
-          <w:rFonts w:ascii="Consolas" w:hAnsi="Consolas"/>
-          <w:sz w:val="19"/>
-        </w:rPr>
-      </w:pPr>
-      <w:r>
-        <w:rPr>
-          <w:rFonts w:ascii="Consolas" w:hAnsi="Consolas"/>
-          <w:sz w:val="19"/>
+        <w:shd w:val="clear" w:color="auto" w:fill="F3F3F3"/>
+        <w:spacing w:before="120" w:after="120" w:line="220" w:lineRule="auto"/>
+        <w:ind w:left="240"/>
+        <w:rPr>
+          <w:rFonts w:ascii="Cascadia Code" w:hAnsi="Cascadia Code"/>
+          <w:color w:val="000000"/>
+          <w:sz w:val="18"/>
+        </w:rPr>
+      </w:pPr>
+      <w:r>
+        <w:rPr>
+          <w:rFonts w:ascii="Cascadia Code" w:hAnsi="Cascadia Code"/>
+          <w:color w:val="000000"/>
+          <w:sz w:val="18"/>
         </w:rPr>
         <w:t xml:space="preserve">    http_proxy: http://[</w:t>
       </w:r>
       <w:r>
         <w:rPr>
-          <w:rFonts w:ascii="Consolas" w:hAnsi="Consolas"/>
-          <w:sz w:val="19"/>
+          <w:rFonts w:ascii="Cascadia Code" w:hAnsi="Cascadia Code"/>
+          <w:color w:val="000000"/>
+          <w:sz w:val="18"/>
         </w:rPr>
         <w:t>ユーザー</w:t>
       </w:r>
       <w:r>
         <w:rPr>
-          <w:rFonts w:ascii="Consolas" w:hAnsi="Consolas"/>
-          <w:sz w:val="19"/>
+          <w:rFonts w:ascii="Cascadia Code" w:hAnsi="Cascadia Code"/>
+          <w:color w:val="000000"/>
+          <w:sz w:val="18"/>
         </w:rPr>
         <w:t>ID]:[</w:t>
       </w:r>
       <w:r>
         <w:rPr>
-          <w:rFonts w:ascii="Consolas" w:hAnsi="Consolas"/>
-          <w:sz w:val="19"/>
+          <w:rFonts w:ascii="Cascadia Code" w:hAnsi="Cascadia Code"/>
+          <w:color w:val="000000"/>
+          <w:sz w:val="18"/>
         </w:rPr>
         <w:t>パスワード</w:t>
       </w:r>
       <w:r>
         <w:rPr>
-          <w:rFonts w:ascii="Consolas" w:hAnsi="Consolas"/>
-          <w:sz w:val="19"/>
+          <w:rFonts w:ascii="Cascadia Code" w:hAnsi="Cascadia Code"/>
+          <w:color w:val="000000"/>
+          <w:sz w:val="18"/>
         </w:rPr>
         <w:t>]@proxyserver:8080</w:t>
       </w:r>
     </w:p>
     <w:p>
       <w:pPr>
-        <w:spacing w:after="120" w:line="200" w:lineRule="auto"/>
-        <w:rPr>
-          <w:rFonts w:ascii="Consolas" w:hAnsi="Consolas"/>
-          <w:sz w:val="19"/>
-        </w:rPr>
-      </w:pPr>
-      <w:r>
-        <w:rPr>
-          <w:rFonts w:ascii="Consolas" w:hAnsi="Consolas"/>
-          <w:sz w:val="19"/>
+        <w:shd w:val="clear" w:color="auto" w:fill="F3F3F3"/>
+        <w:spacing w:before="120" w:after="120" w:line="220" w:lineRule="auto"/>
+        <w:ind w:left="240"/>
+        <w:rPr>
+          <w:rFonts w:ascii="Cascadia Code" w:hAnsi="Cascadia Code"/>
+          <w:color w:val="000000"/>
+          <w:sz w:val="18"/>
+        </w:rPr>
+      </w:pPr>
+      <w:r>
+        <w:rPr>
+          <w:rFonts w:ascii="Cascadia Code" w:hAnsi="Cascadia Code"/>
+          <w:color w:val="000000"/>
+          <w:sz w:val="18"/>
         </w:rPr>
         <w:t xml:space="preserve">    https_proxy: http://[</w:t>
       </w:r>
       <w:r>
         <w:rPr>
-          <w:rFonts w:ascii="Consolas" w:hAnsi="Consolas"/>
-          <w:sz w:val="19"/>
+          <w:rFonts w:ascii="Cascadia Code" w:hAnsi="Cascadia Code"/>
+          <w:color w:val="000000"/>
+          <w:sz w:val="18"/>
         </w:rPr>
         <w:t>ユーザー</w:t>
       </w:r>
       <w:r>
         <w:rPr>
-          <w:rFonts w:ascii="Consolas" w:hAnsi="Consolas"/>
-          <w:sz w:val="19"/>
+          <w:rFonts w:ascii="Cascadia Code" w:hAnsi="Cascadia Code"/>
+          <w:color w:val="000000"/>
+          <w:sz w:val="18"/>
         </w:rPr>
         <w:t>ID]:[</w:t>
       </w:r>
       <w:r>
         <w:rPr>
-          <w:rFonts w:ascii="Consolas" w:hAnsi="Consolas"/>
-          <w:sz w:val="19"/>
+          <w:rFonts w:ascii="Cascadia Code" w:hAnsi="Cascadia Code"/>
+          <w:color w:val="000000"/>
+          <w:sz w:val="18"/>
         </w:rPr>
         <w:t>パスワード</w:t>
       </w:r>
       <w:r>
         <w:rPr>
-          <w:rFonts w:ascii="Consolas" w:hAnsi="Consolas"/>
-          <w:sz w:val="19"/>
+          <w:rFonts w:ascii="Cascadia Code" w:hAnsi="Cascadia Code"/>
+          <w:color w:val="000000"/>
+          <w:sz w:val="18"/>
         </w:rPr>
         <w:t>]@proxyserver:8080</w:t>
       </w:r>
@@ -2280,88 +2300,104 @@
     </w:p>
     <w:p>
       <w:pPr>
-        <w:spacing w:after="120" w:line="200" w:lineRule="auto"/>
-        <w:rPr>
-          <w:rFonts w:ascii="Consolas" w:hAnsi="Consolas"/>
-          <w:sz w:val="19"/>
-        </w:rPr>
-      </w:pPr>
-      <w:r>
-        <w:rPr>
-          <w:rFonts w:ascii="Consolas" w:hAnsi="Consolas"/>
-          <w:sz w:val="19"/>
+        <w:shd w:val="clear" w:color="auto" w:fill="F3F3F3"/>
+        <w:spacing w:before="120" w:after="120" w:line="220" w:lineRule="auto"/>
+        <w:ind w:left="240"/>
+        <w:rPr>
+          <w:rFonts w:ascii="Cascadia Code" w:hAnsi="Cascadia Code" w:cs="Cascadia Code"/>
+          <w:color w:val="000000"/>
+          <w:sz w:val="18"/>
+        </w:rPr>
+      </w:pPr>
+      <w:r>
+        <w:rPr>
+          <w:rFonts w:ascii="Cascadia Code" w:hAnsi="Cascadia Code" w:cs="Cascadia Code"/>
+          <w:color w:val="000000"/>
+          <w:sz w:val="18"/>
         </w:rPr>
         <w:t>set http_proxy=http://[</w:t>
       </w:r>
       <w:r>
         <w:rPr>
-          <w:rFonts w:ascii="Consolas" w:hAnsi="Consolas"/>
-          <w:sz w:val="19"/>
+          <w:rFonts w:ascii="Cascadia Code" w:hAnsi="Cascadia Code" w:cs="Cascadia Code"/>
+          <w:color w:val="000000"/>
+          <w:sz w:val="18"/>
         </w:rPr>
         <w:t>ユーザー</w:t>
       </w:r>
       <w:r>
         <w:rPr>
-          <w:rFonts w:ascii="Consolas" w:hAnsi="Consolas"/>
-          <w:sz w:val="19"/>
+          <w:rFonts w:ascii="Cascadia Code" w:hAnsi="Cascadia Code" w:cs="Cascadia Code"/>
+          <w:color w:val="000000"/>
+          <w:sz w:val="18"/>
         </w:rPr>
         <w:t>ID]:[</w:t>
       </w:r>
       <w:r>
         <w:rPr>
-          <w:rFonts w:ascii="Consolas" w:hAnsi="Consolas"/>
-          <w:sz w:val="19"/>
+          <w:rFonts w:ascii="Cascadia Code" w:hAnsi="Cascadia Code" w:cs="Cascadia Code"/>
+          <w:color w:val="000000"/>
+          <w:sz w:val="18"/>
         </w:rPr>
         <w:t>パスワード</w:t>
       </w:r>
       <w:r>
         <w:rPr>
-          <w:rFonts w:ascii="Consolas" w:hAnsi="Consolas"/>
-          <w:sz w:val="19"/>
+          <w:rFonts w:ascii="Cascadia Code" w:hAnsi="Cascadia Code" w:cs="Cascadia Code"/>
+          <w:color w:val="000000"/>
+          <w:sz w:val="18"/>
         </w:rPr>
         <w:t>]@proxyserver:8080</w:t>
       </w:r>
     </w:p>
     <w:p>
       <w:pPr>
-        <w:spacing w:after="120" w:line="200" w:lineRule="auto"/>
-        <w:rPr>
-          <w:rFonts w:ascii="Consolas" w:hAnsi="Consolas"/>
-          <w:sz w:val="19"/>
-        </w:rPr>
-      </w:pPr>
-      <w:r>
-        <w:rPr>
-          <w:rFonts w:ascii="Consolas" w:hAnsi="Consolas"/>
-          <w:sz w:val="19"/>
+        <w:shd w:val="clear" w:color="auto" w:fill="F3F3F3"/>
+        <w:spacing w:before="120" w:after="120" w:line="220" w:lineRule="auto"/>
+        <w:ind w:left="240"/>
+        <w:rPr>
+          <w:rFonts w:ascii="Cascadia Code" w:hAnsi="Cascadia Code" w:cs="Cascadia Code"/>
+          <w:color w:val="000000"/>
+          <w:sz w:val="18"/>
+        </w:rPr>
+      </w:pPr>
+      <w:r>
+        <w:rPr>
+          <w:rFonts w:ascii="Cascadia Code" w:hAnsi="Cascadia Code" w:cs="Cascadia Code"/>
+          <w:color w:val="000000"/>
+          <w:sz w:val="18"/>
         </w:rPr>
         <w:t>set https_proxy=http://[</w:t>
       </w:r>
       <w:r>
         <w:rPr>
-          <w:rFonts w:ascii="Consolas" w:hAnsi="Consolas"/>
-          <w:sz w:val="19"/>
+          <w:rFonts w:ascii="Cascadia Code" w:hAnsi="Cascadia Code" w:cs="Cascadia Code"/>
+          <w:color w:val="000000"/>
+          <w:sz w:val="18"/>
         </w:rPr>
         <w:t>ユーザー</w:t>
       </w:r>
       <w:r>
         <w:rPr>
-          <w:rFonts w:ascii="Consolas" w:hAnsi="Consolas"/>
-          <w:sz w:val="19"/>
+          <w:rFonts w:ascii="Cascadia Code" w:hAnsi="Cascadia Code" w:cs="Cascadia Code"/>
+          <w:color w:val="000000"/>
+          <w:sz w:val="18"/>
         </w:rPr>
         <w:t>ID]:[</w:t>
       </w:r>
       <w:r>
         <w:rPr>
-          <w:rFonts w:ascii="Consolas" w:hAnsi="Consolas"/>
-          <w:sz w:val="19"/>
+          <w:rFonts w:ascii="Cascadia Code" w:hAnsi="Cascadia Code" w:cs="Cascadia Code"/>
+          <w:color w:val="000000"/>
+          <w:sz w:val="18"/>
         </w:rPr>
         <w:t>パスワード</w:t>
       </w:r>
       <w:r>
         <w:rPr>
-          <w:rFonts w:ascii="Consolas" w:hAnsi="Consolas"/>
-          <w:sz w:val="19"/>
+          <w:rFonts w:ascii="Cascadia Code" w:hAnsi="Cascadia Code" w:cs="Cascadia Code"/>
+          <w:color w:val="000000"/>
+          <w:sz w:val="18"/>
         </w:rPr>
         <w:t>]@proxyserver:8080</w:t>
       </w:r>
@@ -2403,621 +2439,754 @@
     </w:p>
     <w:p>
       <w:pPr>
-        <w:spacing w:after="120" w:line="200" w:lineRule="auto"/>
-        <w:rPr>
-          <w:rFonts w:ascii="Consolas" w:hAnsi="Consolas"/>
-          <w:sz w:val="19"/>
-        </w:rPr>
-      </w:pPr>
-    </w:p>
-    <w:p>
-      <w:pPr>
-        <w:spacing w:after="120" w:line="200" w:lineRule="auto"/>
-        <w:rPr>
-          <w:rFonts w:ascii="Consolas" w:hAnsi="Consolas"/>
-          <w:sz w:val="19"/>
-        </w:rPr>
-      </w:pPr>
-      <w:r>
-        <w:rPr>
-          <w:rFonts w:ascii="Consolas" w:hAnsi="Consolas"/>
-          <w:sz w:val="19"/>
+        <w:shd w:val="clear" w:color="auto" w:fill="F3F3F3"/>
+        <w:spacing w:before="120" w:after="120" w:line="220" w:lineRule="auto"/>
+        <w:ind w:left="240"/>
+        <w:rPr>
+          <w:rFonts w:ascii="Cascadia Code" w:hAnsi="Cascadia Code" w:cs="Cascadia Code"/>
+          <w:color w:val="000000"/>
+          <w:sz w:val="18"/>
+        </w:rPr>
+      </w:pPr>
+    </w:p>
+    <w:p>
+      <w:pPr>
+        <w:shd w:val="clear" w:color="auto" w:fill="F3F3F3"/>
+        <w:spacing w:before="120" w:after="120" w:line="220" w:lineRule="auto"/>
+        <w:ind w:left="240"/>
+        <w:rPr>
+          <w:rFonts w:ascii="Cascadia Code" w:hAnsi="Cascadia Code" w:cs="Cascadia Code"/>
+          <w:color w:val="000000"/>
+          <w:sz w:val="18"/>
+        </w:rPr>
+      </w:pPr>
+      <w:r>
+        <w:rPr>
+          <w:rFonts w:ascii="Cascadia Code" w:hAnsi="Cascadia Code" w:cs="Cascadia Code"/>
+          <w:color w:val="000000"/>
+          <w:sz w:val="18"/>
         </w:rPr>
         <w:t>&lt;&lt;&lt;</w:t>
       </w:r>
     </w:p>
     <w:p>
       <w:pPr>
-        <w:spacing w:after="120" w:line="200" w:lineRule="auto"/>
-        <w:rPr>
-          <w:rFonts w:ascii="Consolas" w:hAnsi="Consolas"/>
-          <w:sz w:val="19"/>
-        </w:rPr>
-      </w:pPr>
-      <w:r>
-        <w:rPr>
-          <w:rFonts w:ascii="Consolas" w:hAnsi="Consolas"/>
-          <w:sz w:val="19"/>
+        <w:shd w:val="clear" w:color="auto" w:fill="F3F3F3"/>
+        <w:spacing w:before="120" w:after="120" w:line="220" w:lineRule="auto"/>
+        <w:ind w:left="240"/>
+        <w:rPr>
+          <w:rFonts w:ascii="Cascadia Code" w:hAnsi="Cascadia Code" w:cs="Cascadia Code"/>
+          <w:color w:val="000000"/>
+          <w:sz w:val="18"/>
+        </w:rPr>
+      </w:pPr>
+      <w:r>
+        <w:rPr>
+          <w:rFonts w:ascii="Cascadia Code" w:hAnsi="Cascadia Code" w:cs="Cascadia Code"/>
+          <w:color w:val="000000"/>
+          <w:sz w:val="18"/>
         </w:rPr>
         <w:t xml:space="preserve">== </w:t>
       </w:r>
       <w:r>
         <w:rPr>
-          <w:rFonts w:ascii="Consolas" w:hAnsi="Consolas"/>
-          <w:sz w:val="19"/>
+          <w:rFonts w:ascii="Cascadia Code" w:hAnsi="Cascadia Code" w:cs="Cascadia Code"/>
+          <w:color w:val="000000"/>
+          <w:sz w:val="18"/>
         </w:rPr>
         <w:t>変換方法</w:t>
       </w:r>
     </w:p>
     <w:p>
       <w:pPr>
-        <w:spacing w:after="120" w:line="200" w:lineRule="auto"/>
-        <w:rPr>
-          <w:rFonts w:ascii="Consolas" w:hAnsi="Consolas"/>
-          <w:sz w:val="19"/>
-        </w:rPr>
-      </w:pPr>
-      <w:r>
-        <w:rPr>
-          <w:rFonts w:ascii="Consolas" w:hAnsi="Consolas"/>
-          <w:sz w:val="19"/>
+        <w:shd w:val="clear" w:color="auto" w:fill="F3F3F3"/>
+        <w:spacing w:before="120" w:after="120" w:line="220" w:lineRule="auto"/>
+        <w:ind w:left="240"/>
+        <w:rPr>
+          <w:rFonts w:ascii="Cascadia Code" w:hAnsi="Cascadia Code" w:cs="Cascadia Code"/>
+          <w:color w:val="000000"/>
+          <w:sz w:val="18"/>
+        </w:rPr>
+      </w:pPr>
+      <w:r>
+        <w:rPr>
+          <w:rFonts w:ascii="Cascadia Code" w:hAnsi="Cascadia Code" w:cs="Cascadia Code"/>
+          <w:color w:val="000000"/>
+          <w:sz w:val="18"/>
         </w:rPr>
         <w:t xml:space="preserve">convert.bat </w:t>
       </w:r>
       <w:r>
         <w:rPr>
-          <w:rFonts w:ascii="Consolas" w:hAnsi="Consolas"/>
-          <w:sz w:val="19"/>
+          <w:rFonts w:ascii="Cascadia Code" w:hAnsi="Cascadia Code" w:cs="Cascadia Code"/>
+          <w:color w:val="000000"/>
+          <w:sz w:val="18"/>
         </w:rPr>
         <w:t>を実行すると</w:t>
       </w:r>
       <w:r>
         <w:rPr>
-          <w:rFonts w:ascii="Consolas" w:hAnsi="Consolas"/>
-          <w:sz w:val="19"/>
+          <w:rFonts w:ascii="Cascadia Code" w:hAnsi="Cascadia Code" w:cs="Cascadia Code"/>
+          <w:color w:val="000000"/>
+          <w:sz w:val="18"/>
         </w:rPr>
         <w:t>HTML</w:t>
       </w:r>
       <w:r>
         <w:rPr>
-          <w:rFonts w:ascii="Consolas" w:hAnsi="Consolas"/>
-          <w:sz w:val="19"/>
+          <w:rFonts w:ascii="Cascadia Code" w:hAnsi="Cascadia Code" w:cs="Cascadia Code"/>
+          <w:color w:val="000000"/>
+          <w:sz w:val="18"/>
         </w:rPr>
         <w:t>と</w:t>
       </w:r>
       <w:r>
         <w:rPr>
-          <w:rFonts w:ascii="Consolas" w:hAnsi="Consolas"/>
-          <w:sz w:val="19"/>
+          <w:rFonts w:ascii="Cascadia Code" w:hAnsi="Cascadia Code" w:cs="Cascadia Code"/>
+          <w:color w:val="000000"/>
+          <w:sz w:val="18"/>
         </w:rPr>
         <w:t>PDF</w:t>
       </w:r>
       <w:r>
         <w:rPr>
-          <w:rFonts w:ascii="Consolas" w:hAnsi="Consolas"/>
-          <w:sz w:val="19"/>
+          <w:rFonts w:ascii="Cascadia Code" w:hAnsi="Cascadia Code" w:cs="Cascadia Code"/>
+          <w:color w:val="000000"/>
+          <w:sz w:val="18"/>
         </w:rPr>
         <w:t>変換に変換します</w:t>
       </w:r>
     </w:p>
     <w:p>
       <w:pPr>
-        <w:spacing w:after="120" w:line="200" w:lineRule="auto"/>
-        <w:rPr>
-          <w:rFonts w:ascii="Consolas" w:hAnsi="Consolas"/>
-          <w:sz w:val="19"/>
-        </w:rPr>
-      </w:pPr>
-      <w:r>
-        <w:rPr>
-          <w:rFonts w:ascii="Consolas" w:hAnsi="Consolas"/>
-          <w:sz w:val="19"/>
+        <w:shd w:val="clear" w:color="auto" w:fill="F3F3F3"/>
+        <w:spacing w:before="120" w:after="120" w:line="220" w:lineRule="auto"/>
+        <w:ind w:left="240"/>
+        <w:rPr>
+          <w:rFonts w:ascii="Cascadia Code" w:hAnsi="Cascadia Code" w:cs="Cascadia Code"/>
+          <w:color w:val="000000"/>
+          <w:sz w:val="18"/>
+        </w:rPr>
+      </w:pPr>
+      <w:r>
+        <w:rPr>
+          <w:rFonts w:ascii="Cascadia Code" w:hAnsi="Cascadia Code" w:cs="Cascadia Code"/>
+          <w:color w:val="000000"/>
+          <w:sz w:val="18"/>
         </w:rPr>
         <w:t>~Jenkins</w:t>
       </w:r>
       <w:r>
         <w:rPr>
-          <w:rFonts w:ascii="Consolas" w:hAnsi="Consolas"/>
-          <w:sz w:val="19"/>
+          <w:rFonts w:ascii="Cascadia Code" w:hAnsi="Cascadia Code" w:cs="Cascadia Code"/>
+          <w:color w:val="000000"/>
+          <w:sz w:val="18"/>
         </w:rPr>
         <w:t>の</w:t>
       </w:r>
       <w:r>
         <w:rPr>
-          <w:rFonts w:ascii="Consolas" w:hAnsi="Consolas"/>
-          <w:sz w:val="19"/>
+          <w:rFonts w:ascii="Cascadia Code" w:hAnsi="Cascadia Code" w:cs="Cascadia Code"/>
+          <w:color w:val="000000"/>
+          <w:sz w:val="18"/>
         </w:rPr>
         <w:t>JOB</w:t>
       </w:r>
       <w:r>
         <w:rPr>
-          <w:rFonts w:ascii="Consolas" w:hAnsi="Consolas"/>
-          <w:sz w:val="19"/>
+          <w:rFonts w:ascii="Cascadia Code" w:hAnsi="Cascadia Code" w:cs="Cascadia Code"/>
+          <w:color w:val="000000"/>
+          <w:sz w:val="18"/>
         </w:rPr>
         <w:t>でも</w:t>
       </w:r>
       <w:r>
         <w:rPr>
-          <w:rFonts w:ascii="Consolas" w:hAnsi="Consolas"/>
-          <w:sz w:val="19"/>
+          <w:rFonts w:ascii="Cascadia Code" w:hAnsi="Cascadia Code" w:cs="Cascadia Code"/>
+          <w:color w:val="000000"/>
+          <w:sz w:val="18"/>
         </w:rPr>
         <w:t>convert.bat</w:t>
       </w:r>
       <w:r>
         <w:rPr>
-          <w:rFonts w:ascii="Consolas" w:hAnsi="Consolas"/>
-          <w:sz w:val="19"/>
+          <w:rFonts w:ascii="Cascadia Code" w:hAnsi="Cascadia Code" w:cs="Cascadia Code"/>
+          <w:color w:val="000000"/>
+          <w:sz w:val="18"/>
         </w:rPr>
         <w:t>を呼び出して</w:t>
       </w:r>
       <w:r>
         <w:rPr>
-          <w:rFonts w:ascii="Consolas" w:hAnsi="Consolas"/>
-          <w:sz w:val="19"/>
+          <w:rFonts w:ascii="Cascadia Code" w:hAnsi="Cascadia Code" w:cs="Cascadia Code"/>
+          <w:color w:val="000000"/>
+          <w:sz w:val="18"/>
         </w:rPr>
         <w:t>HTML,PDF</w:t>
       </w:r>
       <w:r>
         <w:rPr>
-          <w:rFonts w:ascii="Consolas" w:hAnsi="Consolas"/>
-          <w:sz w:val="19"/>
+          <w:rFonts w:ascii="Cascadia Code" w:hAnsi="Cascadia Code" w:cs="Cascadia Code"/>
+          <w:color w:val="000000"/>
+          <w:sz w:val="18"/>
         </w:rPr>
         <w:t>変換をするようにしました。</w:t>
       </w:r>
       <w:r>
         <w:rPr>
-          <w:rFonts w:ascii="Consolas" w:hAnsi="Consolas"/>
-          <w:sz w:val="19"/>
+          <w:rFonts w:ascii="Cascadia Code" w:hAnsi="Cascadia Code" w:cs="Cascadia Code"/>
+          <w:color w:val="000000"/>
+          <w:sz w:val="18"/>
         </w:rPr>
         <w:t>~</w:t>
       </w:r>
     </w:p>
     <w:p>
       <w:pPr>
-        <w:spacing w:after="120" w:line="200" w:lineRule="auto"/>
-        <w:rPr>
-          <w:rFonts w:ascii="Consolas" w:hAnsi="Consolas"/>
-          <w:sz w:val="19"/>
-        </w:rPr>
-      </w:pPr>
-    </w:p>
-    <w:p>
-      <w:pPr>
-        <w:spacing w:after="120" w:line="200" w:lineRule="auto"/>
-        <w:rPr>
-          <w:rFonts w:ascii="Consolas" w:hAnsi="Consolas"/>
-          <w:sz w:val="19"/>
-        </w:rPr>
-      </w:pPr>
-      <w:r>
-        <w:rPr>
-          <w:rFonts w:ascii="Consolas" w:hAnsi="Consolas"/>
-          <w:sz w:val="19"/>
+        <w:shd w:val="clear" w:color="auto" w:fill="F3F3F3"/>
+        <w:spacing w:before="120" w:after="120" w:line="220" w:lineRule="auto"/>
+        <w:ind w:left="240"/>
+        <w:rPr>
+          <w:rFonts w:ascii="Cascadia Code" w:hAnsi="Cascadia Code" w:cs="Cascadia Code"/>
+          <w:color w:val="000000"/>
+          <w:sz w:val="18"/>
+        </w:rPr>
+      </w:pPr>
+    </w:p>
+    <w:p>
+      <w:pPr>
+        <w:shd w:val="clear" w:color="auto" w:fill="F3F3F3"/>
+        <w:spacing w:before="120" w:after="120" w:line="220" w:lineRule="auto"/>
+        <w:ind w:left="240"/>
+        <w:rPr>
+          <w:rFonts w:ascii="Cascadia Code" w:hAnsi="Cascadia Code" w:cs="Cascadia Code"/>
+          <w:color w:val="000000"/>
+          <w:sz w:val="18"/>
+        </w:rPr>
+      </w:pPr>
+      <w:r>
+        <w:rPr>
+          <w:rFonts w:ascii="Cascadia Code" w:hAnsi="Cascadia Code" w:cs="Cascadia Code"/>
+          <w:color w:val="000000"/>
+          <w:sz w:val="18"/>
         </w:rPr>
         <w:t>.</w:t>
       </w:r>
       <w:r>
         <w:rPr>
-          <w:rFonts w:ascii="Consolas" w:hAnsi="Consolas"/>
-          <w:sz w:val="19"/>
+          <w:rFonts w:ascii="Cascadia Code" w:hAnsi="Cascadia Code" w:cs="Cascadia Code"/>
+          <w:color w:val="000000"/>
+          <w:sz w:val="18"/>
         </w:rPr>
         <w:t>変換バッチファイル</w:t>
       </w:r>
       <w:r>
         <w:rPr>
-          <w:rFonts w:ascii="Consolas" w:hAnsi="Consolas"/>
-          <w:sz w:val="19"/>
+          <w:rFonts w:ascii="Cascadia Code" w:hAnsi="Cascadia Code" w:cs="Cascadia Code"/>
+          <w:color w:val="000000"/>
+          <w:sz w:val="18"/>
         </w:rPr>
         <w:t xml:space="preserve"> convert.bat</w:t>
       </w:r>
     </w:p>
     <w:p>
       <w:pPr>
-        <w:spacing w:after="120" w:line="200" w:lineRule="auto"/>
-        <w:rPr>
-          <w:rFonts w:ascii="Consolas" w:hAnsi="Consolas"/>
-          <w:sz w:val="19"/>
-        </w:rPr>
-      </w:pPr>
-      <w:r>
-        <w:rPr>
-          <w:rFonts w:ascii="Consolas" w:hAnsi="Consolas"/>
-          <w:sz w:val="19"/>
+        <w:shd w:val="clear" w:color="auto" w:fill="F3F3F3"/>
+        <w:spacing w:before="120" w:after="120" w:line="220" w:lineRule="auto"/>
+        <w:ind w:left="240"/>
+        <w:rPr>
+          <w:rFonts w:ascii="Cascadia Code" w:hAnsi="Cascadia Code" w:cs="Cascadia Code"/>
+          <w:color w:val="000000"/>
+          <w:sz w:val="18"/>
+        </w:rPr>
+      </w:pPr>
+      <w:r>
+        <w:rPr>
+          <w:rFonts w:ascii="Cascadia Code" w:hAnsi="Cascadia Code" w:cs="Cascadia Code"/>
+          <w:color w:val="000000"/>
+          <w:sz w:val="18"/>
         </w:rPr>
         <w:t>[source,,indent=1]</w:t>
       </w:r>
     </w:p>
     <w:p>
       <w:pPr>
-        <w:spacing w:after="120" w:line="200" w:lineRule="auto"/>
-        <w:rPr>
-          <w:rFonts w:ascii="Consolas" w:hAnsi="Consolas"/>
-          <w:sz w:val="19"/>
-        </w:rPr>
-      </w:pPr>
-      <w:r>
-        <w:rPr>
-          <w:rFonts w:ascii="Consolas" w:hAnsi="Consolas"/>
-          <w:sz w:val="19"/>
+        <w:shd w:val="clear" w:color="auto" w:fill="F3F3F3"/>
+        <w:spacing w:before="120" w:after="120" w:line="220" w:lineRule="auto"/>
+        <w:ind w:left="240"/>
+        <w:rPr>
+          <w:rFonts w:ascii="Cascadia Code" w:hAnsi="Cascadia Code" w:cs="Cascadia Code"/>
+          <w:color w:val="000000"/>
+          <w:sz w:val="18"/>
+        </w:rPr>
+      </w:pPr>
+      <w:r>
+        <w:rPr>
+          <w:rFonts w:ascii="Cascadia Code" w:hAnsi="Cascadia Code" w:cs="Cascadia Code"/>
+          <w:color w:val="000000"/>
+          <w:sz w:val="18"/>
         </w:rPr>
         <w:t>----</w:t>
       </w:r>
     </w:p>
     <w:p>
       <w:pPr>
-        <w:spacing w:after="120" w:line="200" w:lineRule="auto"/>
-        <w:rPr>
-          <w:rFonts w:ascii="Consolas" w:hAnsi="Consolas"/>
-          <w:sz w:val="19"/>
-        </w:rPr>
-      </w:pPr>
-      <w:r>
-        <w:rPr>
-          <w:rFonts w:ascii="Consolas" w:hAnsi="Consolas"/>
-          <w:sz w:val="19"/>
+        <w:shd w:val="clear" w:color="auto" w:fill="F3F3F3"/>
+        <w:spacing w:before="120" w:after="120" w:line="220" w:lineRule="auto"/>
+        <w:ind w:left="240"/>
+        <w:rPr>
+          <w:rFonts w:ascii="Cascadia Code" w:hAnsi="Cascadia Code" w:cs="Cascadia Code"/>
+          <w:color w:val="000000"/>
+          <w:sz w:val="18"/>
+        </w:rPr>
+      </w:pPr>
+      <w:r>
+        <w:rPr>
+          <w:rFonts w:ascii="Cascadia Code" w:hAnsi="Cascadia Code" w:cs="Cascadia Code"/>
+          <w:color w:val="000000"/>
+          <w:sz w:val="18"/>
         </w:rPr>
         <w:t>include::convert.bat[]</w:t>
       </w:r>
     </w:p>
     <w:p>
       <w:pPr>
-        <w:spacing w:after="120" w:line="200" w:lineRule="auto"/>
-        <w:rPr>
-          <w:rFonts w:ascii="Consolas" w:hAnsi="Consolas"/>
-          <w:sz w:val="19"/>
-        </w:rPr>
-      </w:pPr>
-      <w:r>
-        <w:rPr>
-          <w:rFonts w:ascii="Consolas" w:hAnsi="Consolas"/>
-          <w:sz w:val="19"/>
+        <w:shd w:val="clear" w:color="auto" w:fill="F3F3F3"/>
+        <w:spacing w:before="120" w:after="120" w:line="220" w:lineRule="auto"/>
+        <w:ind w:left="240"/>
+        <w:rPr>
+          <w:rFonts w:ascii="Cascadia Code" w:hAnsi="Cascadia Code" w:cs="Cascadia Code"/>
+          <w:color w:val="000000"/>
+          <w:sz w:val="18"/>
+        </w:rPr>
+      </w:pPr>
+      <w:r>
+        <w:rPr>
+          <w:rFonts w:ascii="Cascadia Code" w:hAnsi="Cascadia Code" w:cs="Cascadia Code"/>
+          <w:color w:val="000000"/>
+          <w:sz w:val="18"/>
         </w:rPr>
         <w:t>----</w:t>
       </w:r>
     </w:p>
     <w:p>
       <w:pPr>
-        <w:spacing w:after="120" w:line="200" w:lineRule="auto"/>
-        <w:rPr>
-          <w:rFonts w:ascii="Consolas" w:hAnsi="Consolas"/>
-          <w:sz w:val="19"/>
-        </w:rPr>
-      </w:pPr>
-    </w:p>
-    <w:p>
-      <w:pPr>
-        <w:spacing w:after="120" w:line="200" w:lineRule="auto"/>
-        <w:rPr>
-          <w:rFonts w:ascii="Consolas" w:hAnsi="Consolas"/>
-          <w:sz w:val="19"/>
-        </w:rPr>
-      </w:pPr>
-      <w:r>
-        <w:rPr>
-          <w:rFonts w:ascii="Consolas" w:hAnsi="Consolas"/>
-          <w:sz w:val="19"/>
+        <w:shd w:val="clear" w:color="auto" w:fill="F3F3F3"/>
+        <w:spacing w:before="120" w:after="120" w:line="220" w:lineRule="auto"/>
+        <w:ind w:left="240"/>
+        <w:rPr>
+          <w:rFonts w:ascii="Cascadia Code" w:hAnsi="Cascadia Code" w:cs="Cascadia Code"/>
+          <w:color w:val="000000"/>
+          <w:sz w:val="18"/>
+        </w:rPr>
+      </w:pPr>
+    </w:p>
+    <w:p>
+      <w:pPr>
+        <w:shd w:val="clear" w:color="auto" w:fill="F3F3F3"/>
+        <w:spacing w:before="120" w:after="120" w:line="220" w:lineRule="auto"/>
+        <w:ind w:left="240"/>
+        <w:rPr>
+          <w:rFonts w:ascii="Cascadia Code" w:hAnsi="Cascadia Code" w:cs="Cascadia Code"/>
+          <w:color w:val="000000"/>
+          <w:sz w:val="18"/>
+        </w:rPr>
+      </w:pPr>
+      <w:r>
+        <w:rPr>
+          <w:rFonts w:ascii="Cascadia Code" w:hAnsi="Cascadia Code" w:cs="Cascadia Code"/>
+          <w:color w:val="000000"/>
+          <w:sz w:val="18"/>
         </w:rPr>
         <w:t xml:space="preserve">== </w:t>
       </w:r>
       <w:r>
         <w:rPr>
-          <w:rFonts w:ascii="Consolas" w:hAnsi="Consolas"/>
-          <w:sz w:val="19"/>
+          <w:rFonts w:ascii="Cascadia Code" w:hAnsi="Cascadia Code" w:cs="Cascadia Code"/>
+          <w:color w:val="000000"/>
+          <w:sz w:val="18"/>
         </w:rPr>
         <w:t>表紙</w:t>
       </w:r>
     </w:p>
     <w:p>
       <w:pPr>
-        <w:spacing w:after="120" w:line="200" w:lineRule="auto"/>
-        <w:rPr>
-          <w:rFonts w:ascii="Consolas" w:hAnsi="Consolas"/>
-          <w:sz w:val="19"/>
-        </w:rPr>
-      </w:pPr>
-      <w:r>
-        <w:rPr>
-          <w:rFonts w:ascii="Consolas" w:hAnsi="Consolas"/>
-          <w:sz w:val="19"/>
+        <w:shd w:val="clear" w:color="auto" w:fill="F3F3F3"/>
+        <w:spacing w:before="120" w:after="120" w:line="220" w:lineRule="auto"/>
+        <w:ind w:left="240"/>
+        <w:rPr>
+          <w:rFonts w:ascii="Cascadia Code" w:hAnsi="Cascadia Code" w:cs="Cascadia Code"/>
+          <w:color w:val="000000"/>
+          <w:sz w:val="18"/>
+        </w:rPr>
+      </w:pPr>
+      <w:r>
+        <w:rPr>
+          <w:rFonts w:ascii="Cascadia Code" w:hAnsi="Cascadia Code" w:cs="Cascadia Code"/>
+          <w:color w:val="000000"/>
+          <w:sz w:val="18"/>
         </w:rPr>
         <w:lastRenderedPageBreak/>
         <w:t xml:space="preserve">  ASCIIDOC</w:t>
       </w:r>
       <w:r>
         <w:rPr>
-          <w:rFonts w:ascii="Consolas" w:hAnsi="Consolas"/>
-          <w:sz w:val="19"/>
+          <w:rFonts w:ascii="Cascadia Code" w:hAnsi="Cascadia Code" w:cs="Cascadia Code"/>
+          <w:color w:val="000000"/>
+          <w:sz w:val="18"/>
         </w:rPr>
         <w:t>の表紙機能は貧弱で、たいていのプロジェクトは表紙だけは凝っていることが多いので、表紙については</w:t>
       </w:r>
       <w:r>
         <w:rPr>
-          <w:rFonts w:ascii="Consolas" w:hAnsi="Consolas"/>
-          <w:sz w:val="19"/>
+          <w:rFonts w:ascii="Cascadia Code" w:hAnsi="Cascadia Code" w:cs="Cascadia Code"/>
+          <w:color w:val="000000"/>
+          <w:sz w:val="18"/>
         </w:rPr>
         <w:t>WORD</w:t>
       </w:r>
       <w:r>
         <w:rPr>
-          <w:rFonts w:ascii="Consolas" w:hAnsi="Consolas"/>
-          <w:sz w:val="19"/>
+          <w:rFonts w:ascii="Cascadia Code" w:hAnsi="Cascadia Code" w:cs="Cascadia Code"/>
+          <w:color w:val="000000"/>
+          <w:sz w:val="18"/>
         </w:rPr>
         <w:t>で編集した物を</w:t>
       </w:r>
       <w:r>
         <w:rPr>
-          <w:rFonts w:ascii="Consolas" w:hAnsi="Consolas"/>
-          <w:sz w:val="19"/>
+          <w:rFonts w:ascii="Cascadia Code" w:hAnsi="Cascadia Code" w:cs="Cascadia Code"/>
+          <w:color w:val="000000"/>
+          <w:sz w:val="18"/>
         </w:rPr>
         <w:t>PDF</w:t>
       </w:r>
       <w:r>
         <w:rPr>
-          <w:rFonts w:ascii="Consolas" w:hAnsi="Consolas"/>
-          <w:sz w:val="19"/>
+          <w:rFonts w:ascii="Cascadia Code" w:hAnsi="Cascadia Code" w:cs="Cascadia Code"/>
+          <w:color w:val="000000"/>
+          <w:sz w:val="18"/>
         </w:rPr>
         <w:t>変換して結合するようにしました。</w:t>
       </w:r>
     </w:p>
     <w:p>
       <w:pPr>
-        <w:spacing w:after="120" w:line="200" w:lineRule="auto"/>
-        <w:rPr>
-          <w:rFonts w:ascii="Consolas" w:hAnsi="Consolas"/>
-          <w:sz w:val="19"/>
-        </w:rPr>
-      </w:pPr>
-      <w:r>
-        <w:rPr>
-          <w:rFonts w:ascii="Consolas" w:hAnsi="Consolas"/>
-          <w:sz w:val="19"/>
+        <w:shd w:val="clear" w:color="auto" w:fill="F3F3F3"/>
+        <w:spacing w:before="120" w:after="120" w:line="220" w:lineRule="auto"/>
+        <w:ind w:left="240"/>
+        <w:rPr>
+          <w:rFonts w:ascii="Cascadia Code" w:hAnsi="Cascadia Code" w:cs="Cascadia Code"/>
+          <w:color w:val="000000"/>
+          <w:sz w:val="18"/>
+        </w:rPr>
+      </w:pPr>
+      <w:r>
+        <w:rPr>
+          <w:rFonts w:ascii="Cascadia Code" w:hAnsi="Cascadia Code" w:cs="Cascadia Code"/>
+          <w:color w:val="000000"/>
+          <w:sz w:val="18"/>
         </w:rPr>
         <w:t xml:space="preserve">  conver\cover_page.docx</w:t>
       </w:r>
     </w:p>
     <w:p>
       <w:pPr>
-        <w:spacing w:after="120" w:line="200" w:lineRule="auto"/>
-        <w:rPr>
-          <w:rFonts w:ascii="Consolas" w:hAnsi="Consolas"/>
-          <w:sz w:val="19"/>
-        </w:rPr>
-      </w:pPr>
-      <w:r>
-        <w:rPr>
-          <w:rFonts w:ascii="Consolas" w:hAnsi="Consolas"/>
-          <w:sz w:val="19"/>
+        <w:shd w:val="clear" w:color="auto" w:fill="F3F3F3"/>
+        <w:spacing w:before="120" w:after="120" w:line="220" w:lineRule="auto"/>
+        <w:ind w:left="240"/>
+        <w:rPr>
+          <w:rFonts w:ascii="Cascadia Code" w:hAnsi="Cascadia Code" w:cs="Cascadia Code"/>
+          <w:color w:val="000000"/>
+          <w:sz w:val="18"/>
+        </w:rPr>
+      </w:pPr>
+      <w:r>
+        <w:rPr>
+          <w:rFonts w:ascii="Cascadia Code" w:hAnsi="Cascadia Code" w:cs="Cascadia Code"/>
+          <w:color w:val="000000"/>
+          <w:sz w:val="18"/>
         </w:rPr>
         <w:t xml:space="preserve">  </w:t>
       </w:r>
       <w:r>
         <w:rPr>
-          <w:rFonts w:ascii="Consolas" w:hAnsi="Consolas"/>
-          <w:sz w:val="19"/>
+          <w:rFonts w:ascii="Cascadia Code" w:hAnsi="Cascadia Code" w:cs="Cascadia Code"/>
+          <w:color w:val="000000"/>
+          <w:sz w:val="18"/>
         </w:rPr>
         <w:t>を各プロジェクト等の体裁に合わせて編集してください。</w:t>
       </w:r>
     </w:p>
     <w:p>
       <w:pPr>
-        <w:spacing w:after="120" w:line="200" w:lineRule="auto"/>
-        <w:rPr>
-          <w:rFonts w:ascii="Consolas" w:hAnsi="Consolas"/>
-          <w:sz w:val="19"/>
-        </w:rPr>
-      </w:pPr>
-      <w:r>
-        <w:rPr>
-          <w:rFonts w:ascii="Consolas" w:hAnsi="Consolas"/>
-          <w:sz w:val="19"/>
+        <w:shd w:val="clear" w:color="auto" w:fill="F3F3F3"/>
+        <w:spacing w:before="120" w:after="120" w:line="220" w:lineRule="auto"/>
+        <w:ind w:left="240"/>
+        <w:rPr>
+          <w:rFonts w:ascii="Cascadia Code" w:hAnsi="Cascadia Code" w:cs="Cascadia Code"/>
+          <w:color w:val="000000"/>
+          <w:sz w:val="18"/>
+        </w:rPr>
+      </w:pPr>
+      <w:r>
+        <w:rPr>
+          <w:rFonts w:ascii="Cascadia Code" w:hAnsi="Cascadia Code" w:cs="Cascadia Code"/>
+          <w:color w:val="000000"/>
+          <w:sz w:val="18"/>
         </w:rPr>
         <w:t xml:space="preserve">  convert.bat</w:t>
       </w:r>
       <w:r>
         <w:rPr>
-          <w:rFonts w:ascii="Consolas" w:hAnsi="Consolas"/>
-          <w:sz w:val="19"/>
+          <w:rFonts w:ascii="Cascadia Code" w:hAnsi="Cascadia Code" w:cs="Cascadia Code"/>
+          <w:color w:val="000000"/>
+          <w:sz w:val="18"/>
         </w:rPr>
         <w:t>の中で</w:t>
       </w:r>
       <w:r>
         <w:rPr>
-          <w:rFonts w:ascii="Consolas" w:hAnsi="Consolas"/>
-          <w:sz w:val="19"/>
+          <w:rFonts w:ascii="Cascadia Code" w:hAnsi="Cascadia Code" w:cs="Cascadia Code"/>
+          <w:color w:val="000000"/>
+          <w:sz w:val="18"/>
         </w:rPr>
         <w:t>WORD</w:t>
       </w:r>
       <w:r>
         <w:rPr>
-          <w:rFonts w:ascii="Consolas" w:hAnsi="Consolas"/>
-          <w:sz w:val="19"/>
+          <w:rFonts w:ascii="Cascadia Code" w:hAnsi="Cascadia Code" w:cs="Cascadia Code"/>
+          <w:color w:val="000000"/>
+          <w:sz w:val="18"/>
         </w:rPr>
         <w:t>を</w:t>
       </w:r>
       <w:r>
         <w:rPr>
-          <w:rFonts w:ascii="Consolas" w:hAnsi="Consolas"/>
-          <w:sz w:val="19"/>
+          <w:rFonts w:ascii="Cascadia Code" w:hAnsi="Cascadia Code" w:cs="Cascadia Code"/>
+          <w:color w:val="000000"/>
+          <w:sz w:val="18"/>
         </w:rPr>
         <w:t>PDF</w:t>
       </w:r>
       <w:r>
         <w:rPr>
-          <w:rFonts w:ascii="Consolas" w:hAnsi="Consolas"/>
-          <w:sz w:val="19"/>
+          <w:rFonts w:ascii="Cascadia Code" w:hAnsi="Cascadia Code" w:cs="Cascadia Code"/>
+          <w:color w:val="000000"/>
+          <w:sz w:val="18"/>
         </w:rPr>
         <w:t>に変換して</w:t>
       </w:r>
       <w:r>
         <w:rPr>
-          <w:rFonts w:ascii="Consolas" w:hAnsi="Consolas"/>
-          <w:sz w:val="19"/>
+          <w:rFonts w:ascii="Cascadia Code" w:hAnsi="Cascadia Code" w:cs="Cascadia Code"/>
+          <w:color w:val="000000"/>
+          <w:sz w:val="18"/>
         </w:rPr>
         <w:t>PDF</w:t>
       </w:r>
       <w:r>
         <w:rPr>
-          <w:rFonts w:ascii="Consolas" w:hAnsi="Consolas"/>
-          <w:sz w:val="19"/>
+          <w:rFonts w:ascii="Cascadia Code" w:hAnsi="Cascadia Code" w:cs="Cascadia Code"/>
+          <w:color w:val="000000"/>
+          <w:sz w:val="18"/>
         </w:rPr>
         <w:t>へ結合するようにしてあります。</w:t>
       </w:r>
     </w:p>
     <w:p>
       <w:pPr>
-        <w:spacing w:after="120" w:line="200" w:lineRule="auto"/>
-        <w:rPr>
-          <w:rFonts w:ascii="Consolas" w:hAnsi="Consolas"/>
-          <w:sz w:val="19"/>
-        </w:rPr>
-      </w:pPr>
-    </w:p>
-    <w:p>
-      <w:pPr>
-        <w:spacing w:after="120" w:line="200" w:lineRule="auto"/>
-        <w:rPr>
-          <w:rFonts w:ascii="Consolas" w:hAnsi="Consolas"/>
-          <w:sz w:val="19"/>
-        </w:rPr>
-      </w:pPr>
-    </w:p>
-    <w:p>
-      <w:pPr>
-        <w:spacing w:after="120" w:line="200" w:lineRule="auto"/>
-        <w:rPr>
-          <w:rFonts w:ascii="Consolas" w:hAnsi="Consolas"/>
-          <w:sz w:val="19"/>
-        </w:rPr>
-      </w:pPr>
-      <w:r>
-        <w:rPr>
-          <w:rFonts w:ascii="Consolas" w:hAnsi="Consolas"/>
-          <w:sz w:val="19"/>
+        <w:shd w:val="clear" w:color="auto" w:fill="F3F3F3"/>
+        <w:spacing w:before="120" w:after="120" w:line="220" w:lineRule="auto"/>
+        <w:ind w:left="240"/>
+        <w:rPr>
+          <w:rFonts w:ascii="Cascadia Code" w:hAnsi="Cascadia Code" w:cs="Cascadia Code"/>
+          <w:color w:val="000000"/>
+          <w:sz w:val="18"/>
+        </w:rPr>
+      </w:pPr>
+    </w:p>
+    <w:p>
+      <w:pPr>
+        <w:shd w:val="clear" w:color="auto" w:fill="F3F3F3"/>
+        <w:spacing w:before="120" w:after="120" w:line="220" w:lineRule="auto"/>
+        <w:ind w:left="240"/>
+        <w:rPr>
+          <w:rFonts w:ascii="Cascadia Code" w:hAnsi="Cascadia Code" w:cs="Cascadia Code"/>
+          <w:color w:val="000000"/>
+          <w:sz w:val="18"/>
+        </w:rPr>
+      </w:pPr>
+    </w:p>
+    <w:p>
+      <w:pPr>
+        <w:shd w:val="clear" w:color="auto" w:fill="F3F3F3"/>
+        <w:spacing w:before="120" w:after="120" w:line="220" w:lineRule="auto"/>
+        <w:ind w:left="240"/>
+        <w:rPr>
+          <w:rFonts w:ascii="Cascadia Code" w:hAnsi="Cascadia Code" w:cs="Cascadia Code"/>
+          <w:color w:val="000000"/>
+          <w:sz w:val="18"/>
+        </w:rPr>
+      </w:pPr>
+      <w:r>
+        <w:rPr>
+          <w:rFonts w:ascii="Cascadia Code" w:hAnsi="Cascadia Code" w:cs="Cascadia Code"/>
+          <w:color w:val="000000"/>
+          <w:sz w:val="18"/>
         </w:rPr>
         <w:t xml:space="preserve">== </w:t>
       </w:r>
       <w:r>
         <w:rPr>
-          <w:rFonts w:ascii="Consolas" w:hAnsi="Consolas"/>
-          <w:sz w:val="19"/>
+          <w:rFonts w:ascii="Cascadia Code" w:hAnsi="Cascadia Code" w:cs="Cascadia Code"/>
+          <w:color w:val="000000"/>
+          <w:sz w:val="18"/>
         </w:rPr>
         <w:t>リファレンスサンプル</w:t>
       </w:r>
     </w:p>
     <w:p>
       <w:pPr>
-        <w:spacing w:after="120" w:line="200" w:lineRule="auto"/>
-        <w:rPr>
-          <w:rFonts w:ascii="Consolas" w:hAnsi="Consolas"/>
-          <w:sz w:val="19"/>
-        </w:rPr>
-      </w:pPr>
-      <w:r>
-        <w:rPr>
-          <w:rFonts w:ascii="Consolas" w:hAnsi="Consolas" w:hint="eastAsia"/>
-          <w:sz w:val="19"/>
+        <w:shd w:val="clear" w:color="auto" w:fill="F3F3F3"/>
+        <w:spacing w:before="120" w:after="120" w:line="220" w:lineRule="auto"/>
+        <w:ind w:left="240"/>
+        <w:rPr>
+          <w:rFonts w:ascii="Cascadia Code" w:hAnsi="Cascadia Code" w:cs="Cascadia Code"/>
+          <w:color w:val="000000"/>
+          <w:sz w:val="18"/>
+        </w:rPr>
+      </w:pPr>
+      <w:r>
+        <w:rPr>
+          <w:rFonts w:ascii="Cascadia Code" w:hAnsi="Cascadia Code" w:cs="Cascadia Code" w:hint="eastAsia"/>
+          <w:color w:val="000000"/>
+          <w:sz w:val="18"/>
         </w:rPr>
         <w:t>このドキュメントのソースコードを参照して下さい</w:t>
       </w:r>
     </w:p>
     <w:p>
       <w:pPr>
-        <w:spacing w:after="120" w:line="200" w:lineRule="auto"/>
-        <w:rPr>
-          <w:rFonts w:ascii="Consolas" w:hAnsi="Consolas"/>
-          <w:sz w:val="19"/>
-        </w:rPr>
-      </w:pPr>
-    </w:p>
-    <w:p>
-      <w:pPr>
-        <w:spacing w:after="120" w:line="200" w:lineRule="auto"/>
-        <w:rPr>
-          <w:rFonts w:ascii="Consolas" w:hAnsi="Consolas"/>
-          <w:sz w:val="19"/>
-        </w:rPr>
-      </w:pPr>
-      <w:r>
-        <w:rPr>
-          <w:rFonts w:ascii="Consolas" w:hAnsi="Consolas"/>
-          <w:sz w:val="19"/>
+        <w:shd w:val="clear" w:color="auto" w:fill="F3F3F3"/>
+        <w:spacing w:before="120" w:after="120" w:line="220" w:lineRule="auto"/>
+        <w:ind w:left="240"/>
+        <w:rPr>
+          <w:rFonts w:ascii="Cascadia Code" w:hAnsi="Cascadia Code" w:cs="Cascadia Code"/>
+          <w:color w:val="000000"/>
+          <w:sz w:val="18"/>
+        </w:rPr>
+      </w:pPr>
+    </w:p>
+    <w:p>
+      <w:pPr>
+        <w:shd w:val="clear" w:color="auto" w:fill="F3F3F3"/>
+        <w:spacing w:before="120" w:after="120" w:line="220" w:lineRule="auto"/>
+        <w:ind w:left="240"/>
+        <w:rPr>
+          <w:rFonts w:ascii="Cascadia Code" w:hAnsi="Cascadia Code" w:cs="Cascadia Code"/>
+          <w:color w:val="000000"/>
+          <w:sz w:val="18"/>
+        </w:rPr>
+      </w:pPr>
+      <w:r>
+        <w:rPr>
+          <w:rFonts w:ascii="Cascadia Code" w:hAnsi="Cascadia Code" w:cs="Cascadia Code"/>
+          <w:color w:val="000000"/>
+          <w:sz w:val="18"/>
         </w:rPr>
         <w:t xml:space="preserve">=== </w:t>
       </w:r>
       <w:r>
         <w:rPr>
-          <w:rFonts w:ascii="Consolas" w:hAnsi="Consolas"/>
-          <w:sz w:val="19"/>
+          <w:rFonts w:ascii="Cascadia Code" w:hAnsi="Cascadia Code" w:cs="Cascadia Code"/>
+          <w:color w:val="000000"/>
+          <w:sz w:val="18"/>
         </w:rPr>
         <w:t>ドキュメント情報</w:t>
       </w:r>
     </w:p>
     <w:p>
       <w:pPr>
-        <w:spacing w:after="120" w:line="200" w:lineRule="auto"/>
-        <w:rPr>
-          <w:rFonts w:ascii="Consolas" w:hAnsi="Consolas"/>
-          <w:sz w:val="19"/>
-        </w:rPr>
-      </w:pPr>
-      <w:r>
-        <w:rPr>
-          <w:rFonts w:ascii="Consolas" w:hAnsi="Consolas" w:hint="eastAsia"/>
-          <w:sz w:val="19"/>
+        <w:shd w:val="clear" w:color="auto" w:fill="F3F3F3"/>
+        <w:spacing w:before="120" w:after="120" w:line="220" w:lineRule="auto"/>
+        <w:ind w:left="240"/>
+        <w:rPr>
+          <w:rFonts w:ascii="Cascadia Code" w:hAnsi="Cascadia Code" w:cs="Cascadia Code"/>
+          <w:color w:val="000000"/>
+          <w:sz w:val="18"/>
+        </w:rPr>
+      </w:pPr>
+      <w:r>
+        <w:rPr>
+          <w:rFonts w:ascii="Cascadia Code" w:hAnsi="Cascadia Code" w:cs="Cascadia Code" w:hint="eastAsia"/>
+          <w:color w:val="000000"/>
+          <w:sz w:val="18"/>
         </w:rPr>
         <w:t>表紙以外の</w:t>
       </w:r>
       <w:r>
         <w:rPr>
-          <w:rFonts w:ascii="Consolas" w:hAnsi="Consolas"/>
-          <w:sz w:val="19"/>
+          <w:rFonts w:ascii="Cascadia Code" w:hAnsi="Cascadia Code" w:cs="Cascadia Code"/>
+          <w:color w:val="000000"/>
+          <w:sz w:val="18"/>
         </w:rPr>
         <w:t>ASCIIDOC</w:t>
       </w:r>
       <w:r>
         <w:rPr>
-          <w:rFonts w:ascii="Consolas" w:hAnsi="Consolas"/>
-          <w:sz w:val="19"/>
+          <w:rFonts w:ascii="Cascadia Code" w:hAnsi="Cascadia Code" w:cs="Cascadia Code"/>
+          <w:color w:val="000000"/>
+          <w:sz w:val="18"/>
         </w:rPr>
         <w:t>本文部分で使用する情報は、</w:t>
       </w:r>
       <w:r>
         <w:rPr>
-          <w:rFonts w:ascii="Consolas" w:hAnsi="Consolas"/>
-          <w:sz w:val="19"/>
+          <w:rFonts w:ascii="Cascadia Code" w:hAnsi="Cascadia Code" w:cs="Cascadia Code"/>
+          <w:color w:val="000000"/>
+          <w:sz w:val="18"/>
         </w:rPr>
         <w:t>ADOC</w:t>
       </w:r>
       <w:r>
         <w:rPr>
-          <w:rFonts w:ascii="Consolas" w:hAnsi="Consolas"/>
-          <w:sz w:val="19"/>
+          <w:rFonts w:ascii="Cascadia Code" w:hAnsi="Cascadia Code" w:cs="Cascadia Code"/>
+          <w:color w:val="000000"/>
+          <w:sz w:val="18"/>
         </w:rPr>
         <w:t>のヘッダー部分に定義します。</w:t>
       </w:r>
     </w:p>
     <w:p>
       <w:pPr>
-        <w:spacing w:after="120" w:line="200" w:lineRule="auto"/>
-        <w:rPr>
-          <w:rFonts w:ascii="Consolas" w:hAnsi="Consolas"/>
-          <w:sz w:val="19"/>
-        </w:rPr>
-      </w:pPr>
-      <w:r>
-        <w:rPr>
-          <w:rFonts w:ascii="Consolas" w:hAnsi="Consolas" w:hint="eastAsia"/>
-          <w:sz w:val="19"/>
+        <w:shd w:val="clear" w:color="auto" w:fill="F3F3F3"/>
+        <w:spacing w:before="120" w:after="120" w:line="220" w:lineRule="auto"/>
+        <w:ind w:left="240"/>
+        <w:rPr>
+          <w:rFonts w:ascii="Cascadia Code" w:hAnsi="Cascadia Code" w:cs="Cascadia Code"/>
+          <w:color w:val="000000"/>
+          <w:sz w:val="18"/>
+        </w:rPr>
+      </w:pPr>
+      <w:r>
+        <w:rPr>
+          <w:rFonts w:ascii="Cascadia Code" w:hAnsi="Cascadia Code" w:cs="Cascadia Code" w:hint="eastAsia"/>
+          <w:color w:val="000000"/>
+          <w:sz w:val="18"/>
         </w:rPr>
         <w:t>以下のように定義してください。下記のサンプルでは改行していますが、改行には対応していないようです。</w:t>
       </w:r>
     </w:p>
     <w:p>
       <w:pPr>
-        <w:spacing w:after="120" w:line="200" w:lineRule="auto"/>
-        <w:rPr>
-          <w:rFonts w:ascii="Consolas" w:hAnsi="Consolas"/>
-          <w:sz w:val="19"/>
+        <w:shd w:val="clear" w:color="auto" w:fill="F3F3F3"/>
+        <w:spacing w:before="120" w:after="120" w:line="220" w:lineRule="auto"/>
+        <w:ind w:left="240"/>
+        <w:rPr>
+          <w:rFonts w:ascii="Cascadia Code" w:hAnsi="Cascadia Code" w:cs="Cascadia Code"/>
+          <w:color w:val="000000"/>
+          <w:sz w:val="18"/>
         </w:rPr>
       </w:pPr>
     </w:p>
@@ -3079,324 +3248,394 @@
     </w:p>
     <w:p>
       <w:pPr>
-        <w:spacing w:after="120" w:line="200" w:lineRule="auto"/>
-        <w:rPr>
-          <w:rFonts w:ascii="Consolas" w:hAnsi="Consolas"/>
-          <w:sz w:val="19"/>
-        </w:rPr>
-      </w:pPr>
-    </w:p>
-    <w:p>
-      <w:pPr>
-        <w:spacing w:after="120" w:line="200" w:lineRule="auto"/>
-        <w:rPr>
-          <w:rFonts w:ascii="Consolas" w:hAnsi="Consolas"/>
-          <w:sz w:val="19"/>
-        </w:rPr>
-      </w:pPr>
-      <w:r>
-        <w:rPr>
-          <w:rFonts w:ascii="Consolas" w:hAnsi="Consolas" w:hint="eastAsia"/>
-          <w:sz w:val="19"/>
+        <w:shd w:val="clear" w:color="auto" w:fill="F3F3F3"/>
+        <w:spacing w:before="120" w:after="120" w:line="220" w:lineRule="auto"/>
+        <w:ind w:left="240"/>
+        <w:rPr>
+          <w:rFonts w:ascii="Cascadia Code" w:hAnsi="Cascadia Code" w:cs="Cascadia Code"/>
+          <w:color w:val="000000"/>
+          <w:sz w:val="18"/>
+        </w:rPr>
+      </w:pPr>
+    </w:p>
+    <w:p>
+      <w:pPr>
+        <w:shd w:val="clear" w:color="auto" w:fill="F3F3F3"/>
+        <w:spacing w:before="120" w:after="120" w:line="220" w:lineRule="auto"/>
+        <w:ind w:left="240"/>
+        <w:rPr>
+          <w:rFonts w:ascii="Cascadia Code" w:hAnsi="Cascadia Code" w:cs="Cascadia Code"/>
+          <w:color w:val="000000"/>
+          <w:sz w:val="18"/>
+        </w:rPr>
+      </w:pPr>
+      <w:r>
+        <w:rPr>
+          <w:rFonts w:ascii="Cascadia Code" w:hAnsi="Cascadia Code" w:cs="Cascadia Code" w:hint="eastAsia"/>
+          <w:color w:val="000000"/>
+          <w:sz w:val="18"/>
         </w:rPr>
         <w:t>タイトルとサブタイトルはレベル</w:t>
       </w:r>
       <w:r>
         <w:rPr>
-          <w:rFonts w:ascii="Consolas" w:hAnsi="Consolas"/>
-          <w:sz w:val="19"/>
+          <w:rFonts w:ascii="Cascadia Code" w:hAnsi="Cascadia Code" w:cs="Cascadia Code"/>
+          <w:color w:val="000000"/>
+          <w:sz w:val="18"/>
         </w:rPr>
         <w:t>0</w:t>
       </w:r>
       <w:r>
         <w:rPr>
-          <w:rFonts w:ascii="Consolas" w:hAnsi="Consolas"/>
-          <w:sz w:val="19"/>
+          <w:rFonts w:ascii="Cascadia Code" w:hAnsi="Cascadia Code" w:cs="Cascadia Code"/>
+          <w:color w:val="000000"/>
+          <w:sz w:val="18"/>
         </w:rPr>
         <w:t>のタイトルが使われるようです</w:t>
       </w:r>
     </w:p>
     <w:p>
       <w:pPr>
-        <w:spacing w:after="120" w:line="200" w:lineRule="auto"/>
-        <w:rPr>
-          <w:rFonts w:ascii="Consolas" w:hAnsi="Consolas"/>
-          <w:sz w:val="19"/>
-        </w:rPr>
-      </w:pPr>
-      <w:r>
-        <w:rPr>
-          <w:rFonts w:ascii="Consolas" w:hAnsi="Consolas"/>
-          <w:sz w:val="19"/>
+        <w:shd w:val="clear" w:color="auto" w:fill="F3F3F3"/>
+        <w:spacing w:before="120" w:after="120" w:line="220" w:lineRule="auto"/>
+        <w:ind w:left="240"/>
+        <w:rPr>
+          <w:rFonts w:ascii="Cascadia Code" w:hAnsi="Cascadia Code" w:cs="Cascadia Code"/>
+          <w:color w:val="000000"/>
+          <w:sz w:val="18"/>
+        </w:rPr>
+      </w:pPr>
+      <w:r>
+        <w:rPr>
+          <w:rFonts w:ascii="Cascadia Code" w:hAnsi="Cascadia Code" w:cs="Cascadia Code"/>
+          <w:color w:val="000000"/>
+          <w:sz w:val="18"/>
         </w:rPr>
         <w:t>PDF</w:t>
       </w:r>
       <w:r>
         <w:rPr>
-          <w:rFonts w:ascii="Consolas" w:hAnsi="Consolas"/>
-          <w:sz w:val="19"/>
+          <w:rFonts w:ascii="Cascadia Code" w:hAnsi="Cascadia Code" w:cs="Cascadia Code"/>
+          <w:color w:val="000000"/>
+          <w:sz w:val="18"/>
         </w:rPr>
         <w:t>変換時はタイトルを出力しない代わりに</w:t>
       </w:r>
       <w:r>
         <w:rPr>
-          <w:rFonts w:ascii="Consolas" w:hAnsi="Consolas"/>
-          <w:sz w:val="19"/>
+          <w:rFonts w:ascii="Cascadia Code" w:hAnsi="Cascadia Code" w:cs="Cascadia Code"/>
+          <w:color w:val="000000"/>
+          <w:sz w:val="18"/>
         </w:rPr>
         <w:t>cover_page.doc</w:t>
       </w:r>
       <w:r>
         <w:rPr>
-          <w:rFonts w:ascii="Consolas" w:hAnsi="Consolas"/>
-          <w:sz w:val="19"/>
+          <w:rFonts w:ascii="Cascadia Code" w:hAnsi="Cascadia Code" w:cs="Cascadia Code"/>
+          <w:color w:val="000000"/>
+          <w:sz w:val="18"/>
         </w:rPr>
         <w:t>で置き換わりますので</w:t>
       </w:r>
       <w:r>
         <w:rPr>
-          <w:rFonts w:ascii="Consolas" w:hAnsi="Consolas"/>
-          <w:sz w:val="19"/>
+          <w:rFonts w:ascii="Cascadia Code" w:hAnsi="Cascadia Code" w:cs="Cascadia Code"/>
+          <w:color w:val="000000"/>
+          <w:sz w:val="18"/>
         </w:rPr>
         <w:t>&lt;&lt;</w:t>
       </w:r>
       <w:r>
         <w:rPr>
-          <w:rFonts w:ascii="Consolas" w:hAnsi="Consolas"/>
-          <w:sz w:val="19"/>
+          <w:rFonts w:ascii="Cascadia Code" w:hAnsi="Cascadia Code" w:cs="Cascadia Code"/>
+          <w:color w:val="000000"/>
+          <w:sz w:val="18"/>
         </w:rPr>
         <w:t>表紙</w:t>
       </w:r>
       <w:r>
         <w:rPr>
-          <w:rFonts w:ascii="Consolas" w:hAnsi="Consolas"/>
-          <w:sz w:val="19"/>
+          <w:rFonts w:ascii="Cascadia Code" w:hAnsi="Cascadia Code" w:cs="Cascadia Code"/>
+          <w:color w:val="000000"/>
+          <w:sz w:val="18"/>
         </w:rPr>
         <w:t>&gt;&gt;</w:t>
       </w:r>
       <w:r>
         <w:rPr>
-          <w:rFonts w:ascii="Consolas" w:hAnsi="Consolas"/>
-          <w:sz w:val="19"/>
+          <w:rFonts w:ascii="Cascadia Code" w:hAnsi="Cascadia Code" w:cs="Cascadia Code"/>
+          <w:color w:val="000000"/>
+          <w:sz w:val="18"/>
         </w:rPr>
         <w:t>のタイトルとサブタイトルと同じ文字にしてください。</w:t>
       </w:r>
     </w:p>
     <w:p>
       <w:pPr>
-        <w:spacing w:after="120" w:line="200" w:lineRule="auto"/>
-        <w:rPr>
-          <w:rFonts w:ascii="Consolas" w:hAnsi="Consolas"/>
-          <w:sz w:val="19"/>
-        </w:rPr>
-      </w:pPr>
-    </w:p>
-    <w:p>
-      <w:pPr>
-        <w:spacing w:after="120" w:line="200" w:lineRule="auto"/>
-        <w:rPr>
-          <w:rFonts w:ascii="Consolas" w:hAnsi="Consolas"/>
-          <w:sz w:val="19"/>
-        </w:rPr>
-      </w:pPr>
-    </w:p>
-    <w:p>
-      <w:pPr>
-        <w:spacing w:after="120" w:line="200" w:lineRule="auto"/>
-        <w:rPr>
-          <w:rFonts w:ascii="Consolas" w:hAnsi="Consolas"/>
-          <w:sz w:val="19"/>
-        </w:rPr>
-      </w:pPr>
-      <w:r>
-        <w:rPr>
-          <w:rFonts w:ascii="Consolas" w:hAnsi="Consolas"/>
-          <w:sz w:val="19"/>
+        <w:shd w:val="clear" w:color="auto" w:fill="F3F3F3"/>
+        <w:spacing w:before="120" w:after="120" w:line="220" w:lineRule="auto"/>
+        <w:ind w:left="240"/>
+        <w:rPr>
+          <w:rFonts w:ascii="Cascadia Code" w:hAnsi="Cascadia Code" w:cs="Cascadia Code"/>
+          <w:color w:val="000000"/>
+          <w:sz w:val="18"/>
+        </w:rPr>
+      </w:pPr>
+    </w:p>
+    <w:p>
+      <w:pPr>
+        <w:shd w:val="clear" w:color="auto" w:fill="F3F3F3"/>
+        <w:spacing w:before="120" w:after="120" w:line="220" w:lineRule="auto"/>
+        <w:ind w:left="240"/>
+        <w:rPr>
+          <w:rFonts w:ascii="Cascadia Code" w:hAnsi="Cascadia Code" w:cs="Cascadia Code"/>
+          <w:color w:val="000000"/>
+          <w:sz w:val="18"/>
+        </w:rPr>
+      </w:pPr>
+    </w:p>
+    <w:p>
+      <w:pPr>
+        <w:shd w:val="clear" w:color="auto" w:fill="F3F3F3"/>
+        <w:spacing w:before="120" w:after="120" w:line="220" w:lineRule="auto"/>
+        <w:ind w:left="240"/>
+        <w:rPr>
+          <w:rFonts w:ascii="Cascadia Code" w:hAnsi="Cascadia Code" w:cs="Cascadia Code"/>
+          <w:color w:val="000000"/>
+          <w:sz w:val="18"/>
+        </w:rPr>
+      </w:pPr>
+      <w:r>
+        <w:rPr>
+          <w:rFonts w:ascii="Cascadia Code" w:hAnsi="Cascadia Code" w:cs="Cascadia Code"/>
+          <w:color w:val="000000"/>
+          <w:sz w:val="18"/>
         </w:rPr>
         <w:t xml:space="preserve">=== </w:t>
       </w:r>
       <w:r>
         <w:rPr>
-          <w:rFonts w:ascii="Consolas" w:hAnsi="Consolas"/>
-          <w:sz w:val="19"/>
+          <w:rFonts w:ascii="Cascadia Code" w:hAnsi="Cascadia Code" w:cs="Cascadia Code"/>
+          <w:color w:val="000000"/>
+          <w:sz w:val="18"/>
         </w:rPr>
         <w:t>アンカーの確認</w:t>
       </w:r>
     </w:p>
     <w:p>
       <w:pPr>
-        <w:spacing w:after="120" w:line="200" w:lineRule="auto"/>
-        <w:rPr>
-          <w:rFonts w:ascii="Consolas" w:hAnsi="Consolas"/>
-          <w:sz w:val="19"/>
-        </w:rPr>
-      </w:pPr>
-      <w:r>
-        <w:rPr>
-          <w:rFonts w:ascii="Consolas" w:hAnsi="Consolas" w:hint="eastAsia"/>
-          <w:sz w:val="19"/>
+        <w:shd w:val="clear" w:color="auto" w:fill="F3F3F3"/>
+        <w:spacing w:before="120" w:after="120" w:line="220" w:lineRule="auto"/>
+        <w:ind w:left="240"/>
+        <w:rPr>
+          <w:rFonts w:ascii="Cascadia Code" w:hAnsi="Cascadia Code" w:cs="Cascadia Code"/>
+          <w:color w:val="000000"/>
+          <w:sz w:val="18"/>
+        </w:rPr>
+      </w:pPr>
+      <w:r>
+        <w:rPr>
+          <w:rFonts w:ascii="Cascadia Code" w:hAnsi="Cascadia Code" w:cs="Cascadia Code" w:hint="eastAsia"/>
+          <w:color w:val="000000"/>
+          <w:sz w:val="18"/>
         </w:rPr>
         <w:t>サブドキュメントにアンカーを定義すると最後に</w:t>
       </w:r>
       <w:r>
         <w:rPr>
-          <w:rFonts w:ascii="Consolas" w:hAnsi="Consolas"/>
-          <w:sz w:val="19"/>
+          <w:rFonts w:ascii="Cascadia Code" w:hAnsi="Cascadia Code" w:cs="Cascadia Code"/>
+          <w:color w:val="000000"/>
+          <w:sz w:val="18"/>
         </w:rPr>
         <w:t>include</w:t>
       </w:r>
       <w:r>
         <w:rPr>
-          <w:rFonts w:ascii="Consolas" w:hAnsi="Consolas"/>
-          <w:sz w:val="19"/>
+          <w:rFonts w:ascii="Cascadia Code" w:hAnsi="Cascadia Code" w:cs="Cascadia Code"/>
+          <w:color w:val="000000"/>
+          <w:sz w:val="18"/>
         </w:rPr>
         <w:t>されたドキュメントのアンカーに飛びます</w:t>
       </w:r>
       <w:r>
         <w:rPr>
-          <w:rFonts w:ascii="Consolas" w:hAnsi="Consolas"/>
-          <w:sz w:val="19"/>
+          <w:rFonts w:ascii="Cascadia Code" w:hAnsi="Cascadia Code" w:cs="Cascadia Code"/>
+          <w:color w:val="000000"/>
+          <w:sz w:val="18"/>
         </w:rPr>
         <w:t xml:space="preserve"> &lt;&lt;subdoca&gt;&gt;</w:t>
       </w:r>
     </w:p>
     <w:p>
       <w:pPr>
-        <w:spacing w:after="120" w:line="200" w:lineRule="auto"/>
-        <w:rPr>
-          <w:rFonts w:ascii="Consolas" w:hAnsi="Consolas"/>
-          <w:sz w:val="19"/>
-        </w:rPr>
-      </w:pPr>
-      <w:r>
-        <w:rPr>
-          <w:rFonts w:ascii="Consolas" w:hAnsi="Consolas" w:hint="eastAsia"/>
-          <w:sz w:val="19"/>
+        <w:shd w:val="clear" w:color="auto" w:fill="F3F3F3"/>
+        <w:spacing w:before="120" w:after="120" w:line="220" w:lineRule="auto"/>
+        <w:ind w:left="240"/>
+        <w:rPr>
+          <w:rFonts w:ascii="Cascadia Code" w:hAnsi="Cascadia Code" w:cs="Cascadia Code"/>
+          <w:color w:val="000000"/>
+          <w:sz w:val="18"/>
+        </w:rPr>
+      </w:pPr>
+      <w:r>
+        <w:rPr>
+          <w:rFonts w:ascii="Cascadia Code" w:hAnsi="Cascadia Code" w:cs="Cascadia Code" w:hint="eastAsia"/>
+          <w:color w:val="000000"/>
+          <w:sz w:val="18"/>
         </w:rPr>
         <w:t>普通のアンカー</w:t>
       </w:r>
       <w:r>
         <w:rPr>
-          <w:rFonts w:ascii="Consolas" w:hAnsi="Consolas"/>
-          <w:sz w:val="19"/>
+          <w:rFonts w:ascii="Cascadia Code" w:hAnsi="Cascadia Code" w:cs="Cascadia Code"/>
+          <w:color w:val="000000"/>
+          <w:sz w:val="18"/>
         </w:rPr>
         <w:t xml:space="preserve"> &lt;&lt;table_sec&gt;&gt;</w:t>
       </w:r>
     </w:p>
     <w:p>
       <w:pPr>
-        <w:spacing w:after="120" w:line="200" w:lineRule="auto"/>
-        <w:rPr>
-          <w:rFonts w:ascii="Consolas" w:hAnsi="Consolas"/>
-          <w:sz w:val="19"/>
-        </w:rPr>
-      </w:pPr>
-    </w:p>
-    <w:p>
-      <w:pPr>
-        <w:spacing w:after="120" w:line="200" w:lineRule="auto"/>
-        <w:rPr>
-          <w:rFonts w:ascii="Consolas" w:hAnsi="Consolas"/>
-          <w:sz w:val="19"/>
-        </w:rPr>
-      </w:pPr>
-      <w:r>
-        <w:rPr>
-          <w:rFonts w:ascii="Consolas" w:hAnsi="Consolas"/>
-          <w:sz w:val="19"/>
+        <w:shd w:val="clear" w:color="auto" w:fill="F3F3F3"/>
+        <w:spacing w:before="120" w:after="120" w:line="220" w:lineRule="auto"/>
+        <w:ind w:left="240"/>
+        <w:rPr>
+          <w:rFonts w:ascii="Cascadia Code" w:hAnsi="Cascadia Code" w:cs="Cascadia Code"/>
+          <w:color w:val="000000"/>
+          <w:sz w:val="18"/>
+        </w:rPr>
+      </w:pPr>
+    </w:p>
+    <w:p>
+      <w:pPr>
+        <w:shd w:val="clear" w:color="auto" w:fill="F3F3F3"/>
+        <w:spacing w:before="120" w:after="120" w:line="220" w:lineRule="auto"/>
+        <w:ind w:left="240"/>
+        <w:rPr>
+          <w:rFonts w:ascii="Cascadia Code" w:hAnsi="Cascadia Code" w:cs="Cascadia Code"/>
+          <w:color w:val="000000"/>
+          <w:sz w:val="18"/>
+        </w:rPr>
+      </w:pPr>
+      <w:r>
+        <w:rPr>
+          <w:rFonts w:ascii="Cascadia Code" w:hAnsi="Cascadia Code" w:cs="Cascadia Code"/>
+          <w:color w:val="000000"/>
+          <w:sz w:val="18"/>
         </w:rPr>
         <w:t xml:space="preserve">=== </w:t>
       </w:r>
       <w:r>
         <w:rPr>
-          <w:rFonts w:ascii="Consolas" w:hAnsi="Consolas"/>
-          <w:sz w:val="19"/>
+          <w:rFonts w:ascii="Cascadia Code" w:hAnsi="Cascadia Code" w:cs="Cascadia Code"/>
+          <w:color w:val="000000"/>
+          <w:sz w:val="18"/>
         </w:rPr>
         <w:t>シーケンス図を埋め込むには？</w:t>
       </w:r>
     </w:p>
     <w:p>
       <w:pPr>
-        <w:spacing w:after="120" w:line="200" w:lineRule="auto"/>
-        <w:rPr>
-          <w:rFonts w:ascii="Consolas" w:hAnsi="Consolas"/>
-          <w:sz w:val="19"/>
-        </w:rPr>
-      </w:pPr>
-      <w:r>
-        <w:rPr>
-          <w:rFonts w:ascii="Consolas" w:hAnsi="Consolas" w:hint="eastAsia"/>
-          <w:sz w:val="19"/>
+        <w:shd w:val="clear" w:color="auto" w:fill="F3F3F3"/>
+        <w:spacing w:before="120" w:after="120" w:line="220" w:lineRule="auto"/>
+        <w:ind w:left="240"/>
+        <w:rPr>
+          <w:rFonts w:ascii="Cascadia Code" w:hAnsi="Cascadia Code" w:cs="Cascadia Code"/>
+          <w:color w:val="000000"/>
+          <w:sz w:val="18"/>
+        </w:rPr>
+      </w:pPr>
+      <w:r>
+        <w:rPr>
+          <w:rFonts w:ascii="Cascadia Code" w:hAnsi="Cascadia Code" w:cs="Cascadia Code" w:hint="eastAsia"/>
+          <w:color w:val="000000"/>
+          <w:sz w:val="18"/>
         </w:rPr>
         <w:lastRenderedPageBreak/>
         <w:t>以下のようなコードを</w:t>
       </w:r>
       <w:r>
         <w:rPr>
-          <w:rFonts w:ascii="Consolas" w:hAnsi="Consolas"/>
-          <w:sz w:val="19"/>
+          <w:rFonts w:ascii="Cascadia Code" w:hAnsi="Cascadia Code" w:cs="Cascadia Code"/>
+          <w:color w:val="000000"/>
+          <w:sz w:val="18"/>
         </w:rPr>
         <w:t>adoc</w:t>
       </w:r>
       <w:r>
         <w:rPr>
-          <w:rFonts w:ascii="Consolas" w:hAnsi="Consolas"/>
-          <w:sz w:val="19"/>
+          <w:rFonts w:ascii="Cascadia Code" w:hAnsi="Cascadia Code" w:cs="Cascadia Code"/>
+          <w:color w:val="000000"/>
+          <w:sz w:val="18"/>
         </w:rPr>
         <w:t>ファイルに埋め込んでおくと、</w:t>
       </w:r>
       <w:r>
         <w:rPr>
-          <w:rFonts w:ascii="Consolas" w:hAnsi="Consolas"/>
-          <w:sz w:val="19"/>
+          <w:rFonts w:ascii="Cascadia Code" w:hAnsi="Cascadia Code" w:cs="Cascadia Code"/>
+          <w:color w:val="000000"/>
+          <w:sz w:val="18"/>
         </w:rPr>
         <w:t>UML</w:t>
       </w:r>
       <w:r>
         <w:rPr>
-          <w:rFonts w:ascii="Consolas" w:hAnsi="Consolas"/>
-          <w:sz w:val="19"/>
+          <w:rFonts w:ascii="Cascadia Code" w:hAnsi="Cascadia Code" w:cs="Cascadia Code"/>
+          <w:color w:val="000000"/>
+          <w:sz w:val="18"/>
         </w:rPr>
         <w:t>の画像に変換して取り込んでくれます。</w:t>
       </w:r>
     </w:p>
     <w:p>
       <w:pPr>
-        <w:spacing w:after="120" w:line="200" w:lineRule="auto"/>
-        <w:rPr>
-          <w:rFonts w:ascii="Consolas" w:hAnsi="Consolas"/>
-          <w:sz w:val="19"/>
-        </w:rPr>
-      </w:pPr>
-    </w:p>
-    <w:p>
-      <w:pPr>
-        <w:spacing w:after="120" w:line="200" w:lineRule="auto"/>
-        <w:rPr>
-          <w:rFonts w:ascii="Consolas" w:hAnsi="Consolas"/>
-          <w:sz w:val="19"/>
-        </w:rPr>
-      </w:pPr>
-      <w:r>
-        <w:rPr>
-          <w:rFonts w:ascii="Consolas" w:hAnsi="Consolas"/>
-          <w:sz w:val="19"/>
+        <w:shd w:val="clear" w:color="auto" w:fill="F3F3F3"/>
+        <w:spacing w:before="120" w:after="120" w:line="220" w:lineRule="auto"/>
+        <w:ind w:left="240"/>
+        <w:rPr>
+          <w:rFonts w:ascii="Cascadia Code" w:hAnsi="Cascadia Code" w:cs="Cascadia Code"/>
+          <w:color w:val="000000"/>
+          <w:sz w:val="18"/>
+        </w:rPr>
+      </w:pPr>
+    </w:p>
+    <w:p>
+      <w:pPr>
+        <w:shd w:val="clear" w:color="auto" w:fill="F3F3F3"/>
+        <w:spacing w:before="120" w:after="120" w:line="220" w:lineRule="auto"/>
+        <w:ind w:left="240"/>
+        <w:rPr>
+          <w:rFonts w:ascii="Cascadia Code" w:hAnsi="Cascadia Code" w:cs="Cascadia Code"/>
+          <w:color w:val="000000"/>
+          <w:sz w:val="18"/>
+        </w:rPr>
+      </w:pPr>
+      <w:r>
+        <w:rPr>
+          <w:rFonts w:ascii="Cascadia Code" w:hAnsi="Cascadia Code" w:cs="Cascadia Code"/>
+          <w:color w:val="000000"/>
+          <w:sz w:val="18"/>
         </w:rPr>
         <w:t>* UML</w:t>
       </w:r>
       <w:r>
         <w:rPr>
-          <w:rFonts w:ascii="Consolas" w:hAnsi="Consolas"/>
-          <w:sz w:val="19"/>
+          <w:rFonts w:ascii="Cascadia Code" w:hAnsi="Cascadia Code" w:cs="Cascadia Code"/>
+          <w:color w:val="000000"/>
+          <w:sz w:val="18"/>
         </w:rPr>
         <w:t>サンプルコード</w:t>
       </w:r>
     </w:p>
     <w:p>
       <w:pPr>
-        <w:spacing w:after="120" w:line="200" w:lineRule="auto"/>
-        <w:rPr>
-          <w:rFonts w:ascii="Consolas" w:hAnsi="Consolas"/>
-          <w:sz w:val="19"/>
+        <w:shd w:val="clear" w:color="auto" w:fill="F3F3F3"/>
+        <w:spacing w:before="120" w:after="120" w:line="220" w:lineRule="auto"/>
+        <w:ind w:left="240"/>
+        <w:rPr>
+          <w:rFonts w:ascii="Cascadia Code" w:hAnsi="Cascadia Code" w:cs="Cascadia Code"/>
+          <w:color w:val="000000"/>
+          <w:sz w:val="18"/>
         </w:rPr>
       </w:pPr>
     </w:p>
@@ -3406,16 +3645,16 @@
           <w:noProof/>
         </w:rPr>
         <w:drawing>
-          <wp:inline distT="0" distB="0" distL="0" distR="0" wp14:anchorId="3F58B15A" wp14:editId="2122E353">
+          <wp:inline distT="0" distB="0" distL="0" distR="0" wp14:anchorId="1D31821F" wp14:editId="7D5BCBEE">
             <wp:extent cx="4743450" cy="4333875"/>
             <wp:effectExtent l="0" t="0" r="0" b="0"/>
-            <wp:docPr id="1934281363" name="グラフィックス 5"/>
+            <wp:docPr id="903249639" name="グラフィックス 5"/>
             <wp:cNvGraphicFramePr/>
             <a:graphic xmlns:a="http://schemas.openxmlformats.org/drawingml/2006/main">
               <a:graphicData uri="http://schemas.openxmlformats.org/drawingml/2006/picture">
                 <pic:pic xmlns:pic="http://schemas.openxmlformats.org/drawingml/2006/picture">
                   <pic:nvPicPr>
-                    <pic:cNvPr id="1934281363" name=""/>
+                    <pic:cNvPr id="903249639" name=""/>
                     <pic:cNvPicPr/>
                   </pic:nvPicPr>
                   <pic:blipFill>
@@ -3448,761 +3687,938 @@
     </w:p>
     <w:p>
       <w:pPr>
-        <w:spacing w:after="120" w:line="200" w:lineRule="auto"/>
-        <w:rPr>
-          <w:rFonts w:ascii="Consolas" w:hAnsi="Consolas"/>
-          <w:sz w:val="19"/>
-        </w:rPr>
-      </w:pPr>
-    </w:p>
-    <w:p>
-      <w:pPr>
-        <w:spacing w:after="120" w:line="200" w:lineRule="auto"/>
-        <w:rPr>
-          <w:rFonts w:ascii="Consolas" w:hAnsi="Consolas"/>
-          <w:sz w:val="19"/>
-        </w:rPr>
-      </w:pPr>
-      <w:r>
-        <w:rPr>
-          <w:rFonts w:ascii="Consolas" w:hAnsi="Consolas"/>
-          <w:sz w:val="19"/>
+        <w:shd w:val="clear" w:color="auto" w:fill="F3F3F3"/>
+        <w:spacing w:before="120" w:after="120" w:line="220" w:lineRule="auto"/>
+        <w:ind w:left="240"/>
+        <w:rPr>
+          <w:rFonts w:ascii="Cascadia Code" w:hAnsi="Cascadia Code" w:cs="Cascadia Code"/>
+          <w:color w:val="000000"/>
+          <w:sz w:val="18"/>
+        </w:rPr>
+      </w:pPr>
+    </w:p>
+    <w:p>
+      <w:pPr>
+        <w:shd w:val="clear" w:color="auto" w:fill="F3F3F3"/>
+        <w:spacing w:before="120" w:after="120" w:line="220" w:lineRule="auto"/>
+        <w:ind w:left="240"/>
+        <w:rPr>
+          <w:rFonts w:ascii="Cascadia Code" w:hAnsi="Cascadia Code" w:cs="Cascadia Code"/>
+          <w:color w:val="000000"/>
+          <w:sz w:val="18"/>
+        </w:rPr>
+      </w:pPr>
+      <w:r>
+        <w:rPr>
+          <w:rFonts w:ascii="Cascadia Code" w:hAnsi="Cascadia Code" w:cs="Cascadia Code"/>
+          <w:color w:val="000000"/>
+          <w:sz w:val="18"/>
         </w:rPr>
         <w:t xml:space="preserve">==== </w:t>
       </w:r>
       <w:r>
         <w:rPr>
-          <w:rFonts w:ascii="Consolas" w:hAnsi="Consolas"/>
-          <w:sz w:val="19"/>
+          <w:rFonts w:ascii="Cascadia Code" w:hAnsi="Cascadia Code" w:cs="Cascadia Code"/>
+          <w:color w:val="000000"/>
+          <w:sz w:val="18"/>
         </w:rPr>
         <w:t>シーケンス図サンプル</w:t>
       </w:r>
     </w:p>
     <w:p>
       <w:pPr>
-        <w:spacing w:after="120" w:line="200" w:lineRule="auto"/>
-        <w:rPr>
-          <w:rFonts w:ascii="Consolas" w:hAnsi="Consolas"/>
-          <w:sz w:val="19"/>
-        </w:rPr>
-      </w:pPr>
-    </w:p>
-    <w:p>
-      <w:pPr>
-        <w:spacing w:after="120" w:line="200" w:lineRule="auto"/>
-        <w:rPr>
-          <w:rFonts w:ascii="Consolas" w:hAnsi="Consolas"/>
-          <w:sz w:val="19"/>
-        </w:rPr>
-      </w:pPr>
-      <w:r>
-        <w:rPr>
-          <w:rFonts w:ascii="Consolas" w:hAnsi="Consolas"/>
-          <w:sz w:val="19"/>
+        <w:shd w:val="clear" w:color="auto" w:fill="F3F3F3"/>
+        <w:spacing w:before="120" w:after="120" w:line="220" w:lineRule="auto"/>
+        <w:ind w:left="240"/>
+        <w:rPr>
+          <w:rFonts w:ascii="Cascadia Code" w:hAnsi="Cascadia Code" w:cs="Cascadia Code"/>
+          <w:color w:val="000000"/>
+          <w:sz w:val="18"/>
+        </w:rPr>
+      </w:pPr>
+    </w:p>
+    <w:p>
+      <w:pPr>
+        <w:shd w:val="clear" w:color="auto" w:fill="F3F3F3"/>
+        <w:spacing w:before="120" w:after="120" w:line="220" w:lineRule="auto"/>
+        <w:ind w:left="240"/>
+        <w:rPr>
+          <w:rFonts w:ascii="Cascadia Code" w:hAnsi="Cascadia Code" w:cs="Cascadia Code"/>
+          <w:color w:val="000000"/>
+          <w:sz w:val="18"/>
+        </w:rPr>
+      </w:pPr>
+      <w:r>
+        <w:rPr>
+          <w:rFonts w:ascii="Cascadia Code" w:hAnsi="Cascadia Code" w:cs="Cascadia Code"/>
+          <w:color w:val="000000"/>
+          <w:sz w:val="18"/>
         </w:rPr>
         <w:t>* UML</w:t>
       </w:r>
       <w:r>
         <w:rPr>
-          <w:rFonts w:ascii="Consolas" w:hAnsi="Consolas"/>
-          <w:sz w:val="19"/>
+          <w:rFonts w:ascii="Cascadia Code" w:hAnsi="Cascadia Code" w:cs="Cascadia Code"/>
+          <w:color w:val="000000"/>
+          <w:sz w:val="18"/>
         </w:rPr>
         <w:t>サンプルイメージ</w:t>
       </w:r>
     </w:p>
     <w:p>
       <w:pPr>
-        <w:spacing w:after="120" w:line="200" w:lineRule="auto"/>
-        <w:rPr>
-          <w:rFonts w:ascii="Consolas" w:hAnsi="Consolas"/>
-          <w:sz w:val="19"/>
-        </w:rPr>
-      </w:pPr>
-    </w:p>
-    <w:p>
-      <w:pPr>
-        <w:spacing w:after="120" w:line="200" w:lineRule="auto"/>
-        <w:rPr>
-          <w:rFonts w:ascii="Consolas" w:hAnsi="Consolas"/>
-          <w:sz w:val="19"/>
-        </w:rPr>
-      </w:pPr>
-      <w:r>
-        <w:rPr>
-          <w:rFonts w:ascii="Consolas" w:hAnsi="Consolas"/>
-          <w:sz w:val="19"/>
+        <w:shd w:val="clear" w:color="auto" w:fill="F3F3F3"/>
+        <w:spacing w:before="120" w:after="120" w:line="220" w:lineRule="auto"/>
+        <w:ind w:left="240"/>
+        <w:rPr>
+          <w:rFonts w:ascii="Cascadia Code" w:hAnsi="Cascadia Code" w:cs="Cascadia Code"/>
+          <w:color w:val="000000"/>
+          <w:sz w:val="18"/>
+        </w:rPr>
+      </w:pPr>
+    </w:p>
+    <w:p>
+      <w:pPr>
+        <w:shd w:val="clear" w:color="auto" w:fill="F3F3F3"/>
+        <w:spacing w:before="120" w:after="120" w:line="220" w:lineRule="auto"/>
+        <w:ind w:left="240"/>
+        <w:rPr>
+          <w:rFonts w:ascii="Cascadia Code" w:hAnsi="Cascadia Code" w:cs="Cascadia Code"/>
+          <w:color w:val="000000"/>
+          <w:sz w:val="18"/>
+        </w:rPr>
+      </w:pPr>
+      <w:r>
+        <w:rPr>
+          <w:rFonts w:ascii="Cascadia Code" w:hAnsi="Cascadia Code" w:cs="Cascadia Code"/>
+          <w:color w:val="000000"/>
+          <w:sz w:val="18"/>
         </w:rPr>
         <w:t>[plantuml,generated-image-format="svg"]</w:t>
       </w:r>
     </w:p>
     <w:p>
       <w:pPr>
-        <w:spacing w:after="120" w:line="200" w:lineRule="auto"/>
-        <w:rPr>
-          <w:rFonts w:ascii="Consolas" w:hAnsi="Consolas"/>
-          <w:sz w:val="19"/>
-        </w:rPr>
-      </w:pPr>
-      <w:r>
-        <w:rPr>
-          <w:rFonts w:ascii="Consolas" w:hAnsi="Consolas"/>
-          <w:sz w:val="19"/>
+        <w:shd w:val="clear" w:color="auto" w:fill="F3F3F3"/>
+        <w:spacing w:before="120" w:after="120" w:line="220" w:lineRule="auto"/>
+        <w:ind w:left="240"/>
+        <w:rPr>
+          <w:rFonts w:ascii="Cascadia Code" w:hAnsi="Cascadia Code" w:cs="Cascadia Code"/>
+          <w:color w:val="000000"/>
+          <w:sz w:val="18"/>
+        </w:rPr>
+      </w:pPr>
+      <w:r>
+        <w:rPr>
+          <w:rFonts w:ascii="Cascadia Code" w:hAnsi="Cascadia Code" w:cs="Cascadia Code"/>
+          <w:color w:val="000000"/>
+          <w:sz w:val="18"/>
         </w:rPr>
         <w:t>----</w:t>
       </w:r>
     </w:p>
     <w:p>
       <w:pPr>
-        <w:spacing w:after="120" w:line="200" w:lineRule="auto"/>
-        <w:rPr>
-          <w:rFonts w:ascii="Consolas" w:hAnsi="Consolas"/>
-          <w:sz w:val="19"/>
-        </w:rPr>
-      </w:pPr>
-      <w:r>
-        <w:rPr>
-          <w:rFonts w:ascii="Consolas" w:hAnsi="Consolas"/>
-          <w:sz w:val="19"/>
+        <w:shd w:val="clear" w:color="auto" w:fill="F3F3F3"/>
+        <w:spacing w:before="120" w:after="120" w:line="220" w:lineRule="auto"/>
+        <w:ind w:left="240"/>
+        <w:rPr>
+          <w:rFonts w:ascii="Cascadia Code" w:hAnsi="Cascadia Code" w:cs="Cascadia Code"/>
+          <w:color w:val="000000"/>
+          <w:sz w:val="18"/>
+        </w:rPr>
+      </w:pPr>
+      <w:r>
+        <w:rPr>
+          <w:rFonts w:ascii="Cascadia Code" w:hAnsi="Cascadia Code" w:cs="Cascadia Code"/>
+          <w:color w:val="000000"/>
+          <w:sz w:val="18"/>
         </w:rPr>
         <w:t>@startuml</w:t>
       </w:r>
     </w:p>
     <w:p>
       <w:pPr>
-        <w:spacing w:after="120" w:line="200" w:lineRule="auto"/>
-        <w:rPr>
-          <w:rFonts w:ascii="Consolas" w:hAnsi="Consolas"/>
-          <w:sz w:val="19"/>
-        </w:rPr>
-      </w:pPr>
-      <w:r>
-        <w:rPr>
-          <w:rFonts w:ascii="Consolas" w:hAnsi="Consolas"/>
-          <w:sz w:val="19"/>
+        <w:shd w:val="clear" w:color="auto" w:fill="F3F3F3"/>
+        <w:spacing w:before="120" w:after="120" w:line="220" w:lineRule="auto"/>
+        <w:ind w:left="240"/>
+        <w:rPr>
+          <w:rFonts w:ascii="Cascadia Code" w:hAnsi="Cascadia Code" w:cs="Cascadia Code"/>
+          <w:color w:val="000000"/>
+          <w:sz w:val="18"/>
+        </w:rPr>
+      </w:pPr>
+      <w:r>
+        <w:rPr>
+          <w:rFonts w:ascii="Cascadia Code" w:hAnsi="Cascadia Code" w:cs="Cascadia Code"/>
+          <w:color w:val="000000"/>
+          <w:sz w:val="18"/>
         </w:rPr>
         <w:t>title "</w:t>
       </w:r>
       <w:r>
         <w:rPr>
-          <w:rFonts w:ascii="Consolas" w:hAnsi="Consolas"/>
-          <w:sz w:val="19"/>
+          <w:rFonts w:ascii="Cascadia Code" w:hAnsi="Cascadia Code" w:cs="Cascadia Code"/>
+          <w:color w:val="000000"/>
+          <w:sz w:val="18"/>
         </w:rPr>
         <w:t>シーケンス図のサンプル</w:t>
       </w:r>
       <w:r>
         <w:rPr>
-          <w:rFonts w:ascii="Consolas" w:hAnsi="Consolas"/>
-          <w:sz w:val="19"/>
+          <w:rFonts w:ascii="Cascadia Code" w:hAnsi="Cascadia Code" w:cs="Cascadia Code"/>
+          <w:color w:val="000000"/>
+          <w:sz w:val="18"/>
         </w:rPr>
         <w:t>"</w:t>
       </w:r>
     </w:p>
     <w:p>
       <w:pPr>
-        <w:spacing w:after="120" w:line="200" w:lineRule="auto"/>
-        <w:rPr>
-          <w:rFonts w:ascii="Consolas" w:hAnsi="Consolas"/>
-          <w:sz w:val="19"/>
-        </w:rPr>
-      </w:pPr>
-      <w:r>
-        <w:rPr>
-          <w:rFonts w:ascii="Consolas" w:hAnsi="Consolas"/>
-          <w:sz w:val="19"/>
+        <w:shd w:val="clear" w:color="auto" w:fill="F3F3F3"/>
+        <w:spacing w:before="120" w:after="120" w:line="220" w:lineRule="auto"/>
+        <w:ind w:left="240"/>
+        <w:rPr>
+          <w:rFonts w:ascii="Cascadia Code" w:hAnsi="Cascadia Code" w:cs="Cascadia Code"/>
+          <w:color w:val="000000"/>
+          <w:sz w:val="18"/>
+        </w:rPr>
+      </w:pPr>
+      <w:r>
+        <w:rPr>
+          <w:rFonts w:ascii="Cascadia Code" w:hAnsi="Cascadia Code" w:cs="Cascadia Code"/>
+          <w:color w:val="000000"/>
+          <w:sz w:val="18"/>
         </w:rPr>
         <w:t>hide footbox</w:t>
       </w:r>
     </w:p>
     <w:p>
       <w:pPr>
-        <w:spacing w:after="120" w:line="200" w:lineRule="auto"/>
-        <w:rPr>
-          <w:rFonts w:ascii="Consolas" w:hAnsi="Consolas"/>
-          <w:sz w:val="19"/>
-        </w:rPr>
-      </w:pPr>
-    </w:p>
-    <w:p>
-      <w:pPr>
-        <w:spacing w:after="120" w:line="200" w:lineRule="auto"/>
-        <w:rPr>
-          <w:rFonts w:ascii="Consolas" w:hAnsi="Consolas"/>
-          <w:sz w:val="19"/>
-        </w:rPr>
-      </w:pPr>
-      <w:r>
-        <w:rPr>
-          <w:rFonts w:ascii="Consolas" w:hAnsi="Consolas"/>
-          <w:sz w:val="19"/>
+        <w:shd w:val="clear" w:color="auto" w:fill="F3F3F3"/>
+        <w:spacing w:before="120" w:after="120" w:line="220" w:lineRule="auto"/>
+        <w:ind w:left="240"/>
+        <w:rPr>
+          <w:rFonts w:ascii="Cascadia Code" w:hAnsi="Cascadia Code" w:cs="Cascadia Code"/>
+          <w:color w:val="000000"/>
+          <w:sz w:val="18"/>
+        </w:rPr>
+      </w:pPr>
+    </w:p>
+    <w:p>
+      <w:pPr>
+        <w:shd w:val="clear" w:color="auto" w:fill="F3F3F3"/>
+        <w:spacing w:before="120" w:after="120" w:line="220" w:lineRule="auto"/>
+        <w:ind w:left="240"/>
+        <w:rPr>
+          <w:rFonts w:ascii="Cascadia Code" w:hAnsi="Cascadia Code" w:cs="Cascadia Code"/>
+          <w:color w:val="000000"/>
+          <w:sz w:val="18"/>
+        </w:rPr>
+      </w:pPr>
+      <w:r>
+        <w:rPr>
+          <w:rFonts w:ascii="Cascadia Code" w:hAnsi="Cascadia Code" w:cs="Cascadia Code"/>
+          <w:color w:val="000000"/>
+          <w:sz w:val="18"/>
         </w:rPr>
         <w:lastRenderedPageBreak/>
         <w:t>actor "</w:t>
       </w:r>
       <w:r>
         <w:rPr>
-          <w:rFonts w:ascii="Consolas" w:hAnsi="Consolas"/>
-          <w:sz w:val="19"/>
+          <w:rFonts w:ascii="Cascadia Code" w:hAnsi="Cascadia Code" w:cs="Cascadia Code"/>
+          <w:color w:val="000000"/>
+          <w:sz w:val="18"/>
         </w:rPr>
         <w:t>ユーザー</w:t>
       </w:r>
       <w:r>
         <w:rPr>
-          <w:rFonts w:ascii="Consolas" w:hAnsi="Consolas"/>
-          <w:sz w:val="19"/>
+          <w:rFonts w:ascii="Cascadia Code" w:hAnsi="Cascadia Code" w:cs="Cascadia Code"/>
+          <w:color w:val="000000"/>
+          <w:sz w:val="18"/>
         </w:rPr>
         <w:t>" as user</w:t>
       </w:r>
     </w:p>
     <w:p>
       <w:pPr>
-        <w:spacing w:after="120" w:line="200" w:lineRule="auto"/>
-        <w:rPr>
-          <w:rFonts w:ascii="Consolas" w:hAnsi="Consolas"/>
-          <w:sz w:val="19"/>
-        </w:rPr>
-      </w:pPr>
-      <w:r>
-        <w:rPr>
-          <w:rFonts w:ascii="Consolas" w:hAnsi="Consolas"/>
-          <w:sz w:val="19"/>
+        <w:shd w:val="clear" w:color="auto" w:fill="F3F3F3"/>
+        <w:spacing w:before="120" w:after="120" w:line="220" w:lineRule="auto"/>
+        <w:ind w:left="240"/>
+        <w:rPr>
+          <w:rFonts w:ascii="Cascadia Code" w:hAnsi="Cascadia Code" w:cs="Cascadia Code"/>
+          <w:color w:val="000000"/>
+          <w:sz w:val="18"/>
+        </w:rPr>
+      </w:pPr>
+      <w:r>
+        <w:rPr>
+          <w:rFonts w:ascii="Cascadia Code" w:hAnsi="Cascadia Code" w:cs="Cascadia Code"/>
+          <w:color w:val="000000"/>
+          <w:sz w:val="18"/>
         </w:rPr>
         <w:t>participant "</w:t>
       </w:r>
       <w:r>
         <w:rPr>
-          <w:rFonts w:ascii="Consolas" w:hAnsi="Consolas"/>
-          <w:sz w:val="19"/>
+          <w:rFonts w:ascii="Cascadia Code" w:hAnsi="Cascadia Code" w:cs="Cascadia Code"/>
+          <w:color w:val="000000"/>
+          <w:sz w:val="18"/>
         </w:rPr>
         <w:t>制御</w:t>
       </w:r>
       <w:r>
         <w:rPr>
-          <w:rFonts w:ascii="Consolas" w:hAnsi="Consolas"/>
-          <w:sz w:val="19"/>
+          <w:rFonts w:ascii="Cascadia Code" w:hAnsi="Cascadia Code" w:cs="Cascadia Code"/>
+          <w:color w:val="000000"/>
+          <w:sz w:val="18"/>
         </w:rPr>
         <w:t>" as control</w:t>
       </w:r>
     </w:p>
     <w:p>
       <w:pPr>
-        <w:spacing w:after="120" w:line="200" w:lineRule="auto"/>
-        <w:rPr>
-          <w:rFonts w:ascii="Consolas" w:hAnsi="Consolas"/>
-          <w:sz w:val="19"/>
-        </w:rPr>
-      </w:pPr>
-      <w:r>
-        <w:rPr>
-          <w:rFonts w:ascii="Consolas" w:hAnsi="Consolas"/>
-          <w:sz w:val="19"/>
+        <w:shd w:val="clear" w:color="auto" w:fill="F3F3F3"/>
+        <w:spacing w:before="120" w:after="120" w:line="220" w:lineRule="auto"/>
+        <w:ind w:left="240"/>
+        <w:rPr>
+          <w:rFonts w:ascii="Cascadia Code" w:hAnsi="Cascadia Code" w:cs="Cascadia Code"/>
+          <w:color w:val="000000"/>
+          <w:sz w:val="18"/>
+        </w:rPr>
+      </w:pPr>
+      <w:r>
+        <w:rPr>
+          <w:rFonts w:ascii="Cascadia Code" w:hAnsi="Cascadia Code" w:cs="Cascadia Code"/>
+          <w:color w:val="000000"/>
+          <w:sz w:val="18"/>
         </w:rPr>
         <w:t>participant "</w:t>
       </w:r>
       <w:r>
         <w:rPr>
-          <w:rFonts w:ascii="Consolas" w:hAnsi="Consolas"/>
-          <w:sz w:val="19"/>
+          <w:rFonts w:ascii="Cascadia Code" w:hAnsi="Cascadia Code" w:cs="Cascadia Code"/>
+          <w:color w:val="000000"/>
+          <w:sz w:val="18"/>
         </w:rPr>
         <w:t>共通データ</w:t>
       </w:r>
       <w:r>
         <w:rPr>
-          <w:rFonts w:ascii="Consolas" w:hAnsi="Consolas"/>
-          <w:sz w:val="19"/>
+          <w:rFonts w:ascii="Cascadia Code" w:hAnsi="Cascadia Code" w:cs="Cascadia Code"/>
+          <w:color w:val="000000"/>
+          <w:sz w:val="18"/>
         </w:rPr>
         <w:t>" as model</w:t>
       </w:r>
     </w:p>
     <w:p>
       <w:pPr>
-        <w:spacing w:after="120" w:line="200" w:lineRule="auto"/>
-        <w:rPr>
-          <w:rFonts w:ascii="Consolas" w:hAnsi="Consolas"/>
-          <w:sz w:val="19"/>
-        </w:rPr>
-      </w:pPr>
-      <w:r>
-        <w:rPr>
-          <w:rFonts w:ascii="Consolas" w:hAnsi="Consolas"/>
-          <w:sz w:val="19"/>
+        <w:shd w:val="clear" w:color="auto" w:fill="F3F3F3"/>
+        <w:spacing w:before="120" w:after="120" w:line="220" w:lineRule="auto"/>
+        <w:ind w:left="240"/>
+        <w:rPr>
+          <w:rFonts w:ascii="Cascadia Code" w:hAnsi="Cascadia Code" w:cs="Cascadia Code"/>
+          <w:color w:val="000000"/>
+          <w:sz w:val="18"/>
+        </w:rPr>
+      </w:pPr>
+      <w:r>
+        <w:rPr>
+          <w:rFonts w:ascii="Cascadia Code" w:hAnsi="Cascadia Code" w:cs="Cascadia Code"/>
+          <w:color w:val="000000"/>
+          <w:sz w:val="18"/>
         </w:rPr>
         <w:t>participant "</w:t>
       </w:r>
       <w:r>
         <w:rPr>
-          <w:rFonts w:ascii="Consolas" w:hAnsi="Consolas"/>
-          <w:sz w:val="19"/>
+          <w:rFonts w:ascii="Cascadia Code" w:hAnsi="Cascadia Code" w:cs="Cascadia Code"/>
+          <w:color w:val="000000"/>
+          <w:sz w:val="18"/>
         </w:rPr>
         <w:t>画面</w:t>
       </w:r>
       <w:r>
         <w:rPr>
-          <w:rFonts w:ascii="Consolas" w:hAnsi="Consolas"/>
-          <w:sz w:val="19"/>
+          <w:rFonts w:ascii="Cascadia Code" w:hAnsi="Cascadia Code" w:cs="Cascadia Code"/>
+          <w:color w:val="000000"/>
+          <w:sz w:val="18"/>
         </w:rPr>
         <w:t>" as view #98FB98</w:t>
       </w:r>
     </w:p>
     <w:p>
       <w:pPr>
-        <w:spacing w:after="120" w:line="200" w:lineRule="auto"/>
-        <w:rPr>
-          <w:rFonts w:ascii="Consolas" w:hAnsi="Consolas"/>
-          <w:sz w:val="19"/>
-        </w:rPr>
-      </w:pPr>
-    </w:p>
-    <w:p>
-      <w:pPr>
-        <w:spacing w:after="120" w:line="200" w:lineRule="auto"/>
-        <w:rPr>
-          <w:rFonts w:ascii="Consolas" w:hAnsi="Consolas"/>
-          <w:sz w:val="19"/>
-        </w:rPr>
-      </w:pPr>
-      <w:r>
-        <w:rPr>
-          <w:rFonts w:ascii="Consolas" w:hAnsi="Consolas"/>
-          <w:sz w:val="19"/>
+        <w:shd w:val="clear" w:color="auto" w:fill="F3F3F3"/>
+        <w:spacing w:before="120" w:after="120" w:line="220" w:lineRule="auto"/>
+        <w:ind w:left="240"/>
+        <w:rPr>
+          <w:rFonts w:ascii="Cascadia Code" w:hAnsi="Cascadia Code" w:cs="Cascadia Code"/>
+          <w:color w:val="000000"/>
+          <w:sz w:val="18"/>
+        </w:rPr>
+      </w:pPr>
+    </w:p>
+    <w:p>
+      <w:pPr>
+        <w:shd w:val="clear" w:color="auto" w:fill="F3F3F3"/>
+        <w:spacing w:before="120" w:after="120" w:line="220" w:lineRule="auto"/>
+        <w:ind w:left="240"/>
+        <w:rPr>
+          <w:rFonts w:ascii="Cascadia Code" w:hAnsi="Cascadia Code" w:cs="Cascadia Code"/>
+          <w:color w:val="000000"/>
+          <w:sz w:val="18"/>
+        </w:rPr>
+      </w:pPr>
+      <w:r>
+        <w:rPr>
+          <w:rFonts w:ascii="Cascadia Code" w:hAnsi="Cascadia Code" w:cs="Cascadia Code"/>
+          <w:color w:val="000000"/>
+          <w:sz w:val="18"/>
         </w:rPr>
         <w:t xml:space="preserve">user -&gt; control : </w:t>
       </w:r>
       <w:r>
         <w:rPr>
-          <w:rFonts w:ascii="Consolas" w:hAnsi="Consolas"/>
-          <w:sz w:val="19"/>
+          <w:rFonts w:ascii="Cascadia Code" w:hAnsi="Cascadia Code" w:cs="Cascadia Code"/>
+          <w:color w:val="000000"/>
+          <w:sz w:val="18"/>
         </w:rPr>
         <w:t>検索</w:t>
       </w:r>
     </w:p>
     <w:p>
       <w:pPr>
-        <w:spacing w:after="120" w:line="200" w:lineRule="auto"/>
-        <w:rPr>
-          <w:rFonts w:ascii="Consolas" w:hAnsi="Consolas"/>
-          <w:sz w:val="19"/>
-        </w:rPr>
-      </w:pPr>
-      <w:r>
-        <w:rPr>
-          <w:rFonts w:ascii="Consolas" w:hAnsi="Consolas"/>
-          <w:sz w:val="19"/>
+        <w:shd w:val="clear" w:color="auto" w:fill="F3F3F3"/>
+        <w:spacing w:before="120" w:after="120" w:line="220" w:lineRule="auto"/>
+        <w:ind w:left="240"/>
+        <w:rPr>
+          <w:rFonts w:ascii="Cascadia Code" w:hAnsi="Cascadia Code" w:cs="Cascadia Code"/>
+          <w:color w:val="000000"/>
+          <w:sz w:val="18"/>
+        </w:rPr>
+      </w:pPr>
+      <w:r>
+        <w:rPr>
+          <w:rFonts w:ascii="Cascadia Code" w:hAnsi="Cascadia Code" w:cs="Cascadia Code"/>
+          <w:color w:val="000000"/>
+          <w:sz w:val="18"/>
         </w:rPr>
         <w:t>activate control</w:t>
       </w:r>
     </w:p>
     <w:p>
       <w:pPr>
-        <w:spacing w:after="120" w:line="200" w:lineRule="auto"/>
-        <w:rPr>
-          <w:rFonts w:ascii="Consolas" w:hAnsi="Consolas"/>
-          <w:sz w:val="19"/>
-        </w:rPr>
-      </w:pPr>
-      <w:r>
-        <w:rPr>
-          <w:rFonts w:ascii="Consolas" w:hAnsi="Consolas"/>
-          <w:sz w:val="19"/>
+        <w:shd w:val="clear" w:color="auto" w:fill="F3F3F3"/>
+        <w:spacing w:before="120" w:after="120" w:line="220" w:lineRule="auto"/>
+        <w:ind w:left="240"/>
+        <w:rPr>
+          <w:rFonts w:ascii="Cascadia Code" w:hAnsi="Cascadia Code" w:cs="Cascadia Code"/>
+          <w:color w:val="000000"/>
+          <w:sz w:val="18"/>
+        </w:rPr>
+      </w:pPr>
+      <w:r>
+        <w:rPr>
+          <w:rFonts w:ascii="Cascadia Code" w:hAnsi="Cascadia Code" w:cs="Cascadia Code"/>
+          <w:color w:val="000000"/>
+          <w:sz w:val="18"/>
         </w:rPr>
         <w:t>create model</w:t>
       </w:r>
     </w:p>
     <w:p>
       <w:pPr>
-        <w:spacing w:after="120" w:line="200" w:lineRule="auto"/>
-        <w:rPr>
-          <w:rFonts w:ascii="Consolas" w:hAnsi="Consolas"/>
-          <w:sz w:val="19"/>
-        </w:rPr>
-      </w:pPr>
-      <w:r>
-        <w:rPr>
-          <w:rFonts w:ascii="Consolas" w:hAnsi="Consolas"/>
-          <w:sz w:val="19"/>
+        <w:shd w:val="clear" w:color="auto" w:fill="F3F3F3"/>
+        <w:spacing w:before="120" w:after="120" w:line="220" w:lineRule="auto"/>
+        <w:ind w:left="240"/>
+        <w:rPr>
+          <w:rFonts w:ascii="Cascadia Code" w:hAnsi="Cascadia Code" w:cs="Cascadia Code"/>
+          <w:color w:val="000000"/>
+          <w:sz w:val="18"/>
+        </w:rPr>
+      </w:pPr>
+      <w:r>
+        <w:rPr>
+          <w:rFonts w:ascii="Cascadia Code" w:hAnsi="Cascadia Code" w:cs="Cascadia Code"/>
+          <w:color w:val="000000"/>
+          <w:sz w:val="18"/>
         </w:rPr>
         <w:t>control -&gt; model : «new»</w:t>
       </w:r>
     </w:p>
     <w:p>
       <w:pPr>
-        <w:spacing w:after="120" w:line="200" w:lineRule="auto"/>
-        <w:rPr>
-          <w:rFonts w:ascii="Consolas" w:hAnsi="Consolas"/>
-          <w:sz w:val="19"/>
-        </w:rPr>
-      </w:pPr>
-      <w:r>
-        <w:rPr>
-          <w:rFonts w:ascii="Consolas" w:hAnsi="Consolas"/>
-          <w:sz w:val="19"/>
+        <w:shd w:val="clear" w:color="auto" w:fill="F3F3F3"/>
+        <w:spacing w:before="120" w:after="120" w:line="220" w:lineRule="auto"/>
+        <w:ind w:left="240"/>
+        <w:rPr>
+          <w:rFonts w:ascii="Cascadia Code" w:hAnsi="Cascadia Code" w:cs="Cascadia Code"/>
+          <w:color w:val="000000"/>
+          <w:sz w:val="18"/>
+        </w:rPr>
+      </w:pPr>
+      <w:r>
+        <w:rPr>
+          <w:rFonts w:ascii="Cascadia Code" w:hAnsi="Cascadia Code" w:cs="Cascadia Code"/>
+          <w:color w:val="000000"/>
+          <w:sz w:val="18"/>
         </w:rPr>
         <w:t xml:space="preserve">control -&gt; model : </w:t>
       </w:r>
       <w:r>
         <w:rPr>
-          <w:rFonts w:ascii="Consolas" w:hAnsi="Consolas"/>
-          <w:sz w:val="19"/>
+          <w:rFonts w:ascii="Cascadia Code" w:hAnsi="Cascadia Code" w:cs="Cascadia Code"/>
+          <w:color w:val="000000"/>
+          <w:sz w:val="18"/>
         </w:rPr>
         <w:t>検索</w:t>
       </w:r>
     </w:p>
     <w:p>
       <w:pPr>
-        <w:spacing w:after="120" w:line="200" w:lineRule="auto"/>
-        <w:rPr>
-          <w:rFonts w:ascii="Consolas" w:hAnsi="Consolas"/>
-          <w:sz w:val="19"/>
-        </w:rPr>
-      </w:pPr>
-      <w:r>
-        <w:rPr>
-          <w:rFonts w:ascii="Consolas" w:hAnsi="Consolas"/>
-          <w:sz w:val="19"/>
+        <w:shd w:val="clear" w:color="auto" w:fill="F3F3F3"/>
+        <w:spacing w:before="120" w:after="120" w:line="220" w:lineRule="auto"/>
+        <w:ind w:left="240"/>
+        <w:rPr>
+          <w:rFonts w:ascii="Cascadia Code" w:hAnsi="Cascadia Code" w:cs="Cascadia Code"/>
+          <w:color w:val="000000"/>
+          <w:sz w:val="18"/>
+        </w:rPr>
+      </w:pPr>
+      <w:r>
+        <w:rPr>
+          <w:rFonts w:ascii="Cascadia Code" w:hAnsi="Cascadia Code" w:cs="Cascadia Code"/>
+          <w:color w:val="000000"/>
+          <w:sz w:val="18"/>
         </w:rPr>
         <w:t>activate model</w:t>
       </w:r>
     </w:p>
     <w:p>
       <w:pPr>
-        <w:spacing w:after="120" w:line="200" w:lineRule="auto"/>
-        <w:rPr>
-          <w:rFonts w:ascii="Consolas" w:hAnsi="Consolas"/>
-          <w:sz w:val="19"/>
-        </w:rPr>
-      </w:pPr>
-      <w:r>
-        <w:rPr>
-          <w:rFonts w:ascii="Consolas" w:hAnsi="Consolas"/>
-          <w:sz w:val="19"/>
+        <w:shd w:val="clear" w:color="auto" w:fill="F3F3F3"/>
+        <w:spacing w:before="120" w:after="120" w:line="220" w:lineRule="auto"/>
+        <w:ind w:left="240"/>
+        <w:rPr>
+          <w:rFonts w:ascii="Cascadia Code" w:hAnsi="Cascadia Code" w:cs="Cascadia Code"/>
+          <w:color w:val="000000"/>
+          <w:sz w:val="18"/>
+        </w:rPr>
+      </w:pPr>
+      <w:r>
+        <w:rPr>
+          <w:rFonts w:ascii="Cascadia Code" w:hAnsi="Cascadia Code" w:cs="Cascadia Code"/>
+          <w:color w:val="000000"/>
+          <w:sz w:val="18"/>
         </w:rPr>
         <w:t xml:space="preserve">control &lt;-- model : </w:t>
       </w:r>
       <w:r>
         <w:rPr>
-          <w:rFonts w:ascii="Consolas" w:hAnsi="Consolas"/>
-          <w:sz w:val="19"/>
+          <w:rFonts w:ascii="Cascadia Code" w:hAnsi="Cascadia Code" w:cs="Cascadia Code"/>
+          <w:color w:val="000000"/>
+          <w:sz w:val="18"/>
         </w:rPr>
         <w:t>結果</w:t>
       </w:r>
     </w:p>
     <w:p>
       <w:pPr>
-        <w:spacing w:after="120" w:line="200" w:lineRule="auto"/>
-        <w:rPr>
-          <w:rFonts w:ascii="Consolas" w:hAnsi="Consolas"/>
-          <w:sz w:val="19"/>
-        </w:rPr>
-      </w:pPr>
-      <w:r>
-        <w:rPr>
-          <w:rFonts w:ascii="Consolas" w:hAnsi="Consolas"/>
-          <w:sz w:val="19"/>
+        <w:shd w:val="clear" w:color="auto" w:fill="F3F3F3"/>
+        <w:spacing w:before="120" w:after="120" w:line="220" w:lineRule="auto"/>
+        <w:ind w:left="240"/>
+        <w:rPr>
+          <w:rFonts w:ascii="Cascadia Code" w:hAnsi="Cascadia Code" w:cs="Cascadia Code"/>
+          <w:color w:val="000000"/>
+          <w:sz w:val="18"/>
+        </w:rPr>
+      </w:pPr>
+      <w:r>
+        <w:rPr>
+          <w:rFonts w:ascii="Cascadia Code" w:hAnsi="Cascadia Code" w:cs="Cascadia Code"/>
+          <w:color w:val="000000"/>
+          <w:sz w:val="18"/>
         </w:rPr>
         <w:t xml:space="preserve">note right : </w:t>
       </w:r>
       <w:r>
         <w:rPr>
-          <w:rFonts w:ascii="Consolas" w:hAnsi="Consolas"/>
-          <w:sz w:val="19"/>
+          <w:rFonts w:ascii="Cascadia Code" w:hAnsi="Cascadia Code" w:cs="Cascadia Code"/>
+          <w:color w:val="000000"/>
+          <w:sz w:val="18"/>
         </w:rPr>
         <w:t>最大</w:t>
       </w:r>
       <w:r>
         <w:rPr>
-          <w:rFonts w:ascii="Consolas" w:hAnsi="Consolas"/>
-          <w:sz w:val="19"/>
+          <w:rFonts w:ascii="Cascadia Code" w:hAnsi="Cascadia Code" w:cs="Cascadia Code"/>
+          <w:color w:val="000000"/>
+          <w:sz w:val="18"/>
         </w:rPr>
         <w:t>100</w:t>
       </w:r>
       <w:r>
         <w:rPr>
-          <w:rFonts w:ascii="Consolas" w:hAnsi="Consolas"/>
-          <w:sz w:val="19"/>
+          <w:rFonts w:ascii="Cascadia Code" w:hAnsi="Cascadia Code" w:cs="Cascadia Code"/>
+          <w:color w:val="000000"/>
+          <w:sz w:val="18"/>
         </w:rPr>
         <w:t>件</w:t>
       </w:r>
     </w:p>
     <w:p>
       <w:pPr>
-        <w:spacing w:after="120" w:line="200" w:lineRule="auto"/>
-        <w:rPr>
-          <w:rFonts w:ascii="Consolas" w:hAnsi="Consolas"/>
-          <w:sz w:val="19"/>
-        </w:rPr>
-      </w:pPr>
-      <w:r>
-        <w:rPr>
-          <w:rFonts w:ascii="Consolas" w:hAnsi="Consolas"/>
-          <w:sz w:val="19"/>
+        <w:shd w:val="clear" w:color="auto" w:fill="F3F3F3"/>
+        <w:spacing w:before="120" w:after="120" w:line="220" w:lineRule="auto"/>
+        <w:ind w:left="240"/>
+        <w:rPr>
+          <w:rFonts w:ascii="Cascadia Code" w:hAnsi="Cascadia Code" w:cs="Cascadia Code"/>
+          <w:color w:val="000000"/>
+          <w:sz w:val="18"/>
+        </w:rPr>
+      </w:pPr>
+      <w:r>
+        <w:rPr>
+          <w:rFonts w:ascii="Cascadia Code" w:hAnsi="Cascadia Code" w:cs="Cascadia Code"/>
+          <w:color w:val="000000"/>
+          <w:sz w:val="18"/>
         </w:rPr>
         <w:t>deactivate model</w:t>
       </w:r>
     </w:p>
     <w:p>
       <w:pPr>
-        <w:spacing w:after="120" w:line="200" w:lineRule="auto"/>
-        <w:rPr>
-          <w:rFonts w:ascii="Consolas" w:hAnsi="Consolas"/>
-          <w:sz w:val="19"/>
-        </w:rPr>
-      </w:pPr>
-      <w:r>
-        <w:rPr>
-          <w:rFonts w:ascii="Consolas" w:hAnsi="Consolas"/>
-          <w:sz w:val="19"/>
+        <w:shd w:val="clear" w:color="auto" w:fill="F3F3F3"/>
+        <w:spacing w:before="120" w:after="120" w:line="220" w:lineRule="auto"/>
+        <w:ind w:left="240"/>
+        <w:rPr>
+          <w:rFonts w:ascii="Cascadia Code" w:hAnsi="Cascadia Code" w:cs="Cascadia Code"/>
+          <w:color w:val="000000"/>
+          <w:sz w:val="18"/>
+        </w:rPr>
+      </w:pPr>
+      <w:r>
+        <w:rPr>
+          <w:rFonts w:ascii="Cascadia Code" w:hAnsi="Cascadia Code" w:cs="Cascadia Code"/>
+          <w:color w:val="000000"/>
+          <w:sz w:val="18"/>
         </w:rPr>
         <w:t>destroy model</w:t>
       </w:r>
     </w:p>
     <w:p>
       <w:pPr>
-        <w:spacing w:after="120" w:line="200" w:lineRule="auto"/>
-        <w:rPr>
-          <w:rFonts w:ascii="Consolas" w:hAnsi="Consolas"/>
-          <w:sz w:val="19"/>
-        </w:rPr>
-      </w:pPr>
-    </w:p>
-    <w:p>
-      <w:pPr>
-        <w:spacing w:after="120" w:line="200" w:lineRule="auto"/>
-        <w:rPr>
-          <w:rFonts w:ascii="Consolas" w:hAnsi="Consolas"/>
-          <w:sz w:val="19"/>
-        </w:rPr>
-      </w:pPr>
-      <w:r>
-        <w:rPr>
-          <w:rFonts w:ascii="Consolas" w:hAnsi="Consolas"/>
-          <w:sz w:val="19"/>
+        <w:shd w:val="clear" w:color="auto" w:fill="F3F3F3"/>
+        <w:spacing w:before="120" w:after="120" w:line="220" w:lineRule="auto"/>
+        <w:ind w:left="240"/>
+        <w:rPr>
+          <w:rFonts w:ascii="Cascadia Code" w:hAnsi="Cascadia Code" w:cs="Cascadia Code"/>
+          <w:color w:val="000000"/>
+          <w:sz w:val="18"/>
+        </w:rPr>
+      </w:pPr>
+    </w:p>
+    <w:p>
+      <w:pPr>
+        <w:shd w:val="clear" w:color="auto" w:fill="F3F3F3"/>
+        <w:spacing w:before="120" w:after="120" w:line="220" w:lineRule="auto"/>
+        <w:ind w:left="240"/>
+        <w:rPr>
+          <w:rFonts w:ascii="Cascadia Code" w:hAnsi="Cascadia Code" w:cs="Cascadia Code"/>
+          <w:color w:val="000000"/>
+          <w:sz w:val="18"/>
+        </w:rPr>
+      </w:pPr>
+      <w:r>
+        <w:rPr>
+          <w:rFonts w:ascii="Cascadia Code" w:hAnsi="Cascadia Code" w:cs="Cascadia Code"/>
+          <w:color w:val="000000"/>
+          <w:sz w:val="18"/>
         </w:rPr>
         <w:t xml:space="preserve">control -&gt; view : </w:t>
       </w:r>
       <w:r>
         <w:rPr>
-          <w:rFonts w:ascii="Consolas" w:hAnsi="Consolas"/>
-          <w:sz w:val="19"/>
+          <w:rFonts w:ascii="Cascadia Code" w:hAnsi="Cascadia Code" w:cs="Cascadia Code"/>
+          <w:color w:val="000000"/>
+          <w:sz w:val="18"/>
         </w:rPr>
         <w:t>表示</w:t>
       </w:r>
       <w:r>
         <w:rPr>
-          <w:rFonts w:ascii="Consolas" w:hAnsi="Consolas"/>
-          <w:sz w:val="19"/>
+          <w:rFonts w:ascii="Cascadia Code" w:hAnsi="Cascadia Code" w:cs="Cascadia Code"/>
+          <w:color w:val="000000"/>
+          <w:sz w:val="18"/>
         </w:rPr>
         <w:t>(</w:t>
       </w:r>
       <w:r>
         <w:rPr>
-          <w:rFonts w:ascii="Consolas" w:hAnsi="Consolas"/>
-          <w:sz w:val="19"/>
+          <w:rFonts w:ascii="Cascadia Code" w:hAnsi="Cascadia Code" w:cs="Cascadia Code"/>
+          <w:color w:val="000000"/>
+          <w:sz w:val="18"/>
         </w:rPr>
         <w:t>結果</w:t>
       </w:r>
       <w:r>
         <w:rPr>
-          <w:rFonts w:ascii="Consolas" w:hAnsi="Consolas"/>
-          <w:sz w:val="19"/>
+          <w:rFonts w:ascii="Cascadia Code" w:hAnsi="Cascadia Code" w:cs="Cascadia Code"/>
+          <w:color w:val="000000"/>
+          <w:sz w:val="18"/>
         </w:rPr>
         <w:t>)</w:t>
       </w:r>
     </w:p>
     <w:p>
       <w:pPr>
-        <w:spacing w:after="120" w:line="200" w:lineRule="auto"/>
-        <w:rPr>
-          <w:rFonts w:ascii="Consolas" w:hAnsi="Consolas"/>
-          <w:sz w:val="19"/>
-        </w:rPr>
-      </w:pPr>
-      <w:r>
-        <w:rPr>
-          <w:rFonts w:ascii="Consolas" w:hAnsi="Consolas"/>
-          <w:sz w:val="19"/>
+        <w:shd w:val="clear" w:color="auto" w:fill="F3F3F3"/>
+        <w:spacing w:before="120" w:after="120" w:line="220" w:lineRule="auto"/>
+        <w:ind w:left="240"/>
+        <w:rPr>
+          <w:rFonts w:ascii="Cascadia Code" w:hAnsi="Cascadia Code" w:cs="Cascadia Code"/>
+          <w:color w:val="000000"/>
+          <w:sz w:val="18"/>
+        </w:rPr>
+      </w:pPr>
+      <w:r>
+        <w:rPr>
+          <w:rFonts w:ascii="Cascadia Code" w:hAnsi="Cascadia Code" w:cs="Cascadia Code"/>
+          <w:color w:val="000000"/>
+          <w:sz w:val="18"/>
         </w:rPr>
         <w:t>activate view</w:t>
       </w:r>
     </w:p>
     <w:p>
       <w:pPr>
-        <w:spacing w:after="120" w:line="200" w:lineRule="auto"/>
-        <w:rPr>
-          <w:rFonts w:ascii="Consolas" w:hAnsi="Consolas"/>
-          <w:sz w:val="19"/>
-        </w:rPr>
-      </w:pPr>
-      <w:r>
-        <w:rPr>
-          <w:rFonts w:ascii="Consolas" w:hAnsi="Consolas"/>
-          <w:sz w:val="19"/>
+        <w:shd w:val="clear" w:color="auto" w:fill="F3F3F3"/>
+        <w:spacing w:before="120" w:after="120" w:line="220" w:lineRule="auto"/>
+        <w:ind w:left="240"/>
+        <w:rPr>
+          <w:rFonts w:ascii="Cascadia Code" w:hAnsi="Cascadia Code" w:cs="Cascadia Code"/>
+          <w:color w:val="000000"/>
+          <w:sz w:val="18"/>
+        </w:rPr>
+      </w:pPr>
+      <w:r>
+        <w:rPr>
+          <w:rFonts w:ascii="Cascadia Code" w:hAnsi="Cascadia Code" w:cs="Cascadia Code"/>
+          <w:color w:val="000000"/>
+          <w:sz w:val="18"/>
         </w:rPr>
         <w:t>deactivate control</w:t>
       </w:r>
     </w:p>
     <w:p>
       <w:pPr>
-        <w:spacing w:after="120" w:line="200" w:lineRule="auto"/>
-        <w:rPr>
-          <w:rFonts w:ascii="Consolas" w:hAnsi="Consolas"/>
-          <w:sz w:val="19"/>
-        </w:rPr>
-      </w:pPr>
-      <w:r>
-        <w:rPr>
-          <w:rFonts w:ascii="Consolas" w:hAnsi="Consolas"/>
-          <w:sz w:val="19"/>
+        <w:shd w:val="clear" w:color="auto" w:fill="F3F3F3"/>
+        <w:spacing w:before="120" w:after="120" w:line="220" w:lineRule="auto"/>
+        <w:ind w:left="240"/>
+        <w:rPr>
+          <w:rFonts w:ascii="Cascadia Code" w:hAnsi="Cascadia Code" w:cs="Cascadia Code"/>
+          <w:color w:val="000000"/>
+          <w:sz w:val="18"/>
+        </w:rPr>
+      </w:pPr>
+      <w:r>
+        <w:rPr>
+          <w:rFonts w:ascii="Cascadia Code" w:hAnsi="Cascadia Code" w:cs="Cascadia Code"/>
+          <w:color w:val="000000"/>
+          <w:sz w:val="18"/>
         </w:rPr>
         <w:t xml:space="preserve">loop 1, </w:t>
       </w:r>
       <w:r>
         <w:rPr>
-          <w:rFonts w:ascii="Consolas" w:hAnsi="Consolas"/>
-          <w:sz w:val="19"/>
+          <w:rFonts w:ascii="Cascadia Code" w:hAnsi="Cascadia Code" w:cs="Cascadia Code"/>
+          <w:color w:val="000000"/>
+          <w:sz w:val="18"/>
         </w:rPr>
         <w:t>データ数</w:t>
       </w:r>
     </w:p>
     <w:p>
       <w:pPr>
-        <w:spacing w:after="120" w:line="200" w:lineRule="auto"/>
-        <w:rPr>
-          <w:rFonts w:ascii="Consolas" w:hAnsi="Consolas"/>
-          <w:sz w:val="19"/>
-        </w:rPr>
-      </w:pPr>
-      <w:r>
-        <w:rPr>
-          <w:rFonts w:ascii="Consolas" w:hAnsi="Consolas"/>
-          <w:sz w:val="19"/>
+        <w:shd w:val="clear" w:color="auto" w:fill="F3F3F3"/>
+        <w:spacing w:before="120" w:after="120" w:line="220" w:lineRule="auto"/>
+        <w:ind w:left="240"/>
+        <w:rPr>
+          <w:rFonts w:ascii="Cascadia Code" w:hAnsi="Cascadia Code" w:cs="Cascadia Code"/>
+          <w:color w:val="000000"/>
+          <w:sz w:val="18"/>
+        </w:rPr>
+      </w:pPr>
+      <w:r>
+        <w:rPr>
+          <w:rFonts w:ascii="Cascadia Code" w:hAnsi="Cascadia Code" w:cs="Cascadia Code"/>
+          <w:color w:val="000000"/>
+          <w:sz w:val="18"/>
         </w:rPr>
         <w:t xml:space="preserve">  view -&gt; view : </w:t>
       </w:r>
       <w:r>
         <w:rPr>
-          <w:rFonts w:ascii="Consolas" w:hAnsi="Consolas" w:hint="eastAsia"/>
-          <w:sz w:val="19"/>
+          <w:rFonts w:ascii="Cascadia Code" w:hAnsi="Cascadia Code" w:cs="Cascadia Code" w:hint="eastAsia"/>
+          <w:color w:val="000000"/>
+          <w:sz w:val="18"/>
         </w:rPr>
         <w:t>データの表示</w:t>
       </w:r>
     </w:p>
     <w:p>
       <w:pPr>
-        <w:spacing w:after="120" w:line="200" w:lineRule="auto"/>
-        <w:rPr>
-          <w:rFonts w:ascii="Consolas" w:hAnsi="Consolas"/>
-          <w:sz w:val="19"/>
-        </w:rPr>
-      </w:pPr>
-      <w:r>
-        <w:rPr>
-          <w:rFonts w:ascii="Consolas" w:hAnsi="Consolas"/>
-          <w:sz w:val="19"/>
+        <w:shd w:val="clear" w:color="auto" w:fill="F3F3F3"/>
+        <w:spacing w:before="120" w:after="120" w:line="220" w:lineRule="auto"/>
+        <w:ind w:left="240"/>
+        <w:rPr>
+          <w:rFonts w:ascii="Cascadia Code" w:hAnsi="Cascadia Code" w:cs="Cascadia Code"/>
+          <w:color w:val="000000"/>
+          <w:sz w:val="18"/>
+        </w:rPr>
+      </w:pPr>
+      <w:r>
+        <w:rPr>
+          <w:rFonts w:ascii="Cascadia Code" w:hAnsi="Cascadia Code" w:cs="Cascadia Code"/>
+          <w:color w:val="000000"/>
+          <w:sz w:val="18"/>
         </w:rPr>
         <w:t>end</w:t>
       </w:r>
     </w:p>
     <w:p>
       <w:pPr>
-        <w:spacing w:after="120" w:line="200" w:lineRule="auto"/>
-        <w:rPr>
-          <w:rFonts w:ascii="Consolas" w:hAnsi="Consolas"/>
-          <w:sz w:val="19"/>
-        </w:rPr>
-      </w:pPr>
-      <w:r>
-        <w:rPr>
-          <w:rFonts w:ascii="Consolas" w:hAnsi="Consolas"/>
-          <w:sz w:val="19"/>
+        <w:shd w:val="clear" w:color="auto" w:fill="F3F3F3"/>
+        <w:spacing w:before="120" w:after="120" w:line="220" w:lineRule="auto"/>
+        <w:ind w:left="240"/>
+        <w:rPr>
+          <w:rFonts w:ascii="Cascadia Code" w:hAnsi="Cascadia Code" w:cs="Cascadia Code"/>
+          <w:color w:val="000000"/>
+          <w:sz w:val="18"/>
+        </w:rPr>
+      </w:pPr>
+      <w:r>
+        <w:rPr>
+          <w:rFonts w:ascii="Cascadia Code" w:hAnsi="Cascadia Code" w:cs="Cascadia Code"/>
+          <w:color w:val="000000"/>
+          <w:sz w:val="18"/>
         </w:rPr>
         <w:t>view --&gt; user</w:t>
       </w:r>
     </w:p>
     <w:p>
       <w:pPr>
-        <w:spacing w:after="120" w:line="200" w:lineRule="auto"/>
-        <w:rPr>
-          <w:rFonts w:ascii="Consolas" w:hAnsi="Consolas"/>
-          <w:sz w:val="19"/>
-        </w:rPr>
-      </w:pPr>
-      <w:r>
-        <w:rPr>
-          <w:rFonts w:ascii="Consolas" w:hAnsi="Consolas"/>
-          <w:sz w:val="19"/>
+        <w:shd w:val="clear" w:color="auto" w:fill="F3F3F3"/>
+        <w:spacing w:before="120" w:after="120" w:line="220" w:lineRule="auto"/>
+        <w:ind w:left="240"/>
+        <w:rPr>
+          <w:rFonts w:ascii="Cascadia Code" w:hAnsi="Cascadia Code" w:cs="Cascadia Code"/>
+          <w:color w:val="000000"/>
+          <w:sz w:val="18"/>
+        </w:rPr>
+      </w:pPr>
+      <w:r>
+        <w:rPr>
+          <w:rFonts w:ascii="Cascadia Code" w:hAnsi="Cascadia Code" w:cs="Cascadia Code"/>
+          <w:color w:val="000000"/>
+          <w:sz w:val="18"/>
         </w:rPr>
         <w:t>deactivate view</w:t>
       </w:r>
     </w:p>
     <w:p>
       <w:pPr>
-        <w:spacing w:after="120" w:line="200" w:lineRule="auto"/>
-        <w:rPr>
-          <w:rFonts w:ascii="Consolas" w:hAnsi="Consolas"/>
-          <w:sz w:val="19"/>
-        </w:rPr>
-      </w:pPr>
-      <w:r>
-        <w:rPr>
-          <w:rFonts w:ascii="Consolas" w:hAnsi="Consolas"/>
-          <w:sz w:val="19"/>
+        <w:shd w:val="clear" w:color="auto" w:fill="F3F3F3"/>
+        <w:spacing w:before="120" w:after="120" w:line="220" w:lineRule="auto"/>
+        <w:ind w:left="240"/>
+        <w:rPr>
+          <w:rFonts w:ascii="Cascadia Code" w:hAnsi="Cascadia Code" w:cs="Cascadia Code"/>
+          <w:color w:val="000000"/>
+          <w:sz w:val="18"/>
+        </w:rPr>
+      </w:pPr>
+      <w:r>
+        <w:rPr>
+          <w:rFonts w:ascii="Cascadia Code" w:hAnsi="Cascadia Code" w:cs="Cascadia Code"/>
+          <w:color w:val="000000"/>
+          <w:sz w:val="18"/>
         </w:rPr>
         <w:t>@enduml</w:t>
       </w:r>
     </w:p>
     <w:p>
       <w:pPr>
-        <w:spacing w:after="120" w:line="200" w:lineRule="auto"/>
-        <w:rPr>
-          <w:rFonts w:ascii="Consolas" w:hAnsi="Consolas"/>
-          <w:sz w:val="19"/>
-        </w:rPr>
-      </w:pPr>
-      <w:r>
-        <w:rPr>
-          <w:rFonts w:ascii="Consolas" w:hAnsi="Consolas"/>
-          <w:sz w:val="19"/>
+        <w:shd w:val="clear" w:color="auto" w:fill="F3F3F3"/>
+        <w:spacing w:before="120" w:after="120" w:line="220" w:lineRule="auto"/>
+        <w:ind w:left="240"/>
+        <w:rPr>
+          <w:rFonts w:ascii="Cascadia Code" w:hAnsi="Cascadia Code" w:cs="Cascadia Code"/>
+          <w:color w:val="000000"/>
+          <w:sz w:val="18"/>
+        </w:rPr>
+      </w:pPr>
+      <w:r>
+        <w:rPr>
+          <w:rFonts w:ascii="Cascadia Code" w:hAnsi="Cascadia Code" w:cs="Cascadia Code"/>
+          <w:color w:val="000000"/>
+          <w:sz w:val="18"/>
         </w:rPr>
         <w:t>----</w:t>
       </w:r>
     </w:p>
     <w:p>
       <w:pPr>
-        <w:spacing w:after="120" w:line="200" w:lineRule="auto"/>
-        <w:rPr>
-          <w:rFonts w:ascii="Consolas" w:hAnsi="Consolas"/>
-          <w:sz w:val="19"/>
-        </w:rPr>
-      </w:pPr>
-    </w:p>
-    <w:p>
-      <w:pPr>
-        <w:spacing w:after="120" w:line="200" w:lineRule="auto"/>
-        <w:rPr>
-          <w:rFonts w:ascii="Consolas" w:hAnsi="Consolas"/>
-          <w:sz w:val="19"/>
-        </w:rPr>
-      </w:pPr>
-      <w:r>
-        <w:rPr>
-          <w:rFonts w:ascii="Consolas" w:hAnsi="Consolas"/>
-          <w:sz w:val="19"/>
+        <w:shd w:val="clear" w:color="auto" w:fill="F3F3F3"/>
+        <w:spacing w:before="120" w:after="120" w:line="220" w:lineRule="auto"/>
+        <w:ind w:left="240"/>
+        <w:rPr>
+          <w:rFonts w:ascii="Cascadia Code" w:hAnsi="Cascadia Code" w:cs="Cascadia Code"/>
+          <w:color w:val="000000"/>
+          <w:sz w:val="18"/>
+        </w:rPr>
+      </w:pPr>
+    </w:p>
+    <w:p>
+      <w:pPr>
+        <w:shd w:val="clear" w:color="auto" w:fill="F3F3F3"/>
+        <w:spacing w:before="120" w:after="120" w:line="220" w:lineRule="auto"/>
+        <w:ind w:left="240"/>
+        <w:rPr>
+          <w:rFonts w:ascii="Cascadia Code" w:hAnsi="Cascadia Code" w:cs="Cascadia Code"/>
+          <w:color w:val="000000"/>
+          <w:sz w:val="18"/>
+        </w:rPr>
+      </w:pPr>
+      <w:r>
+        <w:rPr>
+          <w:rFonts w:ascii="Cascadia Code" w:hAnsi="Cascadia Code" w:cs="Cascadia Code"/>
+          <w:color w:val="000000"/>
+          <w:sz w:val="18"/>
         </w:rPr>
         <w:t xml:space="preserve">=== </w:t>
       </w:r>
       <w:r>
         <w:rPr>
-          <w:rFonts w:ascii="Consolas" w:hAnsi="Consolas"/>
-          <w:sz w:val="19"/>
+          <w:rFonts w:ascii="Cascadia Code" w:hAnsi="Cascadia Code" w:cs="Cascadia Code"/>
+          <w:color w:val="000000"/>
+          <w:sz w:val="18"/>
         </w:rPr>
         <w:t>アイコンを指定する</w:t>
       </w:r>
     </w:p>
     <w:p>
       <w:pPr>
-        <w:spacing w:after="120" w:line="200" w:lineRule="auto"/>
-        <w:rPr>
-          <w:rFonts w:ascii="Consolas" w:hAnsi="Consolas"/>
-          <w:sz w:val="19"/>
+        <w:shd w:val="clear" w:color="auto" w:fill="F3F3F3"/>
+        <w:spacing w:before="120" w:after="120" w:line="220" w:lineRule="auto"/>
+        <w:ind w:left="240"/>
+        <w:rPr>
+          <w:rFonts w:ascii="Cascadia Code" w:hAnsi="Cascadia Code" w:cs="Cascadia Code"/>
+          <w:color w:val="000000"/>
+          <w:sz w:val="18"/>
         </w:rPr>
       </w:pPr>
     </w:p>
@@ -4393,592 +4809,745 @@
     </w:p>
     <w:p>
       <w:pPr>
-        <w:spacing w:after="120" w:line="200" w:lineRule="auto"/>
-        <w:rPr>
-          <w:rFonts w:ascii="Consolas" w:hAnsi="Consolas"/>
-          <w:sz w:val="19"/>
-        </w:rPr>
-      </w:pPr>
-    </w:p>
-    <w:p>
-      <w:pPr>
-        <w:spacing w:after="120" w:line="200" w:lineRule="auto"/>
-        <w:rPr>
-          <w:rFonts w:ascii="Consolas" w:hAnsi="Consolas"/>
-          <w:sz w:val="19"/>
-        </w:rPr>
-      </w:pPr>
-      <w:r>
-        <w:rPr>
-          <w:rFonts w:ascii="Consolas" w:hAnsi="Consolas"/>
-          <w:sz w:val="19"/>
+        <w:shd w:val="clear" w:color="auto" w:fill="F3F3F3"/>
+        <w:spacing w:before="120" w:after="120" w:line="220" w:lineRule="auto"/>
+        <w:ind w:left="240"/>
+        <w:rPr>
+          <w:rFonts w:ascii="Cascadia Code" w:hAnsi="Cascadia Code" w:cs="Cascadia Code"/>
+          <w:color w:val="000000"/>
+          <w:sz w:val="18"/>
+        </w:rPr>
+      </w:pPr>
+    </w:p>
+    <w:p>
+      <w:pPr>
+        <w:shd w:val="clear" w:color="auto" w:fill="F3F3F3"/>
+        <w:spacing w:before="120" w:after="120" w:line="220" w:lineRule="auto"/>
+        <w:ind w:left="240"/>
+        <w:rPr>
+          <w:rFonts w:ascii="Cascadia Code" w:hAnsi="Cascadia Code" w:cs="Cascadia Code"/>
+          <w:color w:val="000000"/>
+          <w:sz w:val="18"/>
+        </w:rPr>
+      </w:pPr>
+      <w:r>
+        <w:rPr>
+          <w:rFonts w:ascii="Cascadia Code" w:hAnsi="Cascadia Code" w:cs="Cascadia Code"/>
+          <w:color w:val="000000"/>
+          <w:sz w:val="18"/>
         </w:rPr>
         <w:t>[NOTE]</w:t>
       </w:r>
     </w:p>
     <w:p>
       <w:pPr>
-        <w:spacing w:after="120" w:line="200" w:lineRule="auto"/>
-        <w:rPr>
-          <w:rFonts w:ascii="Consolas" w:hAnsi="Consolas"/>
-          <w:sz w:val="19"/>
-        </w:rPr>
-      </w:pPr>
-      <w:r>
-        <w:rPr>
-          <w:rFonts w:ascii="Consolas" w:hAnsi="Consolas"/>
-          <w:sz w:val="19"/>
+        <w:shd w:val="clear" w:color="auto" w:fill="F3F3F3"/>
+        <w:spacing w:before="120" w:after="120" w:line="220" w:lineRule="auto"/>
+        <w:ind w:left="240"/>
+        <w:rPr>
+          <w:rFonts w:ascii="Cascadia Code" w:hAnsi="Cascadia Code" w:cs="Cascadia Code"/>
+          <w:color w:val="000000"/>
+          <w:sz w:val="18"/>
+        </w:rPr>
+      </w:pPr>
+      <w:r>
+        <w:rPr>
+          <w:rFonts w:ascii="Cascadia Code" w:hAnsi="Cascadia Code" w:cs="Cascadia Code"/>
+          <w:color w:val="000000"/>
+          <w:sz w:val="18"/>
         </w:rPr>
         <w:t>====</w:t>
       </w:r>
     </w:p>
     <w:p>
       <w:pPr>
-        <w:spacing w:after="120" w:line="200" w:lineRule="auto"/>
-        <w:rPr>
-          <w:rFonts w:ascii="Consolas" w:hAnsi="Consolas"/>
-          <w:sz w:val="19"/>
-        </w:rPr>
-      </w:pPr>
-      <w:r>
-        <w:rPr>
-          <w:rFonts w:ascii="Consolas" w:hAnsi="Consolas" w:hint="eastAsia"/>
-          <w:sz w:val="19"/>
+        <w:shd w:val="clear" w:color="auto" w:fill="F3F3F3"/>
+        <w:spacing w:before="120" w:after="120" w:line="220" w:lineRule="auto"/>
+        <w:ind w:left="240"/>
+        <w:rPr>
+          <w:rFonts w:ascii="Cascadia Code" w:hAnsi="Cascadia Code" w:cs="Cascadia Code"/>
+          <w:color w:val="000000"/>
+          <w:sz w:val="18"/>
+        </w:rPr>
+      </w:pPr>
+      <w:r>
+        <w:rPr>
+          <w:rFonts w:ascii="Cascadia Code" w:hAnsi="Cascadia Code" w:cs="Cascadia Code" w:hint="eastAsia"/>
+          <w:color w:val="000000"/>
+          <w:sz w:val="18"/>
         </w:rPr>
         <w:t>ノートを書きます。</w:t>
       </w:r>
     </w:p>
     <w:p>
       <w:pPr>
-        <w:spacing w:after="120" w:line="200" w:lineRule="auto"/>
-        <w:rPr>
-          <w:rFonts w:ascii="Consolas" w:hAnsi="Consolas"/>
-          <w:sz w:val="19"/>
-        </w:rPr>
-      </w:pPr>
-      <w:r>
-        <w:rPr>
-          <w:rFonts w:ascii="Consolas" w:hAnsi="Consolas"/>
-          <w:sz w:val="19"/>
+        <w:shd w:val="clear" w:color="auto" w:fill="F3F3F3"/>
+        <w:spacing w:before="120" w:after="120" w:line="220" w:lineRule="auto"/>
+        <w:ind w:left="240"/>
+        <w:rPr>
+          <w:rFonts w:ascii="Cascadia Code" w:hAnsi="Cascadia Code" w:cs="Cascadia Code"/>
+          <w:color w:val="000000"/>
+          <w:sz w:val="18"/>
+        </w:rPr>
+      </w:pPr>
+      <w:r>
+        <w:rPr>
+          <w:rFonts w:ascii="Cascadia Code" w:hAnsi="Cascadia Code" w:cs="Cascadia Code"/>
+          <w:color w:val="000000"/>
+          <w:sz w:val="18"/>
         </w:rPr>
         <w:t>====</w:t>
       </w:r>
     </w:p>
     <w:p>
       <w:pPr>
-        <w:spacing w:after="120" w:line="200" w:lineRule="auto"/>
-        <w:rPr>
-          <w:rFonts w:ascii="Consolas" w:hAnsi="Consolas"/>
-          <w:sz w:val="19"/>
-        </w:rPr>
-      </w:pPr>
-      <w:r>
-        <w:rPr>
-          <w:rFonts w:ascii="Consolas" w:hAnsi="Consolas"/>
-          <w:sz w:val="19"/>
+        <w:shd w:val="clear" w:color="auto" w:fill="F3F3F3"/>
+        <w:spacing w:before="120" w:after="120" w:line="220" w:lineRule="auto"/>
+        <w:ind w:left="240"/>
+        <w:rPr>
+          <w:rFonts w:ascii="Cascadia Code" w:hAnsi="Cascadia Code" w:cs="Cascadia Code"/>
+          <w:color w:val="000000"/>
+          <w:sz w:val="18"/>
+        </w:rPr>
+      </w:pPr>
+      <w:r>
+        <w:rPr>
+          <w:rFonts w:ascii="Cascadia Code" w:hAnsi="Cascadia Code" w:cs="Cascadia Code"/>
+          <w:color w:val="000000"/>
+          <w:sz w:val="18"/>
         </w:rPr>
         <w:t xml:space="preserve"> </w:t>
       </w:r>
     </w:p>
     <w:p>
       <w:pPr>
-        <w:spacing w:after="120" w:line="200" w:lineRule="auto"/>
-        <w:rPr>
-          <w:rFonts w:ascii="Consolas" w:hAnsi="Consolas"/>
-          <w:sz w:val="19"/>
-        </w:rPr>
-      </w:pPr>
-      <w:r>
-        <w:rPr>
-          <w:rFonts w:ascii="Consolas" w:hAnsi="Consolas"/>
-          <w:sz w:val="19"/>
+        <w:shd w:val="clear" w:color="auto" w:fill="F3F3F3"/>
+        <w:spacing w:before="120" w:after="120" w:line="220" w:lineRule="auto"/>
+        <w:ind w:left="240"/>
+        <w:rPr>
+          <w:rFonts w:ascii="Cascadia Code" w:hAnsi="Cascadia Code" w:cs="Cascadia Code"/>
+          <w:color w:val="000000"/>
+          <w:sz w:val="18"/>
+        </w:rPr>
+      </w:pPr>
+      <w:r>
+        <w:rPr>
+          <w:rFonts w:ascii="Cascadia Code" w:hAnsi="Cascadia Code" w:cs="Cascadia Code"/>
+          <w:color w:val="000000"/>
+          <w:sz w:val="18"/>
         </w:rPr>
         <w:t>[CAUTION]</w:t>
       </w:r>
     </w:p>
     <w:p>
       <w:pPr>
-        <w:spacing w:after="120" w:line="200" w:lineRule="auto"/>
-        <w:rPr>
-          <w:rFonts w:ascii="Consolas" w:hAnsi="Consolas"/>
-          <w:sz w:val="19"/>
-        </w:rPr>
-      </w:pPr>
-      <w:r>
-        <w:rPr>
-          <w:rFonts w:ascii="Consolas" w:hAnsi="Consolas"/>
-          <w:sz w:val="19"/>
+        <w:shd w:val="clear" w:color="auto" w:fill="F3F3F3"/>
+        <w:spacing w:before="120" w:after="120" w:line="220" w:lineRule="auto"/>
+        <w:ind w:left="240"/>
+        <w:rPr>
+          <w:rFonts w:ascii="Cascadia Code" w:hAnsi="Cascadia Code" w:cs="Cascadia Code"/>
+          <w:color w:val="000000"/>
+          <w:sz w:val="18"/>
+        </w:rPr>
+      </w:pPr>
+      <w:r>
+        <w:rPr>
+          <w:rFonts w:ascii="Cascadia Code" w:hAnsi="Cascadia Code" w:cs="Cascadia Code"/>
+          <w:color w:val="000000"/>
+          <w:sz w:val="18"/>
         </w:rPr>
         <w:t>====</w:t>
       </w:r>
     </w:p>
     <w:p>
       <w:pPr>
-        <w:spacing w:after="120" w:line="200" w:lineRule="auto"/>
-        <w:rPr>
-          <w:rFonts w:ascii="Consolas" w:hAnsi="Consolas"/>
-          <w:sz w:val="19"/>
-        </w:rPr>
-      </w:pPr>
-      <w:r>
-        <w:rPr>
-          <w:rFonts w:ascii="Consolas" w:hAnsi="Consolas" w:hint="eastAsia"/>
-          <w:sz w:val="19"/>
+        <w:shd w:val="clear" w:color="auto" w:fill="F3F3F3"/>
+        <w:spacing w:before="120" w:after="120" w:line="220" w:lineRule="auto"/>
+        <w:ind w:left="240"/>
+        <w:rPr>
+          <w:rFonts w:ascii="Cascadia Code" w:hAnsi="Cascadia Code" w:cs="Cascadia Code"/>
+          <w:color w:val="000000"/>
+          <w:sz w:val="18"/>
+        </w:rPr>
+      </w:pPr>
+      <w:r>
+        <w:rPr>
+          <w:rFonts w:ascii="Cascadia Code" w:hAnsi="Cascadia Code" w:cs="Cascadia Code" w:hint="eastAsia"/>
+          <w:color w:val="000000"/>
+          <w:sz w:val="18"/>
         </w:rPr>
         <w:t>注意を書きます</w:t>
       </w:r>
     </w:p>
     <w:p>
       <w:pPr>
-        <w:spacing w:after="120" w:line="200" w:lineRule="auto"/>
-        <w:rPr>
-          <w:rFonts w:ascii="Consolas" w:hAnsi="Consolas"/>
-          <w:sz w:val="19"/>
-        </w:rPr>
-      </w:pPr>
-      <w:r>
-        <w:rPr>
-          <w:rFonts w:ascii="Consolas" w:hAnsi="Consolas"/>
-          <w:sz w:val="19"/>
+        <w:shd w:val="clear" w:color="auto" w:fill="F3F3F3"/>
+        <w:spacing w:before="120" w:after="120" w:line="220" w:lineRule="auto"/>
+        <w:ind w:left="240"/>
+        <w:rPr>
+          <w:rFonts w:ascii="Cascadia Code" w:hAnsi="Cascadia Code" w:cs="Cascadia Code"/>
+          <w:color w:val="000000"/>
+          <w:sz w:val="18"/>
+        </w:rPr>
+      </w:pPr>
+      <w:r>
+        <w:rPr>
+          <w:rFonts w:ascii="Cascadia Code" w:hAnsi="Cascadia Code" w:cs="Cascadia Code"/>
+          <w:color w:val="000000"/>
+          <w:sz w:val="18"/>
         </w:rPr>
         <w:t>====</w:t>
       </w:r>
     </w:p>
     <w:p>
       <w:pPr>
-        <w:spacing w:after="120" w:line="200" w:lineRule="auto"/>
-        <w:rPr>
-          <w:rFonts w:ascii="Consolas" w:hAnsi="Consolas"/>
-          <w:sz w:val="19"/>
-        </w:rPr>
-      </w:pPr>
-      <w:r>
-        <w:rPr>
-          <w:rFonts w:ascii="Consolas" w:hAnsi="Consolas"/>
-          <w:sz w:val="19"/>
+        <w:shd w:val="clear" w:color="auto" w:fill="F3F3F3"/>
+        <w:spacing w:before="120" w:after="120" w:line="220" w:lineRule="auto"/>
+        <w:ind w:left="240"/>
+        <w:rPr>
+          <w:rFonts w:ascii="Cascadia Code" w:hAnsi="Cascadia Code" w:cs="Cascadia Code"/>
+          <w:color w:val="000000"/>
+          <w:sz w:val="18"/>
+        </w:rPr>
+      </w:pPr>
+      <w:r>
+        <w:rPr>
+          <w:rFonts w:ascii="Cascadia Code" w:hAnsi="Cascadia Code" w:cs="Cascadia Code"/>
+          <w:color w:val="000000"/>
+          <w:sz w:val="18"/>
         </w:rPr>
         <w:t xml:space="preserve"> </w:t>
       </w:r>
     </w:p>
     <w:p>
       <w:pPr>
-        <w:spacing w:after="120" w:line="200" w:lineRule="auto"/>
-        <w:rPr>
-          <w:rFonts w:ascii="Consolas" w:hAnsi="Consolas"/>
-          <w:sz w:val="19"/>
-        </w:rPr>
-      </w:pPr>
-      <w:r>
-        <w:rPr>
-          <w:rFonts w:ascii="Consolas" w:hAnsi="Consolas"/>
-          <w:sz w:val="19"/>
+        <w:shd w:val="clear" w:color="auto" w:fill="F3F3F3"/>
+        <w:spacing w:before="120" w:after="120" w:line="220" w:lineRule="auto"/>
+        <w:ind w:left="240"/>
+        <w:rPr>
+          <w:rFonts w:ascii="Cascadia Code" w:hAnsi="Cascadia Code" w:cs="Cascadia Code"/>
+          <w:color w:val="000000"/>
+          <w:sz w:val="18"/>
+        </w:rPr>
+      </w:pPr>
+      <w:r>
+        <w:rPr>
+          <w:rFonts w:ascii="Cascadia Code" w:hAnsi="Cascadia Code" w:cs="Cascadia Code"/>
+          <w:color w:val="000000"/>
+          <w:sz w:val="18"/>
         </w:rPr>
         <w:t>[TIP]</w:t>
       </w:r>
     </w:p>
     <w:p>
       <w:pPr>
-        <w:spacing w:after="120" w:line="200" w:lineRule="auto"/>
-        <w:rPr>
-          <w:rFonts w:ascii="Consolas" w:hAnsi="Consolas"/>
-          <w:sz w:val="19"/>
-        </w:rPr>
-      </w:pPr>
-      <w:r>
-        <w:rPr>
-          <w:rFonts w:ascii="Consolas" w:hAnsi="Consolas"/>
-          <w:sz w:val="19"/>
+        <w:shd w:val="clear" w:color="auto" w:fill="F3F3F3"/>
+        <w:spacing w:before="120" w:after="120" w:line="220" w:lineRule="auto"/>
+        <w:ind w:left="240"/>
+        <w:rPr>
+          <w:rFonts w:ascii="Cascadia Code" w:hAnsi="Cascadia Code" w:cs="Cascadia Code"/>
+          <w:color w:val="000000"/>
+          <w:sz w:val="18"/>
+        </w:rPr>
+      </w:pPr>
+      <w:r>
+        <w:rPr>
+          <w:rFonts w:ascii="Cascadia Code" w:hAnsi="Cascadia Code" w:cs="Cascadia Code"/>
+          <w:color w:val="000000"/>
+          <w:sz w:val="18"/>
         </w:rPr>
         <w:t>====</w:t>
       </w:r>
     </w:p>
     <w:p>
       <w:pPr>
-        <w:spacing w:after="120" w:line="200" w:lineRule="auto"/>
-        <w:rPr>
-          <w:rFonts w:ascii="Consolas" w:hAnsi="Consolas"/>
-          <w:sz w:val="19"/>
-        </w:rPr>
-      </w:pPr>
-      <w:r>
-        <w:rPr>
-          <w:rFonts w:ascii="Consolas" w:hAnsi="Consolas"/>
-          <w:sz w:val="19"/>
+        <w:shd w:val="clear" w:color="auto" w:fill="F3F3F3"/>
+        <w:spacing w:before="120" w:after="120" w:line="220" w:lineRule="auto"/>
+        <w:ind w:left="240"/>
+        <w:rPr>
+          <w:rFonts w:ascii="Cascadia Code" w:hAnsi="Cascadia Code" w:cs="Cascadia Code"/>
+          <w:color w:val="000000"/>
+          <w:sz w:val="18"/>
+        </w:rPr>
+      </w:pPr>
+      <w:r>
+        <w:rPr>
+          <w:rFonts w:ascii="Cascadia Code" w:hAnsi="Cascadia Code" w:cs="Cascadia Code"/>
+          <w:color w:val="000000"/>
+          <w:sz w:val="18"/>
         </w:rPr>
         <w:t>Tip</w:t>
       </w:r>
       <w:r>
         <w:rPr>
-          <w:rFonts w:ascii="Consolas" w:hAnsi="Consolas"/>
-          <w:sz w:val="19"/>
+          <w:rFonts w:ascii="Cascadia Code" w:hAnsi="Cascadia Code" w:cs="Cascadia Code"/>
+          <w:color w:val="000000"/>
+          <w:sz w:val="18"/>
         </w:rPr>
         <w:t>を書きます</w:t>
       </w:r>
     </w:p>
     <w:p>
       <w:pPr>
-        <w:spacing w:after="120" w:line="200" w:lineRule="auto"/>
-        <w:rPr>
-          <w:rFonts w:ascii="Consolas" w:hAnsi="Consolas"/>
-          <w:sz w:val="19"/>
-        </w:rPr>
-      </w:pPr>
-      <w:r>
-        <w:rPr>
-          <w:rFonts w:ascii="Consolas" w:hAnsi="Consolas"/>
-          <w:sz w:val="19"/>
+        <w:shd w:val="clear" w:color="auto" w:fill="F3F3F3"/>
+        <w:spacing w:before="120" w:after="120" w:line="220" w:lineRule="auto"/>
+        <w:ind w:left="240"/>
+        <w:rPr>
+          <w:rFonts w:ascii="Cascadia Code" w:hAnsi="Cascadia Code" w:cs="Cascadia Code"/>
+          <w:color w:val="000000"/>
+          <w:sz w:val="18"/>
+        </w:rPr>
+      </w:pPr>
+      <w:r>
+        <w:rPr>
+          <w:rFonts w:ascii="Cascadia Code" w:hAnsi="Cascadia Code" w:cs="Cascadia Code"/>
+          <w:color w:val="000000"/>
+          <w:sz w:val="18"/>
         </w:rPr>
         <w:t>====</w:t>
       </w:r>
     </w:p>
     <w:p>
       <w:pPr>
-        <w:spacing w:after="120" w:line="200" w:lineRule="auto"/>
-        <w:rPr>
-          <w:rFonts w:ascii="Consolas" w:hAnsi="Consolas"/>
-          <w:sz w:val="19"/>
-        </w:rPr>
-      </w:pPr>
-    </w:p>
-    <w:p>
-      <w:pPr>
-        <w:spacing w:after="120" w:line="200" w:lineRule="auto"/>
-        <w:rPr>
-          <w:rFonts w:ascii="Consolas" w:hAnsi="Consolas"/>
-          <w:sz w:val="19"/>
-        </w:rPr>
-      </w:pPr>
-      <w:r>
-        <w:rPr>
-          <w:rFonts w:ascii="Consolas" w:hAnsi="Consolas"/>
-          <w:sz w:val="19"/>
+        <w:shd w:val="clear" w:color="auto" w:fill="F3F3F3"/>
+        <w:spacing w:before="120" w:after="120" w:line="220" w:lineRule="auto"/>
+        <w:ind w:left="240"/>
+        <w:rPr>
+          <w:rFonts w:ascii="Cascadia Code" w:hAnsi="Cascadia Code" w:cs="Cascadia Code"/>
+          <w:color w:val="000000"/>
+          <w:sz w:val="18"/>
+        </w:rPr>
+      </w:pPr>
+    </w:p>
+    <w:p>
+      <w:pPr>
+        <w:shd w:val="clear" w:color="auto" w:fill="F3F3F3"/>
+        <w:spacing w:before="120" w:after="120" w:line="220" w:lineRule="auto"/>
+        <w:ind w:left="240"/>
+        <w:rPr>
+          <w:rFonts w:ascii="Cascadia Code" w:hAnsi="Cascadia Code" w:cs="Cascadia Code"/>
+          <w:color w:val="000000"/>
+          <w:sz w:val="18"/>
+        </w:rPr>
+      </w:pPr>
+      <w:r>
+        <w:rPr>
+          <w:rFonts w:ascii="Cascadia Code" w:hAnsi="Cascadia Code" w:cs="Cascadia Code"/>
+          <w:color w:val="000000"/>
+          <w:sz w:val="18"/>
         </w:rPr>
         <w:t>NOTE: NOTE</w:t>
       </w:r>
     </w:p>
     <w:p>
       <w:pPr>
-        <w:spacing w:after="120" w:line="200" w:lineRule="auto"/>
-        <w:rPr>
-          <w:rFonts w:ascii="Consolas" w:hAnsi="Consolas"/>
-          <w:sz w:val="19"/>
-        </w:rPr>
-      </w:pPr>
-    </w:p>
-    <w:p>
-      <w:pPr>
-        <w:spacing w:after="120" w:line="200" w:lineRule="auto"/>
-        <w:rPr>
-          <w:rFonts w:ascii="Consolas" w:hAnsi="Consolas"/>
-          <w:sz w:val="19"/>
-        </w:rPr>
-      </w:pPr>
-      <w:r>
-        <w:rPr>
-          <w:rFonts w:ascii="Consolas" w:hAnsi="Consolas"/>
-          <w:sz w:val="19"/>
+        <w:shd w:val="clear" w:color="auto" w:fill="F3F3F3"/>
+        <w:spacing w:before="120" w:after="120" w:line="220" w:lineRule="auto"/>
+        <w:ind w:left="240"/>
+        <w:rPr>
+          <w:rFonts w:ascii="Cascadia Code" w:hAnsi="Cascadia Code" w:cs="Cascadia Code"/>
+          <w:color w:val="000000"/>
+          <w:sz w:val="18"/>
+        </w:rPr>
+      </w:pPr>
+    </w:p>
+    <w:p>
+      <w:pPr>
+        <w:shd w:val="clear" w:color="auto" w:fill="F3F3F3"/>
+        <w:spacing w:before="120" w:after="120" w:line="220" w:lineRule="auto"/>
+        <w:ind w:left="240"/>
+        <w:rPr>
+          <w:rFonts w:ascii="Cascadia Code" w:hAnsi="Cascadia Code" w:cs="Cascadia Code"/>
+          <w:color w:val="000000"/>
+          <w:sz w:val="18"/>
+        </w:rPr>
+      </w:pPr>
+      <w:r>
+        <w:rPr>
+          <w:rFonts w:ascii="Cascadia Code" w:hAnsi="Cascadia Code" w:cs="Cascadia Code"/>
+          <w:color w:val="000000"/>
+          <w:sz w:val="18"/>
         </w:rPr>
         <w:t>TIP: TIP</w:t>
       </w:r>
     </w:p>
     <w:p>
       <w:pPr>
-        <w:spacing w:after="120" w:line="200" w:lineRule="auto"/>
-        <w:rPr>
-          <w:rFonts w:ascii="Consolas" w:hAnsi="Consolas"/>
-          <w:sz w:val="19"/>
-        </w:rPr>
-      </w:pPr>
-    </w:p>
-    <w:p>
-      <w:pPr>
-        <w:spacing w:after="120" w:line="200" w:lineRule="auto"/>
-        <w:rPr>
-          <w:rFonts w:ascii="Consolas" w:hAnsi="Consolas"/>
-          <w:sz w:val="19"/>
-        </w:rPr>
-      </w:pPr>
-      <w:r>
-        <w:rPr>
-          <w:rFonts w:ascii="Consolas" w:hAnsi="Consolas"/>
-          <w:sz w:val="19"/>
+        <w:shd w:val="clear" w:color="auto" w:fill="F3F3F3"/>
+        <w:spacing w:before="120" w:after="120" w:line="220" w:lineRule="auto"/>
+        <w:ind w:left="240"/>
+        <w:rPr>
+          <w:rFonts w:ascii="Cascadia Code" w:hAnsi="Cascadia Code" w:cs="Cascadia Code"/>
+          <w:color w:val="000000"/>
+          <w:sz w:val="18"/>
+        </w:rPr>
+      </w:pPr>
+    </w:p>
+    <w:p>
+      <w:pPr>
+        <w:shd w:val="clear" w:color="auto" w:fill="F3F3F3"/>
+        <w:spacing w:before="120" w:after="120" w:line="220" w:lineRule="auto"/>
+        <w:ind w:left="240"/>
+        <w:rPr>
+          <w:rFonts w:ascii="Cascadia Code" w:hAnsi="Cascadia Code" w:cs="Cascadia Code"/>
+          <w:color w:val="000000"/>
+          <w:sz w:val="18"/>
+        </w:rPr>
+      </w:pPr>
+      <w:r>
+        <w:rPr>
+          <w:rFonts w:ascii="Cascadia Code" w:hAnsi="Cascadia Code" w:cs="Cascadia Code"/>
+          <w:color w:val="000000"/>
+          <w:sz w:val="18"/>
         </w:rPr>
         <w:t>IMPORTANT: IMPORTANT</w:t>
       </w:r>
     </w:p>
     <w:p>
       <w:pPr>
-        <w:spacing w:after="120" w:line="200" w:lineRule="auto"/>
-        <w:rPr>
-          <w:rFonts w:ascii="Consolas" w:hAnsi="Consolas"/>
-          <w:sz w:val="19"/>
-        </w:rPr>
-      </w:pPr>
-    </w:p>
-    <w:p>
-      <w:pPr>
-        <w:spacing w:after="120" w:line="200" w:lineRule="auto"/>
-        <w:rPr>
-          <w:rFonts w:ascii="Consolas" w:hAnsi="Consolas"/>
-          <w:sz w:val="19"/>
-        </w:rPr>
-      </w:pPr>
-      <w:r>
-        <w:rPr>
-          <w:rFonts w:ascii="Consolas" w:hAnsi="Consolas"/>
-          <w:sz w:val="19"/>
+        <w:shd w:val="clear" w:color="auto" w:fill="F3F3F3"/>
+        <w:spacing w:before="120" w:after="120" w:line="220" w:lineRule="auto"/>
+        <w:ind w:left="240"/>
+        <w:rPr>
+          <w:rFonts w:ascii="Cascadia Code" w:hAnsi="Cascadia Code" w:cs="Cascadia Code"/>
+          <w:color w:val="000000"/>
+          <w:sz w:val="18"/>
+        </w:rPr>
+      </w:pPr>
+    </w:p>
+    <w:p>
+      <w:pPr>
+        <w:shd w:val="clear" w:color="auto" w:fill="F3F3F3"/>
+        <w:spacing w:before="120" w:after="120" w:line="220" w:lineRule="auto"/>
+        <w:ind w:left="240"/>
+        <w:rPr>
+          <w:rFonts w:ascii="Cascadia Code" w:hAnsi="Cascadia Code" w:cs="Cascadia Code"/>
+          <w:color w:val="000000"/>
+          <w:sz w:val="18"/>
+        </w:rPr>
+      </w:pPr>
+      <w:r>
+        <w:rPr>
+          <w:rFonts w:ascii="Cascadia Code" w:hAnsi="Cascadia Code" w:cs="Cascadia Code"/>
+          <w:color w:val="000000"/>
+          <w:sz w:val="18"/>
         </w:rPr>
         <w:t>WARNING: WARNING</w:t>
       </w:r>
     </w:p>
     <w:p>
       <w:pPr>
-        <w:spacing w:after="120" w:line="200" w:lineRule="auto"/>
-        <w:rPr>
-          <w:rFonts w:ascii="Consolas" w:hAnsi="Consolas"/>
-          <w:sz w:val="19"/>
-        </w:rPr>
-      </w:pPr>
-    </w:p>
-    <w:p>
-      <w:pPr>
-        <w:spacing w:after="120" w:line="200" w:lineRule="auto"/>
-        <w:rPr>
-          <w:rFonts w:ascii="Consolas" w:hAnsi="Consolas"/>
-          <w:sz w:val="19"/>
-        </w:rPr>
-      </w:pPr>
-      <w:r>
-        <w:rPr>
-          <w:rFonts w:ascii="Consolas" w:hAnsi="Consolas"/>
-          <w:sz w:val="19"/>
+        <w:shd w:val="clear" w:color="auto" w:fill="F3F3F3"/>
+        <w:spacing w:before="120" w:after="120" w:line="220" w:lineRule="auto"/>
+        <w:ind w:left="240"/>
+        <w:rPr>
+          <w:rFonts w:ascii="Cascadia Code" w:hAnsi="Cascadia Code" w:cs="Cascadia Code"/>
+          <w:color w:val="000000"/>
+          <w:sz w:val="18"/>
+        </w:rPr>
+      </w:pPr>
+    </w:p>
+    <w:p>
+      <w:pPr>
+        <w:shd w:val="clear" w:color="auto" w:fill="F3F3F3"/>
+        <w:spacing w:before="120" w:after="120" w:line="220" w:lineRule="auto"/>
+        <w:ind w:left="240"/>
+        <w:rPr>
+          <w:rFonts w:ascii="Cascadia Code" w:hAnsi="Cascadia Code" w:cs="Cascadia Code"/>
+          <w:color w:val="000000"/>
+          <w:sz w:val="18"/>
+        </w:rPr>
+      </w:pPr>
+      <w:r>
+        <w:rPr>
+          <w:rFonts w:ascii="Cascadia Code" w:hAnsi="Cascadia Code" w:cs="Cascadia Code"/>
+          <w:color w:val="000000"/>
+          <w:sz w:val="18"/>
         </w:rPr>
         <w:t>CAUTION: CAUTION</w:t>
       </w:r>
     </w:p>
     <w:p>
       <w:pPr>
-        <w:spacing w:after="120" w:line="200" w:lineRule="auto"/>
-        <w:rPr>
-          <w:rFonts w:ascii="Consolas" w:hAnsi="Consolas"/>
-          <w:sz w:val="19"/>
-        </w:rPr>
-      </w:pPr>
-    </w:p>
-    <w:p>
-      <w:pPr>
-        <w:spacing w:after="120" w:line="200" w:lineRule="auto"/>
-        <w:rPr>
-          <w:rFonts w:ascii="Consolas" w:hAnsi="Consolas"/>
-          <w:sz w:val="19"/>
-        </w:rPr>
-      </w:pPr>
-      <w:r>
-        <w:rPr>
-          <w:rFonts w:ascii="Consolas" w:hAnsi="Consolas"/>
-          <w:sz w:val="19"/>
+        <w:shd w:val="clear" w:color="auto" w:fill="F3F3F3"/>
+        <w:spacing w:before="120" w:after="120" w:line="220" w:lineRule="auto"/>
+        <w:ind w:left="240"/>
+        <w:rPr>
+          <w:rFonts w:ascii="Cascadia Code" w:hAnsi="Cascadia Code" w:cs="Cascadia Code"/>
+          <w:color w:val="000000"/>
+          <w:sz w:val="18"/>
+        </w:rPr>
+      </w:pPr>
+    </w:p>
+    <w:p>
+      <w:pPr>
+        <w:shd w:val="clear" w:color="auto" w:fill="F3F3F3"/>
+        <w:spacing w:before="120" w:after="120" w:line="220" w:lineRule="auto"/>
+        <w:ind w:left="240"/>
+        <w:rPr>
+          <w:rFonts w:ascii="Cascadia Code" w:hAnsi="Cascadia Code" w:cs="Cascadia Code"/>
+          <w:color w:val="000000"/>
+          <w:sz w:val="18"/>
+        </w:rPr>
+      </w:pPr>
+      <w:r>
+        <w:rPr>
+          <w:rFonts w:ascii="Cascadia Code" w:hAnsi="Cascadia Code" w:cs="Cascadia Code"/>
+          <w:color w:val="000000"/>
+          <w:sz w:val="18"/>
         </w:rPr>
         <w:t>=== Twitter</w:t>
       </w:r>
       <w:r>
         <w:rPr>
-          <w:rFonts w:ascii="Consolas" w:hAnsi="Consolas"/>
-          <w:sz w:val="19"/>
+          <w:rFonts w:ascii="Cascadia Code" w:hAnsi="Cascadia Code" w:cs="Cascadia Code"/>
+          <w:color w:val="000000"/>
+          <w:sz w:val="18"/>
         </w:rPr>
         <w:t>のアイコンなど</w:t>
       </w:r>
     </w:p>
     <w:p>
       <w:pPr>
-        <w:spacing w:after="120" w:line="200" w:lineRule="auto"/>
-        <w:rPr>
-          <w:rFonts w:ascii="Consolas" w:hAnsi="Consolas"/>
-          <w:sz w:val="19"/>
-        </w:rPr>
-      </w:pPr>
-    </w:p>
-    <w:p>
-      <w:pPr>
-        <w:spacing w:after="120" w:line="200" w:lineRule="auto"/>
-        <w:rPr>
-          <w:rFonts w:ascii="Consolas" w:hAnsi="Consolas"/>
-          <w:sz w:val="19"/>
-        </w:rPr>
-      </w:pPr>
-    </w:p>
-    <w:p>
-      <w:pPr>
-        <w:spacing w:after="120" w:line="200" w:lineRule="auto"/>
-        <w:rPr>
-          <w:rFonts w:ascii="Consolas" w:hAnsi="Consolas"/>
-          <w:sz w:val="19"/>
-        </w:rPr>
-      </w:pPr>
-      <w:r>
-        <w:rPr>
-          <w:rFonts w:ascii="Consolas" w:hAnsi="Consolas"/>
-          <w:sz w:val="19"/>
+        <w:shd w:val="clear" w:color="auto" w:fill="F3F3F3"/>
+        <w:spacing w:before="120" w:after="120" w:line="220" w:lineRule="auto"/>
+        <w:ind w:left="240"/>
+        <w:rPr>
+          <w:rFonts w:ascii="Cascadia Code" w:hAnsi="Cascadia Code" w:cs="Cascadia Code"/>
+          <w:color w:val="000000"/>
+          <w:sz w:val="18"/>
+        </w:rPr>
+      </w:pPr>
+    </w:p>
+    <w:p>
+      <w:pPr>
+        <w:shd w:val="clear" w:color="auto" w:fill="F3F3F3"/>
+        <w:spacing w:before="120" w:after="120" w:line="220" w:lineRule="auto"/>
+        <w:ind w:left="240"/>
+        <w:rPr>
+          <w:rFonts w:ascii="Cascadia Code" w:hAnsi="Cascadia Code" w:cs="Cascadia Code"/>
+          <w:color w:val="000000"/>
+          <w:sz w:val="18"/>
+        </w:rPr>
+      </w:pPr>
+    </w:p>
+    <w:p>
+      <w:pPr>
+        <w:shd w:val="clear" w:color="auto" w:fill="F3F3F3"/>
+        <w:spacing w:before="120" w:after="120" w:line="220" w:lineRule="auto"/>
+        <w:ind w:left="240"/>
+        <w:rPr>
+          <w:rFonts w:ascii="Cascadia Code" w:hAnsi="Cascadia Code" w:cs="Cascadia Code"/>
+          <w:color w:val="000000"/>
+          <w:sz w:val="18"/>
+        </w:rPr>
+      </w:pPr>
+      <w:r>
+        <w:rPr>
+          <w:rFonts w:ascii="Cascadia Code" w:hAnsi="Cascadia Code" w:cs="Cascadia Code"/>
+          <w:color w:val="000000"/>
+          <w:sz w:val="18"/>
         </w:rPr>
         <w:t>icon:font[]</w:t>
       </w:r>
     </w:p>
     <w:p>
       <w:pPr>
-        <w:spacing w:after="120" w:line="200" w:lineRule="auto"/>
-        <w:rPr>
-          <w:rFonts w:ascii="Consolas" w:hAnsi="Consolas"/>
-          <w:sz w:val="19"/>
-        </w:rPr>
-      </w:pPr>
-      <w:r>
-        <w:rPr>
-          <w:rFonts w:ascii="Consolas" w:hAnsi="Consolas"/>
-          <w:sz w:val="19"/>
+        <w:shd w:val="clear" w:color="auto" w:fill="F3F3F3"/>
+        <w:spacing w:before="120" w:after="120" w:line="220" w:lineRule="auto"/>
+        <w:ind w:left="240"/>
+        <w:rPr>
+          <w:rFonts w:ascii="Cascadia Code" w:hAnsi="Cascadia Code" w:cs="Cascadia Code"/>
+          <w:color w:val="000000"/>
+          <w:sz w:val="18"/>
+        </w:rPr>
+      </w:pPr>
+      <w:r>
+        <w:rPr>
+          <w:rFonts w:ascii="Cascadia Code" w:hAnsi="Cascadia Code" w:cs="Cascadia Code"/>
+          <w:color w:val="000000"/>
+          <w:sz w:val="18"/>
         </w:rPr>
         <w:t xml:space="preserve">icon:fire[] </w:t>
       </w:r>
     </w:p>
     <w:p>
       <w:pPr>
-        <w:spacing w:after="120" w:line="200" w:lineRule="auto"/>
-        <w:rPr>
-          <w:rFonts w:ascii="Consolas" w:hAnsi="Consolas"/>
-          <w:sz w:val="19"/>
-        </w:rPr>
-      </w:pPr>
-      <w:r>
-        <w:rPr>
-          <w:rFonts w:ascii="Consolas" w:hAnsi="Consolas"/>
-          <w:sz w:val="19"/>
+        <w:shd w:val="clear" w:color="auto" w:fill="F3F3F3"/>
+        <w:spacing w:before="120" w:after="120" w:line="220" w:lineRule="auto"/>
+        <w:ind w:left="240"/>
+        <w:rPr>
+          <w:rFonts w:ascii="Cascadia Code" w:hAnsi="Cascadia Code" w:cs="Cascadia Code"/>
+          <w:color w:val="000000"/>
+          <w:sz w:val="18"/>
+        </w:rPr>
+      </w:pPr>
+      <w:r>
+        <w:rPr>
+          <w:rFonts w:ascii="Cascadia Code" w:hAnsi="Cascadia Code" w:cs="Cascadia Code"/>
+          <w:color w:val="000000"/>
+          <w:sz w:val="18"/>
         </w:rPr>
         <w:t xml:space="preserve">icon:hand-stop-o[] </w:t>
       </w:r>
     </w:p>
     <w:p>
       <w:pPr>
-        <w:spacing w:after="120" w:line="200" w:lineRule="auto"/>
-        <w:rPr>
-          <w:rFonts w:ascii="Consolas" w:hAnsi="Consolas"/>
-          <w:sz w:val="19"/>
-        </w:rPr>
-      </w:pPr>
-      <w:r>
-        <w:rPr>
-          <w:rFonts w:ascii="Consolas" w:hAnsi="Consolas"/>
-          <w:sz w:val="19"/>
+        <w:shd w:val="clear" w:color="auto" w:fill="F3F3F3"/>
+        <w:spacing w:before="120" w:after="120" w:line="220" w:lineRule="auto"/>
+        <w:ind w:left="240"/>
+        <w:rPr>
+          <w:rFonts w:ascii="Cascadia Code" w:hAnsi="Cascadia Code" w:cs="Cascadia Code"/>
+          <w:color w:val="000000"/>
+          <w:sz w:val="18"/>
+        </w:rPr>
+      </w:pPr>
+      <w:r>
+        <w:rPr>
+          <w:rFonts w:ascii="Cascadia Code" w:hAnsi="Cascadia Code" w:cs="Cascadia Code"/>
+          <w:color w:val="000000"/>
+          <w:sz w:val="18"/>
         </w:rPr>
         <w:t>icon:amazon[]</w:t>
       </w:r>
     </w:p>
     <w:p>
       <w:pPr>
-        <w:spacing w:after="120" w:line="200" w:lineRule="auto"/>
-        <w:rPr>
-          <w:rFonts w:ascii="Consolas" w:hAnsi="Consolas"/>
-          <w:sz w:val="19"/>
-        </w:rPr>
-      </w:pPr>
-      <w:r>
-        <w:rPr>
-          <w:rFonts w:ascii="Consolas" w:hAnsi="Consolas"/>
-          <w:sz w:val="19"/>
+        <w:shd w:val="clear" w:color="auto" w:fill="F3F3F3"/>
+        <w:spacing w:before="120" w:after="120" w:line="220" w:lineRule="auto"/>
+        <w:ind w:left="240"/>
+        <w:rPr>
+          <w:rFonts w:ascii="Cascadia Code" w:hAnsi="Cascadia Code" w:cs="Cascadia Code"/>
+          <w:color w:val="000000"/>
+          <w:sz w:val="18"/>
+        </w:rPr>
+      </w:pPr>
+      <w:r>
+        <w:rPr>
+          <w:rFonts w:ascii="Cascadia Code" w:hAnsi="Cascadia Code" w:cs="Cascadia Code"/>
+          <w:color w:val="000000"/>
+          <w:sz w:val="18"/>
         </w:rPr>
         <w:t>[aqua]#icon:twitter[]#</w:t>
       </w:r>
     </w:p>
     <w:p>
       <w:pPr>
-        <w:spacing w:after="120" w:line="200" w:lineRule="auto"/>
-        <w:rPr>
-          <w:rFonts w:ascii="Consolas" w:hAnsi="Consolas"/>
-          <w:sz w:val="19"/>
-        </w:rPr>
-      </w:pPr>
-    </w:p>
-    <w:p>
-      <w:pPr>
-        <w:spacing w:after="120" w:line="200" w:lineRule="auto"/>
-        <w:rPr>
-          <w:rFonts w:ascii="Consolas" w:hAnsi="Consolas"/>
-          <w:sz w:val="19"/>
-        </w:rPr>
-      </w:pPr>
-      <w:r>
-        <w:rPr>
-          <w:rFonts w:ascii="Consolas" w:hAnsi="Consolas"/>
-          <w:sz w:val="19"/>
+        <w:shd w:val="clear" w:color="auto" w:fill="F3F3F3"/>
+        <w:spacing w:before="120" w:after="120" w:line="220" w:lineRule="auto"/>
+        <w:ind w:left="240"/>
+        <w:rPr>
+          <w:rFonts w:ascii="Cascadia Code" w:hAnsi="Cascadia Code" w:cs="Cascadia Code"/>
+          <w:color w:val="000000"/>
+          <w:sz w:val="18"/>
+        </w:rPr>
+      </w:pPr>
+    </w:p>
+    <w:p>
+      <w:pPr>
+        <w:shd w:val="clear" w:color="auto" w:fill="F3F3F3"/>
+        <w:spacing w:before="120" w:after="120" w:line="220" w:lineRule="auto"/>
+        <w:ind w:left="240"/>
+        <w:rPr>
+          <w:rFonts w:ascii="Cascadia Code" w:hAnsi="Cascadia Code" w:cs="Cascadia Code"/>
+          <w:color w:val="000000"/>
+          <w:sz w:val="18"/>
+        </w:rPr>
+      </w:pPr>
+      <w:r>
+        <w:rPr>
+          <w:rFonts w:ascii="Cascadia Code" w:hAnsi="Cascadia Code" w:cs="Cascadia Code"/>
+          <w:color w:val="000000"/>
+          <w:sz w:val="18"/>
         </w:rPr>
         <w:t>&lt;&lt;&lt;</w:t>
       </w:r>
     </w:p>
     <w:p>
       <w:pPr>
-        <w:spacing w:after="120" w:line="200" w:lineRule="auto"/>
-        <w:rPr>
-          <w:rFonts w:ascii="Consolas" w:hAnsi="Consolas"/>
-          <w:sz w:val="19"/>
-        </w:rPr>
-      </w:pPr>
-      <w:r>
-        <w:rPr>
-          <w:rFonts w:ascii="Consolas" w:hAnsi="Consolas"/>
-          <w:sz w:val="19"/>
+        <w:shd w:val="clear" w:color="auto" w:fill="F3F3F3"/>
+        <w:spacing w:before="120" w:after="120" w:line="220" w:lineRule="auto"/>
+        <w:ind w:left="240"/>
+        <w:rPr>
+          <w:rFonts w:ascii="Cascadia Code" w:hAnsi="Cascadia Code" w:cs="Cascadia Code"/>
+          <w:color w:val="000000"/>
+          <w:sz w:val="18"/>
+        </w:rPr>
+      </w:pPr>
+      <w:r>
+        <w:rPr>
+          <w:rFonts w:ascii="Cascadia Code" w:hAnsi="Cascadia Code" w:cs="Cascadia Code"/>
+          <w:color w:val="000000"/>
+          <w:sz w:val="18"/>
         </w:rPr>
         <w:t xml:space="preserve">=== </w:t>
       </w:r>
       <w:r>
         <w:rPr>
-          <w:rFonts w:ascii="Consolas" w:hAnsi="Consolas"/>
-          <w:sz w:val="19"/>
+          <w:rFonts w:ascii="Cascadia Code" w:hAnsi="Cascadia Code" w:cs="Cascadia Code"/>
+          <w:color w:val="000000"/>
+          <w:sz w:val="18"/>
         </w:rPr>
         <w:t>画像の埋め込み</w:t>
       </w:r>
     </w:p>
     <w:p>
       <w:pPr>
-        <w:spacing w:after="120" w:line="200" w:lineRule="auto"/>
-        <w:rPr>
-          <w:rFonts w:ascii="Consolas" w:hAnsi="Consolas"/>
-          <w:sz w:val="19"/>
-        </w:rPr>
-      </w:pPr>
-      <w:r>
-        <w:rPr>
-          <w:rFonts w:ascii="Consolas" w:hAnsi="Consolas" w:hint="eastAsia"/>
-          <w:sz w:val="19"/>
+        <w:shd w:val="clear" w:color="auto" w:fill="F3F3F3"/>
+        <w:spacing w:before="120" w:after="120" w:line="220" w:lineRule="auto"/>
+        <w:ind w:left="240"/>
+        <w:rPr>
+          <w:rFonts w:ascii="Cascadia Code" w:hAnsi="Cascadia Code" w:cs="Cascadia Code"/>
+          <w:color w:val="000000"/>
+          <w:sz w:val="18"/>
+        </w:rPr>
+      </w:pPr>
+      <w:r>
+        <w:rPr>
+          <w:rFonts w:ascii="Cascadia Code" w:hAnsi="Cascadia Code" w:cs="Cascadia Code" w:hint="eastAsia"/>
+          <w:color w:val="000000"/>
+          <w:sz w:val="18"/>
         </w:rPr>
         <w:t>画像を埋め込む場合は、ヘッダーでイメージ格納フォルダを指定して</w:t>
       </w:r>
     </w:p>
     <w:p>
       <w:pPr>
-        <w:spacing w:after="120" w:line="200" w:lineRule="auto"/>
-        <w:rPr>
-          <w:rFonts w:ascii="Consolas" w:hAnsi="Consolas"/>
-          <w:sz w:val="19"/>
-        </w:rPr>
-      </w:pPr>
-      <w:r>
-        <w:rPr>
-          <w:rFonts w:ascii="Consolas" w:hAnsi="Consolas"/>
-          <w:sz w:val="19"/>
+        <w:shd w:val="clear" w:color="auto" w:fill="F3F3F3"/>
+        <w:spacing w:before="120" w:after="120" w:line="220" w:lineRule="auto"/>
+        <w:ind w:left="240"/>
+        <w:rPr>
+          <w:rFonts w:ascii="Cascadia Code" w:hAnsi="Cascadia Code" w:cs="Cascadia Code"/>
+          <w:color w:val="000000"/>
+          <w:sz w:val="18"/>
+        </w:rPr>
+      </w:pPr>
+      <w:r>
+        <w:rPr>
+          <w:rFonts w:ascii="Cascadia Code" w:hAnsi="Cascadia Code" w:cs="Cascadia Code"/>
+          <w:color w:val="000000"/>
+          <w:sz w:val="18"/>
         </w:rPr>
         <w:t>HTML</w:t>
       </w:r>
       <w:r>
         <w:rPr>
-          <w:rFonts w:ascii="Consolas" w:hAnsi="Consolas"/>
-          <w:sz w:val="19"/>
+          <w:rFonts w:ascii="Cascadia Code" w:hAnsi="Cascadia Code" w:cs="Cascadia Code"/>
+          <w:color w:val="000000"/>
+          <w:sz w:val="18"/>
         </w:rPr>
         <w:t>内にデータを埋め込む指定をしておく</w:t>
       </w:r>
     </w:p>
     <w:p>
       <w:pPr>
-        <w:spacing w:after="120" w:line="200" w:lineRule="auto"/>
-        <w:rPr>
-          <w:rFonts w:ascii="Consolas" w:hAnsi="Consolas"/>
-          <w:sz w:val="19"/>
+        <w:shd w:val="clear" w:color="auto" w:fill="F3F3F3"/>
+        <w:spacing w:before="120" w:after="120" w:line="220" w:lineRule="auto"/>
+        <w:ind w:left="240"/>
+        <w:rPr>
+          <w:rFonts w:ascii="Cascadia Code" w:hAnsi="Cascadia Code" w:cs="Cascadia Code"/>
+          <w:color w:val="000000"/>
+          <w:sz w:val="18"/>
         </w:rPr>
       </w:pPr>
     </w:p>
@@ -4988,16 +5557,16 @@
           <w:noProof/>
         </w:rPr>
         <w:drawing>
-          <wp:inline distT="0" distB="0" distL="0" distR="0" wp14:anchorId="5FA87E43" wp14:editId="58B1D553">
+          <wp:inline distT="0" distB="0" distL="0" distR="0" wp14:anchorId="5D9A906C" wp14:editId="401811A7">
             <wp:extent cx="4495238" cy="1838095"/>
             <wp:effectExtent l="0" t="0" r="635" b="0"/>
-            <wp:docPr id="1006283833" name="図 6"/>
+            <wp:docPr id="1102173717" name="図 6"/>
             <wp:cNvGraphicFramePr/>
             <a:graphic xmlns:a="http://schemas.openxmlformats.org/drawingml/2006/main">
               <a:graphicData uri="http://schemas.openxmlformats.org/drawingml/2006/picture">
                 <pic:pic xmlns:pic="http://schemas.openxmlformats.org/drawingml/2006/picture">
                   <pic:nvPicPr>
-                    <pic:cNvPr id="1006283833" name=""/>
+                    <pic:cNvPr id="1102173717" name=""/>
                     <pic:cNvPicPr/>
                   </pic:nvPicPr>
                   <pic:blipFill>
@@ -5030,548 +5599,683 @@
     </w:p>
     <w:p>
       <w:pPr>
-        <w:spacing w:after="120" w:line="200" w:lineRule="auto"/>
-        <w:rPr>
-          <w:rFonts w:ascii="Consolas" w:hAnsi="Consolas"/>
-          <w:sz w:val="19"/>
-        </w:rPr>
-      </w:pPr>
-    </w:p>
-    <w:p>
-      <w:pPr>
-        <w:spacing w:after="120" w:line="200" w:lineRule="auto"/>
-        <w:rPr>
-          <w:rFonts w:ascii="Consolas" w:hAnsi="Consolas"/>
-          <w:sz w:val="19"/>
-        </w:rPr>
-      </w:pPr>
-      <w:r>
-        <w:rPr>
-          <w:rFonts w:ascii="Consolas" w:hAnsi="Consolas"/>
-          <w:sz w:val="19"/>
+        <w:shd w:val="clear" w:color="auto" w:fill="F3F3F3"/>
+        <w:spacing w:before="120" w:after="120" w:line="220" w:lineRule="auto"/>
+        <w:ind w:left="240"/>
+        <w:rPr>
+          <w:rFonts w:ascii="Cascadia Code" w:hAnsi="Cascadia Code" w:cs="Cascadia Code"/>
+          <w:color w:val="000000"/>
+          <w:sz w:val="18"/>
+        </w:rPr>
+      </w:pPr>
+    </w:p>
+    <w:p>
+      <w:pPr>
+        <w:shd w:val="clear" w:color="auto" w:fill="F3F3F3"/>
+        <w:spacing w:before="120" w:after="120" w:line="220" w:lineRule="auto"/>
+        <w:ind w:left="240"/>
+        <w:rPr>
+          <w:rFonts w:ascii="Cascadia Code" w:hAnsi="Cascadia Code" w:cs="Cascadia Code"/>
+          <w:color w:val="000000"/>
+          <w:sz w:val="18"/>
+        </w:rPr>
+      </w:pPr>
+      <w:r>
+        <w:rPr>
+          <w:rFonts w:ascii="Cascadia Code" w:hAnsi="Cascadia Code" w:cs="Cascadia Code"/>
+          <w:color w:val="000000"/>
+          <w:sz w:val="18"/>
         </w:rPr>
         <w:t>image::imagesample.png[]</w:t>
       </w:r>
     </w:p>
     <w:p>
       <w:pPr>
-        <w:spacing w:after="120" w:line="200" w:lineRule="auto"/>
-        <w:rPr>
-          <w:rFonts w:ascii="Consolas" w:hAnsi="Consolas"/>
-          <w:sz w:val="19"/>
-        </w:rPr>
-      </w:pPr>
-    </w:p>
-    <w:p>
-      <w:pPr>
-        <w:spacing w:after="120" w:line="200" w:lineRule="auto"/>
-        <w:rPr>
-          <w:rFonts w:ascii="Consolas" w:hAnsi="Consolas"/>
-          <w:sz w:val="19"/>
-        </w:rPr>
-      </w:pPr>
-      <w:r>
-        <w:rPr>
-          <w:rFonts w:ascii="Consolas" w:hAnsi="Consolas"/>
-          <w:sz w:val="19"/>
+        <w:shd w:val="clear" w:color="auto" w:fill="F3F3F3"/>
+        <w:spacing w:before="120" w:after="120" w:line="220" w:lineRule="auto"/>
+        <w:ind w:left="240"/>
+        <w:rPr>
+          <w:rFonts w:ascii="Cascadia Code" w:hAnsi="Cascadia Code" w:cs="Cascadia Code"/>
+          <w:color w:val="000000"/>
+          <w:sz w:val="18"/>
+        </w:rPr>
+      </w:pPr>
+    </w:p>
+    <w:p>
+      <w:pPr>
+        <w:shd w:val="clear" w:color="auto" w:fill="F3F3F3"/>
+        <w:spacing w:before="120" w:after="120" w:line="220" w:lineRule="auto"/>
+        <w:ind w:left="240"/>
+        <w:rPr>
+          <w:rFonts w:ascii="Cascadia Code" w:hAnsi="Cascadia Code" w:cs="Cascadia Code"/>
+          <w:color w:val="000000"/>
+          <w:sz w:val="18"/>
+        </w:rPr>
+      </w:pPr>
+      <w:r>
+        <w:rPr>
+          <w:rFonts w:ascii="Cascadia Code" w:hAnsi="Cascadia Code" w:cs="Cascadia Code"/>
+          <w:color w:val="000000"/>
+          <w:sz w:val="18"/>
         </w:rPr>
         <w:t>&lt;&lt;&lt;</w:t>
       </w:r>
     </w:p>
     <w:p>
       <w:pPr>
-        <w:spacing w:after="120" w:line="200" w:lineRule="auto"/>
-        <w:rPr>
-          <w:rFonts w:ascii="Consolas" w:hAnsi="Consolas"/>
-          <w:sz w:val="19"/>
-        </w:rPr>
-      </w:pPr>
-      <w:r>
-        <w:rPr>
-          <w:rFonts w:ascii="Consolas" w:hAnsi="Consolas" w:hint="eastAsia"/>
-          <w:sz w:val="19"/>
+        <w:shd w:val="clear" w:color="auto" w:fill="F3F3F3"/>
+        <w:spacing w:before="120" w:after="120" w:line="220" w:lineRule="auto"/>
+        <w:ind w:left="240"/>
+        <w:rPr>
+          <w:rFonts w:ascii="Cascadia Code" w:hAnsi="Cascadia Code" w:cs="Cascadia Code"/>
+          <w:color w:val="000000"/>
+          <w:sz w:val="18"/>
+        </w:rPr>
+      </w:pPr>
+      <w:r>
+        <w:rPr>
+          <w:rFonts w:ascii="Cascadia Code" w:hAnsi="Cascadia Code" w:cs="Cascadia Code" w:hint="eastAsia"/>
+          <w:color w:val="000000"/>
+          <w:sz w:val="18"/>
         </w:rPr>
         <w:t>↓ここにドキュメントが挿入されるはず</w:t>
       </w:r>
     </w:p>
     <w:p>
       <w:pPr>
-        <w:spacing w:after="120" w:line="200" w:lineRule="auto"/>
-        <w:rPr>
-          <w:rFonts w:ascii="Consolas" w:hAnsi="Consolas"/>
-          <w:sz w:val="19"/>
-        </w:rPr>
-      </w:pPr>
-    </w:p>
-    <w:p>
-      <w:pPr>
-        <w:spacing w:after="120" w:line="200" w:lineRule="auto"/>
-        <w:rPr>
-          <w:rFonts w:ascii="Consolas" w:hAnsi="Consolas"/>
-          <w:sz w:val="19"/>
-        </w:rPr>
-      </w:pPr>
-      <w:r>
-        <w:rPr>
-          <w:rFonts w:ascii="Consolas" w:hAnsi="Consolas"/>
-          <w:sz w:val="19"/>
-        </w:rPr>
-        <w:lastRenderedPageBreak/>
+        <w:shd w:val="clear" w:color="auto" w:fill="F3F3F3"/>
+        <w:spacing w:before="120" w:after="120" w:line="220" w:lineRule="auto"/>
+        <w:ind w:left="240"/>
+        <w:rPr>
+          <w:rFonts w:ascii="Cascadia Code" w:hAnsi="Cascadia Code" w:cs="Cascadia Code"/>
+          <w:color w:val="000000"/>
+          <w:sz w:val="18"/>
+        </w:rPr>
+      </w:pPr>
+    </w:p>
+    <w:p>
+      <w:pPr>
+        <w:shd w:val="clear" w:color="auto" w:fill="F3F3F3"/>
+        <w:spacing w:before="120" w:after="120" w:line="220" w:lineRule="auto"/>
+        <w:ind w:left="240"/>
+        <w:rPr>
+          <w:rFonts w:ascii="Cascadia Code" w:hAnsi="Cascadia Code" w:cs="Cascadia Code"/>
+          <w:color w:val="000000"/>
+          <w:sz w:val="18"/>
+        </w:rPr>
+      </w:pPr>
+      <w:r>
+        <w:rPr>
+          <w:rFonts w:ascii="Cascadia Code" w:hAnsi="Cascadia Code" w:cs="Cascadia Code"/>
+          <w:color w:val="000000"/>
+          <w:sz w:val="18"/>
+        </w:rPr>
         <w:t>include::subdoc/subdoca.adoc[]</w:t>
       </w:r>
     </w:p>
     <w:p>
       <w:pPr>
-        <w:spacing w:after="120" w:line="200" w:lineRule="auto"/>
-        <w:rPr>
-          <w:rFonts w:ascii="Consolas" w:hAnsi="Consolas"/>
-          <w:sz w:val="19"/>
-        </w:rPr>
-      </w:pPr>
-    </w:p>
-    <w:p>
-      <w:pPr>
-        <w:spacing w:after="120" w:line="200" w:lineRule="auto"/>
-        <w:rPr>
-          <w:rFonts w:ascii="Consolas" w:hAnsi="Consolas"/>
-          <w:sz w:val="19"/>
-        </w:rPr>
-      </w:pPr>
-      <w:r>
-        <w:rPr>
-          <w:rFonts w:ascii="Consolas" w:hAnsi="Consolas"/>
-          <w:sz w:val="19"/>
+        <w:shd w:val="clear" w:color="auto" w:fill="F3F3F3"/>
+        <w:spacing w:before="120" w:after="120" w:line="220" w:lineRule="auto"/>
+        <w:ind w:left="240"/>
+        <w:rPr>
+          <w:rFonts w:ascii="Cascadia Code" w:hAnsi="Cascadia Code" w:cs="Cascadia Code"/>
+          <w:color w:val="000000"/>
+          <w:sz w:val="18"/>
+        </w:rPr>
+      </w:pPr>
+    </w:p>
+    <w:p>
+      <w:pPr>
+        <w:shd w:val="clear" w:color="auto" w:fill="F3F3F3"/>
+        <w:spacing w:before="120" w:after="120" w:line="220" w:lineRule="auto"/>
+        <w:ind w:left="240"/>
+        <w:rPr>
+          <w:rFonts w:ascii="Cascadia Code" w:hAnsi="Cascadia Code" w:cs="Cascadia Code"/>
+          <w:color w:val="000000"/>
+          <w:sz w:val="18"/>
+        </w:rPr>
+      </w:pPr>
+      <w:r>
+        <w:rPr>
+          <w:rFonts w:ascii="Cascadia Code" w:hAnsi="Cascadia Code" w:cs="Cascadia Code"/>
+          <w:color w:val="000000"/>
+          <w:sz w:val="18"/>
         </w:rPr>
         <w:t>&lt;&lt;&lt;</w:t>
       </w:r>
     </w:p>
     <w:p>
       <w:pPr>
-        <w:spacing w:after="120" w:line="200" w:lineRule="auto"/>
-        <w:rPr>
-          <w:rFonts w:ascii="Consolas" w:hAnsi="Consolas"/>
-          <w:sz w:val="19"/>
-        </w:rPr>
-      </w:pPr>
-      <w:r>
-        <w:rPr>
-          <w:rFonts w:ascii="Consolas" w:hAnsi="Consolas"/>
-          <w:sz w:val="19"/>
+        <w:shd w:val="clear" w:color="auto" w:fill="F3F3F3"/>
+        <w:spacing w:before="120" w:after="120" w:line="220" w:lineRule="auto"/>
+        <w:ind w:left="240"/>
+        <w:rPr>
+          <w:rFonts w:ascii="Cascadia Code" w:hAnsi="Cascadia Code" w:cs="Cascadia Code"/>
+          <w:color w:val="000000"/>
+          <w:sz w:val="18"/>
+        </w:rPr>
+      </w:pPr>
+      <w:r>
+        <w:rPr>
+          <w:rFonts w:ascii="Cascadia Code" w:hAnsi="Cascadia Code" w:cs="Cascadia Code"/>
+          <w:color w:val="000000"/>
+          <w:sz w:val="18"/>
         </w:rPr>
         <w:t>[[table_sec]]</w:t>
       </w:r>
     </w:p>
     <w:p>
       <w:pPr>
-        <w:spacing w:after="120" w:line="200" w:lineRule="auto"/>
-        <w:rPr>
-          <w:rFonts w:ascii="Consolas" w:hAnsi="Consolas"/>
-          <w:sz w:val="19"/>
-        </w:rPr>
-      </w:pPr>
-      <w:r>
-        <w:rPr>
-          <w:rFonts w:ascii="Consolas" w:hAnsi="Consolas"/>
-          <w:sz w:val="19"/>
+        <w:shd w:val="clear" w:color="auto" w:fill="F3F3F3"/>
+        <w:spacing w:before="120" w:after="120" w:line="220" w:lineRule="auto"/>
+        <w:ind w:left="240"/>
+        <w:rPr>
+          <w:rFonts w:ascii="Cascadia Code" w:hAnsi="Cascadia Code" w:cs="Cascadia Code"/>
+          <w:color w:val="000000"/>
+          <w:sz w:val="18"/>
+        </w:rPr>
+      </w:pPr>
+      <w:r>
+        <w:rPr>
+          <w:rFonts w:ascii="Cascadia Code" w:hAnsi="Cascadia Code" w:cs="Cascadia Code"/>
+          <w:color w:val="000000"/>
+          <w:sz w:val="18"/>
         </w:rPr>
         <w:t xml:space="preserve">=== </w:t>
       </w:r>
       <w:r>
         <w:rPr>
-          <w:rFonts w:ascii="Consolas" w:hAnsi="Consolas"/>
-          <w:sz w:val="19"/>
+          <w:rFonts w:ascii="Cascadia Code" w:hAnsi="Cascadia Code" w:cs="Cascadia Code"/>
+          <w:color w:val="000000"/>
+          <w:sz w:val="18"/>
         </w:rPr>
         <w:t>表を埋め込む</w:t>
       </w:r>
     </w:p>
     <w:p>
       <w:pPr>
-        <w:spacing w:after="120" w:line="200" w:lineRule="auto"/>
-        <w:rPr>
-          <w:rFonts w:ascii="Consolas" w:hAnsi="Consolas"/>
-          <w:sz w:val="19"/>
-        </w:rPr>
-      </w:pPr>
-      <w:r>
-        <w:rPr>
-          <w:rFonts w:ascii="Consolas" w:hAnsi="Consolas"/>
-          <w:sz w:val="19"/>
+        <w:shd w:val="clear" w:color="auto" w:fill="F3F3F3"/>
+        <w:spacing w:before="120" w:after="120" w:line="220" w:lineRule="auto"/>
+        <w:ind w:left="240"/>
+        <w:rPr>
+          <w:rFonts w:ascii="Cascadia Code" w:hAnsi="Cascadia Code" w:cs="Cascadia Code"/>
+          <w:color w:val="000000"/>
+          <w:sz w:val="18"/>
+        </w:rPr>
+      </w:pPr>
+      <w:r>
+        <w:rPr>
+          <w:rFonts w:ascii="Cascadia Code" w:hAnsi="Cascadia Code" w:cs="Cascadia Code"/>
+          <w:color w:val="000000"/>
+          <w:sz w:val="18"/>
         </w:rPr>
         <w:t>Ascii Doc</w:t>
       </w:r>
       <w:r>
         <w:rPr>
-          <w:rFonts w:ascii="Consolas" w:hAnsi="Consolas"/>
-          <w:sz w:val="19"/>
+          <w:rFonts w:ascii="Cascadia Code" w:hAnsi="Cascadia Code" w:cs="Cascadia Code"/>
+          <w:color w:val="000000"/>
+          <w:sz w:val="18"/>
         </w:rPr>
         <w:t>では表のセル結合やセル内での改行が出来るので、複雑な表現を実現出来ます。</w:t>
       </w:r>
     </w:p>
     <w:p>
       <w:pPr>
-        <w:spacing w:after="120" w:line="200" w:lineRule="auto"/>
-        <w:rPr>
-          <w:rFonts w:ascii="Consolas" w:hAnsi="Consolas"/>
-          <w:sz w:val="19"/>
-        </w:rPr>
-      </w:pPr>
-      <w:r>
-        <w:rPr>
-          <w:rFonts w:ascii="Consolas" w:hAnsi="Consolas" w:hint="eastAsia"/>
-          <w:sz w:val="19"/>
+        <w:shd w:val="clear" w:color="auto" w:fill="F3F3F3"/>
+        <w:spacing w:before="120" w:after="120" w:line="220" w:lineRule="auto"/>
+        <w:ind w:left="240"/>
+        <w:rPr>
+          <w:rFonts w:ascii="Cascadia Code" w:hAnsi="Cascadia Code" w:cs="Cascadia Code"/>
+          <w:color w:val="000000"/>
+          <w:sz w:val="18"/>
+        </w:rPr>
+      </w:pPr>
+      <w:r>
+        <w:rPr>
+          <w:rFonts w:ascii="Cascadia Code" w:hAnsi="Cascadia Code" w:cs="Cascadia Code" w:hint="eastAsia"/>
+          <w:color w:val="000000"/>
+          <w:sz w:val="18"/>
         </w:rPr>
         <w:t>また、単純な表の場合は</w:t>
       </w:r>
       <w:r>
         <w:rPr>
-          <w:rFonts w:ascii="Consolas" w:hAnsi="Consolas"/>
-          <w:sz w:val="19"/>
+          <w:rFonts w:ascii="Cascadia Code" w:hAnsi="Cascadia Code" w:cs="Cascadia Code"/>
+          <w:color w:val="000000"/>
+          <w:sz w:val="18"/>
         </w:rPr>
         <w:t>CSV</w:t>
       </w:r>
       <w:r>
         <w:rPr>
-          <w:rFonts w:ascii="Consolas" w:hAnsi="Consolas"/>
-          <w:sz w:val="19"/>
+          <w:rFonts w:ascii="Cascadia Code" w:hAnsi="Cascadia Code" w:cs="Cascadia Code"/>
+          <w:color w:val="000000"/>
+          <w:sz w:val="18"/>
         </w:rPr>
         <w:t>を読み込んで表にするなど選択の幅もあります。</w:t>
       </w:r>
     </w:p>
     <w:p>
       <w:pPr>
-        <w:spacing w:after="120" w:line="200" w:lineRule="auto"/>
-        <w:rPr>
-          <w:rFonts w:ascii="Consolas" w:hAnsi="Consolas"/>
-          <w:sz w:val="19"/>
-        </w:rPr>
-      </w:pPr>
-    </w:p>
-    <w:p>
-      <w:pPr>
-        <w:spacing w:after="120" w:line="200" w:lineRule="auto"/>
-        <w:rPr>
-          <w:rFonts w:ascii="Consolas" w:hAnsi="Consolas"/>
-          <w:sz w:val="19"/>
-        </w:rPr>
-      </w:pPr>
-      <w:r>
-        <w:rPr>
-          <w:rFonts w:ascii="Consolas" w:hAnsi="Consolas" w:hint="eastAsia"/>
-          <w:sz w:val="19"/>
+        <w:shd w:val="clear" w:color="auto" w:fill="F3F3F3"/>
+        <w:spacing w:before="120" w:after="120" w:line="220" w:lineRule="auto"/>
+        <w:ind w:left="240"/>
+        <w:rPr>
+          <w:rFonts w:ascii="Cascadia Code" w:hAnsi="Cascadia Code" w:cs="Cascadia Code"/>
+          <w:color w:val="000000"/>
+          <w:sz w:val="18"/>
+        </w:rPr>
+      </w:pPr>
+    </w:p>
+    <w:p>
+      <w:pPr>
+        <w:shd w:val="clear" w:color="auto" w:fill="F3F3F3"/>
+        <w:spacing w:before="120" w:after="120" w:line="220" w:lineRule="auto"/>
+        <w:ind w:left="240"/>
+        <w:rPr>
+          <w:rFonts w:ascii="Cascadia Code" w:hAnsi="Cascadia Code" w:cs="Cascadia Code"/>
+          <w:color w:val="000000"/>
+          <w:sz w:val="18"/>
+        </w:rPr>
+      </w:pPr>
+      <w:r>
+        <w:rPr>
+          <w:rFonts w:ascii="Cascadia Code" w:hAnsi="Cascadia Code" w:cs="Cascadia Code" w:hint="eastAsia"/>
+          <w:color w:val="000000"/>
+          <w:sz w:val="18"/>
         </w:rPr>
         <w:t>参考</w:t>
       </w:r>
       <w:r>
         <w:rPr>
-          <w:rFonts w:ascii="Consolas" w:hAnsi="Consolas"/>
-          <w:sz w:val="19"/>
+          <w:rFonts w:ascii="Cascadia Code" w:hAnsi="Cascadia Code" w:cs="Cascadia Code"/>
+          <w:color w:val="000000"/>
+          <w:sz w:val="18"/>
         </w:rPr>
         <w:t>)</w:t>
       </w:r>
     </w:p>
     <w:p>
       <w:pPr>
-        <w:spacing w:after="120" w:line="200" w:lineRule="auto"/>
-        <w:rPr>
-          <w:rFonts w:ascii="Consolas" w:hAnsi="Consolas"/>
-          <w:sz w:val="19"/>
-        </w:rPr>
-      </w:pPr>
-      <w:r>
-        <w:rPr>
-          <w:rFonts w:ascii="Consolas" w:hAnsi="Consolas"/>
-          <w:sz w:val="19"/>
+        <w:shd w:val="clear" w:color="auto" w:fill="F3F3F3"/>
+        <w:spacing w:before="120" w:after="120" w:line="220" w:lineRule="auto"/>
+        <w:ind w:left="240"/>
+        <w:rPr>
+          <w:rFonts w:ascii="Cascadia Code" w:hAnsi="Cascadia Code" w:cs="Cascadia Code"/>
+          <w:color w:val="000000"/>
+          <w:sz w:val="18"/>
+        </w:rPr>
+      </w:pPr>
+      <w:r>
+        <w:rPr>
+          <w:rFonts w:ascii="Cascadia Code" w:hAnsi="Cascadia Code" w:cs="Cascadia Code"/>
+          <w:color w:val="000000"/>
+          <w:sz w:val="18"/>
         </w:rPr>
         <w:t>https://qiita.com/hotteam/items/80dc15012bde4d35de24</w:t>
       </w:r>
     </w:p>
     <w:p>
       <w:pPr>
-        <w:spacing w:after="120" w:line="200" w:lineRule="auto"/>
-        <w:rPr>
-          <w:rFonts w:ascii="Consolas" w:hAnsi="Consolas"/>
-          <w:sz w:val="19"/>
-        </w:rPr>
-      </w:pPr>
-    </w:p>
-    <w:p>
-      <w:pPr>
-        <w:spacing w:after="120" w:line="200" w:lineRule="auto"/>
-        <w:rPr>
-          <w:rFonts w:ascii="Consolas" w:hAnsi="Consolas"/>
-          <w:sz w:val="19"/>
-        </w:rPr>
-      </w:pPr>
-    </w:p>
-    <w:p>
-      <w:pPr>
-        <w:spacing w:after="120" w:line="200" w:lineRule="auto"/>
-        <w:rPr>
-          <w:rFonts w:ascii="Consolas" w:hAnsi="Consolas"/>
-          <w:sz w:val="19"/>
-        </w:rPr>
-      </w:pPr>
-      <w:r>
-        <w:rPr>
-          <w:rFonts w:ascii="Consolas" w:hAnsi="Consolas"/>
-          <w:sz w:val="19"/>
+        <w:shd w:val="clear" w:color="auto" w:fill="F3F3F3"/>
+        <w:spacing w:before="120" w:after="120" w:line="220" w:lineRule="auto"/>
+        <w:ind w:left="240"/>
+        <w:rPr>
+          <w:rFonts w:ascii="Cascadia Code" w:hAnsi="Cascadia Code" w:cs="Cascadia Code"/>
+          <w:color w:val="000000"/>
+          <w:sz w:val="18"/>
+        </w:rPr>
+      </w:pPr>
+    </w:p>
+    <w:p>
+      <w:pPr>
+        <w:shd w:val="clear" w:color="auto" w:fill="F3F3F3"/>
+        <w:spacing w:before="120" w:after="120" w:line="220" w:lineRule="auto"/>
+        <w:ind w:left="240"/>
+        <w:rPr>
+          <w:rFonts w:ascii="Cascadia Code" w:hAnsi="Cascadia Code" w:cs="Cascadia Code"/>
+          <w:color w:val="000000"/>
+          <w:sz w:val="18"/>
+        </w:rPr>
+      </w:pPr>
+    </w:p>
+    <w:p>
+      <w:pPr>
+        <w:shd w:val="clear" w:color="auto" w:fill="F3F3F3"/>
+        <w:spacing w:before="120" w:after="120" w:line="220" w:lineRule="auto"/>
+        <w:ind w:left="240"/>
+        <w:rPr>
+          <w:rFonts w:ascii="Cascadia Code" w:hAnsi="Cascadia Code" w:cs="Cascadia Code"/>
+          <w:color w:val="000000"/>
+          <w:sz w:val="18"/>
+        </w:rPr>
+      </w:pPr>
+      <w:r>
+        <w:rPr>
+          <w:rFonts w:ascii="Cascadia Code" w:hAnsi="Cascadia Code" w:cs="Cascadia Code"/>
+          <w:color w:val="000000"/>
+          <w:sz w:val="18"/>
         </w:rPr>
         <w:t>.</w:t>
       </w:r>
       <w:r>
         <w:rPr>
-          <w:rFonts w:ascii="Consolas" w:hAnsi="Consolas"/>
-          <w:sz w:val="19"/>
+          <w:rFonts w:ascii="Cascadia Code" w:hAnsi="Cascadia Code" w:cs="Cascadia Code"/>
+          <w:color w:val="000000"/>
+          <w:sz w:val="18"/>
         </w:rPr>
         <w:t>テーブル内タグ</w:t>
       </w:r>
     </w:p>
     <w:p>
       <w:pPr>
-        <w:spacing w:after="120" w:line="200" w:lineRule="auto"/>
-        <w:rPr>
-          <w:rFonts w:ascii="Consolas" w:hAnsi="Consolas"/>
-          <w:sz w:val="19"/>
-        </w:rPr>
-      </w:pPr>
-      <w:r>
-        <w:rPr>
-          <w:rFonts w:ascii="Consolas" w:hAnsi="Consolas"/>
-          <w:sz w:val="19"/>
+        <w:shd w:val="clear" w:color="auto" w:fill="F3F3F3"/>
+        <w:spacing w:before="120" w:after="120" w:line="220" w:lineRule="auto"/>
+        <w:ind w:left="240"/>
+        <w:rPr>
+          <w:rFonts w:ascii="Cascadia Code" w:hAnsi="Cascadia Code" w:cs="Cascadia Code"/>
+          <w:color w:val="000000"/>
+          <w:sz w:val="18"/>
+        </w:rPr>
+      </w:pPr>
+      <w:r>
+        <w:rPr>
+          <w:rFonts w:ascii="Cascadia Code" w:hAnsi="Cascadia Code" w:cs="Cascadia Code"/>
+          <w:color w:val="000000"/>
+          <w:sz w:val="18"/>
         </w:rPr>
         <w:t>[cols="1,5a"]</w:t>
       </w:r>
     </w:p>
     <w:p>
       <w:pPr>
-        <w:spacing w:after="120" w:line="200" w:lineRule="auto"/>
-        <w:rPr>
-          <w:rFonts w:ascii="Consolas" w:hAnsi="Consolas"/>
-          <w:sz w:val="19"/>
-        </w:rPr>
-      </w:pPr>
-      <w:r>
-        <w:rPr>
-          <w:rFonts w:ascii="Consolas" w:hAnsi="Consolas"/>
-          <w:sz w:val="19"/>
+        <w:shd w:val="clear" w:color="auto" w:fill="F3F3F3"/>
+        <w:spacing w:before="120" w:after="120" w:line="220" w:lineRule="auto"/>
+        <w:ind w:left="240"/>
+        <w:rPr>
+          <w:rFonts w:ascii="Cascadia Code" w:hAnsi="Cascadia Code" w:cs="Cascadia Code"/>
+          <w:color w:val="000000"/>
+          <w:sz w:val="18"/>
+        </w:rPr>
+      </w:pPr>
+      <w:r>
+        <w:rPr>
+          <w:rFonts w:ascii="Cascadia Code" w:hAnsi="Cascadia Code" w:cs="Cascadia Code"/>
+          <w:color w:val="000000"/>
+          <w:sz w:val="18"/>
         </w:rPr>
         <w:t>|====</w:t>
       </w:r>
     </w:p>
     <w:p>
       <w:pPr>
-        <w:spacing w:after="120" w:line="200" w:lineRule="auto"/>
-        <w:rPr>
-          <w:rFonts w:ascii="Consolas" w:hAnsi="Consolas"/>
-          <w:sz w:val="19"/>
-        </w:rPr>
-      </w:pPr>
-      <w:r>
-        <w:rPr>
-          <w:rFonts w:ascii="Consolas" w:hAnsi="Consolas"/>
-          <w:sz w:val="19"/>
+        <w:shd w:val="clear" w:color="auto" w:fill="F3F3F3"/>
+        <w:spacing w:before="120" w:after="120" w:line="220" w:lineRule="auto"/>
+        <w:ind w:left="240"/>
+        <w:rPr>
+          <w:rFonts w:ascii="Cascadia Code" w:hAnsi="Cascadia Code" w:cs="Cascadia Code"/>
+          <w:color w:val="000000"/>
+          <w:sz w:val="18"/>
+        </w:rPr>
+      </w:pPr>
+      <w:r>
+        <w:rPr>
+          <w:rFonts w:ascii="Cascadia Code" w:hAnsi="Cascadia Code" w:cs="Cascadia Code"/>
+          <w:color w:val="000000"/>
+          <w:sz w:val="18"/>
         </w:rPr>
         <w:t>|No|</w:t>
       </w:r>
       <w:r>
         <w:rPr>
-          <w:rFonts w:ascii="Consolas" w:hAnsi="Consolas"/>
-          <w:sz w:val="19"/>
+          <w:rFonts w:ascii="Cascadia Code" w:hAnsi="Cascadia Code" w:cs="Cascadia Code"/>
+          <w:color w:val="000000"/>
+          <w:sz w:val="18"/>
         </w:rPr>
         <w:t>項目</w:t>
       </w:r>
     </w:p>
     <w:p>
       <w:pPr>
-        <w:spacing w:after="120" w:line="200" w:lineRule="auto"/>
-        <w:rPr>
-          <w:rFonts w:ascii="Consolas" w:hAnsi="Consolas"/>
-          <w:sz w:val="19"/>
-        </w:rPr>
-      </w:pPr>
-      <w:r>
-        <w:rPr>
-          <w:rFonts w:ascii="Consolas" w:hAnsi="Consolas"/>
-          <w:sz w:val="19"/>
+        <w:shd w:val="clear" w:color="auto" w:fill="F3F3F3"/>
+        <w:spacing w:before="120" w:after="120" w:line="220" w:lineRule="auto"/>
+        <w:ind w:left="240"/>
+        <w:rPr>
+          <w:rFonts w:ascii="Cascadia Code" w:hAnsi="Cascadia Code" w:cs="Cascadia Code"/>
+          <w:color w:val="000000"/>
+          <w:sz w:val="18"/>
+        </w:rPr>
+      </w:pPr>
+      <w:r>
+        <w:rPr>
+          <w:rFonts w:ascii="Cascadia Code" w:hAnsi="Cascadia Code" w:cs="Cascadia Code"/>
+          <w:color w:val="000000"/>
+          <w:sz w:val="18"/>
         </w:rPr>
         <w:t>|1|</w:t>
       </w:r>
       <w:r>
         <w:rPr>
-          <w:rFonts w:ascii="Consolas" w:hAnsi="Consolas"/>
-          <w:sz w:val="19"/>
+          <w:rFonts w:ascii="Cascadia Code" w:hAnsi="Cascadia Code" w:cs="Cascadia Code"/>
+          <w:color w:val="000000"/>
+          <w:sz w:val="18"/>
         </w:rPr>
         <w:t>対応ブラウザ</w:t>
       </w:r>
     </w:p>
     <w:p>
       <w:pPr>
-        <w:spacing w:after="120" w:line="200" w:lineRule="auto"/>
-        <w:rPr>
-          <w:rFonts w:ascii="Consolas" w:hAnsi="Consolas"/>
-          <w:sz w:val="19"/>
-        </w:rPr>
-      </w:pPr>
-    </w:p>
-    <w:p>
-      <w:pPr>
-        <w:spacing w:after="120" w:line="200" w:lineRule="auto"/>
-        <w:rPr>
-          <w:rFonts w:ascii="Consolas" w:hAnsi="Consolas"/>
+        <w:shd w:val="clear" w:color="auto" w:fill="F3F3F3"/>
+        <w:spacing w:before="120" w:after="120" w:line="220" w:lineRule="auto"/>
+        <w:ind w:left="240"/>
+        <w:rPr>
+          <w:rFonts w:ascii="Cascadia Code" w:hAnsi="Cascadia Code" w:cs="Cascadia Code"/>
+          <w:color w:val="000000"/>
+          <w:sz w:val="18"/>
+        </w:rPr>
+      </w:pPr>
+    </w:p>
+    <w:p>
+      <w:pPr>
+        <w:shd w:val="clear" w:color="auto" w:fill="F3F3F3"/>
+        <w:spacing w:before="120" w:after="120" w:line="220" w:lineRule="auto"/>
+        <w:ind w:left="240"/>
+        <w:rPr>
+          <w:rFonts w:ascii="Cascadia Code" w:hAnsi="Cascadia Code" w:cs="Cascadia Code"/>
           <w:b/>
-          <w:sz w:val="19"/>
-        </w:rPr>
-      </w:pPr>
-      <w:r>
-        <w:rPr>
-          <w:rFonts w:ascii="Consolas" w:hAnsi="Consolas"/>
+          <w:color w:val="000000"/>
+          <w:sz w:val="18"/>
+        </w:rPr>
+      </w:pPr>
+      <w:r>
+        <w:rPr>
+          <w:rFonts w:ascii="Cascadia Code" w:hAnsi="Cascadia Code" w:cs="Cascadia Code"/>
           <w:b/>
-          <w:sz w:val="19"/>
+          <w:color w:val="000000"/>
+          <w:sz w:val="18"/>
         </w:rPr>
         <w:t xml:space="preserve"> Firefox</w:t>
       </w:r>
     </w:p>
     <w:p>
       <w:pPr>
-        <w:spacing w:after="120" w:line="200" w:lineRule="auto"/>
-        <w:rPr>
-          <w:rFonts w:ascii="Consolas" w:hAnsi="Consolas"/>
-          <w:sz w:val="19"/>
-        </w:rPr>
-      </w:pPr>
-      <w:r>
-        <w:rPr>
-          <w:rFonts w:ascii="Consolas" w:hAnsi="Consolas"/>
-          <w:sz w:val="19"/>
+        <w:shd w:val="clear" w:color="auto" w:fill="F3F3F3"/>
+        <w:spacing w:before="120" w:after="120" w:line="220" w:lineRule="auto"/>
+        <w:ind w:left="240"/>
+        <w:rPr>
+          <w:rFonts w:ascii="Cascadia Code" w:hAnsi="Cascadia Code" w:cs="Cascadia Code"/>
+          <w:color w:val="000000"/>
+          <w:sz w:val="18"/>
+        </w:rPr>
+      </w:pPr>
+      <w:r>
+        <w:rPr>
+          <w:rFonts w:ascii="Cascadia Code" w:hAnsi="Cascadia Code" w:cs="Cascadia Code"/>
+          <w:color w:val="000000"/>
+          <w:sz w:val="18"/>
         </w:rPr>
         <w:t xml:space="preserve"> Chrome</w:t>
       </w:r>
     </w:p>
     <w:p>
       <w:pPr>
-        <w:spacing w:after="120" w:line="200" w:lineRule="auto"/>
-        <w:rPr>
-          <w:rFonts w:ascii="Consolas" w:hAnsi="Consolas"/>
-          <w:sz w:val="19"/>
-        </w:rPr>
-      </w:pPr>
-      <w:r>
-        <w:rPr>
-          <w:rFonts w:ascii="Consolas" w:hAnsi="Consolas"/>
-          <w:sz w:val="19"/>
+        <w:shd w:val="clear" w:color="auto" w:fill="F3F3F3"/>
+        <w:spacing w:before="120" w:after="120" w:line="220" w:lineRule="auto"/>
+        <w:ind w:left="240"/>
+        <w:rPr>
+          <w:rFonts w:ascii="Cascadia Code" w:hAnsi="Cascadia Code" w:cs="Cascadia Code"/>
+          <w:color w:val="000000"/>
+          <w:sz w:val="18"/>
+        </w:rPr>
+      </w:pPr>
+      <w:r>
+        <w:rPr>
+          <w:rFonts w:ascii="Cascadia Code" w:hAnsi="Cascadia Code" w:cs="Cascadia Code"/>
+          <w:color w:val="000000"/>
+          <w:sz w:val="18"/>
         </w:rPr>
         <w:t>* edge</w:t>
       </w:r>
     </w:p>
     <w:p>
       <w:pPr>
-        <w:spacing w:after="120" w:line="200" w:lineRule="auto"/>
-        <w:rPr>
-          <w:rFonts w:ascii="Consolas" w:hAnsi="Consolas"/>
-          <w:sz w:val="19"/>
-        </w:rPr>
-      </w:pPr>
-      <w:r>
-        <w:rPr>
-          <w:rFonts w:ascii="Consolas" w:hAnsi="Consolas"/>
-          <w:sz w:val="19"/>
+        <w:shd w:val="clear" w:color="auto" w:fill="F3F3F3"/>
+        <w:spacing w:before="120" w:after="120" w:line="220" w:lineRule="auto"/>
+        <w:ind w:left="240"/>
+        <w:rPr>
+          <w:rFonts w:ascii="Cascadia Code" w:hAnsi="Cascadia Code" w:cs="Cascadia Code"/>
+          <w:color w:val="000000"/>
+          <w:sz w:val="18"/>
+        </w:rPr>
+      </w:pPr>
+      <w:r>
+        <w:rPr>
+          <w:rFonts w:ascii="Cascadia Code" w:hAnsi="Cascadia Code" w:cs="Cascadia Code"/>
+          <w:color w:val="000000"/>
+          <w:sz w:val="18"/>
         </w:rPr>
         <w:t xml:space="preserve">|2| </w:t>
       </w:r>
       <w:r>
         <w:rPr>
-          <w:rFonts w:ascii="Consolas" w:hAnsi="Consolas"/>
-          <w:sz w:val="19"/>
+          <w:rFonts w:ascii="Cascadia Code" w:hAnsi="Cascadia Code" w:cs="Cascadia Code"/>
+          <w:color w:val="000000"/>
+          <w:sz w:val="18"/>
         </w:rPr>
         <w:t>対応</w:t>
       </w:r>
       <w:r>
         <w:rPr>
-          <w:rFonts w:ascii="Consolas" w:hAnsi="Consolas"/>
-          <w:sz w:val="19"/>
+          <w:rFonts w:ascii="Cascadia Code" w:hAnsi="Cascadia Code" w:cs="Cascadia Code"/>
+          <w:color w:val="000000"/>
+          <w:sz w:val="18"/>
         </w:rPr>
         <w:t>OS</w:t>
       </w:r>
     </w:p>
     <w:p>
       <w:pPr>
-        <w:spacing w:after="120" w:line="200" w:lineRule="auto"/>
-        <w:rPr>
-          <w:rFonts w:ascii="Consolas" w:hAnsi="Consolas"/>
-          <w:sz w:val="19"/>
-        </w:rPr>
-      </w:pPr>
-    </w:p>
-    <w:p>
-      <w:pPr>
-        <w:spacing w:after="120" w:line="200" w:lineRule="auto"/>
-        <w:rPr>
-          <w:rFonts w:ascii="Consolas" w:hAnsi="Consolas"/>
-          <w:sz w:val="19"/>
-        </w:rPr>
-      </w:pPr>
-      <w:r>
-        <w:rPr>
-          <w:rFonts w:ascii="Consolas" w:hAnsi="Consolas"/>
-          <w:sz w:val="19"/>
+        <w:shd w:val="clear" w:color="auto" w:fill="F3F3F3"/>
+        <w:spacing w:before="120" w:after="120" w:line="220" w:lineRule="auto"/>
+        <w:ind w:left="240"/>
+        <w:rPr>
+          <w:rFonts w:ascii="Cascadia Code" w:hAnsi="Cascadia Code" w:cs="Cascadia Code"/>
+          <w:color w:val="000000"/>
+          <w:sz w:val="18"/>
+        </w:rPr>
+      </w:pPr>
+    </w:p>
+    <w:p>
+      <w:pPr>
+        <w:shd w:val="clear" w:color="auto" w:fill="F3F3F3"/>
+        <w:spacing w:before="120" w:after="120" w:line="220" w:lineRule="auto"/>
+        <w:ind w:left="240"/>
+        <w:rPr>
+          <w:rFonts w:ascii="Cascadia Code" w:hAnsi="Cascadia Code" w:cs="Cascadia Code"/>
+          <w:color w:val="000000"/>
+          <w:sz w:val="18"/>
+        </w:rPr>
+      </w:pPr>
+      <w:r>
+        <w:rPr>
+          <w:rFonts w:ascii="Cascadia Code" w:hAnsi="Cascadia Code" w:cs="Cascadia Code"/>
+          <w:color w:val="000000"/>
+          <w:sz w:val="18"/>
         </w:rPr>
         <w:t>. Windows</w:t>
       </w:r>
     </w:p>
     <w:p>
       <w:pPr>
-        <w:spacing w:after="120" w:line="200" w:lineRule="auto"/>
-        <w:rPr>
-          <w:rFonts w:ascii="Consolas" w:hAnsi="Consolas"/>
-          <w:sz w:val="19"/>
-        </w:rPr>
-      </w:pPr>
-      <w:r>
-        <w:rPr>
-          <w:rFonts w:ascii="Consolas" w:hAnsi="Consolas"/>
-          <w:sz w:val="19"/>
+        <w:shd w:val="clear" w:color="auto" w:fill="F3F3F3"/>
+        <w:spacing w:before="120" w:after="120" w:line="220" w:lineRule="auto"/>
+        <w:ind w:left="240"/>
+        <w:rPr>
+          <w:rFonts w:ascii="Cascadia Code" w:hAnsi="Cascadia Code" w:cs="Cascadia Code"/>
+          <w:color w:val="000000"/>
+          <w:sz w:val="18"/>
+        </w:rPr>
+      </w:pPr>
+      <w:r>
+        <w:rPr>
+          <w:rFonts w:ascii="Cascadia Code" w:hAnsi="Cascadia Code" w:cs="Cascadia Code"/>
+          <w:color w:val="000000"/>
+          <w:sz w:val="18"/>
         </w:rPr>
         <w:t>. Linux</w:t>
       </w:r>
     </w:p>
     <w:p>
       <w:pPr>
-        <w:spacing w:after="120" w:line="200" w:lineRule="auto"/>
-        <w:rPr>
-          <w:rFonts w:ascii="Consolas" w:hAnsi="Consolas"/>
-          <w:sz w:val="19"/>
-        </w:rPr>
-      </w:pPr>
-      <w:r>
-        <w:rPr>
-          <w:rFonts w:ascii="Consolas" w:hAnsi="Consolas"/>
-          <w:sz w:val="19"/>
+        <w:shd w:val="clear" w:color="auto" w:fill="F3F3F3"/>
+        <w:spacing w:before="120" w:after="120" w:line="220" w:lineRule="auto"/>
+        <w:ind w:left="240"/>
+        <w:rPr>
+          <w:rFonts w:ascii="Cascadia Code" w:hAnsi="Cascadia Code" w:cs="Cascadia Code"/>
+          <w:color w:val="000000"/>
+          <w:sz w:val="18"/>
+        </w:rPr>
+      </w:pPr>
+      <w:r>
+        <w:rPr>
+          <w:rFonts w:ascii="Cascadia Code" w:hAnsi="Cascadia Code" w:cs="Cascadia Code"/>
+          <w:color w:val="000000"/>
+          <w:sz w:val="18"/>
         </w:rPr>
         <w:t>. Mac</w:t>
       </w:r>
     </w:p>
     <w:p>
       <w:pPr>
-        <w:spacing w:after="120" w:line="200" w:lineRule="auto"/>
-        <w:rPr>
-          <w:rFonts w:ascii="Consolas" w:hAnsi="Consolas"/>
-          <w:sz w:val="19"/>
-        </w:rPr>
-      </w:pPr>
-      <w:r>
-        <w:rPr>
-          <w:rFonts w:ascii="Consolas" w:hAnsi="Consolas"/>
-          <w:sz w:val="19"/>
+        <w:shd w:val="clear" w:color="auto" w:fill="F3F3F3"/>
+        <w:spacing w:before="120" w:after="120" w:line="220" w:lineRule="auto"/>
+        <w:ind w:left="240"/>
+        <w:rPr>
+          <w:rFonts w:ascii="Cascadia Code" w:hAnsi="Cascadia Code" w:cs="Cascadia Code"/>
+          <w:color w:val="000000"/>
+          <w:sz w:val="18"/>
+        </w:rPr>
+      </w:pPr>
+      <w:r>
+        <w:rPr>
+          <w:rFonts w:ascii="Cascadia Code" w:hAnsi="Cascadia Code" w:cs="Cascadia Code"/>
+          <w:color w:val="000000"/>
+          <w:sz w:val="18"/>
         </w:rPr>
         <w:t>|====</w:t>
       </w:r>
     </w:p>
     <w:p>
       <w:pPr>
-        <w:spacing w:after="120" w:line="200" w:lineRule="auto"/>
-        <w:rPr>
-          <w:rFonts w:ascii="Consolas" w:hAnsi="Consolas"/>
-          <w:sz w:val="19"/>
+        <w:shd w:val="clear" w:color="auto" w:fill="F3F3F3"/>
+        <w:spacing w:before="120" w:after="120" w:line="220" w:lineRule="auto"/>
+        <w:ind w:left="240"/>
+        <w:rPr>
+          <w:rFonts w:ascii="Cascadia Code" w:hAnsi="Cascadia Code" w:cs="Cascadia Code"/>
+          <w:color w:val="000000"/>
+          <w:sz w:val="18"/>
         </w:rPr>
       </w:pPr>
     </w:p>
@@ -5594,9 +6298,9 @@
         <w:tblLook w:val="0000" w:firstRow="0" w:lastRow="0" w:firstColumn="0" w:lastColumn="0" w:noHBand="0" w:noVBand="0"/>
       </w:tblPr>
       <w:tblGrid>
-        <w:gridCol w:w="1998"/>
-        <w:gridCol w:w="998"/>
-        <w:gridCol w:w="798"/>
+        <w:gridCol w:w="2360"/>
+        <w:gridCol w:w="204"/>
+        <w:gridCol w:w="204"/>
       </w:tblGrid>
       <w:tr>
         <w:tblPrEx>
@@ -5624,330 +6328,16 @@
                 <w:b/>
                 <w:sz w:val="20"/>
               </w:rPr>
+              <w:lastRenderedPageBreak/>
               <w:t>左寄せ</w:t>
             </w:r>
-          </w:p>
-        </w:tc>
-        <w:tc>
-          <w:tcPr>
-            <w:tcW w:w="0" w:type="auto"/>
-            <w:shd w:val="clear" w:color="auto" w:fill="E6E6E6"/>
-          </w:tcPr>
-          <w:p>
-            <w:pPr>
+            <w:r>
               <w:rPr>
                 <w:rFonts w:ascii="游ゴシック" w:eastAsia="游ゴシック" w:hAnsi="游ゴシック"/>
                 <w:b/>
                 <w:sz w:val="20"/>
               </w:rPr>
-            </w:pPr>
-            <w:r>
-              <w:rPr>
-                <w:rFonts w:ascii="游ゴシック" w:eastAsia="游ゴシック" w:hAnsi="游ゴシック" w:hint="eastAsia"/>
-                <w:b/>
-                <w:sz w:val="20"/>
-              </w:rPr>
-              <w:t>中央寄せ</w:t>
-            </w:r>
-          </w:p>
-        </w:tc>
-        <w:tc>
-          <w:tcPr>
-            <w:tcW w:w="0" w:type="auto"/>
-            <w:shd w:val="clear" w:color="auto" w:fill="E6E6E6"/>
-          </w:tcPr>
-          <w:p>
-            <w:pPr>
-              <w:rPr>
-                <w:rFonts w:ascii="游ゴシック" w:eastAsia="游ゴシック" w:hAnsi="游ゴシック"/>
-                <w:b/>
-                <w:sz w:val="20"/>
-              </w:rPr>
-            </w:pPr>
-            <w:r>
-              <w:rPr>
-                <w:rFonts w:ascii="游ゴシック" w:eastAsia="游ゴシック" w:hAnsi="游ゴシック" w:hint="eastAsia"/>
-                <w:b/>
-                <w:sz w:val="20"/>
-              </w:rPr>
-              <w:t>右寄せ</w:t>
-            </w:r>
-          </w:p>
-        </w:tc>
-      </w:tr>
-      <w:tr>
-        <w:tblPrEx>
-          <w:tblCellMar>
-            <w:top w:w="0" w:type="dxa"/>
-            <w:bottom w:w="0" w:type="dxa"/>
-          </w:tblCellMar>
-        </w:tblPrEx>
-        <w:tc>
-          <w:tcPr>
-            <w:tcW w:w="0" w:type="auto"/>
-            <w:shd w:val="clear" w:color="auto" w:fill="auto"/>
-          </w:tcPr>
-          <w:p>
-            <w:pPr>
-              <w:rPr>
-                <w:rFonts w:ascii="游ゴシック" w:eastAsia="游ゴシック" w:hAnsi="游ゴシック"/>
-                <w:sz w:val="20"/>
-              </w:rPr>
-            </w:pPr>
-            <w:r>
-              <w:rPr>
-                <w:rFonts w:ascii="游ゴシック" w:eastAsia="游ゴシック" w:hAnsi="游ゴシック" w:hint="eastAsia"/>
-                <w:sz w:val="20"/>
-              </w:rPr>
-              <w:lastRenderedPageBreak/>
-              <w:t>左寄せ</w:t>
-            </w:r>
-          </w:p>
-          <w:p>
-            <w:pPr>
-              <w:rPr>
-                <w:rFonts w:ascii="游ゴシック" w:eastAsia="游ゴシック" w:hAnsi="游ゴシック"/>
-                <w:sz w:val="20"/>
-              </w:rPr>
-            </w:pPr>
-            <w:r>
-              <w:rPr>
-                <w:rFonts w:ascii="游ゴシック" w:eastAsia="游ゴシック" w:hAnsi="游ゴシック" w:hint="eastAsia"/>
-                <w:sz w:val="20"/>
-              </w:rPr>
-              <w:t>改行出来る</w:t>
-            </w:r>
-          </w:p>
-        </w:tc>
-        <w:tc>
-          <w:tcPr>
-            <w:tcW w:w="0" w:type="auto"/>
-            <w:shd w:val="clear" w:color="auto" w:fill="auto"/>
-          </w:tcPr>
-          <w:p/>
-        </w:tc>
-        <w:tc>
-          <w:tcPr>
-            <w:tcW w:w="0" w:type="auto"/>
-            <w:shd w:val="clear" w:color="auto" w:fill="auto"/>
-          </w:tcPr>
-          <w:p/>
-        </w:tc>
-      </w:tr>
-      <w:tr>
-        <w:tblPrEx>
-          <w:tblCellMar>
-            <w:top w:w="0" w:type="dxa"/>
-            <w:bottom w:w="0" w:type="dxa"/>
-          </w:tblCellMar>
-        </w:tblPrEx>
-        <w:tc>
-          <w:tcPr>
-            <w:tcW w:w="0" w:type="auto"/>
-            <w:shd w:val="clear" w:color="auto" w:fill="auto"/>
-          </w:tcPr>
-          <w:p>
-            <w:pPr>
-              <w:rPr>
-                <w:rFonts w:ascii="游ゴシック" w:eastAsia="游ゴシック" w:hAnsi="游ゴシック"/>
-                <w:sz w:val="20"/>
-              </w:rPr>
-            </w:pPr>
-            <w:r>
-              <w:rPr>
-                <w:rFonts w:ascii="游ゴシック" w:eastAsia="游ゴシック" w:hAnsi="游ゴシック" w:hint="eastAsia"/>
-                <w:sz w:val="20"/>
-              </w:rPr>
-              <w:t>中央寄せ</w:t>
-            </w:r>
-          </w:p>
-          <w:p>
-            <w:pPr>
-              <w:rPr>
-                <w:rFonts w:ascii="游ゴシック" w:eastAsia="游ゴシック" w:hAnsi="游ゴシック"/>
-                <w:sz w:val="20"/>
-              </w:rPr>
-            </w:pPr>
-            <w:r>
-              <w:rPr>
-                <w:rFonts w:ascii="游ゴシック" w:eastAsia="游ゴシック" w:hAnsi="游ゴシック" w:hint="eastAsia"/>
-                <w:sz w:val="20"/>
-              </w:rPr>
-              <w:t>改行出来る</w:t>
-            </w:r>
-          </w:p>
-        </w:tc>
-        <w:tc>
-          <w:tcPr>
-            <w:tcW w:w="0" w:type="auto"/>
-            <w:shd w:val="clear" w:color="auto" w:fill="auto"/>
-          </w:tcPr>
-          <w:p/>
-        </w:tc>
-        <w:tc>
-          <w:tcPr>
-            <w:tcW w:w="0" w:type="auto"/>
-            <w:shd w:val="clear" w:color="auto" w:fill="auto"/>
-          </w:tcPr>
-          <w:p/>
-        </w:tc>
-      </w:tr>
-      <w:tr>
-        <w:tblPrEx>
-          <w:tblCellMar>
-            <w:top w:w="0" w:type="dxa"/>
-            <w:bottom w:w="0" w:type="dxa"/>
-          </w:tblCellMar>
-        </w:tblPrEx>
-        <w:tc>
-          <w:tcPr>
-            <w:tcW w:w="0" w:type="auto"/>
-            <w:shd w:val="clear" w:color="auto" w:fill="auto"/>
-          </w:tcPr>
-          <w:p>
-            <w:pPr>
-              <w:rPr>
-                <w:rFonts w:ascii="游ゴシック" w:eastAsia="游ゴシック" w:hAnsi="游ゴシック"/>
-                <w:sz w:val="20"/>
-              </w:rPr>
-            </w:pPr>
-            <w:r>
-              <w:rPr>
-                <w:rFonts w:ascii="游ゴシック" w:eastAsia="游ゴシック" w:hAnsi="游ゴシック" w:hint="eastAsia"/>
-                <w:sz w:val="20"/>
-              </w:rPr>
-              <w:t>右寄せ</w:t>
-            </w:r>
-          </w:p>
-          <w:p>
-            <w:pPr>
-              <w:rPr>
-                <w:rFonts w:ascii="游ゴシック" w:eastAsia="游ゴシック" w:hAnsi="游ゴシック"/>
-                <w:sz w:val="20"/>
-              </w:rPr>
-            </w:pPr>
-            <w:r>
-              <w:rPr>
-                <w:rFonts w:ascii="游ゴシック" w:eastAsia="游ゴシック" w:hAnsi="游ゴシック" w:hint="eastAsia"/>
-                <w:sz w:val="20"/>
-              </w:rPr>
-              <w:t>改行出来る</w:t>
-            </w:r>
-          </w:p>
-        </w:tc>
-        <w:tc>
-          <w:tcPr>
-            <w:tcW w:w="0" w:type="auto"/>
-            <w:shd w:val="clear" w:color="auto" w:fill="auto"/>
-          </w:tcPr>
-          <w:p/>
-        </w:tc>
-        <w:tc>
-          <w:tcPr>
-            <w:tcW w:w="0" w:type="auto"/>
-            <w:shd w:val="clear" w:color="auto" w:fill="auto"/>
-          </w:tcPr>
-          <w:p/>
-        </w:tc>
-      </w:tr>
-      <w:tr>
-        <w:tblPrEx>
-          <w:tblCellMar>
-            <w:top w:w="0" w:type="dxa"/>
-            <w:bottom w:w="0" w:type="dxa"/>
-          </w:tblCellMar>
-        </w:tblPrEx>
-        <w:tc>
-          <w:tcPr>
-            <w:tcW w:w="0" w:type="auto"/>
-            <w:shd w:val="clear" w:color="auto" w:fill="auto"/>
-          </w:tcPr>
-          <w:p>
-            <w:pPr>
-              <w:rPr>
-                <w:rFonts w:ascii="游ゴシック" w:eastAsia="游ゴシック" w:hAnsi="游ゴシック"/>
-                <w:sz w:val="20"/>
-              </w:rPr>
-            </w:pPr>
-            <w:r>
-              <w:rPr>
-                <w:rFonts w:ascii="游ゴシック" w:eastAsia="游ゴシック" w:hAnsi="游ゴシック" w:hint="eastAsia"/>
-                <w:sz w:val="20"/>
-              </w:rPr>
-              <w:t>左寄せ</w:t>
-            </w:r>
-          </w:p>
-          <w:p>
-            <w:pPr>
-              <w:rPr>
-                <w:rFonts w:ascii="游ゴシック" w:eastAsia="游ゴシック" w:hAnsi="游ゴシック"/>
-                <w:sz w:val="20"/>
-              </w:rPr>
-            </w:pPr>
-            <w:r>
-              <w:rPr>
-                <w:rFonts w:ascii="游ゴシック" w:eastAsia="游ゴシック" w:hAnsi="游ゴシック" w:hint="eastAsia"/>
-                <w:sz w:val="20"/>
-              </w:rPr>
-              <w:t>改行出来る</w:t>
-            </w:r>
-          </w:p>
-        </w:tc>
-        <w:tc>
-          <w:tcPr>
-            <w:tcW w:w="0" w:type="auto"/>
-            <w:shd w:val="clear" w:color="auto" w:fill="auto"/>
-          </w:tcPr>
-          <w:p/>
-        </w:tc>
-        <w:tc>
-          <w:tcPr>
-            <w:tcW w:w="0" w:type="auto"/>
-            <w:shd w:val="clear" w:color="auto" w:fill="auto"/>
-          </w:tcPr>
-          <w:p/>
-        </w:tc>
-      </w:tr>
-      <w:tr>
-        <w:tblPrEx>
-          <w:tblCellMar>
-            <w:top w:w="0" w:type="dxa"/>
-            <w:bottom w:w="0" w:type="dxa"/>
-          </w:tblCellMar>
-        </w:tblPrEx>
-        <w:tc>
-          <w:tcPr>
-            <w:tcW w:w="0" w:type="auto"/>
-            <w:shd w:val="clear" w:color="auto" w:fill="auto"/>
-          </w:tcPr>
-          <w:p>
-            <w:pPr>
-              <w:rPr>
-                <w:rFonts w:ascii="游ゴシック" w:eastAsia="游ゴシック" w:hAnsi="游ゴシック"/>
-                <w:sz w:val="20"/>
-              </w:rPr>
-            </w:pPr>
-            <w:r>
-              <w:rPr>
-                <w:rFonts w:ascii="游ゴシック" w:eastAsia="游ゴシック" w:hAnsi="游ゴシック" w:hint="eastAsia"/>
-                <w:sz w:val="20"/>
-              </w:rPr>
-              <w:t>中央寄せ</w:t>
-            </w:r>
-          </w:p>
-          <w:p>
-            <w:pPr>
-              <w:rPr>
-                <w:rFonts w:ascii="游ゴシック" w:eastAsia="游ゴシック" w:hAnsi="游ゴシック"/>
-                <w:sz w:val="20"/>
-              </w:rPr>
-            </w:pPr>
-            <w:r>
-              <w:rPr>
-                <w:rFonts w:ascii="游ゴシック" w:eastAsia="游ゴシック" w:hAnsi="游ゴシック" w:hint="eastAsia"/>
-                <w:sz w:val="20"/>
-              </w:rPr>
-              <w:t>結合も改行も出来る</w:t>
+              <w:t>|中央寄せ|右寄せ</w:t>
             </w:r>
           </w:p>
         </w:tc>
@@ -6515,7 +6905,7 @@
     <w:link w:val="10"/>
     <w:uiPriority w:val="9"/>
     <w:qFormat/>
-    <w:rsid w:val="001105CC"/>
+    <w:rsid w:val="00D11910"/>
     <w:pPr>
       <w:keepNext/>
       <w:keepLines/>
@@ -6537,7 +6927,7 @@
     <w:uiPriority w:val="9"/>
     <w:unhideWhenUsed/>
     <w:qFormat/>
-    <w:rsid w:val="001105CC"/>
+    <w:rsid w:val="00D11910"/>
     <w:pPr>
       <w:keepNext/>
       <w:keepLines/>
@@ -6559,7 +6949,7 @@
     <w:uiPriority w:val="9"/>
     <w:unhideWhenUsed/>
     <w:qFormat/>
-    <w:rsid w:val="001105CC"/>
+    <w:rsid w:val="00D11910"/>
     <w:pPr>
       <w:keepNext/>
       <w:keepLines/>
@@ -6581,7 +6971,7 @@
     <w:semiHidden/>
     <w:unhideWhenUsed/>
     <w:qFormat/>
-    <w:rsid w:val="001105CC"/>
+    <w:rsid w:val="00D11910"/>
     <w:pPr>
       <w:keepNext/>
       <w:keepLines/>
@@ -6602,7 +6992,7 @@
     <w:semiHidden/>
     <w:unhideWhenUsed/>
     <w:qFormat/>
-    <w:rsid w:val="001105CC"/>
+    <w:rsid w:val="00D11910"/>
     <w:pPr>
       <w:keepNext/>
       <w:keepLines/>
@@ -6624,7 +7014,7 @@
     <w:semiHidden/>
     <w:unhideWhenUsed/>
     <w:qFormat/>
-    <w:rsid w:val="001105CC"/>
+    <w:rsid w:val="00D11910"/>
     <w:pPr>
       <w:keepNext/>
       <w:keepLines/>
@@ -6646,7 +7036,7 @@
     <w:semiHidden/>
     <w:unhideWhenUsed/>
     <w:qFormat/>
-    <w:rsid w:val="001105CC"/>
+    <w:rsid w:val="00D11910"/>
     <w:pPr>
       <w:keepNext/>
       <w:keepLines/>
@@ -6668,7 +7058,7 @@
     <w:semiHidden/>
     <w:unhideWhenUsed/>
     <w:qFormat/>
-    <w:rsid w:val="001105CC"/>
+    <w:rsid w:val="00D11910"/>
     <w:pPr>
       <w:keepNext/>
       <w:keepLines/>
@@ -6690,7 +7080,7 @@
     <w:semiHidden/>
     <w:unhideWhenUsed/>
     <w:qFormat/>
-    <w:rsid w:val="001105CC"/>
+    <w:rsid w:val="00D11910"/>
     <w:pPr>
       <w:keepNext/>
       <w:keepLines/>
@@ -6735,7 +7125,7 @@
     <w:basedOn w:val="a0"/>
     <w:link w:val="1"/>
     <w:uiPriority w:val="9"/>
-    <w:rsid w:val="001105CC"/>
+    <w:rsid w:val="00D11910"/>
     <w:rPr>
       <w:rFonts w:asciiTheme="majorHAnsi" w:eastAsiaTheme="majorEastAsia" w:hAnsiTheme="majorHAnsi" w:cstheme="majorBidi"/>
       <w:color w:val="000000" w:themeColor="text1"/>
@@ -6748,7 +7138,7 @@
     <w:basedOn w:val="a0"/>
     <w:link w:val="2"/>
     <w:uiPriority w:val="9"/>
-    <w:rsid w:val="001105CC"/>
+    <w:rsid w:val="00D11910"/>
     <w:rPr>
       <w:rFonts w:asciiTheme="majorHAnsi" w:eastAsiaTheme="majorEastAsia" w:hAnsiTheme="majorHAnsi" w:cstheme="majorBidi"/>
       <w:color w:val="000000" w:themeColor="text1"/>
@@ -6761,7 +7151,7 @@
     <w:basedOn w:val="a0"/>
     <w:link w:val="3"/>
     <w:uiPriority w:val="9"/>
-    <w:rsid w:val="001105CC"/>
+    <w:rsid w:val="00D11910"/>
     <w:rPr>
       <w:rFonts w:asciiTheme="majorHAnsi" w:eastAsiaTheme="majorEastAsia" w:hAnsiTheme="majorHAnsi" w:cstheme="majorBidi"/>
       <w:color w:val="000000" w:themeColor="text1"/>
@@ -6774,7 +7164,7 @@
     <w:link w:val="4"/>
     <w:uiPriority w:val="9"/>
     <w:semiHidden/>
-    <w:rsid w:val="001105CC"/>
+    <w:rsid w:val="00D11910"/>
     <w:rPr>
       <w:rFonts w:asciiTheme="majorHAnsi" w:eastAsiaTheme="majorEastAsia" w:hAnsiTheme="majorHAnsi" w:cstheme="majorBidi"/>
       <w:color w:val="000000" w:themeColor="text1"/>
@@ -6786,7 +7176,7 @@
     <w:link w:val="5"/>
     <w:uiPriority w:val="9"/>
     <w:semiHidden/>
-    <w:rsid w:val="001105CC"/>
+    <w:rsid w:val="00D11910"/>
     <w:rPr>
       <w:rFonts w:asciiTheme="majorHAnsi" w:eastAsiaTheme="majorEastAsia" w:hAnsiTheme="majorHAnsi" w:cstheme="majorBidi"/>
       <w:color w:val="000000" w:themeColor="text1"/>
@@ -6798,7 +7188,7 @@
     <w:link w:val="6"/>
     <w:uiPriority w:val="9"/>
     <w:semiHidden/>
-    <w:rsid w:val="001105CC"/>
+    <w:rsid w:val="00D11910"/>
     <w:rPr>
       <w:rFonts w:asciiTheme="majorHAnsi" w:eastAsiaTheme="majorEastAsia" w:hAnsiTheme="majorHAnsi" w:cstheme="majorBidi"/>
       <w:color w:val="000000" w:themeColor="text1"/>
@@ -6810,7 +7200,7 @@
     <w:link w:val="7"/>
     <w:uiPriority w:val="9"/>
     <w:semiHidden/>
-    <w:rsid w:val="001105CC"/>
+    <w:rsid w:val="00D11910"/>
     <w:rPr>
       <w:rFonts w:asciiTheme="majorHAnsi" w:eastAsiaTheme="majorEastAsia" w:hAnsiTheme="majorHAnsi" w:cstheme="majorBidi"/>
       <w:color w:val="000000" w:themeColor="text1"/>
@@ -6822,7 +7212,7 @@
     <w:link w:val="8"/>
     <w:uiPriority w:val="9"/>
     <w:semiHidden/>
-    <w:rsid w:val="001105CC"/>
+    <w:rsid w:val="00D11910"/>
     <w:rPr>
       <w:rFonts w:asciiTheme="majorHAnsi" w:eastAsiaTheme="majorEastAsia" w:hAnsiTheme="majorHAnsi" w:cstheme="majorBidi"/>
       <w:color w:val="000000" w:themeColor="text1"/>
@@ -6834,7 +7224,7 @@
     <w:link w:val="9"/>
     <w:uiPriority w:val="9"/>
     <w:semiHidden/>
-    <w:rsid w:val="001105CC"/>
+    <w:rsid w:val="00D11910"/>
     <w:rPr>
       <w:rFonts w:asciiTheme="majorHAnsi" w:eastAsiaTheme="majorEastAsia" w:hAnsiTheme="majorHAnsi" w:cstheme="majorBidi"/>
       <w:color w:val="000000" w:themeColor="text1"/>
@@ -6847,7 +7237,7 @@
     <w:link w:val="a4"/>
     <w:uiPriority w:val="10"/>
     <w:qFormat/>
-    <w:rsid w:val="001105CC"/>
+    <w:rsid w:val="00D11910"/>
     <w:pPr>
       <w:spacing w:after="80"/>
       <w:contextualSpacing/>
@@ -6866,7 +7256,7 @@
     <w:basedOn w:val="a0"/>
     <w:link w:val="a3"/>
     <w:uiPriority w:val="10"/>
-    <w:rsid w:val="001105CC"/>
+    <w:rsid w:val="00D11910"/>
     <w:rPr>
       <w:rFonts w:asciiTheme="majorHAnsi" w:eastAsiaTheme="majorEastAsia" w:hAnsiTheme="majorHAnsi" w:cstheme="majorBidi"/>
       <w:spacing w:val="-10"/>
@@ -6882,7 +7272,7 @@
     <w:link w:val="a6"/>
     <w:uiPriority w:val="11"/>
     <w:qFormat/>
-    <w:rsid w:val="001105CC"/>
+    <w:rsid w:val="00D11910"/>
     <w:pPr>
       <w:numPr>
         <w:ilvl w:val="1"/>
@@ -6903,7 +7293,7 @@
     <w:basedOn w:val="a0"/>
     <w:link w:val="a5"/>
     <w:uiPriority w:val="11"/>
-    <w:rsid w:val="001105CC"/>
+    <w:rsid w:val="00D11910"/>
     <w:rPr>
       <w:rFonts w:asciiTheme="majorHAnsi" w:eastAsiaTheme="majorEastAsia" w:hAnsiTheme="majorHAnsi" w:cstheme="majorBidi"/>
       <w:color w:val="595959" w:themeColor="text1" w:themeTint="A6"/>
@@ -6919,7 +7309,7 @@
     <w:link w:val="a8"/>
     <w:uiPriority w:val="29"/>
     <w:qFormat/>
-    <w:rsid w:val="001105CC"/>
+    <w:rsid w:val="00D11910"/>
     <w:pPr>
       <w:spacing w:before="160" w:after="160"/>
       <w:jc w:val="center"/>
@@ -6935,7 +7325,7 @@
     <w:basedOn w:val="a0"/>
     <w:link w:val="a7"/>
     <w:uiPriority w:val="29"/>
-    <w:rsid w:val="001105CC"/>
+    <w:rsid w:val="00D11910"/>
     <w:rPr>
       <w:i/>
       <w:iCs/>
@@ -6947,7 +7337,7 @@
     <w:basedOn w:val="a"/>
     <w:uiPriority w:val="34"/>
     <w:qFormat/>
-    <w:rsid w:val="001105CC"/>
+    <w:rsid w:val="00D11910"/>
     <w:pPr>
       <w:ind w:left="720"/>
       <w:contextualSpacing/>
@@ -6958,7 +7348,7 @@
     <w:basedOn w:val="a0"/>
     <w:uiPriority w:val="21"/>
     <w:qFormat/>
-    <w:rsid w:val="001105CC"/>
+    <w:rsid w:val="00D11910"/>
     <w:rPr>
       <w:i/>
       <w:iCs/>
@@ -6972,7 +7362,7 @@
     <w:link w:val="23"/>
     <w:uiPriority w:val="30"/>
     <w:qFormat/>
-    <w:rsid w:val="001105CC"/>
+    <w:rsid w:val="00D11910"/>
     <w:pPr>
       <w:pBdr>
         <w:top w:val="single" w:sz="4" w:space="10" w:color="0F4761" w:themeColor="accent1" w:themeShade="BF"/>
@@ -6993,7 +7383,7 @@
     <w:basedOn w:val="a0"/>
     <w:link w:val="22"/>
     <w:uiPriority w:val="30"/>
-    <w:rsid w:val="001105CC"/>
+    <w:rsid w:val="00D11910"/>
     <w:rPr>
       <w:i/>
       <w:iCs/>
@@ -7005,7 +7395,7 @@
     <w:basedOn w:val="a0"/>
     <w:uiPriority w:val="32"/>
     <w:qFormat/>
-    <w:rsid w:val="001105CC"/>
+    <w:rsid w:val="00D11910"/>
     <w:rPr>
       <w:b/>
       <w:bCs/>
@@ -7020,7 +7410,7 @@
     <w:link w:val="ab"/>
     <w:uiPriority w:val="99"/>
     <w:unhideWhenUsed/>
-    <w:rsid w:val="001105CC"/>
+    <w:rsid w:val="00D11910"/>
     <w:pPr>
       <w:tabs>
         <w:tab w:val="center" w:pos="4252"/>
@@ -7034,7 +7424,7 @@
     <w:basedOn w:val="a0"/>
     <w:link w:val="aa"/>
     <w:uiPriority w:val="99"/>
-    <w:rsid w:val="001105CC"/>
+    <w:rsid w:val="00D11910"/>
   </w:style>
   <w:style w:type="paragraph" w:styleId="ac">
     <w:name w:val="footer"/>
@@ -7042,7 +7432,7 @@
     <w:link w:val="ad"/>
     <w:uiPriority w:val="99"/>
     <w:unhideWhenUsed/>
-    <w:rsid w:val="001105CC"/>
+    <w:rsid w:val="00D11910"/>
     <w:pPr>
       <w:tabs>
         <w:tab w:val="center" w:pos="4252"/>
@@ -7056,7 +7446,7 @@
     <w:basedOn w:val="a0"/>
     <w:link w:val="ac"/>
     <w:uiPriority w:val="99"/>
-    <w:rsid w:val="001105CC"/>
+    <w:rsid w:val="00D11910"/>
   </w:style>
   <w:style w:type="paragraph" w:styleId="11">
     <w:name w:val="toc 1"/>
@@ -7065,7 +7455,7 @@
     <w:autoRedefine/>
     <w:uiPriority w:val="39"/>
     <w:unhideWhenUsed/>
-    <w:rsid w:val="001105CC"/>
+    <w:rsid w:val="00D11910"/>
   </w:style>
   <w:style w:type="paragraph" w:styleId="25">
     <w:name w:val="toc 2"/>
@@ -7074,7 +7464,7 @@
     <w:autoRedefine/>
     <w:uiPriority w:val="39"/>
     <w:unhideWhenUsed/>
-    <w:rsid w:val="001105CC"/>
+    <w:rsid w:val="00D11910"/>
     <w:pPr>
       <w:ind w:leftChars="100" w:left="210"/>
     </w:pPr>
@@ -7086,7 +7476,7 @@
     <w:autoRedefine/>
     <w:uiPriority w:val="39"/>
     <w:unhideWhenUsed/>
-    <w:rsid w:val="001105CC"/>
+    <w:rsid w:val="00D11910"/>
     <w:pPr>
       <w:ind w:leftChars="200" w:left="420"/>
     </w:pPr>

--- a/out/AsciiDocSample.docx
+++ b/out/AsciiDocSample.docx
@@ -10,7 +10,7 @@
         <mc:AlternateContent>
           <mc:Choice Requires="wps">
             <w:drawing>
-              <wp:anchor distT="0" distB="0" distL="114300" distR="114300" simplePos="0" relativeHeight="251661312" behindDoc="0" locked="0" layoutInCell="1" allowOverlap="1" wp14:anchorId="042BEAA2" wp14:editId="2651C9E0">
+              <wp:anchor distT="0" distB="0" distL="114300" distR="114300" simplePos="0" relativeHeight="251661312" behindDoc="0" locked="0" layoutInCell="1" allowOverlap="1" wp14:anchorId="7EB9BAFA" wp14:editId="18AE19E2">
                 <wp:simplePos x="0" y="0"/>
                 <wp:positionH relativeFrom="column">
                   <wp:posOffset>3420425</wp:posOffset>
@@ -21,7 +21,7 @@
                 <wp:extent cx="2520000" cy="900000"/>
                 <wp:effectExtent l="0" t="0" r="13970" b="14605"/>
                 <wp:wrapNone/>
-                <wp:docPr id="541836724" name="テキスト ボックス 3"/>
+                <wp:docPr id="1190716312" name="テキスト ボックス 3"/>
                 <wp:cNvGraphicFramePr/>
                 <a:graphic xmlns:a="http://schemas.openxmlformats.org/drawingml/2006/main">
                   <a:graphicData uri="http://schemas.microsoft.com/office/word/2010/wordprocessingShape">
@@ -199,7 +199,7 @@
           </mc:Choice>
           <mc:Fallback>
             <w:pict>
-              <v:shapetype w14:anchorId="042BEAA2" id="_x0000_t202" coordsize="21600,21600" o:spt="202" path="m,l,21600r21600,l21600,xe">
+              <v:shapetype w14:anchorId="7EB9BAFA" id="_x0000_t202" coordsize="21600,21600" o:spt="202" path="m,l,21600r21600,l21600,xe">
                 <v:stroke joinstyle="miter"/>
                 <v:path gradientshapeok="t" o:connecttype="rect"/>
               </v:shapetype>
@@ -353,7 +353,7 @@
         <mc:AlternateContent>
           <mc:Choice Requires="wps">
             <w:drawing>
-              <wp:anchor distT="0" distB="0" distL="114300" distR="114300" simplePos="0" relativeHeight="251660288" behindDoc="0" locked="0" layoutInCell="1" allowOverlap="1" wp14:anchorId="00F295D3" wp14:editId="41697646">
+              <wp:anchor distT="0" distB="0" distL="114300" distR="114300" simplePos="0" relativeHeight="251660288" behindDoc="0" locked="0" layoutInCell="1" allowOverlap="1" wp14:anchorId="55C7E3F5" wp14:editId="131D2A32">
                 <wp:simplePos x="0" y="0"/>
                 <wp:positionH relativeFrom="column">
                   <wp:posOffset>2880360</wp:posOffset>
@@ -364,7 +364,7 @@
                 <wp:extent cx="2520000" cy="900000"/>
                 <wp:effectExtent l="0" t="0" r="13970" b="14605"/>
                 <wp:wrapNone/>
-                <wp:docPr id="858797245" name="テキスト ボックス 2"/>
+                <wp:docPr id="1591519738" name="テキスト ボックス 2"/>
                 <wp:cNvGraphicFramePr/>
                 <a:graphic xmlns:a="http://schemas.openxmlformats.org/drawingml/2006/main">
                   <a:graphicData uri="http://schemas.microsoft.com/office/word/2010/wordprocessingShape">
@@ -486,7 +486,7 @@
           </mc:Choice>
           <mc:Fallback>
             <w:pict>
-              <v:shape w14:anchorId="00F295D3" id="テキスト ボックス 2" o:spid="_x0000_s1027" type="#_x0000_t202" style="position:absolute;margin-left:226.8pt;margin-top:326pt;width:198.45pt;height:70.85pt;z-index:251660288;visibility:visible;mso-wrap-style:square;mso-wrap-distance-left:9pt;mso-wrap-distance-top:0;mso-wrap-distance-right:9pt;mso-wrap-distance-bottom:0;mso-position-horizontal:absolute;mso-position-horizontal-relative:text;mso-position-vertical:absolute;mso-position-vertical-relative:text;v-text-anchor:top" o:gfxdata="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" filled="f" stroked="f" strokeweight=".5pt">
+              <v:shape w14:anchorId="55C7E3F5" id="テキスト ボックス 2" o:spid="_x0000_s1027" type="#_x0000_t202" style="position:absolute;margin-left:226.8pt;margin-top:326pt;width:198.45pt;height:70.85pt;z-index:251660288;visibility:visible;mso-wrap-style:square;mso-wrap-distance-left:9pt;mso-wrap-distance-top:0;mso-wrap-distance-right:9pt;mso-wrap-distance-bottom:0;mso-position-horizontal:absolute;mso-position-horizontal-relative:text;mso-position-vertical:absolute;mso-position-vertical-relative:text;v-text-anchor:top" o:gfxdata="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" filled="f" stroked="f" strokeweight=".5pt">
                 <v:fill o:detectmouseclick="t"/>
                 <v:textbox inset="0,0,0,0">
                   <w:txbxContent>
@@ -580,7 +580,7 @@
         <mc:AlternateContent>
           <mc:Choice Requires="wps">
             <w:drawing>
-              <wp:anchor distT="0" distB="0" distL="114300" distR="114300" simplePos="0" relativeHeight="251659264" behindDoc="0" locked="0" layoutInCell="1" allowOverlap="1" wp14:anchorId="5C5B5E66" wp14:editId="2E1D7AC9">
+              <wp:anchor distT="0" distB="0" distL="114300" distR="114300" simplePos="0" relativeHeight="251659264" behindDoc="0" locked="0" layoutInCell="1" allowOverlap="1" wp14:anchorId="64C5B245" wp14:editId="3CACC3EF">
                 <wp:simplePos x="0" y="0"/>
                 <wp:positionH relativeFrom="column">
                   <wp:posOffset>360360</wp:posOffset>
@@ -591,7 +591,7 @@
                 <wp:extent cx="5040000" cy="1620000"/>
                 <wp:effectExtent l="0" t="0" r="27305" b="18415"/>
                 <wp:wrapNone/>
-                <wp:docPr id="1102295514" name="四角形: 角を丸くする 1"/>
+                <wp:docPr id="2115589639" name="四角形: 角を丸くする 1"/>
                 <wp:cNvGraphicFramePr/>
                 <a:graphic xmlns:a="http://schemas.openxmlformats.org/drawingml/2006/main">
                   <a:graphicData uri="http://schemas.microsoft.com/office/word/2010/wordprocessingShape">
@@ -702,7 +702,7 @@
           </mc:Choice>
           <mc:Fallback>
             <w:pict>
-              <v:roundrect w14:anchorId="5C5B5E66" id="四角形: 角を丸くする 1" o:spid="_x0000_s1028" style="position:absolute;margin-left:28.35pt;margin-top:184.25pt;width:396.85pt;height:127.55pt;z-index:251659264;visibility:visible;mso-wrap-style:square;mso-wrap-distance-left:9pt;mso-wrap-distance-top:0;mso-wrap-distance-right:9pt;mso-wrap-distance-bottom:0;mso-position-horizontal:absolute;mso-position-horizontal-relative:text;mso-position-vertical:absolute;mso-position-vertical-relative:text;v-text-anchor:middle" arcsize="10923f" o:gfxdata="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" filled="f" fillcolor="#156082 [3204]" strokecolor="#030e13 [484]" strokeweight="1.5pt">
+              <v:roundrect w14:anchorId="64C5B245" id="四角形: 角を丸くする 1" o:spid="_x0000_s1028" style="position:absolute;margin-left:28.35pt;margin-top:184.25pt;width:396.85pt;height:127.55pt;z-index:251659264;visibility:visible;mso-wrap-style:square;mso-wrap-distance-left:9pt;mso-wrap-distance-top:0;mso-wrap-distance-right:9pt;mso-wrap-distance-bottom:0;mso-position-horizontal:absolute;mso-position-horizontal-relative:text;mso-position-vertical:absolute;mso-position-vertical-relative:text;v-text-anchor:middle" arcsize="10923f" o:gfxdata="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" filled="f" fillcolor="#156082 [3204]" strokecolor="#030e13 [484]" strokeweight="1.5pt">
                 <v:stroke joinstyle="miter"/>
                 <v:textbox>
                   <w:txbxContent>
@@ -774,7 +774,7 @@
           <w:b/>
         </w:rPr>
       </w:pPr>
-      <w:bookmarkStart w:id="0" w:name="_Toc230351304"/>
+      <w:bookmarkStart w:id="0" w:name="_Toc230354958"/>
       <w:r>
         <w:rPr>
           <w:rFonts w:ascii="游ゴシック" w:eastAsia="游ゴシック" w:hAnsi="游ゴシック" w:hint="eastAsia"/>
@@ -827,7 +827,7 @@
         <w:rPr>
           <w:noProof/>
         </w:rPr>
-        <w:instrText xml:space="preserve"> PAGEREF _Toc230351304 \h </w:instrText>
+        <w:instrText xml:space="preserve"> PAGEREF _Toc230354958 \h </w:instrText>
       </w:r>
       <w:r>
         <w:rPr>
@@ -887,7 +887,7 @@
         <w:rPr>
           <w:noProof/>
         </w:rPr>
-        <w:instrText xml:space="preserve"> PAGEREF _Toc230351305 \h </w:instrText>
+        <w:instrText xml:space="preserve"> PAGEREF _Toc230354959 \h </w:instrText>
       </w:r>
       <w:r>
         <w:rPr>
@@ -947,7 +947,7 @@
         <w:rPr>
           <w:noProof/>
         </w:rPr>
-        <w:instrText xml:space="preserve"> PAGEREF _Toc230351306 \h </w:instrText>
+        <w:instrText xml:space="preserve"> PAGEREF _Toc230354960 \h </w:instrText>
       </w:r>
       <w:r>
         <w:rPr>
@@ -1007,7 +1007,7 @@
         <w:rPr>
           <w:noProof/>
         </w:rPr>
-        <w:instrText xml:space="preserve"> PAGEREF _Toc230351307 \h </w:instrText>
+        <w:instrText xml:space="preserve"> PAGEREF _Toc230354961 \h </w:instrText>
       </w:r>
       <w:r>
         <w:rPr>
@@ -1067,7 +1067,7 @@
         <w:rPr>
           <w:noProof/>
         </w:rPr>
-        <w:instrText xml:space="preserve"> PAGEREF _Toc230351308 \h </w:instrText>
+        <w:instrText xml:space="preserve"> PAGEREF _Toc230354962 \h </w:instrText>
       </w:r>
       <w:r>
         <w:rPr>
@@ -1127,7 +1127,7 @@
         <w:rPr>
           <w:noProof/>
         </w:rPr>
-        <w:instrText xml:space="preserve"> PAGEREF _Toc230351309 \h </w:instrText>
+        <w:instrText xml:space="preserve"> PAGEREF _Toc230354963 \h </w:instrText>
       </w:r>
       <w:r>
         <w:rPr>
@@ -1187,7 +1187,7 @@
         <w:rPr>
           <w:noProof/>
         </w:rPr>
-        <w:instrText xml:space="preserve"> PAGEREF _Toc230351310 \h </w:instrText>
+        <w:instrText xml:space="preserve"> PAGEREF _Toc230354964 \h </w:instrText>
       </w:r>
       <w:r>
         <w:rPr>
@@ -1247,7 +1247,7 @@
         <w:rPr>
           <w:noProof/>
         </w:rPr>
-        <w:instrText xml:space="preserve"> PAGEREF _Toc230351311 \h </w:instrText>
+        <w:instrText xml:space="preserve"> PAGEREF _Toc230354965 \h </w:instrText>
       </w:r>
       <w:r>
         <w:rPr>
@@ -1307,7 +1307,7 @@
         <w:rPr>
           <w:noProof/>
         </w:rPr>
-        <w:instrText xml:space="preserve"> PAGEREF _Toc230351312 \h </w:instrText>
+        <w:instrText xml:space="preserve"> PAGEREF _Toc230354966 \h </w:instrText>
       </w:r>
       <w:r>
         <w:rPr>
@@ -1367,7 +1367,7 @@
         <w:rPr>
           <w:noProof/>
         </w:rPr>
-        <w:instrText xml:space="preserve"> PAGEREF _Toc230351313 \h </w:instrText>
+        <w:instrText xml:space="preserve"> PAGEREF _Toc230354967 \h </w:instrText>
       </w:r>
       <w:r>
         <w:rPr>
@@ -1427,7 +1427,7 @@
         <w:rPr>
           <w:noProof/>
         </w:rPr>
-        <w:instrText xml:space="preserve"> PAGEREF _Toc230351314 \h </w:instrText>
+        <w:instrText xml:space="preserve"> PAGEREF _Toc230354968 \h </w:instrText>
       </w:r>
       <w:r>
         <w:rPr>
@@ -1487,7 +1487,7 @@
         <w:rPr>
           <w:noProof/>
         </w:rPr>
-        <w:instrText xml:space="preserve"> PAGEREF _Toc230351315 \h </w:instrText>
+        <w:instrText xml:space="preserve"> PAGEREF _Toc230354969 \h </w:instrText>
       </w:r>
       <w:r>
         <w:rPr>
@@ -1547,7 +1547,7 @@
         <w:rPr>
           <w:noProof/>
         </w:rPr>
-        <w:instrText xml:space="preserve"> PAGEREF _Toc230351316 \h </w:instrText>
+        <w:instrText xml:space="preserve"> PAGEREF _Toc230354970 \h </w:instrText>
       </w:r>
       <w:r>
         <w:rPr>
@@ -1589,7 +1589,7 @@
           <w:b/>
           <w:noProof/>
         </w:rPr>
-        <w:t>5.3 Draw.ioの図を埋め込むには？ **__★★★独自拡張★★★__**</w:t>
+        <w:t>5.3 Draw.ioの図を埋め込むには？ ★★★独自拡張★★★</w:t>
       </w:r>
       <w:r>
         <w:rPr>
@@ -1607,7 +1607,7 @@
         <w:rPr>
           <w:noProof/>
         </w:rPr>
-        <w:instrText xml:space="preserve"> PAGEREF _Toc230351317 \h </w:instrText>
+        <w:instrText xml:space="preserve"> PAGEREF _Toc230354971 \h </w:instrText>
       </w:r>
       <w:r>
         <w:rPr>
@@ -1624,7 +1624,7 @@
         <w:rPr>
           <w:noProof/>
         </w:rPr>
-        <w:t>8</w:t>
+        <w:t>9</w:t>
       </w:r>
       <w:r>
         <w:rPr>
@@ -1667,7 +1667,7 @@
         <w:rPr>
           <w:noProof/>
         </w:rPr>
-        <w:instrText xml:space="preserve"> PAGEREF _Toc230351318 \h </w:instrText>
+        <w:instrText xml:space="preserve"> PAGEREF _Toc230354972 \h </w:instrText>
       </w:r>
       <w:r>
         <w:rPr>
@@ -1727,7 +1727,7 @@
         <w:rPr>
           <w:noProof/>
         </w:rPr>
-        <w:instrText xml:space="preserve"> PAGEREF _Toc230351319 \h </w:instrText>
+        <w:instrText xml:space="preserve"> PAGEREF _Toc230354973 \h </w:instrText>
       </w:r>
       <w:r>
         <w:rPr>
@@ -1744,7 +1744,7 @@
         <w:rPr>
           <w:noProof/>
         </w:rPr>
-        <w:t>10</w:t>
+        <w:t>11</w:t>
       </w:r>
       <w:r>
         <w:rPr>
@@ -1787,7 +1787,7 @@
         <w:rPr>
           <w:noProof/>
         </w:rPr>
-        <w:instrText xml:space="preserve"> PAGEREF _Toc230351320 \h </w:instrText>
+        <w:instrText xml:space="preserve"> PAGEREF _Toc230354974 \h </w:instrText>
       </w:r>
       <w:r>
         <w:rPr>
@@ -1847,7 +1847,7 @@
         <w:rPr>
           <w:noProof/>
         </w:rPr>
-        <w:instrText xml:space="preserve"> PAGEREF _Toc230351321 \h </w:instrText>
+        <w:instrText xml:space="preserve"> PAGEREF _Toc230354975 \h </w:instrText>
       </w:r>
       <w:r>
         <w:rPr>
@@ -1907,7 +1907,7 @@
         <w:rPr>
           <w:noProof/>
         </w:rPr>
-        <w:instrText xml:space="preserve"> PAGEREF _Toc230351322 \h </w:instrText>
+        <w:instrText xml:space="preserve"> PAGEREF _Toc230354976 \h </w:instrText>
       </w:r>
       <w:r>
         <w:rPr>
@@ -1967,7 +1967,7 @@
         <w:rPr>
           <w:noProof/>
         </w:rPr>
-        <w:instrText xml:space="preserve"> PAGEREF _Toc230351323 \h </w:instrText>
+        <w:instrText xml:space="preserve"> PAGEREF _Toc230354977 \h </w:instrText>
       </w:r>
       <w:r>
         <w:rPr>
@@ -2027,7 +2027,7 @@
         <w:rPr>
           <w:noProof/>
         </w:rPr>
-        <w:instrText xml:space="preserve"> PAGEREF _Toc230351324 \h </w:instrText>
+        <w:instrText xml:space="preserve"> PAGEREF _Toc230354978 \h </w:instrText>
       </w:r>
       <w:r>
         <w:rPr>
@@ -2087,7 +2087,7 @@
         <w:rPr>
           <w:noProof/>
         </w:rPr>
-        <w:instrText xml:space="preserve"> PAGEREF _Toc230351325 \h </w:instrText>
+        <w:instrText xml:space="preserve"> PAGEREF _Toc230354979 \h </w:instrText>
       </w:r>
       <w:r>
         <w:rPr>
@@ -2147,7 +2147,7 @@
         <w:rPr>
           <w:noProof/>
         </w:rPr>
-        <w:instrText xml:space="preserve"> PAGEREF _Toc230351326 \h </w:instrText>
+        <w:instrText xml:space="preserve"> PAGEREF _Toc230354980 \h </w:instrText>
       </w:r>
       <w:r>
         <w:rPr>
@@ -2197,7 +2197,7 @@
           <w:b/>
         </w:rPr>
       </w:pPr>
-      <w:bookmarkStart w:id="1" w:name="_Toc230351305"/>
+      <w:bookmarkStart w:id="1" w:name="_Toc230354959"/>
       <w:r>
         <w:rPr>
           <w:rFonts w:ascii="游ゴシック" w:eastAsia="游ゴシック" w:hAnsi="游ゴシック"/>
@@ -2326,7 +2326,7 @@
           <w:b/>
         </w:rPr>
       </w:pPr>
-      <w:bookmarkStart w:id="2" w:name="_Toc230351306"/>
+      <w:bookmarkStart w:id="2" w:name="_Toc230354960"/>
       <w:r>
         <w:rPr>
           <w:rFonts w:ascii="游ゴシック" w:eastAsia="游ゴシック" w:hAnsi="游ゴシック"/>
@@ -2345,7 +2345,7 @@
           <w:b/>
         </w:rPr>
       </w:pPr>
-      <w:bookmarkStart w:id="3" w:name="_Toc230351307"/>
+      <w:bookmarkStart w:id="3" w:name="_Toc230354961"/>
       <w:r>
         <w:rPr>
           <w:rFonts w:ascii="游ゴシック" w:eastAsia="游ゴシック" w:hAnsi="游ゴシック"/>
@@ -2378,7 +2378,7 @@
           <w:b/>
         </w:rPr>
       </w:pPr>
-      <w:bookmarkStart w:id="4" w:name="_Toc230351308"/>
+      <w:bookmarkStart w:id="4" w:name="_Toc230354962"/>
       <w:r>
         <w:rPr>
           <w:rFonts w:ascii="游ゴシック" w:eastAsia="游ゴシック" w:hAnsi="游ゴシック"/>
@@ -2411,7 +2411,7 @@
           <w:b/>
         </w:rPr>
       </w:pPr>
-      <w:bookmarkStart w:id="5" w:name="_Toc230351309"/>
+      <w:bookmarkStart w:id="5" w:name="_Toc230354963"/>
       <w:r>
         <w:rPr>
           <w:rFonts w:ascii="游ゴシック" w:eastAsia="游ゴシック" w:hAnsi="游ゴシック"/>
@@ -2444,7 +2444,7 @@
           <w:b/>
         </w:rPr>
       </w:pPr>
-      <w:bookmarkStart w:id="6" w:name="_Toc230351310"/>
+      <w:bookmarkStart w:id="6" w:name="_Toc230354964"/>
       <w:r>
         <w:rPr>
           <w:rFonts w:ascii="游ゴシック" w:eastAsia="游ゴシック" w:hAnsi="游ゴシック"/>
@@ -2647,7 +2647,7 @@
           <w:b/>
         </w:rPr>
       </w:pPr>
-      <w:bookmarkStart w:id="7" w:name="_Toc230351311"/>
+      <w:bookmarkStart w:id="7" w:name="_Toc230354965"/>
       <w:r>
         <w:rPr>
           <w:rFonts w:ascii="游ゴシック" w:eastAsia="游ゴシック" w:hAnsi="游ゴシック"/>
@@ -3234,7 +3234,7 @@
           <w:b/>
         </w:rPr>
       </w:pPr>
-      <w:bookmarkStart w:id="8" w:name="_Toc230351312"/>
+      <w:bookmarkStart w:id="8" w:name="_Toc230354966"/>
       <w:r>
         <w:rPr>
           <w:rFonts w:ascii="游ゴシック" w:eastAsia="游ゴシック" w:hAnsi="游ゴシック"/>
@@ -3298,7 +3298,7 @@
           <w:b/>
         </w:rPr>
       </w:pPr>
-      <w:bookmarkStart w:id="9" w:name="_Toc230351313"/>
+      <w:bookmarkStart w:id="9" w:name="_Toc230354967"/>
       <w:r>
         <w:rPr>
           <w:rFonts w:ascii="游ゴシック" w:eastAsia="游ゴシック" w:hAnsi="游ゴシック"/>
@@ -3355,7 +3355,7 @@
           <w:b/>
         </w:rPr>
       </w:pPr>
-      <w:bookmarkStart w:id="10" w:name="_Toc230351314"/>
+      <w:bookmarkStart w:id="10" w:name="_Toc230354968"/>
       <w:r>
         <w:rPr>
           <w:rFonts w:ascii="游ゴシック" w:eastAsia="游ゴシック" w:hAnsi="游ゴシック"/>
@@ -3388,7 +3388,7 @@
           <w:b/>
         </w:rPr>
       </w:pPr>
-      <w:bookmarkStart w:id="11" w:name="_Toc230351315"/>
+      <w:bookmarkStart w:id="11" w:name="_Toc230354969"/>
       <w:r>
         <w:rPr>
           <w:rFonts w:ascii="游ゴシック" w:eastAsia="游ゴシック" w:hAnsi="游ゴシック"/>
@@ -3709,7 +3709,7 @@
           <w:b/>
         </w:rPr>
       </w:pPr>
-      <w:bookmarkStart w:id="12" w:name="_Toc230351316"/>
+      <w:bookmarkStart w:id="12" w:name="_Toc230354970"/>
       <w:r>
         <w:rPr>
           <w:rFonts w:ascii="游ゴシック" w:eastAsia="游ゴシック" w:hAnsi="游ゴシック"/>
@@ -3753,6 +3753,16 @@
         <w:t>普通のアンカー</w:t>
       </w:r>
     </w:p>
+    <w:p/>
+    <w:p>
+      <w:pPr>
+        <w:widowControl/>
+      </w:pPr>
+      <w:r>
+        <w:br w:type="page"/>
+      </w:r>
+    </w:p>
+    <w:p/>
     <w:p>
       <w:pPr>
         <w:pStyle w:val="2"/>
@@ -3762,13 +3772,13 @@
           <w:b/>
         </w:rPr>
       </w:pPr>
-      <w:bookmarkStart w:id="13" w:name="_Toc230351317"/>
+      <w:bookmarkStart w:id="13" w:name="_Toc230354971"/>
       <w:r>
         <w:rPr>
           <w:rFonts w:ascii="游ゴシック" w:eastAsia="游ゴシック" w:hAnsi="游ゴシック"/>
           <w:b/>
         </w:rPr>
-        <w:t>5.3 Draw.ioの図を埋め込むには？ **__★★★独自拡張★★★__**</w:t>
+        <w:t>5.3 Draw.ioの図を埋め込むには？ ★★★独自拡張★★★</w:t>
       </w:r>
       <w:bookmarkEnd w:id="13"/>
     </w:p>
@@ -3789,7 +3799,23 @@
         <w:rPr>
           <w:rFonts w:ascii="游ゴシック" w:eastAsia="游ゴシック" w:hAnsi="游ゴシック"/>
         </w:rPr>
-        <w:t>Draw.ioで書いて埋め込むことが出来ます</w:t>
+        <w:t xml:space="preserve">Draw.ioで書いて埋め込むことが出来ます </w:t>
+      </w:r>
+      <w:r>
+        <w:rPr>
+          <w:rFonts w:ascii="游ゴシック" w:eastAsia="游ゴシック" w:hAnsi="游ゴシック" w:hint="eastAsia"/>
+          <w:b/>
+          <w:i/>
+        </w:rPr>
+        <w:t>現在</w:t>
+      </w:r>
+      <w:r>
+        <w:rPr>
+          <w:rFonts w:ascii="游ゴシック" w:eastAsia="游ゴシック" w:hAnsi="游ゴシック"/>
+          <w:b/>
+          <w:i/>
+        </w:rPr>
+        <w:t>SVGには非対応</w:t>
       </w:r>
     </w:p>
     <w:p>
@@ -3829,7 +3855,7 @@
           <w:color w:val="000000"/>
           <w:sz w:val="18"/>
         </w:rPr>
-        <w:t>[drawio,generated-image-format="svg",file="drawio/</w:t>
+        <w:t>[drawio,generated-image-format="png",file="drawio/</w:t>
       </w:r>
       <w:r>
         <w:rPr>
@@ -3882,7 +3908,6 @@
           <w:b/>
           <w:sz w:val="20"/>
         </w:rPr>
-        <w:lastRenderedPageBreak/>
         <w:t>サンプル構成図</w:t>
       </w:r>
     </w:p>
@@ -3892,23 +3917,23 @@
           <w:noProof/>
         </w:rPr>
         <w:drawing>
-          <wp:inline distT="0" distB="0" distL="0" distR="0" wp14:anchorId="210DECC8" wp14:editId="212490EB">
-            <wp:extent cx="4019550" cy="3505200"/>
+          <wp:inline distT="0" distB="0" distL="0" distR="0" wp14:anchorId="216066D4" wp14:editId="0DB96596">
+            <wp:extent cx="4038600" cy="3524250"/>
             <wp:effectExtent l="0" t="0" r="0" b="0"/>
-            <wp:docPr id="405141122" name="グラフィックス 4"/>
+            <wp:docPr id="746135791" name="図 4"/>
             <wp:cNvGraphicFramePr/>
             <a:graphic xmlns:a="http://schemas.openxmlformats.org/drawingml/2006/main">
               <a:graphicData uri="http://schemas.openxmlformats.org/drawingml/2006/picture">
                 <pic:pic xmlns:pic="http://schemas.openxmlformats.org/drawingml/2006/picture">
                   <pic:nvPicPr>
-                    <pic:cNvPr id="405141122" name=""/>
+                    <pic:cNvPr id="746135791" name=""/>
                     <pic:cNvPicPr/>
                   </pic:nvPicPr>
                   <pic:blipFill>
                     <a:blip r:embed="rId6">
                       <a:extLst>
-                        <a:ext uri="{96DAC541-7B7A-43D3-8B79-37D633B846F1}">
-                          <asvg:svgBlip xmlns:asvg="http://schemas.microsoft.com/office/drawing/2016/SVG/main" r:embed="rId7"/>
+                        <a:ext uri="{28A0092B-C50C-407E-A947-70E740481C1C}">
+                          <a14:useLocalDpi xmlns:a14="http://schemas.microsoft.com/office/drawing/2010/main" val="0"/>
                         </a:ext>
                       </a:extLst>
                     </a:blip>
@@ -3919,7 +3944,7 @@
                   <pic:spPr>
                     <a:xfrm>
                       <a:off x="0" y="0"/>
-                      <a:ext cx="4019550" cy="3505200"/>
+                      <a:ext cx="4038600" cy="3524250"/>
                     </a:xfrm>
                     <a:prstGeom prst="rect">
                       <a:avLst/>
@@ -3941,7 +3966,7 @@
           <w:b/>
         </w:rPr>
       </w:pPr>
-      <w:bookmarkStart w:id="14" w:name="_Toc230351318"/>
+      <w:bookmarkStart w:id="14" w:name="_Toc230354972"/>
       <w:r>
         <w:rPr>
           <w:rFonts w:ascii="游ゴシック" w:eastAsia="游ゴシック" w:hAnsi="游ゴシック"/>
@@ -4312,7 +4337,6 @@
           <w:color w:val="000000"/>
           <w:sz w:val="18"/>
         </w:rPr>
-        <w:lastRenderedPageBreak/>
         <w:t>activate control</w:t>
       </w:r>
     </w:p>
@@ -4798,12 +4822,13 @@
           <w:b/>
         </w:rPr>
       </w:pPr>
-      <w:bookmarkStart w:id="15" w:name="_Toc230351319"/>
+      <w:bookmarkStart w:id="15" w:name="_Toc230354973"/>
       <w:r>
         <w:rPr>
           <w:rFonts w:ascii="游ゴシック" w:eastAsia="游ゴシック" w:hAnsi="游ゴシック"/>
           <w:b/>
         </w:rPr>
+        <w:lastRenderedPageBreak/>
         <w:t>5.4.1 シーケンス図サンプル</w:t>
       </w:r>
       <w:bookmarkEnd w:id="15"/>
@@ -4833,25 +4858,24 @@
         <w:rPr>
           <w:noProof/>
         </w:rPr>
-        <w:lastRenderedPageBreak/>
         <w:drawing>
-          <wp:inline distT="0" distB="0" distL="0" distR="0" wp14:anchorId="1E80E34E" wp14:editId="0CA52B28">
+          <wp:inline distT="0" distB="0" distL="0" distR="0" wp14:anchorId="05934B89" wp14:editId="7ACF9EF5">
             <wp:extent cx="3924300" cy="4162425"/>
             <wp:effectExtent l="0" t="0" r="0" b="0"/>
-            <wp:docPr id="949167663" name="グラフィックス 5"/>
+            <wp:docPr id="1463951667" name="グラフィックス 5"/>
             <wp:cNvGraphicFramePr/>
             <a:graphic xmlns:a="http://schemas.openxmlformats.org/drawingml/2006/main">
               <a:graphicData uri="http://schemas.openxmlformats.org/drawingml/2006/picture">
                 <pic:pic xmlns:pic="http://schemas.openxmlformats.org/drawingml/2006/picture">
                   <pic:nvPicPr>
-                    <pic:cNvPr id="949167663" name=""/>
+                    <pic:cNvPr id="1463951667" name=""/>
                     <pic:cNvPicPr/>
                   </pic:nvPicPr>
                   <pic:blipFill>
-                    <a:blip r:embed="rId8">
+                    <a:blip r:embed="rId7">
                       <a:extLst>
                         <a:ext uri="{96DAC541-7B7A-43D3-8B79-37D633B846F1}">
-                          <asvg:svgBlip xmlns:asvg="http://schemas.microsoft.com/office/drawing/2016/SVG/main" r:embed="rId9"/>
+                          <asvg:svgBlip xmlns:asvg="http://schemas.microsoft.com/office/drawing/2016/SVG/main" r:embed="rId8"/>
                         </a:ext>
                       </a:extLst>
                     </a:blip>
@@ -4884,7 +4908,7 @@
           <w:b/>
         </w:rPr>
       </w:pPr>
-      <w:bookmarkStart w:id="16" w:name="_Toc230351320"/>
+      <w:bookmarkStart w:id="16" w:name="_Toc230354974"/>
       <w:r>
         <w:rPr>
           <w:rFonts w:ascii="游ゴシック" w:eastAsia="游ゴシック" w:hAnsi="游ゴシック"/>
@@ -5131,6 +5155,7 @@
           <w:color w:val="000000"/>
           <w:sz w:val="18"/>
         </w:rPr>
+        <w:lastRenderedPageBreak/>
         <w:t>====</w:t>
       </w:r>
     </w:p>
@@ -5179,7 +5204,6 @@
           <w:color w:val="000000"/>
           <w:sz w:val="18"/>
         </w:rPr>
-        <w:lastRenderedPageBreak/>
         <w:t>====</w:t>
       </w:r>
     </w:p>
@@ -5537,7 +5561,7 @@
           <w:b/>
         </w:rPr>
       </w:pPr>
-      <w:bookmarkStart w:id="17" w:name="_Toc230351321"/>
+      <w:bookmarkStart w:id="17" w:name="_Toc230354975"/>
       <w:r>
         <w:rPr>
           <w:rFonts w:ascii="游ゴシック" w:eastAsia="游ゴシック" w:hAnsi="游ゴシック"/>
@@ -5667,7 +5691,7 @@
           <w:b/>
         </w:rPr>
       </w:pPr>
-      <w:bookmarkStart w:id="18" w:name="_Toc230351322"/>
+      <w:bookmarkStart w:id="18" w:name="_Toc230354976"/>
       <w:r>
         <w:rPr>
           <w:rFonts w:ascii="游ゴシック" w:eastAsia="游ゴシック" w:hAnsi="游ゴシック"/>
@@ -5876,16 +5900,855 @@
           <w:noProof/>
         </w:rPr>
         <w:drawing>
-          <wp:inline distT="0" distB="0" distL="0" distR="0" wp14:anchorId="7CE4E542" wp14:editId="4D14DA01">
+          <wp:inline distT="0" distB="0" distL="0" distR="0" wp14:anchorId="5607B8F9" wp14:editId="0859F8DD">
             <wp:extent cx="4495238" cy="1838095"/>
             <wp:effectExtent l="0" t="0" r="635" b="0"/>
-            <wp:docPr id="1195473638" name="図 6"/>
+            <wp:docPr id="548704120" name="図 6"/>
             <wp:cNvGraphicFramePr/>
             <a:graphic xmlns:a="http://schemas.openxmlformats.org/drawingml/2006/main">
               <a:graphicData uri="http://schemas.openxmlformats.org/drawingml/2006/picture">
                 <pic:pic xmlns:pic="http://schemas.openxmlformats.org/drawingml/2006/picture">
                   <pic:nvPicPr>
-                    <pic:cNvPr id="1195473638" name=""/>
+                    <pic:cNvPr id="548704120" name=""/>
+                    <pic:cNvPicPr/>
+                  </pic:nvPicPr>
+                  <pic:blipFill>
+                    <a:blip r:embed="rId9">
+                      <a:extLst>
+                        <a:ext uri="{28A0092B-C50C-407E-A947-70E740481C1C}">
+                          <a14:useLocalDpi xmlns:a14="http://schemas.microsoft.com/office/drawing/2010/main" val="0"/>
+                        </a:ext>
+                      </a:extLst>
+                    </a:blip>
+                    <a:stretch>
+                      <a:fillRect/>
+                    </a:stretch>
+                  </pic:blipFill>
+                  <pic:spPr>
+                    <a:xfrm>
+                      <a:off x="0" y="0"/>
+                      <a:ext cx="4495238" cy="1838095"/>
+                    </a:xfrm>
+                    <a:prstGeom prst="rect">
+                      <a:avLst/>
+                    </a:prstGeom>
+                  </pic:spPr>
+                </pic:pic>
+              </a:graphicData>
+            </a:graphic>
+          </wp:inline>
+        </w:drawing>
+      </w:r>
+    </w:p>
+    <w:p/>
+    <w:p>
+      <w:pPr>
+        <w:widowControl/>
+      </w:pPr>
+      <w:r>
+        <w:br w:type="page"/>
+      </w:r>
+    </w:p>
+    <w:p/>
+    <w:p>
+      <w:pPr>
+        <w:spacing w:after="80" w:line="220" w:lineRule="auto"/>
+        <w:rPr>
+          <w:rFonts w:ascii="游ゴシック" w:eastAsia="游ゴシック" w:hAnsi="游ゴシック" w:hint="eastAsia"/>
+        </w:rPr>
+      </w:pPr>
+      <w:r>
+        <w:rPr>
+          <w:rFonts w:ascii="游ゴシック" w:eastAsia="游ゴシック" w:hAnsi="游ゴシック" w:hint="eastAsia"/>
+        </w:rPr>
+        <w:t>↓ここにドキュメントが挿入されるはず</w:t>
+      </w:r>
+    </w:p>
+    <w:p>
+      <w:pPr>
+        <w:pStyle w:val="2"/>
+        <w:spacing w:before="0" w:after="0"/>
+        <w:rPr>
+          <w:rFonts w:ascii="游ゴシック" w:eastAsia="游ゴシック" w:hAnsi="游ゴシック"/>
+          <w:b/>
+        </w:rPr>
+      </w:pPr>
+      <w:bookmarkStart w:id="19" w:name="_Toc230354977"/>
+      <w:r>
+        <w:rPr>
+          <w:rFonts w:ascii="游ゴシック" w:eastAsia="游ゴシック" w:hAnsi="游ゴシック"/>
+          <w:b/>
+        </w:rPr>
+        <w:t>5.8 差し込み文書A</w:t>
+      </w:r>
+      <w:bookmarkEnd w:id="19"/>
+    </w:p>
+    <w:p>
+      <w:pPr>
+        <w:spacing w:after="80" w:line="220" w:lineRule="auto"/>
+        <w:rPr>
+          <w:rFonts w:ascii="游ゴシック" w:eastAsia="游ゴシック" w:hAnsi="游ゴシック"/>
+        </w:rPr>
+      </w:pPr>
+      <w:r>
+        <w:rPr>
+          <w:rFonts w:ascii="游ゴシック" w:eastAsia="游ゴシック" w:hAnsi="游ゴシック" w:hint="eastAsia"/>
+        </w:rPr>
+        <w:t>↓で確認しているように、ドキュメントのフォルダを変えてしまうと、サブドキュメントを編集する際に</w:t>
+      </w:r>
+      <w:r>
+        <w:rPr>
+          <w:rFonts w:ascii="游ゴシック" w:eastAsia="游ゴシック" w:hAnsi="游ゴシック"/>
+        </w:rPr>
+        <w:t xml:space="preserve"> imagesフォルダが見えなくなってしまうので、全てルートで管理した方が良いと思います。</w:t>
+      </w:r>
+    </w:p>
+    <w:p>
+      <w:pPr>
+        <w:pStyle w:val="3"/>
+        <w:spacing w:before="0" w:after="0"/>
+        <w:rPr>
+          <w:rFonts w:ascii="游ゴシック" w:eastAsia="游ゴシック" w:hAnsi="游ゴシック"/>
+          <w:b/>
+        </w:rPr>
+      </w:pPr>
+      <w:bookmarkStart w:id="20" w:name="_Toc230354978"/>
+      <w:r>
+        <w:rPr>
+          <w:rFonts w:ascii="游ゴシック" w:eastAsia="游ゴシック" w:hAnsi="游ゴシック"/>
+          <w:b/>
+        </w:rPr>
+        <w:t>5.8.1 段落</w:t>
+      </w:r>
+      <w:bookmarkEnd w:id="20"/>
+    </w:p>
+    <w:p>
+      <w:pPr>
+        <w:spacing w:after="40"/>
+        <w:rPr>
+          <w:rFonts w:ascii="游ゴシック" w:eastAsia="游ゴシック" w:hAnsi="游ゴシック"/>
+        </w:rPr>
+      </w:pPr>
+      <w:r>
+        <w:rPr>
+          <w:rFonts w:ascii="游ゴシック" w:eastAsia="游ゴシック" w:hAnsi="游ゴシック"/>
+        </w:rPr>
+        <w:t>1) あ</w:t>
+      </w:r>
+    </w:p>
+    <w:p>
+      <w:pPr>
+        <w:spacing w:after="40"/>
+        <w:ind w:left="360"/>
+        <w:rPr>
+          <w:rFonts w:ascii="游ゴシック" w:eastAsia="游ゴシック" w:hAnsi="游ゴシック"/>
+        </w:rPr>
+      </w:pPr>
+      <w:r>
+        <w:rPr>
+          <w:rFonts w:ascii="游ゴシック" w:eastAsia="游ゴシック" w:hAnsi="游ゴシック"/>
+        </w:rPr>
+        <w:t>1-1) ああ</w:t>
+      </w:r>
+    </w:p>
+    <w:p>
+      <w:pPr>
+        <w:spacing w:after="40"/>
+        <w:rPr>
+          <w:rFonts w:ascii="游ゴシック" w:eastAsia="游ゴシック" w:hAnsi="游ゴシック"/>
+        </w:rPr>
+      </w:pPr>
+      <w:r>
+        <w:rPr>
+          <w:rFonts w:ascii="游ゴシック" w:eastAsia="游ゴシック" w:hAnsi="游ゴシック"/>
+        </w:rPr>
+        <w:t>2) い</w:t>
+      </w:r>
+    </w:p>
+    <w:p>
+      <w:pPr>
+        <w:spacing w:after="40"/>
+        <w:ind w:left="360"/>
+        <w:rPr>
+          <w:rFonts w:ascii="游ゴシック" w:eastAsia="游ゴシック" w:hAnsi="游ゴシック"/>
+        </w:rPr>
+      </w:pPr>
+      <w:r>
+        <w:rPr>
+          <w:rFonts w:ascii="游ゴシック" w:eastAsia="游ゴシック" w:hAnsi="游ゴシック"/>
+        </w:rPr>
+        <w:t>2-1) いい</w:t>
+      </w:r>
+    </w:p>
+    <w:p>
+      <w:pPr>
+        <w:spacing w:after="40"/>
+        <w:ind w:left="720"/>
+        <w:rPr>
+          <w:rFonts w:ascii="游ゴシック" w:eastAsia="游ゴシック" w:hAnsi="游ゴシック"/>
+        </w:rPr>
+      </w:pPr>
+      <w:r>
+        <w:rPr>
+          <w:rFonts w:ascii="游ゴシック" w:eastAsia="游ゴシック" w:hAnsi="游ゴシック"/>
+        </w:rPr>
+        <w:t>2-1) いいい</w:t>
+      </w:r>
+    </w:p>
+    <w:p>
+      <w:pPr>
+        <w:spacing w:after="40"/>
+        <w:rPr>
+          <w:rFonts w:ascii="游ゴシック" w:eastAsia="游ゴシック" w:hAnsi="游ゴシック"/>
+        </w:rPr>
+      </w:pPr>
+      <w:r>
+        <w:rPr>
+          <w:rFonts w:ascii="游ゴシック" w:eastAsia="游ゴシック" w:hAnsi="游ゴシック"/>
+        </w:rPr>
+        <w:t>3) う</w:t>
+      </w:r>
+    </w:p>
+    <w:p>
+      <w:pPr>
+        <w:spacing w:after="40"/>
+        <w:ind w:left="360"/>
+        <w:rPr>
+          <w:rFonts w:ascii="游ゴシック" w:eastAsia="游ゴシック" w:hAnsi="游ゴシック"/>
+        </w:rPr>
+      </w:pPr>
+      <w:r>
+        <w:rPr>
+          <w:rFonts w:ascii="游ゴシック" w:eastAsia="游ゴシック" w:hAnsi="游ゴシック"/>
+        </w:rPr>
+        <w:t>3-1) うう</w:t>
+      </w:r>
+    </w:p>
+    <w:p>
+      <w:pPr>
+        <w:spacing w:after="80" w:line="220" w:lineRule="auto"/>
+        <w:ind w:left="720"/>
+        <w:rPr>
+          <w:rFonts w:ascii="游ゴシック" w:eastAsia="游ゴシック" w:hAnsi="游ゴシック" w:hint="eastAsia"/>
+        </w:rPr>
+      </w:pPr>
+      <w:r>
+        <w:rPr>
+          <w:rFonts w:ascii="游ゴシック" w:eastAsia="游ゴシック" w:hAnsi="游ゴシック" w:hint="eastAsia"/>
+        </w:rPr>
+        <w:t>サブ文書内の画像参照</w:t>
+      </w:r>
+    </w:p>
+    <w:p>
+      <w:pPr>
+        <w:spacing w:after="40"/>
+        <w:ind w:left="720"/>
+        <w:rPr>
+          <w:rFonts w:ascii="游ゴシック" w:eastAsia="游ゴシック" w:hAnsi="游ゴシック"/>
+        </w:rPr>
+      </w:pPr>
+      <w:r>
+        <w:rPr>
+          <w:rFonts w:ascii="游ゴシック" w:eastAsia="游ゴシック" w:hAnsi="游ゴシック" w:hint="eastAsia"/>
+        </w:rPr>
+        <w:t>•</w:t>
+      </w:r>
+      <w:r>
+        <w:rPr>
+          <w:rFonts w:ascii="游ゴシック" w:eastAsia="游ゴシック" w:hAnsi="游ゴシック"/>
+        </w:rPr>
+        <w:t xml:space="preserve"> ↓と指定している場合、imagesを起点にした相対パス</w:t>
+      </w:r>
+    </w:p>
+    <w:p>
+      <w:pPr>
+        <w:shd w:val="clear" w:color="auto" w:fill="F3F3F3"/>
+        <w:spacing w:before="120" w:after="120" w:line="220" w:lineRule="auto"/>
+        <w:ind w:left="1080"/>
+        <w:rPr>
+          <w:rFonts w:ascii="Cascadia Code" w:hAnsi="Cascadia Code" w:cs="Cascadia Code"/>
+          <w:color w:val="000000"/>
+          <w:sz w:val="18"/>
+        </w:rPr>
+      </w:pPr>
+      <w:r>
+        <w:rPr>
+          <w:rFonts w:ascii="Cascadia Code" w:hAnsi="Cascadia Code" w:cs="Cascadia Code"/>
+          <w:color w:val="000000"/>
+          <w:sz w:val="18"/>
+        </w:rPr>
+        <w:t>:imagesdir: ./images</w:t>
+      </w:r>
+    </w:p>
+    <w:p/>
+    <w:p>
+      <w:pPr>
+        <w:spacing w:after="40"/>
+        <w:ind w:left="720"/>
+        <w:rPr>
+          <w:rFonts w:ascii="游ゴシック" w:eastAsia="游ゴシック" w:hAnsi="游ゴシック"/>
+        </w:rPr>
+      </w:pPr>
+      <w:r>
+        <w:rPr>
+          <w:rFonts w:ascii="游ゴシック" w:eastAsia="游ゴシック" w:hAnsi="游ゴシック" w:hint="eastAsia"/>
+        </w:rPr>
+        <w:t>•</w:t>
+      </w:r>
+      <w:r>
+        <w:rPr>
+          <w:rFonts w:ascii="游ゴシック" w:eastAsia="游ゴシック" w:hAnsi="游ゴシック"/>
+        </w:rPr>
+        <w:t xml:space="preserve"> ↓と指定している場合、かimagesdirが指定されていない場合はメインのadocを起点にした相対パス</w:t>
+      </w:r>
+    </w:p>
+    <w:p>
+      <w:pPr>
+        <w:shd w:val="clear" w:color="auto" w:fill="F3F3F3"/>
+        <w:spacing w:before="120" w:after="120" w:line="220" w:lineRule="auto"/>
+        <w:ind w:left="1080"/>
+        <w:rPr>
+          <w:rFonts w:ascii="Cascadia Code" w:hAnsi="Cascadia Code" w:cs="Cascadia Code"/>
+          <w:color w:val="000000"/>
+          <w:sz w:val="18"/>
+        </w:rPr>
+      </w:pPr>
+      <w:r>
+        <w:rPr>
+          <w:rFonts w:ascii="Cascadia Code" w:hAnsi="Cascadia Code" w:cs="Cascadia Code"/>
+          <w:color w:val="000000"/>
+          <w:sz w:val="18"/>
+        </w:rPr>
+        <w:t>:imagesdir: ./</w:t>
+      </w:r>
+    </w:p>
+    <w:p/>
+    <w:p>
+      <w:pPr>
+        <w:spacing w:after="80" w:line="220" w:lineRule="auto"/>
+        <w:ind w:left="720"/>
+        <w:rPr>
+          <w:rFonts w:ascii="游ゴシック" w:eastAsia="游ゴシック" w:hAnsi="游ゴシック"/>
+        </w:rPr>
+      </w:pPr>
+      <w:r>
+        <w:rPr>
+          <w:rFonts w:ascii="游ゴシック" w:eastAsia="游ゴシック" w:hAnsi="游ゴシック"/>
+        </w:rPr>
+        <w:t>imagesフォルダに全ての画像を集約する方向で使用することとします。</w:t>
+      </w:r>
+    </w:p>
+    <w:p>
+      <w:pPr>
+        <w:spacing w:after="80" w:line="220" w:lineRule="auto"/>
+        <w:ind w:left="720"/>
+        <w:rPr>
+          <w:rFonts w:ascii="游ゴシック" w:eastAsia="游ゴシック" w:hAnsi="游ゴシック"/>
+        </w:rPr>
+      </w:pPr>
+      <w:r>
+        <w:rPr>
+          <w:rFonts w:ascii="游ゴシック" w:eastAsia="游ゴシック" w:hAnsi="游ゴシック"/>
+        </w:rPr>
+        <w:t>images配下にドキュメントと同じ構成のサブフォルダを作ってもいいかもしれないが、基本的にはadocのファイル名_画像名.pngのようにした方がいいと思います。</w:t>
+      </w:r>
+    </w:p>
+    <w:p>
+      <w:pPr>
+        <w:spacing w:after="80" w:line="220" w:lineRule="auto"/>
+        <w:ind w:left="720"/>
+        <w:rPr>
+          <w:rFonts w:ascii="游ゴシック" w:eastAsia="游ゴシック" w:hAnsi="游ゴシック" w:hint="eastAsia"/>
+        </w:rPr>
+      </w:pPr>
+      <w:r>
+        <w:rPr>
+          <w:rFonts w:ascii="游ゴシック" w:eastAsia="游ゴシック" w:hAnsi="游ゴシック" w:hint="eastAsia"/>
+        </w:rPr>
+        <w:t>パスの指定の仕方で画像のリンクが切れてしまい埋め込まれない状態が発生するので気を付けてください</w:t>
+      </w:r>
+    </w:p>
+    <w:p>
+      <w:pPr>
+        <w:spacing w:after="40"/>
+        <w:ind w:left="720"/>
+        <w:rPr>
+          <w:rFonts w:ascii="游ゴシック" w:eastAsia="游ゴシック" w:hAnsi="游ゴシック"/>
+        </w:rPr>
+      </w:pPr>
+      <w:r>
+        <w:rPr>
+          <w:rFonts w:ascii="游ゴシック" w:eastAsia="游ゴシック" w:hAnsi="游ゴシック" w:hint="eastAsia"/>
+        </w:rPr>
+        <w:t>•</w:t>
+      </w:r>
+      <w:r>
+        <w:rPr>
+          <w:rFonts w:ascii="游ゴシック" w:eastAsia="游ゴシック" w:hAnsi="游ゴシック"/>
+        </w:rPr>
+        <w:t xml:space="preserve"> adocと画像の配置イメージ</w:t>
+      </w:r>
+    </w:p>
+    <w:p>
+      <w:pPr>
+        <w:shd w:val="clear" w:color="auto" w:fill="F3F3F3"/>
+        <w:spacing w:before="120" w:after="120" w:line="220" w:lineRule="auto"/>
+        <w:ind w:left="1080"/>
+        <w:rPr>
+          <w:rFonts w:ascii="Cascadia Code" w:hAnsi="Cascadia Code" w:cs="Cascadia Code"/>
+          <w:color w:val="000000"/>
+          <w:sz w:val="18"/>
+        </w:rPr>
+      </w:pPr>
+      <w:r>
+        <w:rPr>
+          <w:rFonts w:ascii="Cascadia Code" w:hAnsi="Cascadia Code" w:cs="Cascadia Code"/>
+          <w:color w:val="000000"/>
+          <w:sz w:val="18"/>
+        </w:rPr>
+        <w:t>main.adoc</w:t>
+      </w:r>
+    </w:p>
+    <w:p>
+      <w:pPr>
+        <w:shd w:val="clear" w:color="auto" w:fill="F3F3F3"/>
+        <w:spacing w:before="120" w:after="120" w:line="220" w:lineRule="auto"/>
+        <w:ind w:left="1080"/>
+        <w:rPr>
+          <w:rFonts w:ascii="Cascadia Code" w:hAnsi="Cascadia Code" w:cs="Cascadia Code"/>
+          <w:color w:val="000000"/>
+          <w:sz w:val="18"/>
+        </w:rPr>
+      </w:pPr>
+      <w:r>
+        <w:rPr>
+          <w:rFonts w:ascii="Cascadia Code" w:hAnsi="Cascadia Code" w:cs="Cascadia Code"/>
+          <w:color w:val="000000"/>
+          <w:sz w:val="18"/>
+        </w:rPr>
+        <w:t>subdoc/subdoca.adoc</w:t>
+      </w:r>
+    </w:p>
+    <w:p>
+      <w:pPr>
+        <w:shd w:val="clear" w:color="auto" w:fill="F3F3F3"/>
+        <w:spacing w:before="120" w:after="120" w:line="220" w:lineRule="auto"/>
+        <w:ind w:left="1080"/>
+        <w:rPr>
+          <w:rFonts w:ascii="Cascadia Code" w:hAnsi="Cascadia Code" w:cs="Cascadia Code"/>
+          <w:color w:val="000000"/>
+          <w:sz w:val="18"/>
+        </w:rPr>
+      </w:pPr>
+      <w:r>
+        <w:rPr>
+          <w:rFonts w:ascii="Cascadia Code" w:hAnsi="Cascadia Code" w:cs="Cascadia Code"/>
+          <w:color w:val="000000"/>
+          <w:sz w:val="18"/>
+        </w:rPr>
+        <w:t>subdoc/image_b.png</w:t>
+      </w:r>
+    </w:p>
+    <w:p>
+      <w:pPr>
+        <w:shd w:val="clear" w:color="auto" w:fill="F3F3F3"/>
+        <w:spacing w:before="120" w:after="120" w:line="220" w:lineRule="auto"/>
+        <w:ind w:left="1080"/>
+        <w:rPr>
+          <w:rFonts w:ascii="Cascadia Code" w:hAnsi="Cascadia Code" w:cs="Cascadia Code"/>
+          <w:color w:val="000000"/>
+          <w:sz w:val="18"/>
+        </w:rPr>
+      </w:pPr>
+      <w:r>
+        <w:rPr>
+          <w:rFonts w:ascii="Cascadia Code" w:hAnsi="Cascadia Code" w:cs="Cascadia Code"/>
+          <w:color w:val="000000"/>
+          <w:sz w:val="18"/>
+        </w:rPr>
+        <w:t>subdoc/images/image_c.png</w:t>
+      </w:r>
+    </w:p>
+    <w:p>
+      <w:pPr>
+        <w:shd w:val="clear" w:color="auto" w:fill="F3F3F3"/>
+        <w:spacing w:before="120" w:after="120" w:line="220" w:lineRule="auto"/>
+        <w:ind w:left="1080"/>
+        <w:rPr>
+          <w:rFonts w:ascii="Cascadia Code" w:hAnsi="Cascadia Code" w:cs="Cascadia Code"/>
+          <w:color w:val="000000"/>
+          <w:sz w:val="18"/>
+        </w:rPr>
+      </w:pPr>
+      <w:r>
+        <w:rPr>
+          <w:rFonts w:ascii="Cascadia Code" w:hAnsi="Cascadia Code" w:cs="Cascadia Code"/>
+          <w:color w:val="000000"/>
+          <w:sz w:val="18"/>
+        </w:rPr>
+        <w:lastRenderedPageBreak/>
+        <w:t>images/image_a.png</w:t>
+      </w:r>
+    </w:p>
+    <w:p>
+      <w:pPr>
+        <w:shd w:val="clear" w:color="auto" w:fill="F3F3F3"/>
+        <w:spacing w:before="120" w:after="120" w:line="220" w:lineRule="auto"/>
+        <w:ind w:left="1080"/>
+        <w:rPr>
+          <w:rFonts w:ascii="Cascadia Code" w:hAnsi="Cascadia Code" w:cs="Cascadia Code"/>
+          <w:color w:val="000000"/>
+          <w:sz w:val="18"/>
+        </w:rPr>
+      </w:pPr>
+      <w:r>
+        <w:rPr>
+          <w:rFonts w:ascii="Cascadia Code" w:hAnsi="Cascadia Code" w:cs="Cascadia Code"/>
+          <w:color w:val="000000"/>
+          <w:sz w:val="18"/>
+        </w:rPr>
+        <w:t>images/subdoc/image_d.png</w:t>
+      </w:r>
+    </w:p>
+    <w:p/>
+    <w:p>
+      <w:pPr>
+        <w:spacing w:after="40"/>
+        <w:ind w:left="720"/>
+        <w:rPr>
+          <w:rFonts w:ascii="游ゴシック" w:eastAsia="游ゴシック" w:hAnsi="游ゴシック"/>
+        </w:rPr>
+      </w:pPr>
+      <w:r>
+        <w:rPr>
+          <w:rFonts w:ascii="游ゴシック" w:eastAsia="游ゴシック" w:hAnsi="游ゴシック" w:hint="eastAsia"/>
+        </w:rPr>
+        <w:t>•</w:t>
+      </w:r>
+      <w:r>
+        <w:rPr>
+          <w:rFonts w:ascii="游ゴシック" w:eastAsia="游ゴシック" w:hAnsi="游ゴシック"/>
+        </w:rPr>
+        <w:t xml:space="preserve"> 以下の指定をする()</w:t>
+      </w:r>
+    </w:p>
+    <w:p>
+      <w:pPr>
+        <w:shd w:val="clear" w:color="auto" w:fill="F3F3F3"/>
+        <w:spacing w:before="120" w:after="120" w:line="220" w:lineRule="auto"/>
+        <w:ind w:left="1080"/>
+        <w:rPr>
+          <w:rFonts w:ascii="Cascadia Code" w:hAnsi="Cascadia Code" w:cs="Cascadia Code"/>
+          <w:color w:val="000000"/>
+          <w:sz w:val="18"/>
+        </w:rPr>
+      </w:pPr>
+      <w:r>
+        <w:rPr>
+          <w:rFonts w:ascii="Cascadia Code" w:hAnsi="Cascadia Code" w:cs="Cascadia Code"/>
+          <w:color w:val="000000"/>
+          <w:sz w:val="18"/>
+        </w:rPr>
+        <w:t>image::image_a.png[]</w:t>
+      </w:r>
+    </w:p>
+    <w:p>
+      <w:pPr>
+        <w:shd w:val="clear" w:color="auto" w:fill="F3F3F3"/>
+        <w:spacing w:before="120" w:after="120" w:line="220" w:lineRule="auto"/>
+        <w:ind w:left="1080"/>
+        <w:rPr>
+          <w:rFonts w:ascii="Cascadia Code" w:hAnsi="Cascadia Code" w:cs="Cascadia Code"/>
+          <w:color w:val="000000"/>
+          <w:sz w:val="18"/>
+        </w:rPr>
+      </w:pPr>
+      <w:r>
+        <w:rPr>
+          <w:rFonts w:ascii="Cascadia Code" w:hAnsi="Cascadia Code" w:cs="Cascadia Code"/>
+          <w:color w:val="000000"/>
+          <w:sz w:val="18"/>
+        </w:rPr>
+        <w:t>image::images/image_a.png[]</w:t>
+      </w:r>
+    </w:p>
+    <w:p>
+      <w:pPr>
+        <w:shd w:val="clear" w:color="auto" w:fill="F3F3F3"/>
+        <w:spacing w:before="120" w:after="120" w:line="220" w:lineRule="auto"/>
+        <w:ind w:left="1080"/>
+        <w:rPr>
+          <w:rFonts w:ascii="Cascadia Code" w:hAnsi="Cascadia Code" w:cs="Cascadia Code"/>
+          <w:color w:val="000000"/>
+          <w:sz w:val="18"/>
+        </w:rPr>
+      </w:pPr>
+      <w:r>
+        <w:rPr>
+          <w:rFonts w:ascii="Cascadia Code" w:hAnsi="Cascadia Code" w:cs="Cascadia Code"/>
+          <w:color w:val="000000"/>
+          <w:sz w:val="18"/>
+        </w:rPr>
+        <w:t>image::./images/image_a.png[]</w:t>
+      </w:r>
+    </w:p>
+    <w:p>
+      <w:pPr>
+        <w:shd w:val="clear" w:color="auto" w:fill="F3F3F3"/>
+        <w:spacing w:before="120" w:after="120" w:line="220" w:lineRule="auto"/>
+        <w:ind w:left="1080"/>
+        <w:rPr>
+          <w:rFonts w:ascii="Cascadia Code" w:hAnsi="Cascadia Code" w:cs="Cascadia Code"/>
+          <w:color w:val="000000"/>
+          <w:sz w:val="18"/>
+        </w:rPr>
+      </w:pPr>
+      <w:r>
+        <w:rPr>
+          <w:rFonts w:ascii="Cascadia Code" w:hAnsi="Cascadia Code" w:cs="Cascadia Code"/>
+          <w:color w:val="000000"/>
+          <w:sz w:val="18"/>
+        </w:rPr>
+        <w:t>image::image_b.png[]</w:t>
+      </w:r>
+    </w:p>
+    <w:p>
+      <w:pPr>
+        <w:shd w:val="clear" w:color="auto" w:fill="F3F3F3"/>
+        <w:spacing w:before="120" w:after="120" w:line="220" w:lineRule="auto"/>
+        <w:ind w:left="1080"/>
+        <w:rPr>
+          <w:rFonts w:ascii="Cascadia Code" w:hAnsi="Cascadia Code" w:cs="Cascadia Code"/>
+          <w:color w:val="000000"/>
+          <w:sz w:val="18"/>
+        </w:rPr>
+      </w:pPr>
+      <w:r>
+        <w:rPr>
+          <w:rFonts w:ascii="Cascadia Code" w:hAnsi="Cascadia Code" w:cs="Cascadia Code"/>
+          <w:color w:val="000000"/>
+          <w:sz w:val="18"/>
+        </w:rPr>
+        <w:t>image::./image_b.png[]</w:t>
+      </w:r>
+    </w:p>
+    <w:p>
+      <w:pPr>
+        <w:shd w:val="clear" w:color="auto" w:fill="F3F3F3"/>
+        <w:spacing w:before="120" w:after="120" w:line="220" w:lineRule="auto"/>
+        <w:ind w:left="1080"/>
+        <w:rPr>
+          <w:rFonts w:ascii="Cascadia Code" w:hAnsi="Cascadia Code" w:cs="Cascadia Code"/>
+          <w:color w:val="000000"/>
+          <w:sz w:val="18"/>
+        </w:rPr>
+      </w:pPr>
+      <w:r>
+        <w:rPr>
+          <w:rFonts w:ascii="Cascadia Code" w:hAnsi="Cascadia Code" w:cs="Cascadia Code"/>
+          <w:color w:val="000000"/>
+          <w:sz w:val="18"/>
+        </w:rPr>
+        <w:t>image::images/image_c.png[]</w:t>
+      </w:r>
+    </w:p>
+    <w:p>
+      <w:pPr>
+        <w:shd w:val="clear" w:color="auto" w:fill="F3F3F3"/>
+        <w:spacing w:before="120" w:after="120" w:line="220" w:lineRule="auto"/>
+        <w:ind w:left="1080"/>
+        <w:rPr>
+          <w:rFonts w:ascii="Cascadia Code" w:hAnsi="Cascadia Code" w:cs="Cascadia Code"/>
+          <w:color w:val="000000"/>
+          <w:sz w:val="18"/>
+        </w:rPr>
+      </w:pPr>
+      <w:r>
+        <w:rPr>
+          <w:rFonts w:ascii="Cascadia Code" w:hAnsi="Cascadia Code" w:cs="Cascadia Code"/>
+          <w:color w:val="000000"/>
+          <w:sz w:val="18"/>
+        </w:rPr>
+        <w:t>image::./images/image_c.png[]</w:t>
+      </w:r>
+    </w:p>
+    <w:p>
+      <w:pPr>
+        <w:shd w:val="clear" w:color="auto" w:fill="F3F3F3"/>
+        <w:spacing w:before="120" w:after="120" w:line="220" w:lineRule="auto"/>
+        <w:ind w:left="1080"/>
+        <w:rPr>
+          <w:rFonts w:ascii="Cascadia Code" w:hAnsi="Cascadia Code" w:cs="Cascadia Code"/>
+          <w:color w:val="000000"/>
+          <w:sz w:val="18"/>
+        </w:rPr>
+      </w:pPr>
+      <w:r>
+        <w:rPr>
+          <w:rFonts w:ascii="Cascadia Code" w:hAnsi="Cascadia Code" w:cs="Cascadia Code"/>
+          <w:color w:val="000000"/>
+          <w:sz w:val="18"/>
+        </w:rPr>
+        <w:t>image::image_c.png[]</w:t>
+      </w:r>
+    </w:p>
+    <w:p>
+      <w:pPr>
+        <w:shd w:val="clear" w:color="auto" w:fill="F3F3F3"/>
+        <w:spacing w:before="120" w:after="120" w:line="220" w:lineRule="auto"/>
+        <w:ind w:left="1080"/>
+        <w:rPr>
+          <w:rFonts w:ascii="Cascadia Code" w:hAnsi="Cascadia Code" w:cs="Cascadia Code"/>
+          <w:color w:val="000000"/>
+          <w:sz w:val="18"/>
+        </w:rPr>
+      </w:pPr>
+      <w:r>
+        <w:rPr>
+          <w:rFonts w:ascii="Cascadia Code" w:hAnsi="Cascadia Code" w:cs="Cascadia Code"/>
+          <w:color w:val="000000"/>
+          <w:sz w:val="18"/>
+        </w:rPr>
+        <w:t>image::subdoc/image_d.png[]</w:t>
+      </w:r>
+    </w:p>
+    <w:p/>
+    <w:p>
+      <w:pPr>
+        <w:spacing w:after="40"/>
+        <w:ind w:left="720"/>
+        <w:rPr>
+          <w:rFonts w:ascii="游ゴシック" w:eastAsia="游ゴシック" w:hAnsi="游ゴシック"/>
+        </w:rPr>
+      </w:pPr>
+      <w:r>
+        <w:rPr>
+          <w:rFonts w:ascii="游ゴシック" w:eastAsia="游ゴシック" w:hAnsi="游ゴシック" w:hint="eastAsia"/>
+        </w:rPr>
+        <w:t>•</w:t>
+      </w:r>
+      <w:r>
+        <w:rPr>
+          <w:rFonts w:ascii="游ゴシック" w:eastAsia="游ゴシック" w:hAnsi="游ゴシック"/>
+        </w:rPr>
+        <w:t xml:space="preserve"> 出力イメージ</w:t>
+      </w:r>
+    </w:p>
+    <w:p>
+      <w:pPr>
+        <w:spacing w:after="80" w:line="220" w:lineRule="auto"/>
+        <w:rPr>
+          <w:rFonts w:ascii="游ゴシック" w:eastAsia="游ゴシック" w:hAnsi="游ゴシック"/>
+        </w:rPr>
+      </w:pPr>
+      <w:r>
+        <w:rPr>
+          <w:rFonts w:ascii="游ゴシック" w:eastAsia="游ゴシック" w:hAnsi="游ゴシック"/>
+        </w:rPr>
+        <w:t>[画像が見つかりません: C:\workspace\AsciiDocSampleGitHub\subdoc\images\image_a.png]</w:t>
+      </w:r>
+    </w:p>
+    <w:p>
+      <w:pPr>
+        <w:spacing w:after="80" w:line="220" w:lineRule="auto"/>
+        <w:rPr>
+          <w:rFonts w:ascii="游ゴシック" w:eastAsia="游ゴシック" w:hAnsi="游ゴシック"/>
+        </w:rPr>
+      </w:pPr>
+      <w:r>
+        <w:rPr>
+          <w:rFonts w:ascii="游ゴシック" w:eastAsia="游ゴシック" w:hAnsi="游ゴシック"/>
+        </w:rPr>
+        <w:t>[画像が見つかりません: C:\workspace\AsciiDocSampleGitHub\subdoc\images\images\image_a.png]</w:t>
+      </w:r>
+    </w:p>
+    <w:p>
+      <w:pPr>
+        <w:spacing w:after="80" w:line="220" w:lineRule="auto"/>
+        <w:rPr>
+          <w:rFonts w:ascii="游ゴシック" w:eastAsia="游ゴシック" w:hAnsi="游ゴシック"/>
+        </w:rPr>
+      </w:pPr>
+      <w:r>
+        <w:rPr>
+          <w:rFonts w:ascii="游ゴシック" w:eastAsia="游ゴシック" w:hAnsi="游ゴシック"/>
+        </w:rPr>
+        <w:t>[画像が見つかりません: C:\workspace\AsciiDocSampleGitHub\subdoc\images\images\image_a.png]</w:t>
+      </w:r>
+    </w:p>
+    <w:p>
+      <w:pPr>
+        <w:spacing w:after="80" w:line="220" w:lineRule="auto"/>
+        <w:rPr>
+          <w:rFonts w:ascii="游ゴシック" w:eastAsia="游ゴシック" w:hAnsi="游ゴシック"/>
+        </w:rPr>
+      </w:pPr>
+      <w:r>
+        <w:rPr>
+          <w:rFonts w:ascii="游ゴシック" w:eastAsia="游ゴシック" w:hAnsi="游ゴシック"/>
+        </w:rPr>
+        <w:t>[画像が見つかりません: C:\workspace\AsciiDocSampleGitHub\subdoc\images\image_b.png]</w:t>
+      </w:r>
+    </w:p>
+    <w:p>
+      <w:pPr>
+        <w:spacing w:after="80" w:line="220" w:lineRule="auto"/>
+        <w:rPr>
+          <w:rFonts w:ascii="游ゴシック" w:eastAsia="游ゴシック" w:hAnsi="游ゴシック"/>
+        </w:rPr>
+      </w:pPr>
+      <w:r>
+        <w:rPr>
+          <w:rFonts w:ascii="游ゴシック" w:eastAsia="游ゴシック" w:hAnsi="游ゴシック"/>
+        </w:rPr>
+        <w:t>[画像が見つかりません: C:\workspace\AsciiDocSampleGitHub\subdoc\images\image_b.png]</w:t>
+      </w:r>
+    </w:p>
+    <w:p>
+      <w:pPr>
+        <w:spacing w:after="80" w:line="220" w:lineRule="auto"/>
+        <w:rPr>
+          <w:rFonts w:ascii="游ゴシック" w:eastAsia="游ゴシック" w:hAnsi="游ゴシック"/>
+        </w:rPr>
+      </w:pPr>
+      <w:r>
+        <w:rPr>
+          <w:rFonts w:ascii="游ゴシック" w:eastAsia="游ゴシック" w:hAnsi="游ゴシック"/>
+        </w:rPr>
+        <w:t>[画像が見つかりません: C:\workspace\AsciiDocSampleGitHub\subdoc\images\images\image_c.png]</w:t>
+      </w:r>
+    </w:p>
+    <w:p>
+      <w:pPr>
+        <w:spacing w:after="80" w:line="220" w:lineRule="auto"/>
+        <w:rPr>
+          <w:rFonts w:ascii="游ゴシック" w:eastAsia="游ゴシック" w:hAnsi="游ゴシック"/>
+        </w:rPr>
+      </w:pPr>
+      <w:r>
+        <w:rPr>
+          <w:rFonts w:ascii="游ゴシック" w:eastAsia="游ゴシック" w:hAnsi="游ゴシック"/>
+        </w:rPr>
+        <w:t>[画像が見つかりません: C:\workspace\AsciiDocSampleGitHub\subdoc\images\images\image_c.png]</w:t>
+      </w:r>
+    </w:p>
+    <w:p>
+      <w:r>
+        <w:rPr>
+          <w:noProof/>
+        </w:rPr>
+        <w:lastRenderedPageBreak/>
+        <w:drawing>
+          <wp:inline distT="0" distB="0" distL="0" distR="0" wp14:anchorId="2339F918" wp14:editId="0A65F9A4">
+            <wp:extent cx="4495238" cy="1838095"/>
+            <wp:effectExtent l="0" t="0" r="635" b="0"/>
+            <wp:docPr id="98114795" name="図 7"/>
+            <wp:cNvGraphicFramePr/>
+            <a:graphic xmlns:a="http://schemas.openxmlformats.org/drawingml/2006/main">
+              <a:graphicData uri="http://schemas.openxmlformats.org/drawingml/2006/picture">
+                <pic:pic xmlns:pic="http://schemas.openxmlformats.org/drawingml/2006/picture">
+                  <pic:nvPicPr>
+                    <pic:cNvPr id="98114795" name=""/>
                     <pic:cNvPicPr/>
                   </pic:nvPicPr>
                   <pic:blipFill>
@@ -5916,6 +6779,20 @@
         </w:drawing>
       </w:r>
     </w:p>
+    <w:p>
+      <w:pPr>
+        <w:spacing w:after="80" w:line="220" w:lineRule="auto"/>
+        <w:rPr>
+          <w:rFonts w:ascii="游ゴシック" w:eastAsia="游ゴシック" w:hAnsi="游ゴシック"/>
+        </w:rPr>
+      </w:pPr>
+      <w:r>
+        <w:rPr>
+          <w:rFonts w:ascii="游ゴシック" w:eastAsia="游ゴシック" w:hAnsi="游ゴシック"/>
+        </w:rPr>
+        <w:t>[画像が見つかりません: C:\workspace\AsciiDocSampleGitHub\subdoc\images\subdoc\image_d.png]</w:t>
+      </w:r>
+    </w:p>
     <w:p/>
     <w:p>
       <w:pPr>
@@ -5926,20 +6803,6 @@
       </w:r>
     </w:p>
     <w:p/>
-    <w:p>
-      <w:pPr>
-        <w:spacing w:after="80" w:line="220" w:lineRule="auto"/>
-        <w:rPr>
-          <w:rFonts w:ascii="游ゴシック" w:eastAsia="游ゴシック" w:hAnsi="游ゴシック" w:hint="eastAsia"/>
-        </w:rPr>
-      </w:pPr>
-      <w:r>
-        <w:rPr>
-          <w:rFonts w:ascii="游ゴシック" w:eastAsia="游ゴシック" w:hAnsi="游ゴシック" w:hint="eastAsia"/>
-        </w:rPr>
-        <w:t>↓ここにドキュメントが挿入されるはず</w:t>
-      </w:r>
-    </w:p>
     <w:p>
       <w:pPr>
         <w:pStyle w:val="2"/>
@@ -5949,846 +6812,7 @@
           <w:b/>
         </w:rPr>
       </w:pPr>
-      <w:bookmarkStart w:id="19" w:name="_Toc230351323"/>
-      <w:r>
-        <w:rPr>
-          <w:rFonts w:ascii="游ゴシック" w:eastAsia="游ゴシック" w:hAnsi="游ゴシック"/>
-          <w:b/>
-        </w:rPr>
-        <w:t>5.8 差し込み文書A</w:t>
-      </w:r>
-      <w:bookmarkEnd w:id="19"/>
-    </w:p>
-    <w:p>
-      <w:pPr>
-        <w:spacing w:after="80" w:line="220" w:lineRule="auto"/>
-        <w:rPr>
-          <w:rFonts w:ascii="游ゴシック" w:eastAsia="游ゴシック" w:hAnsi="游ゴシック"/>
-        </w:rPr>
-      </w:pPr>
-      <w:r>
-        <w:rPr>
-          <w:rFonts w:ascii="游ゴシック" w:eastAsia="游ゴシック" w:hAnsi="游ゴシック" w:hint="eastAsia"/>
-        </w:rPr>
-        <w:t>↓で確認しているように、ドキュメントのフォルダを変えてしまうと、サブドキュメントを編集する際に</w:t>
-      </w:r>
-      <w:r>
-        <w:rPr>
-          <w:rFonts w:ascii="游ゴシック" w:eastAsia="游ゴシック" w:hAnsi="游ゴシック"/>
-        </w:rPr>
-        <w:t xml:space="preserve"> imagesフォルダが見えなくなってしまうので、全てルートで管理した方が良いと思います。</w:t>
-      </w:r>
-    </w:p>
-    <w:p>
-      <w:pPr>
-        <w:pStyle w:val="3"/>
-        <w:spacing w:before="0" w:after="0"/>
-        <w:rPr>
-          <w:rFonts w:ascii="游ゴシック" w:eastAsia="游ゴシック" w:hAnsi="游ゴシック"/>
-          <w:b/>
-        </w:rPr>
-      </w:pPr>
-      <w:bookmarkStart w:id="20" w:name="_Toc230351324"/>
-      <w:r>
-        <w:rPr>
-          <w:rFonts w:ascii="游ゴシック" w:eastAsia="游ゴシック" w:hAnsi="游ゴシック"/>
-          <w:b/>
-        </w:rPr>
-        <w:t>5.8.1 段落</w:t>
-      </w:r>
-      <w:bookmarkEnd w:id="20"/>
-    </w:p>
-    <w:p>
-      <w:pPr>
-        <w:spacing w:after="40"/>
-        <w:rPr>
-          <w:rFonts w:ascii="游ゴシック" w:eastAsia="游ゴシック" w:hAnsi="游ゴシック"/>
-        </w:rPr>
-      </w:pPr>
-      <w:r>
-        <w:rPr>
-          <w:rFonts w:ascii="游ゴシック" w:eastAsia="游ゴシック" w:hAnsi="游ゴシック"/>
-        </w:rPr>
-        <w:t>1) あ</w:t>
-      </w:r>
-    </w:p>
-    <w:p>
-      <w:pPr>
-        <w:spacing w:after="40"/>
-        <w:ind w:left="360"/>
-        <w:rPr>
-          <w:rFonts w:ascii="游ゴシック" w:eastAsia="游ゴシック" w:hAnsi="游ゴシック"/>
-        </w:rPr>
-      </w:pPr>
-      <w:r>
-        <w:rPr>
-          <w:rFonts w:ascii="游ゴシック" w:eastAsia="游ゴシック" w:hAnsi="游ゴシック"/>
-        </w:rPr>
-        <w:t>1-1) ああ</w:t>
-      </w:r>
-    </w:p>
-    <w:p>
-      <w:pPr>
-        <w:spacing w:after="40"/>
-        <w:rPr>
-          <w:rFonts w:ascii="游ゴシック" w:eastAsia="游ゴシック" w:hAnsi="游ゴシック"/>
-        </w:rPr>
-      </w:pPr>
-      <w:r>
-        <w:rPr>
-          <w:rFonts w:ascii="游ゴシック" w:eastAsia="游ゴシック" w:hAnsi="游ゴシック"/>
-        </w:rPr>
-        <w:t>2) い</w:t>
-      </w:r>
-    </w:p>
-    <w:p>
-      <w:pPr>
-        <w:spacing w:after="40"/>
-        <w:ind w:left="360"/>
-        <w:rPr>
-          <w:rFonts w:ascii="游ゴシック" w:eastAsia="游ゴシック" w:hAnsi="游ゴシック"/>
-        </w:rPr>
-      </w:pPr>
-      <w:r>
-        <w:rPr>
-          <w:rFonts w:ascii="游ゴシック" w:eastAsia="游ゴシック" w:hAnsi="游ゴシック"/>
-        </w:rPr>
-        <w:t>2-1) いい</w:t>
-      </w:r>
-    </w:p>
-    <w:p>
-      <w:pPr>
-        <w:spacing w:after="40"/>
-        <w:ind w:left="720"/>
-        <w:rPr>
-          <w:rFonts w:ascii="游ゴシック" w:eastAsia="游ゴシック" w:hAnsi="游ゴシック"/>
-        </w:rPr>
-      </w:pPr>
-      <w:r>
-        <w:rPr>
-          <w:rFonts w:ascii="游ゴシック" w:eastAsia="游ゴシック" w:hAnsi="游ゴシック"/>
-        </w:rPr>
-        <w:t>2-1) いいい</w:t>
-      </w:r>
-    </w:p>
-    <w:p>
-      <w:pPr>
-        <w:spacing w:after="40"/>
-        <w:rPr>
-          <w:rFonts w:ascii="游ゴシック" w:eastAsia="游ゴシック" w:hAnsi="游ゴシック"/>
-        </w:rPr>
-      </w:pPr>
-      <w:r>
-        <w:rPr>
-          <w:rFonts w:ascii="游ゴシック" w:eastAsia="游ゴシック" w:hAnsi="游ゴシック"/>
-        </w:rPr>
-        <w:t>3) う</w:t>
-      </w:r>
-    </w:p>
-    <w:p>
-      <w:pPr>
-        <w:spacing w:after="40"/>
-        <w:ind w:left="360"/>
-        <w:rPr>
-          <w:rFonts w:ascii="游ゴシック" w:eastAsia="游ゴシック" w:hAnsi="游ゴシック"/>
-        </w:rPr>
-      </w:pPr>
-      <w:r>
-        <w:rPr>
-          <w:rFonts w:ascii="游ゴシック" w:eastAsia="游ゴシック" w:hAnsi="游ゴシック"/>
-        </w:rPr>
-        <w:t>3-1) うう</w:t>
-      </w:r>
-    </w:p>
-    <w:p>
-      <w:pPr>
-        <w:spacing w:after="80" w:line="220" w:lineRule="auto"/>
-        <w:ind w:left="720"/>
-        <w:rPr>
-          <w:rFonts w:ascii="游ゴシック" w:eastAsia="游ゴシック" w:hAnsi="游ゴシック" w:hint="eastAsia"/>
-        </w:rPr>
-      </w:pPr>
-      <w:r>
-        <w:rPr>
-          <w:rFonts w:ascii="游ゴシック" w:eastAsia="游ゴシック" w:hAnsi="游ゴシック" w:hint="eastAsia"/>
-        </w:rPr>
-        <w:t>サブ文書内の画像参照</w:t>
-      </w:r>
-    </w:p>
-    <w:p>
-      <w:pPr>
-        <w:spacing w:after="40"/>
-        <w:ind w:left="720"/>
-        <w:rPr>
-          <w:rFonts w:ascii="游ゴシック" w:eastAsia="游ゴシック" w:hAnsi="游ゴシック"/>
-        </w:rPr>
-      </w:pPr>
-      <w:r>
-        <w:rPr>
-          <w:rFonts w:ascii="游ゴシック" w:eastAsia="游ゴシック" w:hAnsi="游ゴシック" w:hint="eastAsia"/>
-        </w:rPr>
-        <w:t>•</w:t>
-      </w:r>
-      <w:r>
-        <w:rPr>
-          <w:rFonts w:ascii="游ゴシック" w:eastAsia="游ゴシック" w:hAnsi="游ゴシック"/>
-        </w:rPr>
-        <w:t xml:space="preserve"> ↓と指定している場合、imagesを起点にした相対パス</w:t>
-      </w:r>
-    </w:p>
-    <w:p>
-      <w:pPr>
-        <w:shd w:val="clear" w:color="auto" w:fill="F3F3F3"/>
-        <w:spacing w:before="120" w:after="120" w:line="220" w:lineRule="auto"/>
-        <w:ind w:left="1080"/>
-        <w:rPr>
-          <w:rFonts w:ascii="Cascadia Code" w:hAnsi="Cascadia Code" w:cs="Cascadia Code"/>
-          <w:color w:val="000000"/>
-          <w:sz w:val="18"/>
-        </w:rPr>
-      </w:pPr>
-      <w:r>
-        <w:rPr>
-          <w:rFonts w:ascii="Cascadia Code" w:hAnsi="Cascadia Code" w:cs="Cascadia Code"/>
-          <w:color w:val="000000"/>
-          <w:sz w:val="18"/>
-        </w:rPr>
-        <w:t>:imagesdir: ./images</w:t>
-      </w:r>
-    </w:p>
-    <w:p/>
-    <w:p>
-      <w:pPr>
-        <w:spacing w:after="40"/>
-        <w:ind w:left="720"/>
-        <w:rPr>
-          <w:rFonts w:ascii="游ゴシック" w:eastAsia="游ゴシック" w:hAnsi="游ゴシック"/>
-        </w:rPr>
-      </w:pPr>
-      <w:r>
-        <w:rPr>
-          <w:rFonts w:ascii="游ゴシック" w:eastAsia="游ゴシック" w:hAnsi="游ゴシック" w:hint="eastAsia"/>
-        </w:rPr>
-        <w:t>•</w:t>
-      </w:r>
-      <w:r>
-        <w:rPr>
-          <w:rFonts w:ascii="游ゴシック" w:eastAsia="游ゴシック" w:hAnsi="游ゴシック"/>
-        </w:rPr>
-        <w:t xml:space="preserve"> ↓と指定している場合、かimagesdirが指定されていない場合はメインのadocを起点にした相対パス</w:t>
-      </w:r>
-    </w:p>
-    <w:p>
-      <w:pPr>
-        <w:shd w:val="clear" w:color="auto" w:fill="F3F3F3"/>
-        <w:spacing w:before="120" w:after="120" w:line="220" w:lineRule="auto"/>
-        <w:ind w:left="1080"/>
-        <w:rPr>
-          <w:rFonts w:ascii="Cascadia Code" w:hAnsi="Cascadia Code" w:cs="Cascadia Code"/>
-          <w:color w:val="000000"/>
-          <w:sz w:val="18"/>
-        </w:rPr>
-      </w:pPr>
-      <w:r>
-        <w:rPr>
-          <w:rFonts w:ascii="Cascadia Code" w:hAnsi="Cascadia Code" w:cs="Cascadia Code"/>
-          <w:color w:val="000000"/>
-          <w:sz w:val="18"/>
-        </w:rPr>
-        <w:t>:imagesdir: ./</w:t>
-      </w:r>
-    </w:p>
-    <w:p/>
-    <w:p>
-      <w:pPr>
-        <w:spacing w:after="80" w:line="220" w:lineRule="auto"/>
-        <w:ind w:left="720"/>
-        <w:rPr>
-          <w:rFonts w:ascii="游ゴシック" w:eastAsia="游ゴシック" w:hAnsi="游ゴシック"/>
-        </w:rPr>
-      </w:pPr>
-      <w:r>
-        <w:rPr>
-          <w:rFonts w:ascii="游ゴシック" w:eastAsia="游ゴシック" w:hAnsi="游ゴシック"/>
-        </w:rPr>
-        <w:t>imagesフォルダに全ての画像を集約する方向で使用することとします。</w:t>
-      </w:r>
-    </w:p>
-    <w:p>
-      <w:pPr>
-        <w:spacing w:after="80" w:line="220" w:lineRule="auto"/>
-        <w:ind w:left="720"/>
-        <w:rPr>
-          <w:rFonts w:ascii="游ゴシック" w:eastAsia="游ゴシック" w:hAnsi="游ゴシック"/>
-        </w:rPr>
-      </w:pPr>
-      <w:r>
-        <w:rPr>
-          <w:rFonts w:ascii="游ゴシック" w:eastAsia="游ゴシック" w:hAnsi="游ゴシック"/>
-        </w:rPr>
-        <w:t>images配下にドキュメントと同じ構成のサブフォルダを作ってもいいかもしれないが、基本的にはadocのファイル名_画像名.pngのようにした方がいいと思います。</w:t>
-      </w:r>
-    </w:p>
-    <w:p>
-      <w:pPr>
-        <w:spacing w:after="80" w:line="220" w:lineRule="auto"/>
-        <w:ind w:left="720"/>
-        <w:rPr>
-          <w:rFonts w:ascii="游ゴシック" w:eastAsia="游ゴシック" w:hAnsi="游ゴシック" w:hint="eastAsia"/>
-        </w:rPr>
-      </w:pPr>
-      <w:r>
-        <w:rPr>
-          <w:rFonts w:ascii="游ゴシック" w:eastAsia="游ゴシック" w:hAnsi="游ゴシック" w:hint="eastAsia"/>
-        </w:rPr>
-        <w:t>パスの指定の仕方で画像のリンクが切れてしまい埋め込まれない状態が発生するので気を付けてください</w:t>
-      </w:r>
-    </w:p>
-    <w:p>
-      <w:pPr>
-        <w:spacing w:after="40"/>
-        <w:ind w:left="720"/>
-        <w:rPr>
-          <w:rFonts w:ascii="游ゴシック" w:eastAsia="游ゴシック" w:hAnsi="游ゴシック"/>
-        </w:rPr>
-      </w:pPr>
-      <w:r>
-        <w:rPr>
-          <w:rFonts w:ascii="游ゴシック" w:eastAsia="游ゴシック" w:hAnsi="游ゴシック" w:hint="eastAsia"/>
-        </w:rPr>
-        <w:t>•</w:t>
-      </w:r>
-      <w:r>
-        <w:rPr>
-          <w:rFonts w:ascii="游ゴシック" w:eastAsia="游ゴシック" w:hAnsi="游ゴシック"/>
-        </w:rPr>
-        <w:t xml:space="preserve"> adocと画像の配置イメージ</w:t>
-      </w:r>
-    </w:p>
-    <w:p>
-      <w:pPr>
-        <w:shd w:val="clear" w:color="auto" w:fill="F3F3F3"/>
-        <w:spacing w:before="120" w:after="120" w:line="220" w:lineRule="auto"/>
-        <w:ind w:left="1080"/>
-        <w:rPr>
-          <w:rFonts w:ascii="Cascadia Code" w:hAnsi="Cascadia Code" w:cs="Cascadia Code"/>
-          <w:color w:val="000000"/>
-          <w:sz w:val="18"/>
-        </w:rPr>
-      </w:pPr>
-      <w:r>
-        <w:rPr>
-          <w:rFonts w:ascii="Cascadia Code" w:hAnsi="Cascadia Code" w:cs="Cascadia Code"/>
-          <w:color w:val="000000"/>
-          <w:sz w:val="18"/>
-        </w:rPr>
-        <w:t>main.adoc</w:t>
-      </w:r>
-    </w:p>
-    <w:p>
-      <w:pPr>
-        <w:shd w:val="clear" w:color="auto" w:fill="F3F3F3"/>
-        <w:spacing w:before="120" w:after="120" w:line="220" w:lineRule="auto"/>
-        <w:ind w:left="1080"/>
-        <w:rPr>
-          <w:rFonts w:ascii="Cascadia Code" w:hAnsi="Cascadia Code" w:cs="Cascadia Code"/>
-          <w:color w:val="000000"/>
-          <w:sz w:val="18"/>
-        </w:rPr>
-      </w:pPr>
-      <w:r>
-        <w:rPr>
-          <w:rFonts w:ascii="Cascadia Code" w:hAnsi="Cascadia Code" w:cs="Cascadia Code"/>
-          <w:color w:val="000000"/>
-          <w:sz w:val="18"/>
-        </w:rPr>
-        <w:t>subdoc/subdoca.adoc</w:t>
-      </w:r>
-    </w:p>
-    <w:p>
-      <w:pPr>
-        <w:shd w:val="clear" w:color="auto" w:fill="F3F3F3"/>
-        <w:spacing w:before="120" w:after="120" w:line="220" w:lineRule="auto"/>
-        <w:ind w:left="1080"/>
-        <w:rPr>
-          <w:rFonts w:ascii="Cascadia Code" w:hAnsi="Cascadia Code" w:cs="Cascadia Code"/>
-          <w:color w:val="000000"/>
-          <w:sz w:val="18"/>
-        </w:rPr>
-      </w:pPr>
-      <w:r>
-        <w:rPr>
-          <w:rFonts w:ascii="Cascadia Code" w:hAnsi="Cascadia Code" w:cs="Cascadia Code"/>
-          <w:color w:val="000000"/>
-          <w:sz w:val="18"/>
-        </w:rPr>
-        <w:t>subdoc/image_b.png</w:t>
-      </w:r>
-    </w:p>
-    <w:p>
-      <w:pPr>
-        <w:shd w:val="clear" w:color="auto" w:fill="F3F3F3"/>
-        <w:spacing w:before="120" w:after="120" w:line="220" w:lineRule="auto"/>
-        <w:ind w:left="1080"/>
-        <w:rPr>
-          <w:rFonts w:ascii="Cascadia Code" w:hAnsi="Cascadia Code" w:cs="Cascadia Code"/>
-          <w:color w:val="000000"/>
-          <w:sz w:val="18"/>
-        </w:rPr>
-      </w:pPr>
-      <w:r>
-        <w:rPr>
-          <w:rFonts w:ascii="Cascadia Code" w:hAnsi="Cascadia Code" w:cs="Cascadia Code"/>
-          <w:color w:val="000000"/>
-          <w:sz w:val="18"/>
-        </w:rPr>
-        <w:t>subdoc/images/image_c.png</w:t>
-      </w:r>
-    </w:p>
-    <w:p>
-      <w:pPr>
-        <w:shd w:val="clear" w:color="auto" w:fill="F3F3F3"/>
-        <w:spacing w:before="120" w:after="120" w:line="220" w:lineRule="auto"/>
-        <w:ind w:left="1080"/>
-        <w:rPr>
-          <w:rFonts w:ascii="Cascadia Code" w:hAnsi="Cascadia Code" w:cs="Cascadia Code"/>
-          <w:color w:val="000000"/>
-          <w:sz w:val="18"/>
-        </w:rPr>
-      </w:pPr>
-      <w:r>
-        <w:rPr>
-          <w:rFonts w:ascii="Cascadia Code" w:hAnsi="Cascadia Code" w:cs="Cascadia Code"/>
-          <w:color w:val="000000"/>
-          <w:sz w:val="18"/>
-        </w:rPr>
-        <w:lastRenderedPageBreak/>
-        <w:t>images/image_a.png</w:t>
-      </w:r>
-    </w:p>
-    <w:p>
-      <w:pPr>
-        <w:shd w:val="clear" w:color="auto" w:fill="F3F3F3"/>
-        <w:spacing w:before="120" w:after="120" w:line="220" w:lineRule="auto"/>
-        <w:ind w:left="1080"/>
-        <w:rPr>
-          <w:rFonts w:ascii="Cascadia Code" w:hAnsi="Cascadia Code" w:cs="Cascadia Code"/>
-          <w:color w:val="000000"/>
-          <w:sz w:val="18"/>
-        </w:rPr>
-      </w:pPr>
-      <w:r>
-        <w:rPr>
-          <w:rFonts w:ascii="Cascadia Code" w:hAnsi="Cascadia Code" w:cs="Cascadia Code"/>
-          <w:color w:val="000000"/>
-          <w:sz w:val="18"/>
-        </w:rPr>
-        <w:t>images/subdoc/image_d.png</w:t>
-      </w:r>
-    </w:p>
-    <w:p/>
-    <w:p>
-      <w:pPr>
-        <w:spacing w:after="40"/>
-        <w:ind w:left="720"/>
-        <w:rPr>
-          <w:rFonts w:ascii="游ゴシック" w:eastAsia="游ゴシック" w:hAnsi="游ゴシック"/>
-        </w:rPr>
-      </w:pPr>
-      <w:r>
-        <w:rPr>
-          <w:rFonts w:ascii="游ゴシック" w:eastAsia="游ゴシック" w:hAnsi="游ゴシック" w:hint="eastAsia"/>
-        </w:rPr>
-        <w:t>•</w:t>
-      </w:r>
-      <w:r>
-        <w:rPr>
-          <w:rFonts w:ascii="游ゴシック" w:eastAsia="游ゴシック" w:hAnsi="游ゴシック"/>
-        </w:rPr>
-        <w:t xml:space="preserve"> 以下の指定をする()</w:t>
-      </w:r>
-    </w:p>
-    <w:p>
-      <w:pPr>
-        <w:shd w:val="clear" w:color="auto" w:fill="F3F3F3"/>
-        <w:spacing w:before="120" w:after="120" w:line="220" w:lineRule="auto"/>
-        <w:ind w:left="1080"/>
-        <w:rPr>
-          <w:rFonts w:ascii="Cascadia Code" w:hAnsi="Cascadia Code" w:cs="Cascadia Code"/>
-          <w:color w:val="000000"/>
-          <w:sz w:val="18"/>
-        </w:rPr>
-      </w:pPr>
-      <w:r>
-        <w:rPr>
-          <w:rFonts w:ascii="Cascadia Code" w:hAnsi="Cascadia Code" w:cs="Cascadia Code"/>
-          <w:color w:val="000000"/>
-          <w:sz w:val="18"/>
-        </w:rPr>
-        <w:t>image::image_a.png[]</w:t>
-      </w:r>
-    </w:p>
-    <w:p>
-      <w:pPr>
-        <w:shd w:val="clear" w:color="auto" w:fill="F3F3F3"/>
-        <w:spacing w:before="120" w:after="120" w:line="220" w:lineRule="auto"/>
-        <w:ind w:left="1080"/>
-        <w:rPr>
-          <w:rFonts w:ascii="Cascadia Code" w:hAnsi="Cascadia Code" w:cs="Cascadia Code"/>
-          <w:color w:val="000000"/>
-          <w:sz w:val="18"/>
-        </w:rPr>
-      </w:pPr>
-      <w:r>
-        <w:rPr>
-          <w:rFonts w:ascii="Cascadia Code" w:hAnsi="Cascadia Code" w:cs="Cascadia Code"/>
-          <w:color w:val="000000"/>
-          <w:sz w:val="18"/>
-        </w:rPr>
-        <w:t>image::images/image_a.png[]</w:t>
-      </w:r>
-    </w:p>
-    <w:p>
-      <w:pPr>
-        <w:shd w:val="clear" w:color="auto" w:fill="F3F3F3"/>
-        <w:spacing w:before="120" w:after="120" w:line="220" w:lineRule="auto"/>
-        <w:ind w:left="1080"/>
-        <w:rPr>
-          <w:rFonts w:ascii="Cascadia Code" w:hAnsi="Cascadia Code" w:cs="Cascadia Code"/>
-          <w:color w:val="000000"/>
-          <w:sz w:val="18"/>
-        </w:rPr>
-      </w:pPr>
-      <w:r>
-        <w:rPr>
-          <w:rFonts w:ascii="Cascadia Code" w:hAnsi="Cascadia Code" w:cs="Cascadia Code"/>
-          <w:color w:val="000000"/>
-          <w:sz w:val="18"/>
-        </w:rPr>
-        <w:t>image::./images/image_a.png[]</w:t>
-      </w:r>
-    </w:p>
-    <w:p>
-      <w:pPr>
-        <w:shd w:val="clear" w:color="auto" w:fill="F3F3F3"/>
-        <w:spacing w:before="120" w:after="120" w:line="220" w:lineRule="auto"/>
-        <w:ind w:left="1080"/>
-        <w:rPr>
-          <w:rFonts w:ascii="Cascadia Code" w:hAnsi="Cascadia Code" w:cs="Cascadia Code"/>
-          <w:color w:val="000000"/>
-          <w:sz w:val="18"/>
-        </w:rPr>
-      </w:pPr>
-      <w:r>
-        <w:rPr>
-          <w:rFonts w:ascii="Cascadia Code" w:hAnsi="Cascadia Code" w:cs="Cascadia Code"/>
-          <w:color w:val="000000"/>
-          <w:sz w:val="18"/>
-        </w:rPr>
-        <w:t>image::image_b.png[]</w:t>
-      </w:r>
-    </w:p>
-    <w:p>
-      <w:pPr>
-        <w:shd w:val="clear" w:color="auto" w:fill="F3F3F3"/>
-        <w:spacing w:before="120" w:after="120" w:line="220" w:lineRule="auto"/>
-        <w:ind w:left="1080"/>
-        <w:rPr>
-          <w:rFonts w:ascii="Cascadia Code" w:hAnsi="Cascadia Code" w:cs="Cascadia Code"/>
-          <w:color w:val="000000"/>
-          <w:sz w:val="18"/>
-        </w:rPr>
-      </w:pPr>
-      <w:r>
-        <w:rPr>
-          <w:rFonts w:ascii="Cascadia Code" w:hAnsi="Cascadia Code" w:cs="Cascadia Code"/>
-          <w:color w:val="000000"/>
-          <w:sz w:val="18"/>
-        </w:rPr>
-        <w:t>image::./image_b.png[]</w:t>
-      </w:r>
-    </w:p>
-    <w:p>
-      <w:pPr>
-        <w:shd w:val="clear" w:color="auto" w:fill="F3F3F3"/>
-        <w:spacing w:before="120" w:after="120" w:line="220" w:lineRule="auto"/>
-        <w:ind w:left="1080"/>
-        <w:rPr>
-          <w:rFonts w:ascii="Cascadia Code" w:hAnsi="Cascadia Code" w:cs="Cascadia Code"/>
-          <w:color w:val="000000"/>
-          <w:sz w:val="18"/>
-        </w:rPr>
-      </w:pPr>
-      <w:r>
-        <w:rPr>
-          <w:rFonts w:ascii="Cascadia Code" w:hAnsi="Cascadia Code" w:cs="Cascadia Code"/>
-          <w:color w:val="000000"/>
-          <w:sz w:val="18"/>
-        </w:rPr>
-        <w:t>image::images/image_c.png[]</w:t>
-      </w:r>
-    </w:p>
-    <w:p>
-      <w:pPr>
-        <w:shd w:val="clear" w:color="auto" w:fill="F3F3F3"/>
-        <w:spacing w:before="120" w:after="120" w:line="220" w:lineRule="auto"/>
-        <w:ind w:left="1080"/>
-        <w:rPr>
-          <w:rFonts w:ascii="Cascadia Code" w:hAnsi="Cascadia Code" w:cs="Cascadia Code"/>
-          <w:color w:val="000000"/>
-          <w:sz w:val="18"/>
-        </w:rPr>
-      </w:pPr>
-      <w:r>
-        <w:rPr>
-          <w:rFonts w:ascii="Cascadia Code" w:hAnsi="Cascadia Code" w:cs="Cascadia Code"/>
-          <w:color w:val="000000"/>
-          <w:sz w:val="18"/>
-        </w:rPr>
-        <w:t>image::./images/image_c.png[]</w:t>
-      </w:r>
-    </w:p>
-    <w:p>
-      <w:pPr>
-        <w:shd w:val="clear" w:color="auto" w:fill="F3F3F3"/>
-        <w:spacing w:before="120" w:after="120" w:line="220" w:lineRule="auto"/>
-        <w:ind w:left="1080"/>
-        <w:rPr>
-          <w:rFonts w:ascii="Cascadia Code" w:hAnsi="Cascadia Code" w:cs="Cascadia Code"/>
-          <w:color w:val="000000"/>
-          <w:sz w:val="18"/>
-        </w:rPr>
-      </w:pPr>
-      <w:r>
-        <w:rPr>
-          <w:rFonts w:ascii="Cascadia Code" w:hAnsi="Cascadia Code" w:cs="Cascadia Code"/>
-          <w:color w:val="000000"/>
-          <w:sz w:val="18"/>
-        </w:rPr>
-        <w:t>image::image_c.png[]</w:t>
-      </w:r>
-    </w:p>
-    <w:p>
-      <w:pPr>
-        <w:shd w:val="clear" w:color="auto" w:fill="F3F3F3"/>
-        <w:spacing w:before="120" w:after="120" w:line="220" w:lineRule="auto"/>
-        <w:ind w:left="1080"/>
-        <w:rPr>
-          <w:rFonts w:ascii="Cascadia Code" w:hAnsi="Cascadia Code" w:cs="Cascadia Code"/>
-          <w:color w:val="000000"/>
-          <w:sz w:val="18"/>
-        </w:rPr>
-      </w:pPr>
-      <w:r>
-        <w:rPr>
-          <w:rFonts w:ascii="Cascadia Code" w:hAnsi="Cascadia Code" w:cs="Cascadia Code"/>
-          <w:color w:val="000000"/>
-          <w:sz w:val="18"/>
-        </w:rPr>
-        <w:t>image::subdoc/image_d.png[]</w:t>
-      </w:r>
-    </w:p>
-    <w:p/>
-    <w:p>
-      <w:pPr>
-        <w:spacing w:after="40"/>
-        <w:ind w:left="720"/>
-        <w:rPr>
-          <w:rFonts w:ascii="游ゴシック" w:eastAsia="游ゴシック" w:hAnsi="游ゴシック"/>
-        </w:rPr>
-      </w:pPr>
-      <w:r>
-        <w:rPr>
-          <w:rFonts w:ascii="游ゴシック" w:eastAsia="游ゴシック" w:hAnsi="游ゴシック" w:hint="eastAsia"/>
-        </w:rPr>
-        <w:t>•</w:t>
-      </w:r>
-      <w:r>
-        <w:rPr>
-          <w:rFonts w:ascii="游ゴシック" w:eastAsia="游ゴシック" w:hAnsi="游ゴシック"/>
-        </w:rPr>
-        <w:t xml:space="preserve"> 出力イメージ</w:t>
-      </w:r>
-    </w:p>
-    <w:p>
-      <w:pPr>
-        <w:spacing w:after="80" w:line="220" w:lineRule="auto"/>
-        <w:rPr>
-          <w:rFonts w:ascii="游ゴシック" w:eastAsia="游ゴシック" w:hAnsi="游ゴシック"/>
-        </w:rPr>
-      </w:pPr>
-      <w:r>
-        <w:rPr>
-          <w:rFonts w:ascii="游ゴシック" w:eastAsia="游ゴシック" w:hAnsi="游ゴシック"/>
-        </w:rPr>
-        <w:t>[画像が見つかりません: C:\workspace\AsciiDocSampleGitHub\subdoc\images\image_a.png]</w:t>
-      </w:r>
-    </w:p>
-    <w:p>
-      <w:pPr>
-        <w:spacing w:after="80" w:line="220" w:lineRule="auto"/>
-        <w:rPr>
-          <w:rFonts w:ascii="游ゴシック" w:eastAsia="游ゴシック" w:hAnsi="游ゴシック"/>
-        </w:rPr>
-      </w:pPr>
-      <w:r>
-        <w:rPr>
-          <w:rFonts w:ascii="游ゴシック" w:eastAsia="游ゴシック" w:hAnsi="游ゴシック"/>
-        </w:rPr>
-        <w:t>[画像が見つかりません: C:\workspace\AsciiDocSampleGitHub\subdoc\images\images\image_a.png]</w:t>
-      </w:r>
-    </w:p>
-    <w:p>
-      <w:pPr>
-        <w:spacing w:after="80" w:line="220" w:lineRule="auto"/>
-        <w:rPr>
-          <w:rFonts w:ascii="游ゴシック" w:eastAsia="游ゴシック" w:hAnsi="游ゴシック"/>
-        </w:rPr>
-      </w:pPr>
-      <w:r>
-        <w:rPr>
-          <w:rFonts w:ascii="游ゴシック" w:eastAsia="游ゴシック" w:hAnsi="游ゴシック"/>
-        </w:rPr>
-        <w:t>[画像が見つかりません: C:\workspace\AsciiDocSampleGitHub\subdoc\images\images\image_a.png]</w:t>
-      </w:r>
-    </w:p>
-    <w:p>
-      <w:pPr>
-        <w:spacing w:after="80" w:line="220" w:lineRule="auto"/>
-        <w:rPr>
-          <w:rFonts w:ascii="游ゴシック" w:eastAsia="游ゴシック" w:hAnsi="游ゴシック"/>
-        </w:rPr>
-      </w:pPr>
-      <w:r>
-        <w:rPr>
-          <w:rFonts w:ascii="游ゴシック" w:eastAsia="游ゴシック" w:hAnsi="游ゴシック"/>
-        </w:rPr>
-        <w:t>[画像が見つかりません: C:\workspace\AsciiDocSampleGitHub\subdoc\images\image_b.png]</w:t>
-      </w:r>
-    </w:p>
-    <w:p>
-      <w:pPr>
-        <w:spacing w:after="80" w:line="220" w:lineRule="auto"/>
-        <w:rPr>
-          <w:rFonts w:ascii="游ゴシック" w:eastAsia="游ゴシック" w:hAnsi="游ゴシック"/>
-        </w:rPr>
-      </w:pPr>
-      <w:r>
-        <w:rPr>
-          <w:rFonts w:ascii="游ゴシック" w:eastAsia="游ゴシック" w:hAnsi="游ゴシック"/>
-        </w:rPr>
-        <w:t>[画像が見つかりません: C:\workspace\AsciiDocSampleGitHub\subdoc\images\image_b.png]</w:t>
-      </w:r>
-    </w:p>
-    <w:p>
-      <w:pPr>
-        <w:spacing w:after="80" w:line="220" w:lineRule="auto"/>
-        <w:rPr>
-          <w:rFonts w:ascii="游ゴシック" w:eastAsia="游ゴシック" w:hAnsi="游ゴシック"/>
-        </w:rPr>
-      </w:pPr>
-      <w:r>
-        <w:rPr>
-          <w:rFonts w:ascii="游ゴシック" w:eastAsia="游ゴシック" w:hAnsi="游ゴシック"/>
-        </w:rPr>
-        <w:t>[画像が見つかりません: C:\workspace\AsciiDocSampleGitHub\subdoc\images\images\image_c.png]</w:t>
-      </w:r>
-    </w:p>
-    <w:p>
-      <w:pPr>
-        <w:spacing w:after="80" w:line="220" w:lineRule="auto"/>
-        <w:rPr>
-          <w:rFonts w:ascii="游ゴシック" w:eastAsia="游ゴシック" w:hAnsi="游ゴシック"/>
-        </w:rPr>
-      </w:pPr>
-      <w:r>
-        <w:rPr>
-          <w:rFonts w:ascii="游ゴシック" w:eastAsia="游ゴシック" w:hAnsi="游ゴシック"/>
-        </w:rPr>
-        <w:t>[画像が見つかりません: C:\workspace\AsciiDocSampleGitHub\subdoc\images\images\image_c.png]</w:t>
-      </w:r>
-    </w:p>
-    <w:p>
-      <w:r>
-        <w:rPr>
-          <w:noProof/>
-        </w:rPr>
-        <w:lastRenderedPageBreak/>
-        <w:drawing>
-          <wp:inline distT="0" distB="0" distL="0" distR="0" wp14:anchorId="7CEE5E56" wp14:editId="2F1F13EF">
-            <wp:extent cx="4495238" cy="1838095"/>
-            <wp:effectExtent l="0" t="0" r="635" b="0"/>
-            <wp:docPr id="301109511" name="図 7"/>
-            <wp:cNvGraphicFramePr/>
-            <a:graphic xmlns:a="http://schemas.openxmlformats.org/drawingml/2006/main">
-              <a:graphicData uri="http://schemas.openxmlformats.org/drawingml/2006/picture">
-                <pic:pic xmlns:pic="http://schemas.openxmlformats.org/drawingml/2006/picture">
-                  <pic:nvPicPr>
-                    <pic:cNvPr id="301109511" name=""/>
-                    <pic:cNvPicPr/>
-                  </pic:nvPicPr>
-                  <pic:blipFill>
-                    <a:blip r:embed="rId11">
-                      <a:extLst>
-                        <a:ext uri="{28A0092B-C50C-407E-A947-70E740481C1C}">
-                          <a14:useLocalDpi xmlns:a14="http://schemas.microsoft.com/office/drawing/2010/main" val="0"/>
-                        </a:ext>
-                      </a:extLst>
-                    </a:blip>
-                    <a:stretch>
-                      <a:fillRect/>
-                    </a:stretch>
-                  </pic:blipFill>
-                  <pic:spPr>
-                    <a:xfrm>
-                      <a:off x="0" y="0"/>
-                      <a:ext cx="4495238" cy="1838095"/>
-                    </a:xfrm>
-                    <a:prstGeom prst="rect">
-                      <a:avLst/>
-                    </a:prstGeom>
-                  </pic:spPr>
-                </pic:pic>
-              </a:graphicData>
-            </a:graphic>
-          </wp:inline>
-        </w:drawing>
-      </w:r>
-    </w:p>
-    <w:p>
-      <w:pPr>
-        <w:spacing w:after="80" w:line="220" w:lineRule="auto"/>
-        <w:rPr>
-          <w:rFonts w:ascii="游ゴシック" w:eastAsia="游ゴシック" w:hAnsi="游ゴシック"/>
-        </w:rPr>
-      </w:pPr>
-      <w:r>
-        <w:rPr>
-          <w:rFonts w:ascii="游ゴシック" w:eastAsia="游ゴシック" w:hAnsi="游ゴシック"/>
-        </w:rPr>
-        <w:t>[画像が見つかりません: C:\workspace\AsciiDocSampleGitHub\subdoc\images\subdoc\image_d.png]</w:t>
-      </w:r>
-    </w:p>
-    <w:p/>
-    <w:p>
-      <w:pPr>
-        <w:widowControl/>
-      </w:pPr>
-      <w:r>
-        <w:br w:type="page"/>
-      </w:r>
-    </w:p>
-    <w:p/>
-    <w:p>
-      <w:pPr>
-        <w:pStyle w:val="2"/>
-        <w:spacing w:before="0" w:after="0"/>
-        <w:rPr>
-          <w:rFonts w:ascii="游ゴシック" w:eastAsia="游ゴシック" w:hAnsi="游ゴシック"/>
-          <w:b/>
-        </w:rPr>
-      </w:pPr>
-      <w:bookmarkStart w:id="21" w:name="_Toc230351325"/>
+      <w:bookmarkStart w:id="21" w:name="_Toc230354979"/>
       <w:r>
         <w:rPr>
           <w:rFonts w:ascii="游ゴシック" w:eastAsia="游ゴシック" w:hAnsi="游ゴシック"/>
@@ -8041,7 +8065,7 @@
           <w:b/>
         </w:rPr>
       </w:pPr>
-      <w:bookmarkStart w:id="22" w:name="_Toc230351326"/>
+      <w:bookmarkStart w:id="22" w:name="_Toc230354980"/>
       <w:r>
         <w:rPr>
           <w:rFonts w:ascii="游ゴシック" w:eastAsia="游ゴシック" w:hAnsi="游ゴシック"/>
@@ -8087,12 +8111,12 @@
     </w:p>
     <w:p/>
     <w:sectPr>
-      <w:headerReference w:type="even" r:id="rId12"/>
-      <w:headerReference w:type="default" r:id="rId13"/>
-      <w:footerReference w:type="even" r:id="rId14"/>
-      <w:footerReference w:type="default" r:id="rId15"/>
-      <w:headerReference w:type="first" r:id="rId16"/>
-      <w:footerReference w:type="first" r:id="rId17"/>
+      <w:headerReference w:type="even" r:id="rId11"/>
+      <w:headerReference w:type="default" r:id="rId12"/>
+      <w:footerReference w:type="even" r:id="rId13"/>
+      <w:footerReference w:type="default" r:id="rId14"/>
+      <w:headerReference w:type="first" r:id="rId15"/>
+      <w:footerReference w:type="first" r:id="rId16"/>
       <w:pgSz w:w="11906" w:h="16838"/>
       <w:pgMar w:top="1417" w:right="1134" w:bottom="1134" w:left="1417" w:header="851" w:footer="992" w:gutter="0"/>
       <w:cols w:space="425"/>
@@ -8632,7 +8656,7 @@
     <w:link w:val="10"/>
     <w:uiPriority w:val="9"/>
     <w:qFormat/>
-    <w:rsid w:val="00960B5E"/>
+    <w:rsid w:val="00B457FD"/>
     <w:pPr>
       <w:keepNext/>
       <w:keepLines/>
@@ -8654,7 +8678,7 @@
     <w:uiPriority w:val="9"/>
     <w:unhideWhenUsed/>
     <w:qFormat/>
-    <w:rsid w:val="00960B5E"/>
+    <w:rsid w:val="00B457FD"/>
     <w:pPr>
       <w:keepNext/>
       <w:keepLines/>
@@ -8676,7 +8700,7 @@
     <w:uiPriority w:val="9"/>
     <w:unhideWhenUsed/>
     <w:qFormat/>
-    <w:rsid w:val="00960B5E"/>
+    <w:rsid w:val="00B457FD"/>
     <w:pPr>
       <w:keepNext/>
       <w:keepLines/>
@@ -8698,7 +8722,7 @@
     <w:semiHidden/>
     <w:unhideWhenUsed/>
     <w:qFormat/>
-    <w:rsid w:val="00960B5E"/>
+    <w:rsid w:val="00B457FD"/>
     <w:pPr>
       <w:keepNext/>
       <w:keepLines/>
@@ -8719,7 +8743,7 @@
     <w:semiHidden/>
     <w:unhideWhenUsed/>
     <w:qFormat/>
-    <w:rsid w:val="00960B5E"/>
+    <w:rsid w:val="00B457FD"/>
     <w:pPr>
       <w:keepNext/>
       <w:keepLines/>
@@ -8741,7 +8765,7 @@
     <w:semiHidden/>
     <w:unhideWhenUsed/>
     <w:qFormat/>
-    <w:rsid w:val="00960B5E"/>
+    <w:rsid w:val="00B457FD"/>
     <w:pPr>
       <w:keepNext/>
       <w:keepLines/>
@@ -8763,7 +8787,7 @@
     <w:semiHidden/>
     <w:unhideWhenUsed/>
     <w:qFormat/>
-    <w:rsid w:val="00960B5E"/>
+    <w:rsid w:val="00B457FD"/>
     <w:pPr>
       <w:keepNext/>
       <w:keepLines/>
@@ -8785,7 +8809,7 @@
     <w:semiHidden/>
     <w:unhideWhenUsed/>
     <w:qFormat/>
-    <w:rsid w:val="00960B5E"/>
+    <w:rsid w:val="00B457FD"/>
     <w:pPr>
       <w:keepNext/>
       <w:keepLines/>
@@ -8807,7 +8831,7 @@
     <w:semiHidden/>
     <w:unhideWhenUsed/>
     <w:qFormat/>
-    <w:rsid w:val="00960B5E"/>
+    <w:rsid w:val="00B457FD"/>
     <w:pPr>
       <w:keepNext/>
       <w:keepLines/>
@@ -8852,7 +8876,7 @@
     <w:basedOn w:val="a0"/>
     <w:link w:val="1"/>
     <w:uiPriority w:val="9"/>
-    <w:rsid w:val="00960B5E"/>
+    <w:rsid w:val="00B457FD"/>
     <w:rPr>
       <w:rFonts w:asciiTheme="majorHAnsi" w:eastAsiaTheme="majorEastAsia" w:hAnsiTheme="majorHAnsi" w:cstheme="majorBidi"/>
       <w:color w:val="000000" w:themeColor="text1"/>
@@ -8865,7 +8889,7 @@
     <w:basedOn w:val="a0"/>
     <w:link w:val="2"/>
     <w:uiPriority w:val="9"/>
-    <w:rsid w:val="00960B5E"/>
+    <w:rsid w:val="00B457FD"/>
     <w:rPr>
       <w:rFonts w:asciiTheme="majorHAnsi" w:eastAsiaTheme="majorEastAsia" w:hAnsiTheme="majorHAnsi" w:cstheme="majorBidi"/>
       <w:color w:val="000000" w:themeColor="text1"/>
@@ -8878,7 +8902,7 @@
     <w:basedOn w:val="a0"/>
     <w:link w:val="3"/>
     <w:uiPriority w:val="9"/>
-    <w:rsid w:val="00960B5E"/>
+    <w:rsid w:val="00B457FD"/>
     <w:rPr>
       <w:rFonts w:asciiTheme="majorHAnsi" w:eastAsiaTheme="majorEastAsia" w:hAnsiTheme="majorHAnsi" w:cstheme="majorBidi"/>
       <w:color w:val="000000" w:themeColor="text1"/>
@@ -8891,7 +8915,7 @@
     <w:link w:val="4"/>
     <w:uiPriority w:val="9"/>
     <w:semiHidden/>
-    <w:rsid w:val="00960B5E"/>
+    <w:rsid w:val="00B457FD"/>
     <w:rPr>
       <w:rFonts w:asciiTheme="majorHAnsi" w:eastAsiaTheme="majorEastAsia" w:hAnsiTheme="majorHAnsi" w:cstheme="majorBidi"/>
       <w:color w:val="000000" w:themeColor="text1"/>
@@ -8903,7 +8927,7 @@
     <w:link w:val="5"/>
     <w:uiPriority w:val="9"/>
     <w:semiHidden/>
-    <w:rsid w:val="00960B5E"/>
+    <w:rsid w:val="00B457FD"/>
     <w:rPr>
       <w:rFonts w:asciiTheme="majorHAnsi" w:eastAsiaTheme="majorEastAsia" w:hAnsiTheme="majorHAnsi" w:cstheme="majorBidi"/>
       <w:color w:val="000000" w:themeColor="text1"/>
@@ -8915,7 +8939,7 @@
     <w:link w:val="6"/>
     <w:uiPriority w:val="9"/>
     <w:semiHidden/>
-    <w:rsid w:val="00960B5E"/>
+    <w:rsid w:val="00B457FD"/>
     <w:rPr>
       <w:rFonts w:asciiTheme="majorHAnsi" w:eastAsiaTheme="majorEastAsia" w:hAnsiTheme="majorHAnsi" w:cstheme="majorBidi"/>
       <w:color w:val="000000" w:themeColor="text1"/>
@@ -8927,7 +8951,7 @@
     <w:link w:val="7"/>
     <w:uiPriority w:val="9"/>
     <w:semiHidden/>
-    <w:rsid w:val="00960B5E"/>
+    <w:rsid w:val="00B457FD"/>
     <w:rPr>
       <w:rFonts w:asciiTheme="majorHAnsi" w:eastAsiaTheme="majorEastAsia" w:hAnsiTheme="majorHAnsi" w:cstheme="majorBidi"/>
       <w:color w:val="000000" w:themeColor="text1"/>
@@ -8939,7 +8963,7 @@
     <w:link w:val="8"/>
     <w:uiPriority w:val="9"/>
     <w:semiHidden/>
-    <w:rsid w:val="00960B5E"/>
+    <w:rsid w:val="00B457FD"/>
     <w:rPr>
       <w:rFonts w:asciiTheme="majorHAnsi" w:eastAsiaTheme="majorEastAsia" w:hAnsiTheme="majorHAnsi" w:cstheme="majorBidi"/>
       <w:color w:val="000000" w:themeColor="text1"/>
@@ -8951,7 +8975,7 @@
     <w:link w:val="9"/>
     <w:uiPriority w:val="9"/>
     <w:semiHidden/>
-    <w:rsid w:val="00960B5E"/>
+    <w:rsid w:val="00B457FD"/>
     <w:rPr>
       <w:rFonts w:asciiTheme="majorHAnsi" w:eastAsiaTheme="majorEastAsia" w:hAnsiTheme="majorHAnsi" w:cstheme="majorBidi"/>
       <w:color w:val="000000" w:themeColor="text1"/>
@@ -8964,7 +8988,7 @@
     <w:link w:val="a4"/>
     <w:uiPriority w:val="10"/>
     <w:qFormat/>
-    <w:rsid w:val="00960B5E"/>
+    <w:rsid w:val="00B457FD"/>
     <w:pPr>
       <w:spacing w:after="80"/>
       <w:contextualSpacing/>
@@ -8983,7 +9007,7 @@
     <w:basedOn w:val="a0"/>
     <w:link w:val="a3"/>
     <w:uiPriority w:val="10"/>
-    <w:rsid w:val="00960B5E"/>
+    <w:rsid w:val="00B457FD"/>
     <w:rPr>
       <w:rFonts w:asciiTheme="majorHAnsi" w:eastAsiaTheme="majorEastAsia" w:hAnsiTheme="majorHAnsi" w:cstheme="majorBidi"/>
       <w:spacing w:val="-10"/>
@@ -8999,7 +9023,7 @@
     <w:link w:val="a6"/>
     <w:uiPriority w:val="11"/>
     <w:qFormat/>
-    <w:rsid w:val="00960B5E"/>
+    <w:rsid w:val="00B457FD"/>
     <w:pPr>
       <w:numPr>
         <w:ilvl w:val="1"/>
@@ -9020,7 +9044,7 @@
     <w:basedOn w:val="a0"/>
     <w:link w:val="a5"/>
     <w:uiPriority w:val="11"/>
-    <w:rsid w:val="00960B5E"/>
+    <w:rsid w:val="00B457FD"/>
     <w:rPr>
       <w:rFonts w:asciiTheme="majorHAnsi" w:eastAsiaTheme="majorEastAsia" w:hAnsiTheme="majorHAnsi" w:cstheme="majorBidi"/>
       <w:color w:val="595959" w:themeColor="text1" w:themeTint="A6"/>
@@ -9036,7 +9060,7 @@
     <w:link w:val="a8"/>
     <w:uiPriority w:val="29"/>
     <w:qFormat/>
-    <w:rsid w:val="00960B5E"/>
+    <w:rsid w:val="00B457FD"/>
     <w:pPr>
       <w:spacing w:before="160" w:after="160"/>
       <w:jc w:val="center"/>
@@ -9052,7 +9076,7 @@
     <w:basedOn w:val="a0"/>
     <w:link w:val="a7"/>
     <w:uiPriority w:val="29"/>
-    <w:rsid w:val="00960B5E"/>
+    <w:rsid w:val="00B457FD"/>
     <w:rPr>
       <w:i/>
       <w:iCs/>
@@ -9064,7 +9088,7 @@
     <w:basedOn w:val="a"/>
     <w:uiPriority w:val="34"/>
     <w:qFormat/>
-    <w:rsid w:val="00960B5E"/>
+    <w:rsid w:val="00B457FD"/>
     <w:pPr>
       <w:ind w:left="720"/>
       <w:contextualSpacing/>
@@ -9075,7 +9099,7 @@
     <w:basedOn w:val="a0"/>
     <w:uiPriority w:val="21"/>
     <w:qFormat/>
-    <w:rsid w:val="00960B5E"/>
+    <w:rsid w:val="00B457FD"/>
     <w:rPr>
       <w:i/>
       <w:iCs/>
@@ -9089,7 +9113,7 @@
     <w:link w:val="23"/>
     <w:uiPriority w:val="30"/>
     <w:qFormat/>
-    <w:rsid w:val="00960B5E"/>
+    <w:rsid w:val="00B457FD"/>
     <w:pPr>
       <w:pBdr>
         <w:top w:val="single" w:sz="4" w:space="10" w:color="0F4761" w:themeColor="accent1" w:themeShade="BF"/>
@@ -9110,7 +9134,7 @@
     <w:basedOn w:val="a0"/>
     <w:link w:val="22"/>
     <w:uiPriority w:val="30"/>
-    <w:rsid w:val="00960B5E"/>
+    <w:rsid w:val="00B457FD"/>
     <w:rPr>
       <w:i/>
       <w:iCs/>
@@ -9122,7 +9146,7 @@
     <w:basedOn w:val="a0"/>
     <w:uiPriority w:val="32"/>
     <w:qFormat/>
-    <w:rsid w:val="00960B5E"/>
+    <w:rsid w:val="00B457FD"/>
     <w:rPr>
       <w:b/>
       <w:bCs/>
@@ -9137,7 +9161,7 @@
     <w:link w:val="ab"/>
     <w:uiPriority w:val="99"/>
     <w:unhideWhenUsed/>
-    <w:rsid w:val="00960B5E"/>
+    <w:rsid w:val="00B457FD"/>
     <w:pPr>
       <w:tabs>
         <w:tab w:val="center" w:pos="4252"/>
@@ -9151,7 +9175,7 @@
     <w:basedOn w:val="a0"/>
     <w:link w:val="aa"/>
     <w:uiPriority w:val="99"/>
-    <w:rsid w:val="00960B5E"/>
+    <w:rsid w:val="00B457FD"/>
   </w:style>
   <w:style w:type="paragraph" w:styleId="ac">
     <w:name w:val="footer"/>
@@ -9159,7 +9183,7 @@
     <w:link w:val="ad"/>
     <w:uiPriority w:val="99"/>
     <w:unhideWhenUsed/>
-    <w:rsid w:val="00960B5E"/>
+    <w:rsid w:val="00B457FD"/>
     <w:pPr>
       <w:tabs>
         <w:tab w:val="center" w:pos="4252"/>
@@ -9173,7 +9197,7 @@
     <w:basedOn w:val="a0"/>
     <w:link w:val="ac"/>
     <w:uiPriority w:val="99"/>
-    <w:rsid w:val="00960B5E"/>
+    <w:rsid w:val="00B457FD"/>
   </w:style>
   <w:style w:type="paragraph" w:styleId="11">
     <w:name w:val="toc 1"/>
@@ -9182,7 +9206,7 @@
     <w:autoRedefine/>
     <w:uiPriority w:val="39"/>
     <w:unhideWhenUsed/>
-    <w:rsid w:val="00960B5E"/>
+    <w:rsid w:val="00B457FD"/>
   </w:style>
   <w:style w:type="paragraph" w:styleId="25">
     <w:name w:val="toc 2"/>
@@ -9191,7 +9215,7 @@
     <w:autoRedefine/>
     <w:uiPriority w:val="39"/>
     <w:unhideWhenUsed/>
-    <w:rsid w:val="00960B5E"/>
+    <w:rsid w:val="00B457FD"/>
     <w:pPr>
       <w:ind w:leftChars="100" w:left="210"/>
     </w:pPr>
@@ -9203,7 +9227,7 @@
     <w:autoRedefine/>
     <w:uiPriority w:val="39"/>
     <w:unhideWhenUsed/>
-    <w:rsid w:val="00960B5E"/>
+    <w:rsid w:val="00B457FD"/>
     <w:pPr>
       <w:ind w:leftChars="200" w:left="420"/>
     </w:pPr>

--- a/out/AsciiDocSample.docx
+++ b/out/AsciiDocSample.docx
@@ -10,7 +10,7 @@
         <mc:AlternateContent>
           <mc:Choice Requires="wps">
             <w:drawing>
-              <wp:anchor distT="0" distB="0" distL="114300" distR="114300" simplePos="0" relativeHeight="251661312" behindDoc="0" locked="0" layoutInCell="1" allowOverlap="1" wp14:anchorId="7EB9BAFA" wp14:editId="18AE19E2">
+              <wp:anchor distT="0" distB="0" distL="114300" distR="114300" simplePos="0" relativeHeight="251661312" behindDoc="0" locked="0" layoutInCell="1" allowOverlap="1" wp14:anchorId="7DF67C9F" wp14:editId="23159E64">
                 <wp:simplePos x="0" y="0"/>
                 <wp:positionH relativeFrom="column">
                   <wp:posOffset>3420425</wp:posOffset>
@@ -21,7 +21,7 @@
                 <wp:extent cx="2520000" cy="900000"/>
                 <wp:effectExtent l="0" t="0" r="13970" b="14605"/>
                 <wp:wrapNone/>
-                <wp:docPr id="1190716312" name="テキスト ボックス 3"/>
+                <wp:docPr id="991781991" name="テキスト ボックス 3"/>
                 <wp:cNvGraphicFramePr/>
                 <a:graphic xmlns:a="http://schemas.openxmlformats.org/drawingml/2006/main">
                   <a:graphicData uri="http://schemas.microsoft.com/office/word/2010/wordprocessingShape">
@@ -199,7 +199,7 @@
           </mc:Choice>
           <mc:Fallback>
             <w:pict>
-              <v:shapetype w14:anchorId="7EB9BAFA" id="_x0000_t202" coordsize="21600,21600" o:spt="202" path="m,l,21600r21600,l21600,xe">
+              <v:shapetype w14:anchorId="7DF67C9F" id="_x0000_t202" coordsize="21600,21600" o:spt="202" path="m,l,21600r21600,l21600,xe">
                 <v:stroke joinstyle="miter"/>
                 <v:path gradientshapeok="t" o:connecttype="rect"/>
               </v:shapetype>
@@ -353,7 +353,7 @@
         <mc:AlternateContent>
           <mc:Choice Requires="wps">
             <w:drawing>
-              <wp:anchor distT="0" distB="0" distL="114300" distR="114300" simplePos="0" relativeHeight="251660288" behindDoc="0" locked="0" layoutInCell="1" allowOverlap="1" wp14:anchorId="55C7E3F5" wp14:editId="131D2A32">
+              <wp:anchor distT="0" distB="0" distL="114300" distR="114300" simplePos="0" relativeHeight="251660288" behindDoc="0" locked="0" layoutInCell="1" allowOverlap="1" wp14:anchorId="66462505" wp14:editId="61EE9B76">
                 <wp:simplePos x="0" y="0"/>
                 <wp:positionH relativeFrom="column">
                   <wp:posOffset>2880360</wp:posOffset>
@@ -364,7 +364,7 @@
                 <wp:extent cx="2520000" cy="900000"/>
                 <wp:effectExtent l="0" t="0" r="13970" b="14605"/>
                 <wp:wrapNone/>
-                <wp:docPr id="1591519738" name="テキスト ボックス 2"/>
+                <wp:docPr id="1647240230" name="テキスト ボックス 2"/>
                 <wp:cNvGraphicFramePr/>
                 <a:graphic xmlns:a="http://schemas.openxmlformats.org/drawingml/2006/main">
                   <a:graphicData uri="http://schemas.microsoft.com/office/word/2010/wordprocessingShape">
@@ -486,7 +486,7 @@
           </mc:Choice>
           <mc:Fallback>
             <w:pict>
-              <v:shape w14:anchorId="55C7E3F5" id="テキスト ボックス 2" o:spid="_x0000_s1027" type="#_x0000_t202" style="position:absolute;margin-left:226.8pt;margin-top:326pt;width:198.45pt;height:70.85pt;z-index:251660288;visibility:visible;mso-wrap-style:square;mso-wrap-distance-left:9pt;mso-wrap-distance-top:0;mso-wrap-distance-right:9pt;mso-wrap-distance-bottom:0;mso-position-horizontal:absolute;mso-position-horizontal-relative:text;mso-position-vertical:absolute;mso-position-vertical-relative:text;v-text-anchor:top" o:gfxdata="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" filled="f" stroked="f" strokeweight=".5pt">
+              <v:shape w14:anchorId="66462505" id="テキスト ボックス 2" o:spid="_x0000_s1027" type="#_x0000_t202" style="position:absolute;margin-left:226.8pt;margin-top:326pt;width:198.45pt;height:70.85pt;z-index:251660288;visibility:visible;mso-wrap-style:square;mso-wrap-distance-left:9pt;mso-wrap-distance-top:0;mso-wrap-distance-right:9pt;mso-wrap-distance-bottom:0;mso-position-horizontal:absolute;mso-position-horizontal-relative:text;mso-position-vertical:absolute;mso-position-vertical-relative:text;v-text-anchor:top" o:gfxdata="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" filled="f" stroked="f" strokeweight=".5pt">
                 <v:fill o:detectmouseclick="t"/>
                 <v:textbox inset="0,0,0,0">
                   <w:txbxContent>
@@ -580,7 +580,7 @@
         <mc:AlternateContent>
           <mc:Choice Requires="wps">
             <w:drawing>
-              <wp:anchor distT="0" distB="0" distL="114300" distR="114300" simplePos="0" relativeHeight="251659264" behindDoc="0" locked="0" layoutInCell="1" allowOverlap="1" wp14:anchorId="64C5B245" wp14:editId="3CACC3EF">
+              <wp:anchor distT="0" distB="0" distL="114300" distR="114300" simplePos="0" relativeHeight="251659264" behindDoc="0" locked="0" layoutInCell="1" allowOverlap="1" wp14:anchorId="4737EA18" wp14:editId="612A5DCE">
                 <wp:simplePos x="0" y="0"/>
                 <wp:positionH relativeFrom="column">
                   <wp:posOffset>360360</wp:posOffset>
@@ -591,7 +591,7 @@
                 <wp:extent cx="5040000" cy="1620000"/>
                 <wp:effectExtent l="0" t="0" r="27305" b="18415"/>
                 <wp:wrapNone/>
-                <wp:docPr id="2115589639" name="四角形: 角を丸くする 1"/>
+                <wp:docPr id="2048332464" name="四角形: 角を丸くする 1"/>
                 <wp:cNvGraphicFramePr/>
                 <a:graphic xmlns:a="http://schemas.openxmlformats.org/drawingml/2006/main">
                   <a:graphicData uri="http://schemas.microsoft.com/office/word/2010/wordprocessingShape">
@@ -702,7 +702,7 @@
           </mc:Choice>
           <mc:Fallback>
             <w:pict>
-              <v:roundrect w14:anchorId="64C5B245" id="四角形: 角を丸くする 1" o:spid="_x0000_s1028" style="position:absolute;margin-left:28.35pt;margin-top:184.25pt;width:396.85pt;height:127.55pt;z-index:251659264;visibility:visible;mso-wrap-style:square;mso-wrap-distance-left:9pt;mso-wrap-distance-top:0;mso-wrap-distance-right:9pt;mso-wrap-distance-bottom:0;mso-position-horizontal:absolute;mso-position-horizontal-relative:text;mso-position-vertical:absolute;mso-position-vertical-relative:text;v-text-anchor:middle" arcsize="10923f" o:gfxdata="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" filled="f" fillcolor="#156082 [3204]" strokecolor="#030e13 [484]" strokeweight="1.5pt">
+              <v:roundrect w14:anchorId="4737EA18" id="四角形: 角を丸くする 1" o:spid="_x0000_s1028" style="position:absolute;margin-left:28.35pt;margin-top:184.25pt;width:396.85pt;height:127.55pt;z-index:251659264;visibility:visible;mso-wrap-style:square;mso-wrap-distance-left:9pt;mso-wrap-distance-top:0;mso-wrap-distance-right:9pt;mso-wrap-distance-bottom:0;mso-position-horizontal:absolute;mso-position-horizontal-relative:text;mso-position-vertical:absolute;mso-position-vertical-relative:text;v-text-anchor:middle" arcsize="10923f" o:gfxdata="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" filled="f" fillcolor="#156082 [3204]" strokecolor="#030e13 [484]" strokeweight="1.5pt">
                 <v:stroke joinstyle="miter"/>
                 <v:textbox>
                   <w:txbxContent>
@@ -774,7 +774,7 @@
           <w:b/>
         </w:rPr>
       </w:pPr>
-      <w:bookmarkStart w:id="0" w:name="_Toc230354958"/>
+      <w:bookmarkStart w:id="0" w:name="_Toc230357270"/>
       <w:r>
         <w:rPr>
           <w:rFonts w:ascii="游ゴシック" w:eastAsia="游ゴシック" w:hAnsi="游ゴシック" w:hint="eastAsia"/>
@@ -827,7 +827,7 @@
         <w:rPr>
           <w:noProof/>
         </w:rPr>
-        <w:instrText xml:space="preserve"> PAGEREF _Toc230354958 \h </w:instrText>
+        <w:instrText xml:space="preserve"> PAGEREF _Toc230357270 \h </w:instrText>
       </w:r>
       <w:r>
         <w:rPr>
@@ -887,7 +887,7 @@
         <w:rPr>
           <w:noProof/>
         </w:rPr>
-        <w:instrText xml:space="preserve"> PAGEREF _Toc230354959 \h </w:instrText>
+        <w:instrText xml:space="preserve"> PAGEREF _Toc230357271 \h </w:instrText>
       </w:r>
       <w:r>
         <w:rPr>
@@ -947,7 +947,7 @@
         <w:rPr>
           <w:noProof/>
         </w:rPr>
-        <w:instrText xml:space="preserve"> PAGEREF _Toc230354960 \h </w:instrText>
+        <w:instrText xml:space="preserve"> PAGEREF _Toc230357272 \h </w:instrText>
       </w:r>
       <w:r>
         <w:rPr>
@@ -1007,7 +1007,7 @@
         <w:rPr>
           <w:noProof/>
         </w:rPr>
-        <w:instrText xml:space="preserve"> PAGEREF _Toc230354961 \h </w:instrText>
+        <w:instrText xml:space="preserve"> PAGEREF _Toc230357273 \h </w:instrText>
       </w:r>
       <w:r>
         <w:rPr>
@@ -1067,7 +1067,7 @@
         <w:rPr>
           <w:noProof/>
         </w:rPr>
-        <w:instrText xml:space="preserve"> PAGEREF _Toc230354962 \h </w:instrText>
+        <w:instrText xml:space="preserve"> PAGEREF _Toc230357274 \h </w:instrText>
       </w:r>
       <w:r>
         <w:rPr>
@@ -1127,7 +1127,7 @@
         <w:rPr>
           <w:noProof/>
         </w:rPr>
-        <w:instrText xml:space="preserve"> PAGEREF _Toc230354963 \h </w:instrText>
+        <w:instrText xml:space="preserve"> PAGEREF _Toc230357275 \h </w:instrText>
       </w:r>
       <w:r>
         <w:rPr>
@@ -1187,7 +1187,7 @@
         <w:rPr>
           <w:noProof/>
         </w:rPr>
-        <w:instrText xml:space="preserve"> PAGEREF _Toc230354964 \h </w:instrText>
+        <w:instrText xml:space="preserve"> PAGEREF _Toc230357276 \h </w:instrText>
       </w:r>
       <w:r>
         <w:rPr>
@@ -1247,7 +1247,7 @@
         <w:rPr>
           <w:noProof/>
         </w:rPr>
-        <w:instrText xml:space="preserve"> PAGEREF _Toc230354965 \h </w:instrText>
+        <w:instrText xml:space="preserve"> PAGEREF _Toc230357277 \h </w:instrText>
       </w:r>
       <w:r>
         <w:rPr>
@@ -1307,7 +1307,7 @@
         <w:rPr>
           <w:noProof/>
         </w:rPr>
-        <w:instrText xml:space="preserve"> PAGEREF _Toc230354966 \h </w:instrText>
+        <w:instrText xml:space="preserve"> PAGEREF _Toc230357278 \h </w:instrText>
       </w:r>
       <w:r>
         <w:rPr>
@@ -1367,7 +1367,7 @@
         <w:rPr>
           <w:noProof/>
         </w:rPr>
-        <w:instrText xml:space="preserve"> PAGEREF _Toc230354967 \h </w:instrText>
+        <w:instrText xml:space="preserve"> PAGEREF _Toc230357279 \h </w:instrText>
       </w:r>
       <w:r>
         <w:rPr>
@@ -1427,7 +1427,7 @@
         <w:rPr>
           <w:noProof/>
         </w:rPr>
-        <w:instrText xml:space="preserve"> PAGEREF _Toc230354968 \h </w:instrText>
+        <w:instrText xml:space="preserve"> PAGEREF _Toc230357280 \h </w:instrText>
       </w:r>
       <w:r>
         <w:rPr>
@@ -1487,7 +1487,7 @@
         <w:rPr>
           <w:noProof/>
         </w:rPr>
-        <w:instrText xml:space="preserve"> PAGEREF _Toc230354969 \h </w:instrText>
+        <w:instrText xml:space="preserve"> PAGEREF _Toc230357281 \h </w:instrText>
       </w:r>
       <w:r>
         <w:rPr>
@@ -1547,7 +1547,7 @@
         <w:rPr>
           <w:noProof/>
         </w:rPr>
-        <w:instrText xml:space="preserve"> PAGEREF _Toc230354970 \h </w:instrText>
+        <w:instrText xml:space="preserve"> PAGEREF _Toc230357282 \h </w:instrText>
       </w:r>
       <w:r>
         <w:rPr>
@@ -1607,7 +1607,7 @@
         <w:rPr>
           <w:noProof/>
         </w:rPr>
-        <w:instrText xml:space="preserve"> PAGEREF _Toc230354971 \h </w:instrText>
+        <w:instrText xml:space="preserve"> PAGEREF _Toc230357283 \h </w:instrText>
       </w:r>
       <w:r>
         <w:rPr>
@@ -1667,7 +1667,7 @@
         <w:rPr>
           <w:noProof/>
         </w:rPr>
-        <w:instrText xml:space="preserve"> PAGEREF _Toc230354972 \h </w:instrText>
+        <w:instrText xml:space="preserve"> PAGEREF _Toc230357284 \h </w:instrText>
       </w:r>
       <w:r>
         <w:rPr>
@@ -1727,7 +1727,7 @@
         <w:rPr>
           <w:noProof/>
         </w:rPr>
-        <w:instrText xml:space="preserve"> PAGEREF _Toc230354973 \h </w:instrText>
+        <w:instrText xml:space="preserve"> PAGEREF _Toc230357285 \h </w:instrText>
       </w:r>
       <w:r>
         <w:rPr>
@@ -1787,7 +1787,7 @@
         <w:rPr>
           <w:noProof/>
         </w:rPr>
-        <w:instrText xml:space="preserve"> PAGEREF _Toc230354974 \h </w:instrText>
+        <w:instrText xml:space="preserve"> PAGEREF _Toc230357286 \h </w:instrText>
       </w:r>
       <w:r>
         <w:rPr>
@@ -1847,7 +1847,7 @@
         <w:rPr>
           <w:noProof/>
         </w:rPr>
-        <w:instrText xml:space="preserve"> PAGEREF _Toc230354975 \h </w:instrText>
+        <w:instrText xml:space="preserve"> PAGEREF _Toc230357287 \h </w:instrText>
       </w:r>
       <w:r>
         <w:rPr>
@@ -1907,7 +1907,7 @@
         <w:rPr>
           <w:noProof/>
         </w:rPr>
-        <w:instrText xml:space="preserve"> PAGEREF _Toc230354976 \h </w:instrText>
+        <w:instrText xml:space="preserve"> PAGEREF _Toc230357288 \h </w:instrText>
       </w:r>
       <w:r>
         <w:rPr>
@@ -1967,7 +1967,7 @@
         <w:rPr>
           <w:noProof/>
         </w:rPr>
-        <w:instrText xml:space="preserve"> PAGEREF _Toc230354977 \h </w:instrText>
+        <w:instrText xml:space="preserve"> PAGEREF _Toc230357289 \h </w:instrText>
       </w:r>
       <w:r>
         <w:rPr>
@@ -2027,7 +2027,7 @@
         <w:rPr>
           <w:noProof/>
         </w:rPr>
-        <w:instrText xml:space="preserve"> PAGEREF _Toc230354978 \h </w:instrText>
+        <w:instrText xml:space="preserve"> PAGEREF _Toc230357290 \h </w:instrText>
       </w:r>
       <w:r>
         <w:rPr>
@@ -2087,7 +2087,7 @@
         <w:rPr>
           <w:noProof/>
         </w:rPr>
-        <w:instrText xml:space="preserve"> PAGEREF _Toc230354979 \h </w:instrText>
+        <w:instrText xml:space="preserve"> PAGEREF _Toc230357291 \h </w:instrText>
       </w:r>
       <w:r>
         <w:rPr>
@@ -2147,7 +2147,7 @@
         <w:rPr>
           <w:noProof/>
         </w:rPr>
-        <w:instrText xml:space="preserve"> PAGEREF _Toc230354980 \h </w:instrText>
+        <w:instrText xml:space="preserve"> PAGEREF _Toc230357292 \h </w:instrText>
       </w:r>
       <w:r>
         <w:rPr>
@@ -2197,7 +2197,7 @@
           <w:b/>
         </w:rPr>
       </w:pPr>
-      <w:bookmarkStart w:id="1" w:name="_Toc230354959"/>
+      <w:bookmarkStart w:id="1" w:name="_Toc230357271"/>
       <w:r>
         <w:rPr>
           <w:rFonts w:ascii="游ゴシック" w:eastAsia="游ゴシック" w:hAnsi="游ゴシック"/>
@@ -2326,7 +2326,7 @@
           <w:b/>
         </w:rPr>
       </w:pPr>
-      <w:bookmarkStart w:id="2" w:name="_Toc230354960"/>
+      <w:bookmarkStart w:id="2" w:name="_Toc230357272"/>
       <w:r>
         <w:rPr>
           <w:rFonts w:ascii="游ゴシック" w:eastAsia="游ゴシック" w:hAnsi="游ゴシック"/>
@@ -2345,7 +2345,7 @@
           <w:b/>
         </w:rPr>
       </w:pPr>
-      <w:bookmarkStart w:id="3" w:name="_Toc230354961"/>
+      <w:bookmarkStart w:id="3" w:name="_Toc230357273"/>
       <w:r>
         <w:rPr>
           <w:rFonts w:ascii="游ゴシック" w:eastAsia="游ゴシック" w:hAnsi="游ゴシック"/>
@@ -2378,7 +2378,7 @@
           <w:b/>
         </w:rPr>
       </w:pPr>
-      <w:bookmarkStart w:id="4" w:name="_Toc230354962"/>
+      <w:bookmarkStart w:id="4" w:name="_Toc230357274"/>
       <w:r>
         <w:rPr>
           <w:rFonts w:ascii="游ゴシック" w:eastAsia="游ゴシック" w:hAnsi="游ゴシック"/>
@@ -2411,7 +2411,7 @@
           <w:b/>
         </w:rPr>
       </w:pPr>
-      <w:bookmarkStart w:id="5" w:name="_Toc230354963"/>
+      <w:bookmarkStart w:id="5" w:name="_Toc230357275"/>
       <w:r>
         <w:rPr>
           <w:rFonts w:ascii="游ゴシック" w:eastAsia="游ゴシック" w:hAnsi="游ゴシック"/>
@@ -2444,7 +2444,7 @@
           <w:b/>
         </w:rPr>
       </w:pPr>
-      <w:bookmarkStart w:id="6" w:name="_Toc230354964"/>
+      <w:bookmarkStart w:id="6" w:name="_Toc230357276"/>
       <w:r>
         <w:rPr>
           <w:rFonts w:ascii="游ゴシック" w:eastAsia="游ゴシック" w:hAnsi="游ゴシック"/>
@@ -2522,7 +2522,7 @@
         <w:rPr>
           <w:rFonts w:ascii="游ゴシック" w:eastAsia="游ゴシック" w:hAnsi="游ゴシック"/>
         </w:rPr>
-        <w:t xml:space="preserve">    https://www.java.com/ja/download/manual.jsp</w:t>
+        <w:t>https://www.java.com/ja/download/manual.jsp</w:t>
       </w:r>
     </w:p>
     <w:p>
@@ -2530,14 +2530,14 @@
         <w:spacing w:after="80" w:line="220" w:lineRule="auto"/>
         <w:ind w:left="360"/>
         <w:rPr>
-          <w:rFonts w:ascii="游ゴシック" w:eastAsia="游ゴシック" w:hAnsi="游ゴシック"/>
-        </w:rPr>
-      </w:pPr>
-      <w:r>
-        <w:rPr>
-          <w:rFonts w:ascii="游ゴシック" w:eastAsia="游ゴシック" w:hAnsi="游ゴシック"/>
-        </w:rPr>
-        <w:t xml:space="preserve">    ここからインストーラーをダウンロードしてインストールしてください</w:t>
+          <w:rFonts w:ascii="游ゴシック" w:eastAsia="游ゴシック" w:hAnsi="游ゴシック" w:hint="eastAsia"/>
+        </w:rPr>
+      </w:pPr>
+      <w:r>
+        <w:rPr>
+          <w:rFonts w:ascii="游ゴシック" w:eastAsia="游ゴシック" w:hAnsi="游ゴシック" w:hint="eastAsia"/>
+        </w:rPr>
+        <w:t>ここからインストーラーをダウンロードしてインストールしてください</w:t>
       </w:r>
     </w:p>
     <w:p>
@@ -2566,7 +2566,7 @@
         <w:rPr>
           <w:rFonts w:ascii="游ゴシック" w:eastAsia="游ゴシック" w:hAnsi="游ゴシック"/>
         </w:rPr>
-        <w:t xml:space="preserve">    http://plantuml.com/download</w:t>
+        <w:t>http://plantuml.com/download</w:t>
       </w:r>
     </w:p>
     <w:p>
@@ -2574,14 +2574,14 @@
         <w:spacing w:after="80" w:line="220" w:lineRule="auto"/>
         <w:ind w:left="360"/>
         <w:rPr>
-          <w:rFonts w:ascii="游ゴシック" w:eastAsia="游ゴシック" w:hAnsi="游ゴシック"/>
-        </w:rPr>
-      </w:pPr>
-      <w:r>
-        <w:rPr>
-          <w:rFonts w:ascii="游ゴシック" w:eastAsia="游ゴシック" w:hAnsi="游ゴシック"/>
-        </w:rPr>
-        <w:t xml:space="preserve">    ここからインストーラーをダウンロードしてインストールしてください</w:t>
+          <w:rFonts w:ascii="游ゴシック" w:eastAsia="游ゴシック" w:hAnsi="游ゴシック" w:hint="eastAsia"/>
+        </w:rPr>
+      </w:pPr>
+      <w:r>
+        <w:rPr>
+          <w:rFonts w:ascii="游ゴシック" w:eastAsia="游ゴシック" w:hAnsi="游ゴシック" w:hint="eastAsia"/>
+        </w:rPr>
+        <w:t>ここからインストーラーをダウンロードしてインストールしてください</w:t>
       </w:r>
     </w:p>
     <w:p>
@@ -2610,7 +2610,7 @@
         <w:rPr>
           <w:rFonts w:ascii="游ゴシック" w:eastAsia="游ゴシック" w:hAnsi="游ゴシック"/>
         </w:rPr>
-        <w:t xml:space="preserve">    http://www.graphviz.org/Download_windows.php</w:t>
+        <w:t>http://www.graphviz.org/Download_windows.php</w:t>
       </w:r>
     </w:p>
     <w:p>
@@ -2618,14 +2618,14 @@
         <w:spacing w:after="80" w:line="220" w:lineRule="auto"/>
         <w:ind w:left="360"/>
         <w:rPr>
-          <w:rFonts w:ascii="游ゴシック" w:eastAsia="游ゴシック" w:hAnsi="游ゴシック"/>
-        </w:rPr>
-      </w:pPr>
-      <w:r>
-        <w:rPr>
-          <w:rFonts w:ascii="游ゴシック" w:eastAsia="游ゴシック" w:hAnsi="游ゴシック"/>
-        </w:rPr>
-        <w:t xml:space="preserve">    ここからインストーラーをダウンロードしてインストールしてください</w:t>
+          <w:rFonts w:ascii="游ゴシック" w:eastAsia="游ゴシック" w:hAnsi="游ゴシック" w:hint="eastAsia"/>
+        </w:rPr>
+      </w:pPr>
+      <w:r>
+        <w:rPr>
+          <w:rFonts w:ascii="游ゴシック" w:eastAsia="游ゴシック" w:hAnsi="游ゴシック" w:hint="eastAsia"/>
+        </w:rPr>
+        <w:t>ここからインストーラーをダウンロードしてインストールしてください</w:t>
       </w:r>
     </w:p>
     <w:p/>
@@ -2647,7 +2647,7 @@
           <w:b/>
         </w:rPr>
       </w:pPr>
-      <w:bookmarkStart w:id="7" w:name="_Toc230354965"/>
+      <w:bookmarkStart w:id="7" w:name="_Toc230357277"/>
       <w:r>
         <w:rPr>
           <w:rFonts w:ascii="游ゴシック" w:eastAsia="游ゴシック" w:hAnsi="游ゴシック"/>
@@ -2681,12 +2681,6 @@
       </w:pPr>
       <w:r>
         <w:rPr>
-          <w:rFonts w:ascii="游ゴシック" w:eastAsia="游ゴシック" w:hAnsi="游ゴシック"/>
-        </w:rPr>
-        <w:t xml:space="preserve">    </w:t>
-      </w:r>
-      <w:r>
-        <w:rPr>
           <w:rFonts w:ascii="游ゴシック" w:eastAsia="游ゴシック" w:hAnsi="游ゴシック" w:hint="eastAsia"/>
           <w:b/>
         </w:rPr>
@@ -2712,7 +2706,7 @@
         <w:rPr>
           <w:rFonts w:ascii="游ゴシック" w:eastAsia="游ゴシック" w:hAnsi="游ゴシック"/>
         </w:rPr>
-        <w:t xml:space="preserve">      c:\\users\\[ユーザーID]\\.gemrc を以下のように編集する</w:t>
+        <w:t>c:\\users\\[ユーザーID]\\.gemrc を以下のように編集する</w:t>
       </w:r>
     </w:p>
     <w:p>
@@ -2845,14 +2839,14 @@
         <w:spacing w:after="80" w:line="220" w:lineRule="auto"/>
         <w:ind w:left="360"/>
         <w:rPr>
-          <w:rFonts w:ascii="游ゴシック" w:eastAsia="游ゴシック" w:hAnsi="游ゴシック"/>
-        </w:rPr>
-      </w:pPr>
-      <w:r>
-        <w:rPr>
-          <w:rFonts w:ascii="游ゴシック" w:eastAsia="游ゴシック" w:hAnsi="游ゴシック"/>
-        </w:rPr>
-        <w:t xml:space="preserve">    環境変数に登録しても可</w:t>
+          <w:rFonts w:ascii="游ゴシック" w:eastAsia="游ゴシック" w:hAnsi="游ゴシック" w:hint="eastAsia"/>
+        </w:rPr>
+      </w:pPr>
+      <w:r>
+        <w:rPr>
+          <w:rFonts w:ascii="游ゴシック" w:eastAsia="游ゴシック" w:hAnsi="游ゴシック" w:hint="eastAsia"/>
+        </w:rPr>
+        <w:t>環境変数に登録しても可</w:t>
       </w:r>
     </w:p>
     <w:p>
@@ -3234,7 +3228,7 @@
           <w:b/>
         </w:rPr>
       </w:pPr>
-      <w:bookmarkStart w:id="8" w:name="_Toc230354966"/>
+      <w:bookmarkStart w:id="8" w:name="_Toc230357278"/>
       <w:r>
         <w:rPr>
           <w:rFonts w:ascii="游ゴシック" w:eastAsia="游ゴシック" w:hAnsi="游ゴシック"/>
@@ -3298,7 +3292,7 @@
           <w:b/>
         </w:rPr>
       </w:pPr>
-      <w:bookmarkStart w:id="9" w:name="_Toc230354967"/>
+      <w:bookmarkStart w:id="9" w:name="_Toc230357279"/>
       <w:r>
         <w:rPr>
           <w:rFonts w:ascii="游ゴシック" w:eastAsia="游ゴシック" w:hAnsi="游ゴシック"/>
@@ -3355,7 +3349,7 @@
           <w:b/>
         </w:rPr>
       </w:pPr>
-      <w:bookmarkStart w:id="10" w:name="_Toc230354968"/>
+      <w:bookmarkStart w:id="10" w:name="_Toc230357280"/>
       <w:r>
         <w:rPr>
           <w:rFonts w:ascii="游ゴシック" w:eastAsia="游ゴシック" w:hAnsi="游ゴシック"/>
@@ -3388,7 +3382,7 @@
           <w:b/>
         </w:rPr>
       </w:pPr>
-      <w:bookmarkStart w:id="11" w:name="_Toc230354969"/>
+      <w:bookmarkStart w:id="11" w:name="_Toc230357281"/>
       <w:r>
         <w:rPr>
           <w:rFonts w:ascii="游ゴシック" w:eastAsia="游ゴシック" w:hAnsi="游ゴシック"/>
@@ -3709,7 +3703,7 @@
           <w:b/>
         </w:rPr>
       </w:pPr>
-      <w:bookmarkStart w:id="12" w:name="_Toc230354970"/>
+      <w:bookmarkStart w:id="12" w:name="_Toc230357282"/>
       <w:r>
         <w:rPr>
           <w:rFonts w:ascii="游ゴシック" w:eastAsia="游ゴシック" w:hAnsi="游ゴシック"/>
@@ -3772,7 +3766,7 @@
           <w:b/>
         </w:rPr>
       </w:pPr>
-      <w:bookmarkStart w:id="13" w:name="_Toc230354971"/>
+      <w:bookmarkStart w:id="13" w:name="_Toc230357283"/>
       <w:r>
         <w:rPr>
           <w:rFonts w:ascii="游ゴシック" w:eastAsia="游ゴシック" w:hAnsi="游ゴシック"/>
@@ -3917,16 +3911,16 @@
           <w:noProof/>
         </w:rPr>
         <w:drawing>
-          <wp:inline distT="0" distB="0" distL="0" distR="0" wp14:anchorId="216066D4" wp14:editId="0DB96596">
+          <wp:inline distT="0" distB="0" distL="0" distR="0" wp14:anchorId="026CAF22" wp14:editId="49146AC9">
             <wp:extent cx="4038600" cy="3524250"/>
             <wp:effectExtent l="0" t="0" r="0" b="0"/>
-            <wp:docPr id="746135791" name="図 4"/>
+            <wp:docPr id="840949517" name="図 4"/>
             <wp:cNvGraphicFramePr/>
             <a:graphic xmlns:a="http://schemas.openxmlformats.org/drawingml/2006/main">
               <a:graphicData uri="http://schemas.openxmlformats.org/drawingml/2006/picture">
                 <pic:pic xmlns:pic="http://schemas.openxmlformats.org/drawingml/2006/picture">
                   <pic:nvPicPr>
-                    <pic:cNvPr id="746135791" name=""/>
+                    <pic:cNvPr id="840949517" name=""/>
                     <pic:cNvPicPr/>
                   </pic:nvPicPr>
                   <pic:blipFill>
@@ -3966,7 +3960,7 @@
           <w:b/>
         </w:rPr>
       </w:pPr>
-      <w:bookmarkStart w:id="14" w:name="_Toc230354972"/>
+      <w:bookmarkStart w:id="14" w:name="_Toc230357284"/>
       <w:r>
         <w:rPr>
           <w:rFonts w:ascii="游ゴシック" w:eastAsia="游ゴシック" w:hAnsi="游ゴシック"/>
@@ -4822,7 +4816,7 @@
           <w:b/>
         </w:rPr>
       </w:pPr>
-      <w:bookmarkStart w:id="15" w:name="_Toc230354973"/>
+      <w:bookmarkStart w:id="15" w:name="_Toc230357285"/>
       <w:r>
         <w:rPr>
           <w:rFonts w:ascii="游ゴシック" w:eastAsia="游ゴシック" w:hAnsi="游ゴシック"/>
@@ -4859,16 +4853,16 @@
           <w:noProof/>
         </w:rPr>
         <w:drawing>
-          <wp:inline distT="0" distB="0" distL="0" distR="0" wp14:anchorId="05934B89" wp14:editId="7ACF9EF5">
+          <wp:inline distT="0" distB="0" distL="0" distR="0" wp14:anchorId="45BE0226" wp14:editId="3AD9E958">
             <wp:extent cx="3924300" cy="4162425"/>
             <wp:effectExtent l="0" t="0" r="0" b="0"/>
-            <wp:docPr id="1463951667" name="グラフィックス 5"/>
+            <wp:docPr id="591567464" name="グラフィックス 5"/>
             <wp:cNvGraphicFramePr/>
             <a:graphic xmlns:a="http://schemas.openxmlformats.org/drawingml/2006/main">
               <a:graphicData uri="http://schemas.openxmlformats.org/drawingml/2006/picture">
                 <pic:pic xmlns:pic="http://schemas.openxmlformats.org/drawingml/2006/picture">
                   <pic:nvPicPr>
-                    <pic:cNvPr id="1463951667" name=""/>
+                    <pic:cNvPr id="591567464" name=""/>
                     <pic:cNvPicPr/>
                   </pic:nvPicPr>
                   <pic:blipFill>
@@ -4908,7 +4902,7 @@
           <w:b/>
         </w:rPr>
       </w:pPr>
-      <w:bookmarkStart w:id="16" w:name="_Toc230354974"/>
+      <w:bookmarkStart w:id="16" w:name="_Toc230357286"/>
       <w:r>
         <w:rPr>
           <w:rFonts w:ascii="游ゴシック" w:eastAsia="游ゴシック" w:hAnsi="游ゴシック"/>
@@ -5561,7 +5555,7 @@
           <w:b/>
         </w:rPr>
       </w:pPr>
-      <w:bookmarkStart w:id="17" w:name="_Toc230354975"/>
+      <w:bookmarkStart w:id="17" w:name="_Toc230357287"/>
       <w:r>
         <w:rPr>
           <w:rFonts w:ascii="游ゴシック" w:eastAsia="游ゴシック" w:hAnsi="游ゴシック"/>
@@ -5691,7 +5685,7 @@
           <w:b/>
         </w:rPr>
       </w:pPr>
-      <w:bookmarkStart w:id="18" w:name="_Toc230354976"/>
+      <w:bookmarkStart w:id="18" w:name="_Toc230357288"/>
       <w:r>
         <w:rPr>
           <w:rFonts w:ascii="游ゴシック" w:eastAsia="游ゴシック" w:hAnsi="游ゴシック"/>
@@ -5900,16 +5894,16 @@
           <w:noProof/>
         </w:rPr>
         <w:drawing>
-          <wp:inline distT="0" distB="0" distL="0" distR="0" wp14:anchorId="5607B8F9" wp14:editId="0859F8DD">
+          <wp:inline distT="0" distB="0" distL="0" distR="0" wp14:anchorId="218B0437" wp14:editId="249D64B0">
             <wp:extent cx="4495238" cy="1838095"/>
             <wp:effectExtent l="0" t="0" r="635" b="0"/>
-            <wp:docPr id="548704120" name="図 6"/>
+            <wp:docPr id="1687326565" name="図 6"/>
             <wp:cNvGraphicFramePr/>
             <a:graphic xmlns:a="http://schemas.openxmlformats.org/drawingml/2006/main">
               <a:graphicData uri="http://schemas.openxmlformats.org/drawingml/2006/picture">
                 <pic:pic xmlns:pic="http://schemas.openxmlformats.org/drawingml/2006/picture">
                   <pic:nvPicPr>
-                    <pic:cNvPr id="548704120" name=""/>
+                    <pic:cNvPr id="1687326565" name=""/>
                     <pic:cNvPicPr/>
                   </pic:nvPicPr>
                   <pic:blipFill>
@@ -5973,7 +5967,7 @@
           <w:b/>
         </w:rPr>
       </w:pPr>
-      <w:bookmarkStart w:id="19" w:name="_Toc230354977"/>
+      <w:bookmarkStart w:id="19" w:name="_Toc230357289"/>
       <w:r>
         <w:rPr>
           <w:rFonts w:ascii="游ゴシック" w:eastAsia="游ゴシック" w:hAnsi="游ゴシック"/>
@@ -6012,7 +6006,7 @@
           <w:b/>
         </w:rPr>
       </w:pPr>
-      <w:bookmarkStart w:id="20" w:name="_Toc230354978"/>
+      <w:bookmarkStart w:id="20" w:name="_Toc230357290"/>
       <w:r>
         <w:rPr>
           <w:rFonts w:ascii="游ゴシック" w:eastAsia="游ゴシック" w:hAnsi="游ゴシック"/>
@@ -6739,16 +6733,16 @@
         </w:rPr>
         <w:lastRenderedPageBreak/>
         <w:drawing>
-          <wp:inline distT="0" distB="0" distL="0" distR="0" wp14:anchorId="2339F918" wp14:editId="0A65F9A4">
+          <wp:inline distT="0" distB="0" distL="0" distR="0" wp14:anchorId="22BC58B2" wp14:editId="47865516">
             <wp:extent cx="4495238" cy="1838095"/>
             <wp:effectExtent l="0" t="0" r="635" b="0"/>
-            <wp:docPr id="98114795" name="図 7"/>
+            <wp:docPr id="172356192" name="図 7"/>
             <wp:cNvGraphicFramePr/>
             <a:graphic xmlns:a="http://schemas.openxmlformats.org/drawingml/2006/main">
               <a:graphicData uri="http://schemas.openxmlformats.org/drawingml/2006/picture">
                 <pic:pic xmlns:pic="http://schemas.openxmlformats.org/drawingml/2006/picture">
                   <pic:nvPicPr>
-                    <pic:cNvPr id="98114795" name=""/>
+                    <pic:cNvPr id="172356192" name=""/>
                     <pic:cNvPicPr/>
                   </pic:nvPicPr>
                   <pic:blipFill>
@@ -6812,7 +6806,7 @@
           <w:b/>
         </w:rPr>
       </w:pPr>
-      <w:bookmarkStart w:id="21" w:name="_Toc230354979"/>
+      <w:bookmarkStart w:id="21" w:name="_Toc230357291"/>
       <w:r>
         <w:rPr>
           <w:rFonts w:ascii="游ゴシック" w:eastAsia="游ゴシック" w:hAnsi="游ゴシック"/>
@@ -8065,7 +8059,7 @@
           <w:b/>
         </w:rPr>
       </w:pPr>
-      <w:bookmarkStart w:id="22" w:name="_Toc230354980"/>
+      <w:bookmarkStart w:id="22" w:name="_Toc230357292"/>
       <w:r>
         <w:rPr>
           <w:rFonts w:ascii="游ゴシック" w:eastAsia="游ゴシック" w:hAnsi="游ゴシック"/>
@@ -8656,7 +8650,7 @@
     <w:link w:val="10"/>
     <w:uiPriority w:val="9"/>
     <w:qFormat/>
-    <w:rsid w:val="00B457FD"/>
+    <w:rsid w:val="00993015"/>
     <w:pPr>
       <w:keepNext/>
       <w:keepLines/>
@@ -8678,7 +8672,7 @@
     <w:uiPriority w:val="9"/>
     <w:unhideWhenUsed/>
     <w:qFormat/>
-    <w:rsid w:val="00B457FD"/>
+    <w:rsid w:val="00993015"/>
     <w:pPr>
       <w:keepNext/>
       <w:keepLines/>
@@ -8700,7 +8694,7 @@
     <w:uiPriority w:val="9"/>
     <w:unhideWhenUsed/>
     <w:qFormat/>
-    <w:rsid w:val="00B457FD"/>
+    <w:rsid w:val="00993015"/>
     <w:pPr>
       <w:keepNext/>
       <w:keepLines/>
@@ -8722,7 +8716,7 @@
     <w:semiHidden/>
     <w:unhideWhenUsed/>
     <w:qFormat/>
-    <w:rsid w:val="00B457FD"/>
+    <w:rsid w:val="00993015"/>
     <w:pPr>
       <w:keepNext/>
       <w:keepLines/>
@@ -8743,7 +8737,7 @@
     <w:semiHidden/>
     <w:unhideWhenUsed/>
     <w:qFormat/>
-    <w:rsid w:val="00B457FD"/>
+    <w:rsid w:val="00993015"/>
     <w:pPr>
       <w:keepNext/>
       <w:keepLines/>
@@ -8765,7 +8759,7 @@
     <w:semiHidden/>
     <w:unhideWhenUsed/>
     <w:qFormat/>
-    <w:rsid w:val="00B457FD"/>
+    <w:rsid w:val="00993015"/>
     <w:pPr>
       <w:keepNext/>
       <w:keepLines/>
@@ -8787,7 +8781,7 @@
     <w:semiHidden/>
     <w:unhideWhenUsed/>
     <w:qFormat/>
-    <w:rsid w:val="00B457FD"/>
+    <w:rsid w:val="00993015"/>
     <w:pPr>
       <w:keepNext/>
       <w:keepLines/>
@@ -8809,7 +8803,7 @@
     <w:semiHidden/>
     <w:unhideWhenUsed/>
     <w:qFormat/>
-    <w:rsid w:val="00B457FD"/>
+    <w:rsid w:val="00993015"/>
     <w:pPr>
       <w:keepNext/>
       <w:keepLines/>
@@ -8831,7 +8825,7 @@
     <w:semiHidden/>
     <w:unhideWhenUsed/>
     <w:qFormat/>
-    <w:rsid w:val="00B457FD"/>
+    <w:rsid w:val="00993015"/>
     <w:pPr>
       <w:keepNext/>
       <w:keepLines/>
@@ -8876,7 +8870,7 @@
     <w:basedOn w:val="a0"/>
     <w:link w:val="1"/>
     <w:uiPriority w:val="9"/>
-    <w:rsid w:val="00B457FD"/>
+    <w:rsid w:val="00993015"/>
     <w:rPr>
       <w:rFonts w:asciiTheme="majorHAnsi" w:eastAsiaTheme="majorEastAsia" w:hAnsiTheme="majorHAnsi" w:cstheme="majorBidi"/>
       <w:color w:val="000000" w:themeColor="text1"/>
@@ -8889,7 +8883,7 @@
     <w:basedOn w:val="a0"/>
     <w:link w:val="2"/>
     <w:uiPriority w:val="9"/>
-    <w:rsid w:val="00B457FD"/>
+    <w:rsid w:val="00993015"/>
     <w:rPr>
       <w:rFonts w:asciiTheme="majorHAnsi" w:eastAsiaTheme="majorEastAsia" w:hAnsiTheme="majorHAnsi" w:cstheme="majorBidi"/>
       <w:color w:val="000000" w:themeColor="text1"/>
@@ -8902,7 +8896,7 @@
     <w:basedOn w:val="a0"/>
     <w:link w:val="3"/>
     <w:uiPriority w:val="9"/>
-    <w:rsid w:val="00B457FD"/>
+    <w:rsid w:val="00993015"/>
     <w:rPr>
       <w:rFonts w:asciiTheme="majorHAnsi" w:eastAsiaTheme="majorEastAsia" w:hAnsiTheme="majorHAnsi" w:cstheme="majorBidi"/>
       <w:color w:val="000000" w:themeColor="text1"/>
@@ -8915,7 +8909,7 @@
     <w:link w:val="4"/>
     <w:uiPriority w:val="9"/>
     <w:semiHidden/>
-    <w:rsid w:val="00B457FD"/>
+    <w:rsid w:val="00993015"/>
     <w:rPr>
       <w:rFonts w:asciiTheme="majorHAnsi" w:eastAsiaTheme="majorEastAsia" w:hAnsiTheme="majorHAnsi" w:cstheme="majorBidi"/>
       <w:color w:val="000000" w:themeColor="text1"/>
@@ -8927,7 +8921,7 @@
     <w:link w:val="5"/>
     <w:uiPriority w:val="9"/>
     <w:semiHidden/>
-    <w:rsid w:val="00B457FD"/>
+    <w:rsid w:val="00993015"/>
     <w:rPr>
       <w:rFonts w:asciiTheme="majorHAnsi" w:eastAsiaTheme="majorEastAsia" w:hAnsiTheme="majorHAnsi" w:cstheme="majorBidi"/>
       <w:color w:val="000000" w:themeColor="text1"/>
@@ -8939,7 +8933,7 @@
     <w:link w:val="6"/>
     <w:uiPriority w:val="9"/>
     <w:semiHidden/>
-    <w:rsid w:val="00B457FD"/>
+    <w:rsid w:val="00993015"/>
     <w:rPr>
       <w:rFonts w:asciiTheme="majorHAnsi" w:eastAsiaTheme="majorEastAsia" w:hAnsiTheme="majorHAnsi" w:cstheme="majorBidi"/>
       <w:color w:val="000000" w:themeColor="text1"/>
@@ -8951,7 +8945,7 @@
     <w:link w:val="7"/>
     <w:uiPriority w:val="9"/>
     <w:semiHidden/>
-    <w:rsid w:val="00B457FD"/>
+    <w:rsid w:val="00993015"/>
     <w:rPr>
       <w:rFonts w:asciiTheme="majorHAnsi" w:eastAsiaTheme="majorEastAsia" w:hAnsiTheme="majorHAnsi" w:cstheme="majorBidi"/>
       <w:color w:val="000000" w:themeColor="text1"/>
@@ -8963,7 +8957,7 @@
     <w:link w:val="8"/>
     <w:uiPriority w:val="9"/>
     <w:semiHidden/>
-    <w:rsid w:val="00B457FD"/>
+    <w:rsid w:val="00993015"/>
     <w:rPr>
       <w:rFonts w:asciiTheme="majorHAnsi" w:eastAsiaTheme="majorEastAsia" w:hAnsiTheme="majorHAnsi" w:cstheme="majorBidi"/>
       <w:color w:val="000000" w:themeColor="text1"/>
@@ -8975,7 +8969,7 @@
     <w:link w:val="9"/>
     <w:uiPriority w:val="9"/>
     <w:semiHidden/>
-    <w:rsid w:val="00B457FD"/>
+    <w:rsid w:val="00993015"/>
     <w:rPr>
       <w:rFonts w:asciiTheme="majorHAnsi" w:eastAsiaTheme="majorEastAsia" w:hAnsiTheme="majorHAnsi" w:cstheme="majorBidi"/>
       <w:color w:val="000000" w:themeColor="text1"/>
@@ -8988,7 +8982,7 @@
     <w:link w:val="a4"/>
     <w:uiPriority w:val="10"/>
     <w:qFormat/>
-    <w:rsid w:val="00B457FD"/>
+    <w:rsid w:val="00993015"/>
     <w:pPr>
       <w:spacing w:after="80"/>
       <w:contextualSpacing/>
@@ -9007,7 +9001,7 @@
     <w:basedOn w:val="a0"/>
     <w:link w:val="a3"/>
     <w:uiPriority w:val="10"/>
-    <w:rsid w:val="00B457FD"/>
+    <w:rsid w:val="00993015"/>
     <w:rPr>
       <w:rFonts w:asciiTheme="majorHAnsi" w:eastAsiaTheme="majorEastAsia" w:hAnsiTheme="majorHAnsi" w:cstheme="majorBidi"/>
       <w:spacing w:val="-10"/>
@@ -9023,7 +9017,7 @@
     <w:link w:val="a6"/>
     <w:uiPriority w:val="11"/>
     <w:qFormat/>
-    <w:rsid w:val="00B457FD"/>
+    <w:rsid w:val="00993015"/>
     <w:pPr>
       <w:numPr>
         <w:ilvl w:val="1"/>
@@ -9044,7 +9038,7 @@
     <w:basedOn w:val="a0"/>
     <w:link w:val="a5"/>
     <w:uiPriority w:val="11"/>
-    <w:rsid w:val="00B457FD"/>
+    <w:rsid w:val="00993015"/>
     <w:rPr>
       <w:rFonts w:asciiTheme="majorHAnsi" w:eastAsiaTheme="majorEastAsia" w:hAnsiTheme="majorHAnsi" w:cstheme="majorBidi"/>
       <w:color w:val="595959" w:themeColor="text1" w:themeTint="A6"/>
@@ -9060,7 +9054,7 @@
     <w:link w:val="a8"/>
     <w:uiPriority w:val="29"/>
     <w:qFormat/>
-    <w:rsid w:val="00B457FD"/>
+    <w:rsid w:val="00993015"/>
     <w:pPr>
       <w:spacing w:before="160" w:after="160"/>
       <w:jc w:val="center"/>
@@ -9076,7 +9070,7 @@
     <w:basedOn w:val="a0"/>
     <w:link w:val="a7"/>
     <w:uiPriority w:val="29"/>
-    <w:rsid w:val="00B457FD"/>
+    <w:rsid w:val="00993015"/>
     <w:rPr>
       <w:i/>
       <w:iCs/>
@@ -9088,7 +9082,7 @@
     <w:basedOn w:val="a"/>
     <w:uiPriority w:val="34"/>
     <w:qFormat/>
-    <w:rsid w:val="00B457FD"/>
+    <w:rsid w:val="00993015"/>
     <w:pPr>
       <w:ind w:left="720"/>
       <w:contextualSpacing/>
@@ -9099,7 +9093,7 @@
     <w:basedOn w:val="a0"/>
     <w:uiPriority w:val="21"/>
     <w:qFormat/>
-    <w:rsid w:val="00B457FD"/>
+    <w:rsid w:val="00993015"/>
     <w:rPr>
       <w:i/>
       <w:iCs/>
@@ -9113,7 +9107,7 @@
     <w:link w:val="23"/>
     <w:uiPriority w:val="30"/>
     <w:qFormat/>
-    <w:rsid w:val="00B457FD"/>
+    <w:rsid w:val="00993015"/>
     <w:pPr>
       <w:pBdr>
         <w:top w:val="single" w:sz="4" w:space="10" w:color="0F4761" w:themeColor="accent1" w:themeShade="BF"/>
@@ -9134,7 +9128,7 @@
     <w:basedOn w:val="a0"/>
     <w:link w:val="22"/>
     <w:uiPriority w:val="30"/>
-    <w:rsid w:val="00B457FD"/>
+    <w:rsid w:val="00993015"/>
     <w:rPr>
       <w:i/>
       <w:iCs/>
@@ -9146,7 +9140,7 @@
     <w:basedOn w:val="a0"/>
     <w:uiPriority w:val="32"/>
     <w:qFormat/>
-    <w:rsid w:val="00B457FD"/>
+    <w:rsid w:val="00993015"/>
     <w:rPr>
       <w:b/>
       <w:bCs/>
@@ -9161,7 +9155,7 @@
     <w:link w:val="ab"/>
     <w:uiPriority w:val="99"/>
     <w:unhideWhenUsed/>
-    <w:rsid w:val="00B457FD"/>
+    <w:rsid w:val="00993015"/>
     <w:pPr>
       <w:tabs>
         <w:tab w:val="center" w:pos="4252"/>
@@ -9175,7 +9169,7 @@
     <w:basedOn w:val="a0"/>
     <w:link w:val="aa"/>
     <w:uiPriority w:val="99"/>
-    <w:rsid w:val="00B457FD"/>
+    <w:rsid w:val="00993015"/>
   </w:style>
   <w:style w:type="paragraph" w:styleId="ac">
     <w:name w:val="footer"/>
@@ -9183,7 +9177,7 @@
     <w:link w:val="ad"/>
     <w:uiPriority w:val="99"/>
     <w:unhideWhenUsed/>
-    <w:rsid w:val="00B457FD"/>
+    <w:rsid w:val="00993015"/>
     <w:pPr>
       <w:tabs>
         <w:tab w:val="center" w:pos="4252"/>
@@ -9197,7 +9191,7 @@
     <w:basedOn w:val="a0"/>
     <w:link w:val="ac"/>
     <w:uiPriority w:val="99"/>
-    <w:rsid w:val="00B457FD"/>
+    <w:rsid w:val="00993015"/>
   </w:style>
   <w:style w:type="paragraph" w:styleId="11">
     <w:name w:val="toc 1"/>
@@ -9206,7 +9200,7 @@
     <w:autoRedefine/>
     <w:uiPriority w:val="39"/>
     <w:unhideWhenUsed/>
-    <w:rsid w:val="00B457FD"/>
+    <w:rsid w:val="00993015"/>
   </w:style>
   <w:style w:type="paragraph" w:styleId="25">
     <w:name w:val="toc 2"/>
@@ -9215,7 +9209,7 @@
     <w:autoRedefine/>
     <w:uiPriority w:val="39"/>
     <w:unhideWhenUsed/>
-    <w:rsid w:val="00B457FD"/>
+    <w:rsid w:val="00993015"/>
     <w:pPr>
       <w:ind w:leftChars="100" w:left="210"/>
     </w:pPr>
@@ -9227,7 +9221,7 @@
     <w:autoRedefine/>
     <w:uiPriority w:val="39"/>
     <w:unhideWhenUsed/>
-    <w:rsid w:val="00B457FD"/>
+    <w:rsid w:val="00993015"/>
     <w:pPr>
       <w:ind w:leftChars="200" w:left="420"/>
     </w:pPr>

--- a/out/AsciiDocSample.docx
+++ b/out/AsciiDocSample.docx
@@ -10,7 +10,7 @@
         <mc:AlternateContent>
           <mc:Choice Requires="wps">
             <w:drawing>
-              <wp:anchor distT="0" distB="0" distL="114300" distR="114300" simplePos="0" relativeHeight="251661312" behindDoc="0" locked="0" layoutInCell="1" allowOverlap="1" wp14:anchorId="7DF67C9F" wp14:editId="23159E64">
+              <wp:anchor distT="0" distB="0" distL="114300" distR="114300" simplePos="0" relativeHeight="251661312" behindDoc="0" locked="0" layoutInCell="1" allowOverlap="1" wp14:anchorId="0DCBDBE1" wp14:editId="2B2AC706">
                 <wp:simplePos x="0" y="0"/>
                 <wp:positionH relativeFrom="column">
                   <wp:posOffset>3420425</wp:posOffset>
@@ -21,7 +21,7 @@
                 <wp:extent cx="2520000" cy="900000"/>
                 <wp:effectExtent l="0" t="0" r="13970" b="14605"/>
                 <wp:wrapNone/>
-                <wp:docPr id="991781991" name="テキスト ボックス 3"/>
+                <wp:docPr id="1211053513" name="テキスト ボックス 3"/>
                 <wp:cNvGraphicFramePr/>
                 <a:graphic xmlns:a="http://schemas.openxmlformats.org/drawingml/2006/main">
                   <a:graphicData uri="http://schemas.microsoft.com/office/word/2010/wordprocessingShape">
@@ -199,7 +199,7 @@
           </mc:Choice>
           <mc:Fallback>
             <w:pict>
-              <v:shapetype w14:anchorId="7DF67C9F" id="_x0000_t202" coordsize="21600,21600" o:spt="202" path="m,l,21600r21600,l21600,xe">
+              <v:shapetype w14:anchorId="0DCBDBE1" id="_x0000_t202" coordsize="21600,21600" o:spt="202" path="m,l,21600r21600,l21600,xe">
                 <v:stroke joinstyle="miter"/>
                 <v:path gradientshapeok="t" o:connecttype="rect"/>
               </v:shapetype>
@@ -353,7 +353,7 @@
         <mc:AlternateContent>
           <mc:Choice Requires="wps">
             <w:drawing>
-              <wp:anchor distT="0" distB="0" distL="114300" distR="114300" simplePos="0" relativeHeight="251660288" behindDoc="0" locked="0" layoutInCell="1" allowOverlap="1" wp14:anchorId="66462505" wp14:editId="61EE9B76">
+              <wp:anchor distT="0" distB="0" distL="114300" distR="114300" simplePos="0" relativeHeight="251660288" behindDoc="0" locked="0" layoutInCell="1" allowOverlap="1" wp14:anchorId="3C065E85" wp14:editId="52798FB3">
                 <wp:simplePos x="0" y="0"/>
                 <wp:positionH relativeFrom="column">
                   <wp:posOffset>2880360</wp:posOffset>
@@ -364,7 +364,7 @@
                 <wp:extent cx="2520000" cy="900000"/>
                 <wp:effectExtent l="0" t="0" r="13970" b="14605"/>
                 <wp:wrapNone/>
-                <wp:docPr id="1647240230" name="テキスト ボックス 2"/>
+                <wp:docPr id="1995546138" name="テキスト ボックス 2"/>
                 <wp:cNvGraphicFramePr/>
                 <a:graphic xmlns:a="http://schemas.openxmlformats.org/drawingml/2006/main">
                   <a:graphicData uri="http://schemas.microsoft.com/office/word/2010/wordprocessingShape">
@@ -486,7 +486,7 @@
           </mc:Choice>
           <mc:Fallback>
             <w:pict>
-              <v:shape w14:anchorId="66462505" id="テキスト ボックス 2" o:spid="_x0000_s1027" type="#_x0000_t202" style="position:absolute;margin-left:226.8pt;margin-top:326pt;width:198.45pt;height:70.85pt;z-index:251660288;visibility:visible;mso-wrap-style:square;mso-wrap-distance-left:9pt;mso-wrap-distance-top:0;mso-wrap-distance-right:9pt;mso-wrap-distance-bottom:0;mso-position-horizontal:absolute;mso-position-horizontal-relative:text;mso-position-vertical:absolute;mso-position-vertical-relative:text;v-text-anchor:top" o:gfxdata="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" filled="f" stroked="f" strokeweight=".5pt">
+              <v:shape w14:anchorId="3C065E85" id="テキスト ボックス 2" o:spid="_x0000_s1027" type="#_x0000_t202" style="position:absolute;margin-left:226.8pt;margin-top:326pt;width:198.45pt;height:70.85pt;z-index:251660288;visibility:visible;mso-wrap-style:square;mso-wrap-distance-left:9pt;mso-wrap-distance-top:0;mso-wrap-distance-right:9pt;mso-wrap-distance-bottom:0;mso-position-horizontal:absolute;mso-position-horizontal-relative:text;mso-position-vertical:absolute;mso-position-vertical-relative:text;v-text-anchor:top" o:gfxdata="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" filled="f" stroked="f" strokeweight=".5pt">
                 <v:fill o:detectmouseclick="t"/>
                 <v:textbox inset="0,0,0,0">
                   <w:txbxContent>
@@ -580,7 +580,7 @@
         <mc:AlternateContent>
           <mc:Choice Requires="wps">
             <w:drawing>
-              <wp:anchor distT="0" distB="0" distL="114300" distR="114300" simplePos="0" relativeHeight="251659264" behindDoc="0" locked="0" layoutInCell="1" allowOverlap="1" wp14:anchorId="4737EA18" wp14:editId="612A5DCE">
+              <wp:anchor distT="0" distB="0" distL="114300" distR="114300" simplePos="0" relativeHeight="251659264" behindDoc="0" locked="0" layoutInCell="1" allowOverlap="1" wp14:anchorId="2D98112F" wp14:editId="69FDC47B">
                 <wp:simplePos x="0" y="0"/>
                 <wp:positionH relativeFrom="column">
                   <wp:posOffset>360360</wp:posOffset>
@@ -591,7 +591,7 @@
                 <wp:extent cx="5040000" cy="1620000"/>
                 <wp:effectExtent l="0" t="0" r="27305" b="18415"/>
                 <wp:wrapNone/>
-                <wp:docPr id="2048332464" name="四角形: 角を丸くする 1"/>
+                <wp:docPr id="600040748" name="四角形: 角を丸くする 1"/>
                 <wp:cNvGraphicFramePr/>
                 <a:graphic xmlns:a="http://schemas.openxmlformats.org/drawingml/2006/main">
                   <a:graphicData uri="http://schemas.microsoft.com/office/word/2010/wordprocessingShape">
@@ -702,7 +702,7 @@
           </mc:Choice>
           <mc:Fallback>
             <w:pict>
-              <v:roundrect w14:anchorId="4737EA18" id="四角形: 角を丸くする 1" o:spid="_x0000_s1028" style="position:absolute;margin-left:28.35pt;margin-top:184.25pt;width:396.85pt;height:127.55pt;z-index:251659264;visibility:visible;mso-wrap-style:square;mso-wrap-distance-left:9pt;mso-wrap-distance-top:0;mso-wrap-distance-right:9pt;mso-wrap-distance-bottom:0;mso-position-horizontal:absolute;mso-position-horizontal-relative:text;mso-position-vertical:absolute;mso-position-vertical-relative:text;v-text-anchor:middle" arcsize="10923f" o:gfxdata="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" filled="f" fillcolor="#156082 [3204]" strokecolor="#030e13 [484]" strokeweight="1.5pt">
+              <v:roundrect w14:anchorId="2D98112F" id="四角形: 角を丸くする 1" o:spid="_x0000_s1028" style="position:absolute;margin-left:28.35pt;margin-top:184.25pt;width:396.85pt;height:127.55pt;z-index:251659264;visibility:visible;mso-wrap-style:square;mso-wrap-distance-left:9pt;mso-wrap-distance-top:0;mso-wrap-distance-right:9pt;mso-wrap-distance-bottom:0;mso-position-horizontal:absolute;mso-position-horizontal-relative:text;mso-position-vertical:absolute;mso-position-vertical-relative:text;v-text-anchor:middle" arcsize="10923f" o:gfxdata="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" filled="f" fillcolor="#156082 [3204]" strokecolor="#030e13 [484]" strokeweight="1.5pt">
                 <v:stroke joinstyle="miter"/>
                 <v:textbox>
                   <w:txbxContent>
@@ -774,7 +774,7 @@
           <w:b/>
         </w:rPr>
       </w:pPr>
-      <w:bookmarkStart w:id="0" w:name="_Toc230357270"/>
+      <w:bookmarkStart w:id="0" w:name="_Toc230364505"/>
       <w:r>
         <w:rPr>
           <w:rFonts w:ascii="游ゴシック" w:eastAsia="游ゴシック" w:hAnsi="游ゴシック" w:hint="eastAsia"/>
@@ -827,7 +827,7 @@
         <w:rPr>
           <w:noProof/>
         </w:rPr>
-        <w:instrText xml:space="preserve"> PAGEREF _Toc230357270 \h </w:instrText>
+        <w:instrText xml:space="preserve"> PAGEREF _Toc230364505 \h </w:instrText>
       </w:r>
       <w:r>
         <w:rPr>
@@ -887,7 +887,7 @@
         <w:rPr>
           <w:noProof/>
         </w:rPr>
-        <w:instrText xml:space="preserve"> PAGEREF _Toc230357271 \h </w:instrText>
+        <w:instrText xml:space="preserve"> PAGEREF _Toc230364506 \h </w:instrText>
       </w:r>
       <w:r>
         <w:rPr>
@@ -947,7 +947,7 @@
         <w:rPr>
           <w:noProof/>
         </w:rPr>
-        <w:instrText xml:space="preserve"> PAGEREF _Toc230357272 \h </w:instrText>
+        <w:instrText xml:space="preserve"> PAGEREF _Toc230364507 \h </w:instrText>
       </w:r>
       <w:r>
         <w:rPr>
@@ -1007,7 +1007,7 @@
         <w:rPr>
           <w:noProof/>
         </w:rPr>
-        <w:instrText xml:space="preserve"> PAGEREF _Toc230357273 \h </w:instrText>
+        <w:instrText xml:space="preserve"> PAGEREF _Toc230364508 \h </w:instrText>
       </w:r>
       <w:r>
         <w:rPr>
@@ -1067,7 +1067,7 @@
         <w:rPr>
           <w:noProof/>
         </w:rPr>
-        <w:instrText xml:space="preserve"> PAGEREF _Toc230357274 \h </w:instrText>
+        <w:instrText xml:space="preserve"> PAGEREF _Toc230364509 \h </w:instrText>
       </w:r>
       <w:r>
         <w:rPr>
@@ -1127,7 +1127,7 @@
         <w:rPr>
           <w:noProof/>
         </w:rPr>
-        <w:instrText xml:space="preserve"> PAGEREF _Toc230357275 \h </w:instrText>
+        <w:instrText xml:space="preserve"> PAGEREF _Toc230364510 \h </w:instrText>
       </w:r>
       <w:r>
         <w:rPr>
@@ -1187,7 +1187,7 @@
         <w:rPr>
           <w:noProof/>
         </w:rPr>
-        <w:instrText xml:space="preserve"> PAGEREF _Toc230357276 \h </w:instrText>
+        <w:instrText xml:space="preserve"> PAGEREF _Toc230364511 \h </w:instrText>
       </w:r>
       <w:r>
         <w:rPr>
@@ -1247,7 +1247,7 @@
         <w:rPr>
           <w:noProof/>
         </w:rPr>
-        <w:instrText xml:space="preserve"> PAGEREF _Toc230357277 \h </w:instrText>
+        <w:instrText xml:space="preserve"> PAGEREF _Toc230364512 \h </w:instrText>
       </w:r>
       <w:r>
         <w:rPr>
@@ -1307,7 +1307,7 @@
         <w:rPr>
           <w:noProof/>
         </w:rPr>
-        <w:instrText xml:space="preserve"> PAGEREF _Toc230357278 \h </w:instrText>
+        <w:instrText xml:space="preserve"> PAGEREF _Toc230364513 \h </w:instrText>
       </w:r>
       <w:r>
         <w:rPr>
@@ -1367,7 +1367,7 @@
         <w:rPr>
           <w:noProof/>
         </w:rPr>
-        <w:instrText xml:space="preserve"> PAGEREF _Toc230357279 \h </w:instrText>
+        <w:instrText xml:space="preserve"> PAGEREF _Toc230364514 \h </w:instrText>
       </w:r>
       <w:r>
         <w:rPr>
@@ -1427,7 +1427,7 @@
         <w:rPr>
           <w:noProof/>
         </w:rPr>
-        <w:instrText xml:space="preserve"> PAGEREF _Toc230357280 \h </w:instrText>
+        <w:instrText xml:space="preserve"> PAGEREF _Toc230364515 \h </w:instrText>
       </w:r>
       <w:r>
         <w:rPr>
@@ -1487,7 +1487,7 @@
         <w:rPr>
           <w:noProof/>
         </w:rPr>
-        <w:instrText xml:space="preserve"> PAGEREF _Toc230357281 \h </w:instrText>
+        <w:instrText xml:space="preserve"> PAGEREF _Toc230364516 \h </w:instrText>
       </w:r>
       <w:r>
         <w:rPr>
@@ -1547,7 +1547,7 @@
         <w:rPr>
           <w:noProof/>
         </w:rPr>
-        <w:instrText xml:space="preserve"> PAGEREF _Toc230357282 \h </w:instrText>
+        <w:instrText xml:space="preserve"> PAGEREF _Toc230364517 \h </w:instrText>
       </w:r>
       <w:r>
         <w:rPr>
@@ -1607,7 +1607,7 @@
         <w:rPr>
           <w:noProof/>
         </w:rPr>
-        <w:instrText xml:space="preserve"> PAGEREF _Toc230357283 \h </w:instrText>
+        <w:instrText xml:space="preserve"> PAGEREF _Toc230364518 \h </w:instrText>
       </w:r>
       <w:r>
         <w:rPr>
@@ -1667,7 +1667,7 @@
         <w:rPr>
           <w:noProof/>
         </w:rPr>
-        <w:instrText xml:space="preserve"> PAGEREF _Toc230357284 \h </w:instrText>
+        <w:instrText xml:space="preserve"> PAGEREF _Toc230364519 \h </w:instrText>
       </w:r>
       <w:r>
         <w:rPr>
@@ -1727,7 +1727,7 @@
         <w:rPr>
           <w:noProof/>
         </w:rPr>
-        <w:instrText xml:space="preserve"> PAGEREF _Toc230357285 \h </w:instrText>
+        <w:instrText xml:space="preserve"> PAGEREF _Toc230364520 \h </w:instrText>
       </w:r>
       <w:r>
         <w:rPr>
@@ -1787,7 +1787,7 @@
         <w:rPr>
           <w:noProof/>
         </w:rPr>
-        <w:instrText xml:space="preserve"> PAGEREF _Toc230357286 \h </w:instrText>
+        <w:instrText xml:space="preserve"> PAGEREF _Toc230364521 \h </w:instrText>
       </w:r>
       <w:r>
         <w:rPr>
@@ -1847,7 +1847,7 @@
         <w:rPr>
           <w:noProof/>
         </w:rPr>
-        <w:instrText xml:space="preserve"> PAGEREF _Toc230357287 \h </w:instrText>
+        <w:instrText xml:space="preserve"> PAGEREF _Toc230364522 \h </w:instrText>
       </w:r>
       <w:r>
         <w:rPr>
@@ -1907,7 +1907,7 @@
         <w:rPr>
           <w:noProof/>
         </w:rPr>
-        <w:instrText xml:space="preserve"> PAGEREF _Toc230357288 \h </w:instrText>
+        <w:instrText xml:space="preserve"> PAGEREF _Toc230364523 \h </w:instrText>
       </w:r>
       <w:r>
         <w:rPr>
@@ -1967,7 +1967,7 @@
         <w:rPr>
           <w:noProof/>
         </w:rPr>
-        <w:instrText xml:space="preserve"> PAGEREF _Toc230357289 \h </w:instrText>
+        <w:instrText xml:space="preserve"> PAGEREF _Toc230364524 \h </w:instrText>
       </w:r>
       <w:r>
         <w:rPr>
@@ -2027,7 +2027,7 @@
         <w:rPr>
           <w:noProof/>
         </w:rPr>
-        <w:instrText xml:space="preserve"> PAGEREF _Toc230357290 \h </w:instrText>
+        <w:instrText xml:space="preserve"> PAGEREF _Toc230364525 \h </w:instrText>
       </w:r>
       <w:r>
         <w:rPr>
@@ -2087,7 +2087,7 @@
         <w:rPr>
           <w:noProof/>
         </w:rPr>
-        <w:instrText xml:space="preserve"> PAGEREF _Toc230357291 \h </w:instrText>
+        <w:instrText xml:space="preserve"> PAGEREF _Toc230364526 \h </w:instrText>
       </w:r>
       <w:r>
         <w:rPr>
@@ -2147,7 +2147,7 @@
         <w:rPr>
           <w:noProof/>
         </w:rPr>
-        <w:instrText xml:space="preserve"> PAGEREF _Toc230357292 \h </w:instrText>
+        <w:instrText xml:space="preserve"> PAGEREF _Toc230364527 \h </w:instrText>
       </w:r>
       <w:r>
         <w:rPr>
@@ -2197,7 +2197,7 @@
           <w:b/>
         </w:rPr>
       </w:pPr>
-      <w:bookmarkStart w:id="1" w:name="_Toc230357271"/>
+      <w:bookmarkStart w:id="1" w:name="_Toc230364506"/>
       <w:r>
         <w:rPr>
           <w:rFonts w:ascii="游ゴシック" w:eastAsia="游ゴシック" w:hAnsi="游ゴシック"/>
@@ -2326,7 +2326,7 @@
           <w:b/>
         </w:rPr>
       </w:pPr>
-      <w:bookmarkStart w:id="2" w:name="_Toc230357272"/>
+      <w:bookmarkStart w:id="2" w:name="_Toc230364507"/>
       <w:r>
         <w:rPr>
           <w:rFonts w:ascii="游ゴシック" w:eastAsia="游ゴシック" w:hAnsi="游ゴシック"/>
@@ -2345,7 +2345,7 @@
           <w:b/>
         </w:rPr>
       </w:pPr>
-      <w:bookmarkStart w:id="3" w:name="_Toc230357273"/>
+      <w:bookmarkStart w:id="3" w:name="_Toc230364508"/>
       <w:r>
         <w:rPr>
           <w:rFonts w:ascii="游ゴシック" w:eastAsia="游ゴシック" w:hAnsi="游ゴシック"/>
@@ -2378,7 +2378,7 @@
           <w:b/>
         </w:rPr>
       </w:pPr>
-      <w:bookmarkStart w:id="4" w:name="_Toc230357274"/>
+      <w:bookmarkStart w:id="4" w:name="_Toc230364509"/>
       <w:r>
         <w:rPr>
           <w:rFonts w:ascii="游ゴシック" w:eastAsia="游ゴシック" w:hAnsi="游ゴシック"/>
@@ -2411,7 +2411,7 @@
           <w:b/>
         </w:rPr>
       </w:pPr>
-      <w:bookmarkStart w:id="5" w:name="_Toc230357275"/>
+      <w:bookmarkStart w:id="5" w:name="_Toc230364510"/>
       <w:r>
         <w:rPr>
           <w:rFonts w:ascii="游ゴシック" w:eastAsia="游ゴシック" w:hAnsi="游ゴシック"/>
@@ -2444,7 +2444,7 @@
           <w:b/>
         </w:rPr>
       </w:pPr>
-      <w:bookmarkStart w:id="6" w:name="_Toc230357276"/>
+      <w:bookmarkStart w:id="6" w:name="_Toc230364511"/>
       <w:r>
         <w:rPr>
           <w:rFonts w:ascii="游ゴシック" w:eastAsia="游ゴシック" w:hAnsi="游ゴシック"/>
@@ -2647,7 +2647,7 @@
           <w:b/>
         </w:rPr>
       </w:pPr>
-      <w:bookmarkStart w:id="7" w:name="_Toc230357277"/>
+      <w:bookmarkStart w:id="7" w:name="_Toc230364512"/>
       <w:r>
         <w:rPr>
           <w:rFonts w:ascii="游ゴシック" w:eastAsia="游ゴシック" w:hAnsi="游ゴシック"/>
@@ -3228,7 +3228,7 @@
           <w:b/>
         </w:rPr>
       </w:pPr>
-      <w:bookmarkStart w:id="8" w:name="_Toc230357278"/>
+      <w:bookmarkStart w:id="8" w:name="_Toc230364513"/>
       <w:r>
         <w:rPr>
           <w:rFonts w:ascii="游ゴシック" w:eastAsia="游ゴシック" w:hAnsi="游ゴシック"/>
@@ -3292,7 +3292,7 @@
           <w:b/>
         </w:rPr>
       </w:pPr>
-      <w:bookmarkStart w:id="9" w:name="_Toc230357279"/>
+      <w:bookmarkStart w:id="9" w:name="_Toc230364514"/>
       <w:r>
         <w:rPr>
           <w:rFonts w:ascii="游ゴシック" w:eastAsia="游ゴシック" w:hAnsi="游ゴシック"/>
@@ -3349,7 +3349,7 @@
           <w:b/>
         </w:rPr>
       </w:pPr>
-      <w:bookmarkStart w:id="10" w:name="_Toc230357280"/>
+      <w:bookmarkStart w:id="10" w:name="_Toc230364515"/>
       <w:r>
         <w:rPr>
           <w:rFonts w:ascii="游ゴシック" w:eastAsia="游ゴシック" w:hAnsi="游ゴシック"/>
@@ -3382,7 +3382,7 @@
           <w:b/>
         </w:rPr>
       </w:pPr>
-      <w:bookmarkStart w:id="11" w:name="_Toc230357281"/>
+      <w:bookmarkStart w:id="11" w:name="_Toc230364516"/>
       <w:r>
         <w:rPr>
           <w:rFonts w:ascii="游ゴシック" w:eastAsia="游ゴシック" w:hAnsi="游ゴシック"/>
@@ -3703,7 +3703,7 @@
           <w:b/>
         </w:rPr>
       </w:pPr>
-      <w:bookmarkStart w:id="12" w:name="_Toc230357282"/>
+      <w:bookmarkStart w:id="12" w:name="_Toc230364517"/>
       <w:r>
         <w:rPr>
           <w:rFonts w:ascii="游ゴシック" w:eastAsia="游ゴシック" w:hAnsi="游ゴシック"/>
@@ -3766,7 +3766,7 @@
           <w:b/>
         </w:rPr>
       </w:pPr>
-      <w:bookmarkStart w:id="13" w:name="_Toc230357283"/>
+      <w:bookmarkStart w:id="13" w:name="_Toc230364518"/>
       <w:r>
         <w:rPr>
           <w:rFonts w:ascii="游ゴシック" w:eastAsia="游ゴシック" w:hAnsi="游ゴシック"/>
@@ -3911,16 +3911,16 @@
           <w:noProof/>
         </w:rPr>
         <w:drawing>
-          <wp:inline distT="0" distB="0" distL="0" distR="0" wp14:anchorId="026CAF22" wp14:editId="49146AC9">
+          <wp:inline distT="0" distB="0" distL="0" distR="0" wp14:anchorId="11E098CF" wp14:editId="39E20345">
             <wp:extent cx="4038600" cy="3524250"/>
             <wp:effectExtent l="0" t="0" r="0" b="0"/>
-            <wp:docPr id="840949517" name="図 4"/>
+            <wp:docPr id="1400404668" name="図 4"/>
             <wp:cNvGraphicFramePr/>
             <a:graphic xmlns:a="http://schemas.openxmlformats.org/drawingml/2006/main">
               <a:graphicData uri="http://schemas.openxmlformats.org/drawingml/2006/picture">
                 <pic:pic xmlns:pic="http://schemas.openxmlformats.org/drawingml/2006/picture">
                   <pic:nvPicPr>
-                    <pic:cNvPr id="840949517" name=""/>
+                    <pic:cNvPr id="1400404668" name=""/>
                     <pic:cNvPicPr/>
                   </pic:nvPicPr>
                   <pic:blipFill>
@@ -3960,7 +3960,7 @@
           <w:b/>
         </w:rPr>
       </w:pPr>
-      <w:bookmarkStart w:id="14" w:name="_Toc230357284"/>
+      <w:bookmarkStart w:id="14" w:name="_Toc230364519"/>
       <w:r>
         <w:rPr>
           <w:rFonts w:ascii="游ゴシック" w:eastAsia="游ゴシック" w:hAnsi="游ゴシック"/>
@@ -4816,7 +4816,7 @@
           <w:b/>
         </w:rPr>
       </w:pPr>
-      <w:bookmarkStart w:id="15" w:name="_Toc230357285"/>
+      <w:bookmarkStart w:id="15" w:name="_Toc230364520"/>
       <w:r>
         <w:rPr>
           <w:rFonts w:ascii="游ゴシック" w:eastAsia="游ゴシック" w:hAnsi="游ゴシック"/>
@@ -4853,16 +4853,16 @@
           <w:noProof/>
         </w:rPr>
         <w:drawing>
-          <wp:inline distT="0" distB="0" distL="0" distR="0" wp14:anchorId="45BE0226" wp14:editId="3AD9E958">
+          <wp:inline distT="0" distB="0" distL="0" distR="0" wp14:anchorId="13F5968B" wp14:editId="559EF744">
             <wp:extent cx="3924300" cy="4162425"/>
             <wp:effectExtent l="0" t="0" r="0" b="0"/>
-            <wp:docPr id="591567464" name="グラフィックス 5"/>
+            <wp:docPr id="1402671301" name="グラフィックス 5"/>
             <wp:cNvGraphicFramePr/>
             <a:graphic xmlns:a="http://schemas.openxmlformats.org/drawingml/2006/main">
               <a:graphicData uri="http://schemas.openxmlformats.org/drawingml/2006/picture">
                 <pic:pic xmlns:pic="http://schemas.openxmlformats.org/drawingml/2006/picture">
                   <pic:nvPicPr>
-                    <pic:cNvPr id="591567464" name=""/>
+                    <pic:cNvPr id="1402671301" name=""/>
                     <pic:cNvPicPr/>
                   </pic:nvPicPr>
                   <pic:blipFill>
@@ -4902,7 +4902,7 @@
           <w:b/>
         </w:rPr>
       </w:pPr>
-      <w:bookmarkStart w:id="16" w:name="_Toc230357286"/>
+      <w:bookmarkStart w:id="16" w:name="_Toc230364521"/>
       <w:r>
         <w:rPr>
           <w:rFonts w:ascii="游ゴシック" w:eastAsia="游ゴシック" w:hAnsi="游ゴシック"/>
@@ -5555,7 +5555,7 @@
           <w:b/>
         </w:rPr>
       </w:pPr>
-      <w:bookmarkStart w:id="17" w:name="_Toc230357287"/>
+      <w:bookmarkStart w:id="17" w:name="_Toc230364522"/>
       <w:r>
         <w:rPr>
           <w:rFonts w:ascii="游ゴシック" w:eastAsia="游ゴシック" w:hAnsi="游ゴシック"/>
@@ -5685,7 +5685,7 @@
           <w:b/>
         </w:rPr>
       </w:pPr>
-      <w:bookmarkStart w:id="18" w:name="_Toc230357288"/>
+      <w:bookmarkStart w:id="18" w:name="_Toc230364523"/>
       <w:r>
         <w:rPr>
           <w:rFonts w:ascii="游ゴシック" w:eastAsia="游ゴシック" w:hAnsi="游ゴシック"/>
@@ -5894,16 +5894,16 @@
           <w:noProof/>
         </w:rPr>
         <w:drawing>
-          <wp:inline distT="0" distB="0" distL="0" distR="0" wp14:anchorId="218B0437" wp14:editId="249D64B0">
+          <wp:inline distT="0" distB="0" distL="0" distR="0" wp14:anchorId="395CBDDD" wp14:editId="77A55B3E">
             <wp:extent cx="4495238" cy="1838095"/>
             <wp:effectExtent l="0" t="0" r="635" b="0"/>
-            <wp:docPr id="1687326565" name="図 6"/>
+            <wp:docPr id="154641778" name="図 6"/>
             <wp:cNvGraphicFramePr/>
             <a:graphic xmlns:a="http://schemas.openxmlformats.org/drawingml/2006/main">
               <a:graphicData uri="http://schemas.openxmlformats.org/drawingml/2006/picture">
                 <pic:pic xmlns:pic="http://schemas.openxmlformats.org/drawingml/2006/picture">
                   <pic:nvPicPr>
-                    <pic:cNvPr id="1687326565" name=""/>
+                    <pic:cNvPr id="154641778" name=""/>
                     <pic:cNvPicPr/>
                   </pic:nvPicPr>
                   <pic:blipFill>
@@ -5967,7 +5967,7 @@
           <w:b/>
         </w:rPr>
       </w:pPr>
-      <w:bookmarkStart w:id="19" w:name="_Toc230357289"/>
+      <w:bookmarkStart w:id="19" w:name="_Toc230364524"/>
       <w:r>
         <w:rPr>
           <w:rFonts w:ascii="游ゴシック" w:eastAsia="游ゴシック" w:hAnsi="游ゴシック"/>
@@ -6006,7 +6006,7 @@
           <w:b/>
         </w:rPr>
       </w:pPr>
-      <w:bookmarkStart w:id="20" w:name="_Toc230357290"/>
+      <w:bookmarkStart w:id="20" w:name="_Toc230364525"/>
       <w:r>
         <w:rPr>
           <w:rFonts w:ascii="游ゴシック" w:eastAsia="游ゴシック" w:hAnsi="游ゴシック"/>
@@ -6733,16 +6733,16 @@
         </w:rPr>
         <w:lastRenderedPageBreak/>
         <w:drawing>
-          <wp:inline distT="0" distB="0" distL="0" distR="0" wp14:anchorId="22BC58B2" wp14:editId="47865516">
+          <wp:inline distT="0" distB="0" distL="0" distR="0" wp14:anchorId="03923CF6" wp14:editId="0B1C041F">
             <wp:extent cx="4495238" cy="1838095"/>
             <wp:effectExtent l="0" t="0" r="635" b="0"/>
-            <wp:docPr id="172356192" name="図 7"/>
+            <wp:docPr id="1489160955" name="図 7"/>
             <wp:cNvGraphicFramePr/>
             <a:graphic xmlns:a="http://schemas.openxmlformats.org/drawingml/2006/main">
               <a:graphicData uri="http://schemas.openxmlformats.org/drawingml/2006/picture">
                 <pic:pic xmlns:pic="http://schemas.openxmlformats.org/drawingml/2006/picture">
                   <pic:nvPicPr>
-                    <pic:cNvPr id="172356192" name=""/>
+                    <pic:cNvPr id="1489160955" name=""/>
                     <pic:cNvPicPr/>
                   </pic:nvPicPr>
                   <pic:blipFill>
@@ -6806,7 +6806,7 @@
           <w:b/>
         </w:rPr>
       </w:pPr>
-      <w:bookmarkStart w:id="21" w:name="_Toc230357291"/>
+      <w:bookmarkStart w:id="21" w:name="_Toc230364526"/>
       <w:r>
         <w:rPr>
           <w:rFonts w:ascii="游ゴシック" w:eastAsia="游ゴシック" w:hAnsi="游ゴシック"/>
@@ -8059,7 +8059,7 @@
           <w:b/>
         </w:rPr>
       </w:pPr>
-      <w:bookmarkStart w:id="22" w:name="_Toc230357292"/>
+      <w:bookmarkStart w:id="22" w:name="_Toc230364527"/>
       <w:r>
         <w:rPr>
           <w:rFonts w:ascii="游ゴシック" w:eastAsia="游ゴシック" w:hAnsi="游ゴシック"/>
@@ -8650,7 +8650,7 @@
     <w:link w:val="10"/>
     <w:uiPriority w:val="9"/>
     <w:qFormat/>
-    <w:rsid w:val="00993015"/>
+    <w:rsid w:val="00B53D6A"/>
     <w:pPr>
       <w:keepNext/>
       <w:keepLines/>
@@ -8672,7 +8672,7 @@
     <w:uiPriority w:val="9"/>
     <w:unhideWhenUsed/>
     <w:qFormat/>
-    <w:rsid w:val="00993015"/>
+    <w:rsid w:val="00B53D6A"/>
     <w:pPr>
       <w:keepNext/>
       <w:keepLines/>
@@ -8694,7 +8694,7 @@
     <w:uiPriority w:val="9"/>
     <w:unhideWhenUsed/>
     <w:qFormat/>
-    <w:rsid w:val="00993015"/>
+    <w:rsid w:val="00B53D6A"/>
     <w:pPr>
       <w:keepNext/>
       <w:keepLines/>
@@ -8716,7 +8716,7 @@
     <w:semiHidden/>
     <w:unhideWhenUsed/>
     <w:qFormat/>
-    <w:rsid w:val="00993015"/>
+    <w:rsid w:val="00B53D6A"/>
     <w:pPr>
       <w:keepNext/>
       <w:keepLines/>
@@ -8737,7 +8737,7 @@
     <w:semiHidden/>
     <w:unhideWhenUsed/>
     <w:qFormat/>
-    <w:rsid w:val="00993015"/>
+    <w:rsid w:val="00B53D6A"/>
     <w:pPr>
       <w:keepNext/>
       <w:keepLines/>
@@ -8759,7 +8759,7 @@
     <w:semiHidden/>
     <w:unhideWhenUsed/>
     <w:qFormat/>
-    <w:rsid w:val="00993015"/>
+    <w:rsid w:val="00B53D6A"/>
     <w:pPr>
       <w:keepNext/>
       <w:keepLines/>
@@ -8781,7 +8781,7 @@
     <w:semiHidden/>
     <w:unhideWhenUsed/>
     <w:qFormat/>
-    <w:rsid w:val="00993015"/>
+    <w:rsid w:val="00B53D6A"/>
     <w:pPr>
       <w:keepNext/>
       <w:keepLines/>
@@ -8803,7 +8803,7 @@
     <w:semiHidden/>
     <w:unhideWhenUsed/>
     <w:qFormat/>
-    <w:rsid w:val="00993015"/>
+    <w:rsid w:val="00B53D6A"/>
     <w:pPr>
       <w:keepNext/>
       <w:keepLines/>
@@ -8825,7 +8825,7 @@
     <w:semiHidden/>
     <w:unhideWhenUsed/>
     <w:qFormat/>
-    <w:rsid w:val="00993015"/>
+    <w:rsid w:val="00B53D6A"/>
     <w:pPr>
       <w:keepNext/>
       <w:keepLines/>
@@ -8870,7 +8870,7 @@
     <w:basedOn w:val="a0"/>
     <w:link w:val="1"/>
     <w:uiPriority w:val="9"/>
-    <w:rsid w:val="00993015"/>
+    <w:rsid w:val="00B53D6A"/>
     <w:rPr>
       <w:rFonts w:asciiTheme="majorHAnsi" w:eastAsiaTheme="majorEastAsia" w:hAnsiTheme="majorHAnsi" w:cstheme="majorBidi"/>
       <w:color w:val="000000" w:themeColor="text1"/>
@@ -8883,7 +8883,7 @@
     <w:basedOn w:val="a0"/>
     <w:link w:val="2"/>
     <w:uiPriority w:val="9"/>
-    <w:rsid w:val="00993015"/>
+    <w:rsid w:val="00B53D6A"/>
     <w:rPr>
       <w:rFonts w:asciiTheme="majorHAnsi" w:eastAsiaTheme="majorEastAsia" w:hAnsiTheme="majorHAnsi" w:cstheme="majorBidi"/>
       <w:color w:val="000000" w:themeColor="text1"/>
@@ -8896,7 +8896,7 @@
     <w:basedOn w:val="a0"/>
     <w:link w:val="3"/>
     <w:uiPriority w:val="9"/>
-    <w:rsid w:val="00993015"/>
+    <w:rsid w:val="00B53D6A"/>
     <w:rPr>
       <w:rFonts w:asciiTheme="majorHAnsi" w:eastAsiaTheme="majorEastAsia" w:hAnsiTheme="majorHAnsi" w:cstheme="majorBidi"/>
       <w:color w:val="000000" w:themeColor="text1"/>
@@ -8909,7 +8909,7 @@
     <w:link w:val="4"/>
     <w:uiPriority w:val="9"/>
     <w:semiHidden/>
-    <w:rsid w:val="00993015"/>
+    <w:rsid w:val="00B53D6A"/>
     <w:rPr>
       <w:rFonts w:asciiTheme="majorHAnsi" w:eastAsiaTheme="majorEastAsia" w:hAnsiTheme="majorHAnsi" w:cstheme="majorBidi"/>
       <w:color w:val="000000" w:themeColor="text1"/>
@@ -8921,7 +8921,7 @@
     <w:link w:val="5"/>
     <w:uiPriority w:val="9"/>
     <w:semiHidden/>
-    <w:rsid w:val="00993015"/>
+    <w:rsid w:val="00B53D6A"/>
     <w:rPr>
       <w:rFonts w:asciiTheme="majorHAnsi" w:eastAsiaTheme="majorEastAsia" w:hAnsiTheme="majorHAnsi" w:cstheme="majorBidi"/>
       <w:color w:val="000000" w:themeColor="text1"/>
@@ -8933,7 +8933,7 @@
     <w:link w:val="6"/>
     <w:uiPriority w:val="9"/>
     <w:semiHidden/>
-    <w:rsid w:val="00993015"/>
+    <w:rsid w:val="00B53D6A"/>
     <w:rPr>
       <w:rFonts w:asciiTheme="majorHAnsi" w:eastAsiaTheme="majorEastAsia" w:hAnsiTheme="majorHAnsi" w:cstheme="majorBidi"/>
       <w:color w:val="000000" w:themeColor="text1"/>
@@ -8945,7 +8945,7 @@
     <w:link w:val="7"/>
     <w:uiPriority w:val="9"/>
     <w:semiHidden/>
-    <w:rsid w:val="00993015"/>
+    <w:rsid w:val="00B53D6A"/>
     <w:rPr>
       <w:rFonts w:asciiTheme="majorHAnsi" w:eastAsiaTheme="majorEastAsia" w:hAnsiTheme="majorHAnsi" w:cstheme="majorBidi"/>
       <w:color w:val="000000" w:themeColor="text1"/>
@@ -8957,7 +8957,7 @@
     <w:link w:val="8"/>
     <w:uiPriority w:val="9"/>
     <w:semiHidden/>
-    <w:rsid w:val="00993015"/>
+    <w:rsid w:val="00B53D6A"/>
     <w:rPr>
       <w:rFonts w:asciiTheme="majorHAnsi" w:eastAsiaTheme="majorEastAsia" w:hAnsiTheme="majorHAnsi" w:cstheme="majorBidi"/>
       <w:color w:val="000000" w:themeColor="text1"/>
@@ -8969,7 +8969,7 @@
     <w:link w:val="9"/>
     <w:uiPriority w:val="9"/>
     <w:semiHidden/>
-    <w:rsid w:val="00993015"/>
+    <w:rsid w:val="00B53D6A"/>
     <w:rPr>
       <w:rFonts w:asciiTheme="majorHAnsi" w:eastAsiaTheme="majorEastAsia" w:hAnsiTheme="majorHAnsi" w:cstheme="majorBidi"/>
       <w:color w:val="000000" w:themeColor="text1"/>
@@ -8982,7 +8982,7 @@
     <w:link w:val="a4"/>
     <w:uiPriority w:val="10"/>
     <w:qFormat/>
-    <w:rsid w:val="00993015"/>
+    <w:rsid w:val="00B53D6A"/>
     <w:pPr>
       <w:spacing w:after="80"/>
       <w:contextualSpacing/>
@@ -9001,7 +9001,7 @@
     <w:basedOn w:val="a0"/>
     <w:link w:val="a3"/>
     <w:uiPriority w:val="10"/>
-    <w:rsid w:val="00993015"/>
+    <w:rsid w:val="00B53D6A"/>
     <w:rPr>
       <w:rFonts w:asciiTheme="majorHAnsi" w:eastAsiaTheme="majorEastAsia" w:hAnsiTheme="majorHAnsi" w:cstheme="majorBidi"/>
       <w:spacing w:val="-10"/>
@@ -9017,7 +9017,7 @@
     <w:link w:val="a6"/>
     <w:uiPriority w:val="11"/>
     <w:qFormat/>
-    <w:rsid w:val="00993015"/>
+    <w:rsid w:val="00B53D6A"/>
     <w:pPr>
       <w:numPr>
         <w:ilvl w:val="1"/>
@@ -9038,7 +9038,7 @@
     <w:basedOn w:val="a0"/>
     <w:link w:val="a5"/>
     <w:uiPriority w:val="11"/>
-    <w:rsid w:val="00993015"/>
+    <w:rsid w:val="00B53D6A"/>
     <w:rPr>
       <w:rFonts w:asciiTheme="majorHAnsi" w:eastAsiaTheme="majorEastAsia" w:hAnsiTheme="majorHAnsi" w:cstheme="majorBidi"/>
       <w:color w:val="595959" w:themeColor="text1" w:themeTint="A6"/>
@@ -9054,7 +9054,7 @@
     <w:link w:val="a8"/>
     <w:uiPriority w:val="29"/>
     <w:qFormat/>
-    <w:rsid w:val="00993015"/>
+    <w:rsid w:val="00B53D6A"/>
     <w:pPr>
       <w:spacing w:before="160" w:after="160"/>
       <w:jc w:val="center"/>
@@ -9070,7 +9070,7 @@
     <w:basedOn w:val="a0"/>
     <w:link w:val="a7"/>
     <w:uiPriority w:val="29"/>
-    <w:rsid w:val="00993015"/>
+    <w:rsid w:val="00B53D6A"/>
     <w:rPr>
       <w:i/>
       <w:iCs/>
@@ -9082,7 +9082,7 @@
     <w:basedOn w:val="a"/>
     <w:uiPriority w:val="34"/>
     <w:qFormat/>
-    <w:rsid w:val="00993015"/>
+    <w:rsid w:val="00B53D6A"/>
     <w:pPr>
       <w:ind w:left="720"/>
       <w:contextualSpacing/>
@@ -9093,7 +9093,7 @@
     <w:basedOn w:val="a0"/>
     <w:uiPriority w:val="21"/>
     <w:qFormat/>
-    <w:rsid w:val="00993015"/>
+    <w:rsid w:val="00B53D6A"/>
     <w:rPr>
       <w:i/>
       <w:iCs/>
@@ -9107,7 +9107,7 @@
     <w:link w:val="23"/>
     <w:uiPriority w:val="30"/>
     <w:qFormat/>
-    <w:rsid w:val="00993015"/>
+    <w:rsid w:val="00B53D6A"/>
     <w:pPr>
       <w:pBdr>
         <w:top w:val="single" w:sz="4" w:space="10" w:color="0F4761" w:themeColor="accent1" w:themeShade="BF"/>
@@ -9128,7 +9128,7 @@
     <w:basedOn w:val="a0"/>
     <w:link w:val="22"/>
     <w:uiPriority w:val="30"/>
-    <w:rsid w:val="00993015"/>
+    <w:rsid w:val="00B53D6A"/>
     <w:rPr>
       <w:i/>
       <w:iCs/>
@@ -9140,7 +9140,7 @@
     <w:basedOn w:val="a0"/>
     <w:uiPriority w:val="32"/>
     <w:qFormat/>
-    <w:rsid w:val="00993015"/>
+    <w:rsid w:val="00B53D6A"/>
     <w:rPr>
       <w:b/>
       <w:bCs/>
@@ -9155,7 +9155,7 @@
     <w:link w:val="ab"/>
     <w:uiPriority w:val="99"/>
     <w:unhideWhenUsed/>
-    <w:rsid w:val="00993015"/>
+    <w:rsid w:val="00B53D6A"/>
     <w:pPr>
       <w:tabs>
         <w:tab w:val="center" w:pos="4252"/>
@@ -9169,7 +9169,7 @@
     <w:basedOn w:val="a0"/>
     <w:link w:val="aa"/>
     <w:uiPriority w:val="99"/>
-    <w:rsid w:val="00993015"/>
+    <w:rsid w:val="00B53D6A"/>
   </w:style>
   <w:style w:type="paragraph" w:styleId="ac">
     <w:name w:val="footer"/>
@@ -9177,7 +9177,7 @@
     <w:link w:val="ad"/>
     <w:uiPriority w:val="99"/>
     <w:unhideWhenUsed/>
-    <w:rsid w:val="00993015"/>
+    <w:rsid w:val="00B53D6A"/>
     <w:pPr>
       <w:tabs>
         <w:tab w:val="center" w:pos="4252"/>
@@ -9191,7 +9191,7 @@
     <w:basedOn w:val="a0"/>
     <w:link w:val="ac"/>
     <w:uiPriority w:val="99"/>
-    <w:rsid w:val="00993015"/>
+    <w:rsid w:val="00B53D6A"/>
   </w:style>
   <w:style w:type="paragraph" w:styleId="11">
     <w:name w:val="toc 1"/>
@@ -9200,7 +9200,7 @@
     <w:autoRedefine/>
     <w:uiPriority w:val="39"/>
     <w:unhideWhenUsed/>
-    <w:rsid w:val="00993015"/>
+    <w:rsid w:val="00B53D6A"/>
   </w:style>
   <w:style w:type="paragraph" w:styleId="25">
     <w:name w:val="toc 2"/>
@@ -9209,7 +9209,7 @@
     <w:autoRedefine/>
     <w:uiPriority w:val="39"/>
     <w:unhideWhenUsed/>
-    <w:rsid w:val="00993015"/>
+    <w:rsid w:val="00B53D6A"/>
     <w:pPr>
       <w:ind w:leftChars="100" w:left="210"/>
     </w:pPr>
@@ -9221,7 +9221,7 @@
     <w:autoRedefine/>
     <w:uiPriority w:val="39"/>
     <w:unhideWhenUsed/>
-    <w:rsid w:val="00993015"/>
+    <w:rsid w:val="00B53D6A"/>
     <w:pPr>
       <w:ind w:leftChars="200" w:left="420"/>
     </w:pPr>

--- a/out/AsciiDocSample.docx
+++ b/out/AsciiDocSample.docx
@@ -423,7 +423,7 @@
           <w:lang w:eastAsia="ja-JP"/>
         </w:rPr>
       </w:pPr>
-      <w:bookmarkStart w:id="0" w:name="_Toc231487509"/>
+      <w:bookmarkStart w:id="0" w:name="_Toc232153149"/>
       <w:r>
         <w:rPr>
           <w:rFonts w:ascii="Yu Gothic" w:eastAsia="Yu Gothic" w:hAnsi="Yu Gothic" w:hint="eastAsia"/>
@@ -492,7 +492,7 @@
         <w:rPr>
           <w:noProof/>
         </w:rPr>
-        <w:instrText xml:space="preserve"> PAGEREF _Toc231487509 \h </w:instrText>
+        <w:instrText xml:space="preserve"> PAGEREF _Toc232153149 \h </w:instrText>
       </w:r>
       <w:r>
         <w:rPr>
@@ -557,7 +557,7 @@
         <w:rPr>
           <w:noProof/>
         </w:rPr>
-        <w:instrText xml:space="preserve"> PAGEREF _Toc231487510 \h </w:instrText>
+        <w:instrText xml:space="preserve"> PAGEREF _Toc232153150 \h </w:instrText>
       </w:r>
       <w:r>
         <w:rPr>
@@ -622,7 +622,7 @@
         <w:rPr>
           <w:noProof/>
         </w:rPr>
-        <w:instrText xml:space="preserve"> PAGEREF _Toc231487511 \h </w:instrText>
+        <w:instrText xml:space="preserve"> PAGEREF _Toc232153151 \h </w:instrText>
       </w:r>
       <w:r>
         <w:rPr>
@@ -682,7 +682,7 @@
         <w:rPr>
           <w:noProof/>
         </w:rPr>
-        <w:instrText xml:space="preserve"> PAGEREF _Toc231487512 \h </w:instrText>
+        <w:instrText xml:space="preserve"> PAGEREF _Toc232153152 \h </w:instrText>
       </w:r>
       <w:r>
         <w:rPr>
@@ -742,7 +742,7 @@
         <w:rPr>
           <w:noProof/>
         </w:rPr>
-        <w:instrText xml:space="preserve"> PAGEREF _Toc231487513 \h </w:instrText>
+        <w:instrText xml:space="preserve"> PAGEREF _Toc232153153 \h </w:instrText>
       </w:r>
       <w:r>
         <w:rPr>
@@ -802,7 +802,7 @@
         <w:rPr>
           <w:noProof/>
         </w:rPr>
-        <w:instrText xml:space="preserve"> PAGEREF _Toc231487514 \h </w:instrText>
+        <w:instrText xml:space="preserve"> PAGEREF _Toc232153154 \h </w:instrText>
       </w:r>
       <w:r>
         <w:rPr>
@@ -862,7 +862,7 @@
         <w:rPr>
           <w:noProof/>
         </w:rPr>
-        <w:instrText xml:space="preserve"> PAGEREF _Toc231487515 \h </w:instrText>
+        <w:instrText xml:space="preserve"> PAGEREF _Toc232153155 \h </w:instrText>
       </w:r>
       <w:r>
         <w:rPr>
@@ -922,7 +922,7 @@
         <w:rPr>
           <w:noProof/>
         </w:rPr>
-        <w:instrText xml:space="preserve"> PAGEREF _Toc231487516 \h </w:instrText>
+        <w:instrText xml:space="preserve"> PAGEREF _Toc232153156 \h </w:instrText>
       </w:r>
       <w:r>
         <w:rPr>
@@ -987,7 +987,7 @@
         <w:rPr>
           <w:noProof/>
         </w:rPr>
-        <w:instrText xml:space="preserve"> PAGEREF _Toc231487517 \h </w:instrText>
+        <w:instrText xml:space="preserve"> PAGEREF _Toc232153157 \h </w:instrText>
       </w:r>
       <w:r>
         <w:rPr>
@@ -1052,7 +1052,7 @@
         <w:rPr>
           <w:noProof/>
         </w:rPr>
-        <w:instrText xml:space="preserve"> PAGEREF _Toc231487518 \h </w:instrText>
+        <w:instrText xml:space="preserve"> PAGEREF _Toc232153158 \h </w:instrText>
       </w:r>
       <w:r>
         <w:rPr>
@@ -1117,7 +1117,7 @@
         <w:rPr>
           <w:noProof/>
         </w:rPr>
-        <w:instrText xml:space="preserve"> PAGEREF _Toc231487519 \h </w:instrText>
+        <w:instrText xml:space="preserve"> PAGEREF _Toc232153159 \h </w:instrText>
       </w:r>
       <w:r>
         <w:rPr>
@@ -1177,7 +1177,7 @@
         <w:rPr>
           <w:noProof/>
         </w:rPr>
-        <w:instrText xml:space="preserve"> PAGEREF _Toc231487520 \h </w:instrText>
+        <w:instrText xml:space="preserve"> PAGEREF _Toc232153160 \h </w:instrText>
       </w:r>
       <w:r>
         <w:rPr>
@@ -1237,7 +1237,7 @@
         <w:rPr>
           <w:noProof/>
         </w:rPr>
-        <w:instrText xml:space="preserve"> PAGEREF _Toc231487521 \h </w:instrText>
+        <w:instrText xml:space="preserve"> PAGEREF _Toc232153161 \h </w:instrText>
       </w:r>
       <w:r>
         <w:rPr>
@@ -1279,51 +1279,25 @@
           <w:color w:val="000000"/>
           <w:lang w:eastAsia="ja-JP"/>
         </w:rPr>
-        <w:t xml:space="preserve">5.3 Draw.ioの図を埋め込むには？ </w:t>
-      </w:r>
-      <w:r>
-        <w:rPr>
-          <w:rFonts w:cs="Segoe UI Symbol"/>
+        <w:t>5.3 Draw.ioの図を埋め込むには？ ★★★独自拡張★★★</w:t>
+      </w:r>
+      <w:r>
+        <w:rPr>
           <w:noProof/>
-          <w:color w:val="000000"/>
-          <w:lang w:eastAsia="ja-JP"/>
-        </w:rPr>
-        <w:t>★★★</w:t>
+        </w:rPr>
+        <w:tab/>
       </w:r>
       <w:r>
         <w:rPr>
           <w:noProof/>
-          <w:color w:val="000000"/>
-          <w:lang w:eastAsia="ja-JP"/>
-        </w:rPr>
-        <w:t>独自拡張</w:t>
-      </w:r>
-      <w:r>
-        <w:rPr>
-          <w:rFonts w:cs="Segoe UI Symbol"/>
+        </w:rPr>
+        <w:fldChar w:fldCharType="begin"/>
+      </w:r>
+      <w:r>
+        <w:rPr>
           <w:noProof/>
-          <w:color w:val="000000"/>
-          <w:lang w:eastAsia="ja-JP"/>
-        </w:rPr>
-        <w:t>★★★</w:t>
-      </w:r>
-      <w:r>
-        <w:rPr>
-          <w:noProof/>
-        </w:rPr>
-        <w:tab/>
-      </w:r>
-      <w:r>
-        <w:rPr>
-          <w:noProof/>
-        </w:rPr>
-        <w:fldChar w:fldCharType="begin"/>
-      </w:r>
-      <w:r>
-        <w:rPr>
-          <w:noProof/>
-        </w:rPr>
-        <w:instrText xml:space="preserve"> PAGEREF _Toc231487522 \h </w:instrText>
+        </w:rPr>
+        <w:instrText xml:space="preserve"> PAGEREF _Toc232153162 \h </w:instrText>
       </w:r>
       <w:r>
         <w:rPr>
@@ -1383,7 +1357,7 @@
         <w:rPr>
           <w:noProof/>
         </w:rPr>
-        <w:instrText xml:space="preserve"> PAGEREF _Toc231487523 \h </w:instrText>
+        <w:instrText xml:space="preserve"> PAGEREF _Toc232153163 \h </w:instrText>
       </w:r>
       <w:r>
         <w:rPr>
@@ -1443,7 +1417,7 @@
         <w:rPr>
           <w:noProof/>
         </w:rPr>
-        <w:instrText xml:space="preserve"> PAGEREF _Toc231487524 \h </w:instrText>
+        <w:instrText xml:space="preserve"> PAGEREF _Toc232153164 \h </w:instrText>
       </w:r>
       <w:r>
         <w:rPr>
@@ -1503,7 +1477,7 @@
         <w:rPr>
           <w:noProof/>
         </w:rPr>
-        <w:instrText xml:space="preserve"> PAGEREF _Toc231487525 \h </w:instrText>
+        <w:instrText xml:space="preserve"> PAGEREF _Toc232153165 \h </w:instrText>
       </w:r>
       <w:r>
         <w:rPr>
@@ -1563,7 +1537,7 @@
         <w:rPr>
           <w:noProof/>
         </w:rPr>
-        <w:instrText xml:space="preserve"> PAGEREF _Toc231487526 \h </w:instrText>
+        <w:instrText xml:space="preserve"> PAGEREF _Toc232153166 \h </w:instrText>
       </w:r>
       <w:r>
         <w:rPr>
@@ -1623,7 +1597,7 @@
         <w:rPr>
           <w:noProof/>
         </w:rPr>
-        <w:instrText xml:space="preserve"> PAGEREF _Toc231487527 \h </w:instrText>
+        <w:instrText xml:space="preserve"> PAGEREF _Toc232153167 \h </w:instrText>
       </w:r>
       <w:r>
         <w:rPr>
@@ -1683,7 +1657,7 @@
         <w:rPr>
           <w:noProof/>
         </w:rPr>
-        <w:instrText xml:space="preserve"> PAGEREF _Toc231487528 \h </w:instrText>
+        <w:instrText xml:space="preserve"> PAGEREF _Toc232153168 \h </w:instrText>
       </w:r>
       <w:r>
         <w:rPr>
@@ -1743,7 +1717,7 @@
         <w:rPr>
           <w:noProof/>
         </w:rPr>
-        <w:instrText xml:space="preserve"> PAGEREF _Toc231487529 \h </w:instrText>
+        <w:instrText xml:space="preserve"> PAGEREF _Toc232153169 \h </w:instrText>
       </w:r>
       <w:r>
         <w:rPr>
@@ -1803,7 +1777,7 @@
         <w:rPr>
           <w:noProof/>
         </w:rPr>
-        <w:instrText xml:space="preserve"> PAGEREF _Toc231487530 \h </w:instrText>
+        <w:instrText xml:space="preserve"> PAGEREF _Toc232153170 \h </w:instrText>
       </w:r>
       <w:r>
         <w:rPr>
@@ -1863,7 +1837,7 @@
         <w:rPr>
           <w:noProof/>
         </w:rPr>
-        <w:instrText xml:space="preserve"> PAGEREF _Toc231487531 \h </w:instrText>
+        <w:instrText xml:space="preserve"> PAGEREF _Toc232153171 \h </w:instrText>
       </w:r>
       <w:r>
         <w:rPr>
@@ -1926,7 +1900,7 @@
           <w:lang w:eastAsia="ja-JP"/>
         </w:rPr>
       </w:pPr>
-      <w:bookmarkStart w:id="1" w:name="_Toc231487510"/>
+      <w:bookmarkStart w:id="1" w:name="_Toc232153150"/>
       <w:r>
         <w:rPr>
           <w:rFonts w:ascii="Yu Gothic" w:eastAsia="Yu Gothic" w:hAnsi="Yu Gothic"/>
@@ -2086,7 +2060,7 @@
           <w:lang w:eastAsia="ja-JP"/>
         </w:rPr>
       </w:pPr>
-      <w:bookmarkStart w:id="2" w:name="_Toc231487511"/>
+      <w:bookmarkStart w:id="2" w:name="_Toc232153151"/>
       <w:r>
         <w:rPr>
           <w:rFonts w:ascii="Yu Gothic" w:eastAsia="Yu Gothic" w:hAnsi="Yu Gothic"/>
@@ -2108,7 +2082,7 @@
           <w:lang w:eastAsia="ja-JP"/>
         </w:rPr>
       </w:pPr>
-      <w:bookmarkStart w:id="3" w:name="_Toc231487512"/>
+      <w:bookmarkStart w:id="3" w:name="_Toc232153152"/>
       <w:r>
         <w:rPr>
           <w:rFonts w:ascii="Yu Gothic" w:eastAsia="Yu Gothic" w:hAnsi="Yu Gothic"/>
@@ -2154,7 +2128,7 @@
           <w:lang w:eastAsia="ja-JP"/>
         </w:rPr>
       </w:pPr>
-      <w:bookmarkStart w:id="4" w:name="_Toc231487513"/>
+      <w:bookmarkStart w:id="4" w:name="_Toc232153153"/>
       <w:r>
         <w:rPr>
           <w:rFonts w:ascii="Yu Gothic" w:eastAsia="Yu Gothic" w:hAnsi="Yu Gothic"/>
@@ -2200,7 +2174,7 @@
           <w:lang w:eastAsia="ja-JP"/>
         </w:rPr>
       </w:pPr>
-      <w:bookmarkStart w:id="5" w:name="_Toc231487514"/>
+      <w:bookmarkStart w:id="5" w:name="_Toc232153154"/>
       <w:r>
         <w:rPr>
           <w:rFonts w:ascii="Yu Gothic" w:eastAsia="Yu Gothic" w:hAnsi="Yu Gothic"/>
@@ -2232,6 +2206,7 @@
           <w:rPr>
             <w:rStyle w:val="aff"/>
             <w:color w:val="000000"/>
+            <w:lang w:eastAsia="ja-JP"/>
           </w:rPr>
           <w:t>https://rubyinstaller.org/downloads</w:t>
         </w:r>
@@ -2262,7 +2237,7 @@
           <w:lang w:eastAsia="ja-JP"/>
         </w:rPr>
       </w:pPr>
-      <w:bookmarkStart w:id="6" w:name="_Toc231487515"/>
+      <w:bookmarkStart w:id="6" w:name="_Toc232153155"/>
       <w:r>
         <w:rPr>
           <w:rFonts w:ascii="Yu Gothic" w:eastAsia="Yu Gothic" w:hAnsi="Yu Gothic"/>
@@ -2518,7 +2493,7 @@
           <w:lang w:eastAsia="ja-JP"/>
         </w:rPr>
       </w:pPr>
-      <w:bookmarkStart w:id="7" w:name="_Toc231487516"/>
+      <w:bookmarkStart w:id="7" w:name="_Toc232153156"/>
       <w:r>
         <w:rPr>
           <w:rFonts w:ascii="Yu Gothic" w:eastAsia="Yu Gothic" w:hAnsi="Yu Gothic"/>
@@ -3211,7 +3186,7 @@
           <w:lang w:eastAsia="ja-JP"/>
         </w:rPr>
       </w:pPr>
-      <w:bookmarkStart w:id="8" w:name="_Toc231487517"/>
+      <w:bookmarkStart w:id="8" w:name="_Toc232153157"/>
       <w:r>
         <w:rPr>
           <w:rFonts w:ascii="Yu Gothic" w:eastAsia="Yu Gothic" w:hAnsi="Yu Gothic"/>
@@ -3327,7 +3302,7 @@
           <w:lang w:eastAsia="ja-JP"/>
         </w:rPr>
       </w:pPr>
-      <w:bookmarkStart w:id="9" w:name="_Toc231487518"/>
+      <w:bookmarkStart w:id="9" w:name="_Toc232153158"/>
       <w:r>
         <w:rPr>
           <w:rFonts w:ascii="Yu Gothic" w:eastAsia="Yu Gothic" w:hAnsi="Yu Gothic"/>
@@ -3396,7 +3371,7 @@
           <w:lang w:eastAsia="ja-JP"/>
         </w:rPr>
       </w:pPr>
-      <w:bookmarkStart w:id="10" w:name="_Toc231487519"/>
+      <w:bookmarkStart w:id="10" w:name="_Toc232153159"/>
       <w:r>
         <w:rPr>
           <w:rFonts w:ascii="Yu Gothic" w:eastAsia="Yu Gothic" w:hAnsi="Yu Gothic"/>
@@ -3445,7 +3420,7 @@
           <w:lang w:eastAsia="ja-JP"/>
         </w:rPr>
       </w:pPr>
-      <w:bookmarkStart w:id="11" w:name="_Toc231487520"/>
+      <w:bookmarkStart w:id="11" w:name="_Toc232153160"/>
       <w:r>
         <w:rPr>
           <w:rFonts w:ascii="Yu Gothic" w:eastAsia="Yu Gothic" w:hAnsi="Yu Gothic"/>
@@ -3841,7 +3816,7 @@
           <w:lang w:eastAsia="ja-JP"/>
         </w:rPr>
       </w:pPr>
-      <w:bookmarkStart w:id="12" w:name="_Toc231487521"/>
+      <w:bookmarkStart w:id="12" w:name="_Toc232153161"/>
       <w:r>
         <w:rPr>
           <w:rFonts w:ascii="Yu Gothic" w:eastAsia="Yu Gothic" w:hAnsi="Yu Gothic"/>
@@ -3919,7 +3894,7 @@
           <w:lang w:eastAsia="ja-JP"/>
         </w:rPr>
       </w:pPr>
-      <w:bookmarkStart w:id="13" w:name="_Toc231487522"/>
+      <w:bookmarkStart w:id="13" w:name="_Toc232153162"/>
       <w:r>
         <w:rPr>
           <w:rFonts w:ascii="Yu Gothic" w:eastAsia="Yu Gothic" w:hAnsi="Yu Gothic"/>
@@ -3927,31 +3902,7 @@
           <w:lang w:eastAsia="ja-JP"/>
         </w:rPr>
         <w:lastRenderedPageBreak/>
-        <w:t xml:space="preserve">5.3 Draw.ioの図を埋め込むには？ </w:t>
-      </w:r>
-      <w:r>
-        <w:rPr>
-          <w:rFonts w:ascii="Yu Gothic" w:eastAsia="Yu Gothic" w:hAnsi="Yu Gothic" w:cs="Segoe UI Symbol"/>
-          <w:color w:val="000000"/>
-          <w:lang w:eastAsia="ja-JP"/>
-        </w:rPr>
-        <w:t>★★★</w:t>
-      </w:r>
-      <w:r>
-        <w:rPr>
-          <w:rFonts w:ascii="Yu Gothic" w:eastAsia="Yu Gothic" w:hAnsi="Yu Gothic"/>
-          <w:color w:val="000000"/>
-          <w:lang w:eastAsia="ja-JP"/>
-        </w:rPr>
-        <w:t>独自拡張</w:t>
-      </w:r>
-      <w:r>
-        <w:rPr>
-          <w:rFonts w:ascii="Yu Gothic" w:eastAsia="Yu Gothic" w:hAnsi="Yu Gothic" w:cs="Segoe UI Symbol"/>
-          <w:color w:val="000000"/>
-          <w:lang w:eastAsia="ja-JP"/>
-        </w:rPr>
-        <w:t>★★★</w:t>
+        <w:t>5.3 Draw.ioの図を埋め込むには？ ★★★独自拡張★★★</w:t>
       </w:r>
       <w:bookmarkEnd w:id="13"/>
     </w:p>
@@ -4130,16 +4081,16 @@
           <w:lang w:eastAsia="ja-JP"/>
         </w:rPr>
         <w:drawing>
-          <wp:inline distT="0" distB="0" distL="0" distR="0" wp14:anchorId="16594B47" wp14:editId="5A270202">
+          <wp:inline distT="0" distB="0" distL="0" distR="0" wp14:anchorId="57838D20" wp14:editId="178DAB39">
             <wp:extent cx="4038600" cy="3524250"/>
             <wp:effectExtent l="0" t="0" r="0" b="0"/>
-            <wp:docPr id="933255165" name="図 1"/>
+            <wp:docPr id="2096548441" name="図 1"/>
             <wp:cNvGraphicFramePr/>
             <a:graphic xmlns:a="http://schemas.openxmlformats.org/drawingml/2006/main">
               <a:graphicData uri="http://schemas.openxmlformats.org/drawingml/2006/picture">
                 <pic:pic xmlns:pic="http://schemas.openxmlformats.org/drawingml/2006/picture">
                   <pic:nvPicPr>
-                    <pic:cNvPr id="933255165" name=""/>
+                    <pic:cNvPr id="2096548441" name=""/>
                     <pic:cNvPicPr/>
                   </pic:nvPicPr>
                   <pic:blipFill>
@@ -4183,7 +4134,7 @@
           <w:lang w:eastAsia="ja-JP"/>
         </w:rPr>
       </w:pPr>
-      <w:bookmarkStart w:id="14" w:name="_Toc231487523"/>
+      <w:bookmarkStart w:id="14" w:name="_Toc232153163"/>
       <w:r>
         <w:rPr>
           <w:rFonts w:ascii="Yu Gothic" w:eastAsia="Yu Gothic" w:hAnsi="Yu Gothic"/>
@@ -5219,7 +5170,7 @@
           <w:lang w:eastAsia="ja-JP"/>
         </w:rPr>
       </w:pPr>
-      <w:bookmarkStart w:id="15" w:name="_Toc231487524"/>
+      <w:bookmarkStart w:id="15" w:name="_Toc232153164"/>
       <w:r>
         <w:rPr>
           <w:rFonts w:ascii="Yu Gothic" w:eastAsia="Yu Gothic" w:hAnsi="Yu Gothic"/>
@@ -5271,16 +5222,16 @@
         </w:rPr>
         <w:lastRenderedPageBreak/>
         <w:drawing>
-          <wp:inline distT="0" distB="0" distL="0" distR="0" wp14:anchorId="577031B4" wp14:editId="6D817953">
+          <wp:inline distT="0" distB="0" distL="0" distR="0" wp14:anchorId="7159D893" wp14:editId="21BCDF2B">
             <wp:extent cx="3924300" cy="4162425"/>
             <wp:effectExtent l="0" t="0" r="0" b="0"/>
-            <wp:docPr id="2013053471" name="グラフィックス 2"/>
+            <wp:docPr id="1109651026" name="グラフィックス 2"/>
             <wp:cNvGraphicFramePr/>
             <a:graphic xmlns:a="http://schemas.openxmlformats.org/drawingml/2006/main">
               <a:graphicData uri="http://schemas.openxmlformats.org/drawingml/2006/picture">
                 <pic:pic xmlns:pic="http://schemas.openxmlformats.org/drawingml/2006/picture">
                   <pic:nvPicPr>
-                    <pic:cNvPr id="2013053471" name=""/>
+                    <pic:cNvPr id="1109651026" name=""/>
                     <pic:cNvPicPr/>
                   </pic:nvPicPr>
                   <pic:blipFill>
@@ -5330,7 +5281,7 @@
           <w:lang w:eastAsia="ja-JP"/>
         </w:rPr>
       </w:pPr>
-      <w:bookmarkStart w:id="16" w:name="_Toc231487525"/>
+      <w:bookmarkStart w:id="16" w:name="_Toc232153165"/>
       <w:r>
         <w:rPr>
           <w:rFonts w:ascii="Yu Gothic" w:eastAsia="Yu Gothic" w:hAnsi="Yu Gothic"/>
@@ -6104,7 +6055,7 @@
           <w:lang w:eastAsia="ja-JP"/>
         </w:rPr>
       </w:pPr>
-      <w:bookmarkStart w:id="17" w:name="_Toc231487526"/>
+      <w:bookmarkStart w:id="17" w:name="_Toc232153166"/>
       <w:r>
         <w:rPr>
           <w:rFonts w:ascii="Yu Gothic" w:eastAsia="Yu Gothic" w:hAnsi="Yu Gothic"/>
@@ -6267,7 +6218,7 @@
           <w:lang w:eastAsia="ja-JP"/>
         </w:rPr>
       </w:pPr>
-      <w:bookmarkStart w:id="18" w:name="_Toc231487527"/>
+      <w:bookmarkStart w:id="18" w:name="_Toc232153167"/>
       <w:r>
         <w:rPr>
           <w:rFonts w:ascii="Yu Gothic" w:eastAsia="Yu Gothic" w:hAnsi="Yu Gothic"/>
@@ -6532,16 +6483,16 @@
           <w:lang w:eastAsia="ja-JP"/>
         </w:rPr>
         <w:drawing>
-          <wp:inline distT="0" distB="0" distL="0" distR="0" wp14:anchorId="5A977446" wp14:editId="018D2B44">
+          <wp:inline distT="0" distB="0" distL="0" distR="0" wp14:anchorId="1F4278B3" wp14:editId="56CEB630">
             <wp:extent cx="4495238" cy="1838095"/>
             <wp:effectExtent l="0" t="0" r="635" b="0"/>
-            <wp:docPr id="2057989996" name="図 3"/>
+            <wp:docPr id="42922306" name="図 3"/>
             <wp:cNvGraphicFramePr/>
             <a:graphic xmlns:a="http://schemas.openxmlformats.org/drawingml/2006/main">
               <a:graphicData uri="http://schemas.openxmlformats.org/drawingml/2006/picture">
                 <pic:pic xmlns:pic="http://schemas.openxmlformats.org/drawingml/2006/picture">
                   <pic:nvPicPr>
-                    <pic:cNvPr id="2057989996" name=""/>
+                    <pic:cNvPr id="42922306" name=""/>
                     <pic:cNvPicPr/>
                   </pic:nvPicPr>
                   <pic:blipFill>
@@ -6619,7 +6570,7 @@
           <w:lang w:eastAsia="ja-JP"/>
         </w:rPr>
       </w:pPr>
-      <w:bookmarkStart w:id="19" w:name="_Toc231487528"/>
+      <w:bookmarkStart w:id="19" w:name="_Toc232153168"/>
       <w:r>
         <w:rPr>
           <w:rFonts w:ascii="Yu Gothic" w:eastAsia="Yu Gothic" w:hAnsi="Yu Gothic"/>
@@ -6675,7 +6626,7 @@
           <w:lang w:eastAsia="ja-JP"/>
         </w:rPr>
       </w:pPr>
-      <w:bookmarkStart w:id="20" w:name="_Toc231487529"/>
+      <w:bookmarkStart w:id="20" w:name="_Toc232153169"/>
       <w:r>
         <w:rPr>
           <w:rFonts w:ascii="Yu Gothic" w:eastAsia="Yu Gothic" w:hAnsi="Yu Gothic"/>
@@ -6720,7 +6671,7 @@
           <w:color w:val="000000"/>
           <w:lang w:eastAsia="ja-JP"/>
         </w:rPr>
-        <w:t>1-1) ああ</w:t>
+        <w:t>1-1)ああ</w:t>
       </w:r>
     </w:p>
     <w:p>
@@ -6757,7 +6708,7 @@
           <w:color w:val="000000"/>
           <w:lang w:eastAsia="ja-JP"/>
         </w:rPr>
-        <w:t>2-1) いい</w:t>
+        <w:t>2-1)いい</w:t>
       </w:r>
     </w:p>
     <w:p>
@@ -6776,7 +6727,7 @@
           <w:color w:val="000000"/>
           <w:lang w:eastAsia="ja-JP"/>
         </w:rPr>
-        <w:t>2-1) いいい</w:t>
+        <w:t>2-1-1)いいい</w:t>
       </w:r>
     </w:p>
     <w:p>
@@ -6813,7 +6764,7 @@
           <w:color w:val="000000"/>
           <w:lang w:eastAsia="ja-JP"/>
         </w:rPr>
-        <w:t>3-1) うう</w:t>
+        <w:t>3-1)うう</w:t>
       </w:r>
     </w:p>
     <w:p>
@@ -7735,16 +7686,16 @@
           <w:lang w:eastAsia="ja-JP"/>
         </w:rPr>
         <w:drawing>
-          <wp:inline distT="0" distB="0" distL="0" distR="0" wp14:anchorId="26B9D0E2" wp14:editId="1B67CFCA">
+          <wp:inline distT="0" distB="0" distL="0" distR="0" wp14:anchorId="589658C5" wp14:editId="0389731D">
             <wp:extent cx="4495238" cy="1838095"/>
             <wp:effectExtent l="0" t="0" r="635" b="0"/>
-            <wp:docPr id="1986969328" name="図 4"/>
+            <wp:docPr id="2074370463" name="図 4"/>
             <wp:cNvGraphicFramePr/>
             <a:graphic xmlns:a="http://schemas.openxmlformats.org/drawingml/2006/main">
               <a:graphicData uri="http://schemas.openxmlformats.org/drawingml/2006/picture">
                 <pic:pic xmlns:pic="http://schemas.openxmlformats.org/drawingml/2006/picture">
                   <pic:nvPicPr>
-                    <pic:cNvPr id="1986969328" name=""/>
+                    <pic:cNvPr id="2074370463" name=""/>
                     <pic:cNvPicPr/>
                   </pic:nvPicPr>
                   <pic:blipFill>
@@ -7827,7 +7778,7 @@
           <w:lang w:eastAsia="ja-JP"/>
         </w:rPr>
       </w:pPr>
-      <w:bookmarkStart w:id="21" w:name="_Toc231487530"/>
+      <w:bookmarkStart w:id="21" w:name="_Toc232153170"/>
       <w:r>
         <w:rPr>
           <w:rFonts w:ascii="Yu Gothic" w:eastAsia="Yu Gothic" w:hAnsi="Yu Gothic"/>
@@ -9276,7 +9227,7 @@
           <w:lang w:eastAsia="ja-JP"/>
         </w:rPr>
       </w:pPr>
-      <w:bookmarkStart w:id="22" w:name="_Toc231487531"/>
+      <w:bookmarkStart w:id="22" w:name="_Toc232153171"/>
       <w:r>
         <w:rPr>
           <w:rFonts w:ascii="Yu Gothic" w:eastAsia="Yu Gothic" w:hAnsi="Yu Gothic"/>
@@ -21172,7 +21123,7 @@
     <w:basedOn w:val="a2"/>
     <w:uiPriority w:val="99"/>
     <w:unhideWhenUsed/>
-    <w:rsid w:val="00950CEA"/>
+    <w:rsid w:val="00603A45"/>
     <w:rPr>
       <w:color w:val="0000FF" w:themeColor="hyperlink"/>
       <w:u w:val="single"/>
@@ -21184,7 +21135,7 @@
     <w:uiPriority w:val="99"/>
     <w:semiHidden/>
     <w:unhideWhenUsed/>
-    <w:rsid w:val="00950CEA"/>
+    <w:rsid w:val="00603A45"/>
     <w:rPr>
       <w:color w:val="605E5C"/>
       <w:shd w:val="clear" w:color="auto" w:fill="E1DFDD"/>
@@ -21197,7 +21148,7 @@
     <w:autoRedefine/>
     <w:uiPriority w:val="39"/>
     <w:unhideWhenUsed/>
-    <w:rsid w:val="00950CEA"/>
+    <w:rsid w:val="00603A45"/>
     <w:pPr>
       <w:ind w:leftChars="100" w:left="210"/>
     </w:pPr>
@@ -21209,7 +21160,7 @@
     <w:autoRedefine/>
     <w:uiPriority w:val="39"/>
     <w:unhideWhenUsed/>
-    <w:rsid w:val="00950CEA"/>
+    <w:rsid w:val="00603A45"/>
     <w:pPr>
       <w:ind w:leftChars="200" w:left="420"/>
     </w:pPr>

--- a/out/AsciiDocSample.docx
+++ b/out/AsciiDocSample.docx
@@ -423,7 +423,7 @@
           <w:lang w:eastAsia="ja-JP"/>
         </w:rPr>
       </w:pPr>
-      <w:bookmarkStart w:id="0" w:name="_Toc232153149"/>
+      <w:bookmarkStart w:id="0" w:name="_Toc232157833"/>
       <w:r>
         <w:rPr>
           <w:rFonts w:ascii="Yu Gothic" w:eastAsia="Yu Gothic" w:hAnsi="Yu Gothic" w:hint="eastAsia"/>
@@ -492,7 +492,7 @@
         <w:rPr>
           <w:noProof/>
         </w:rPr>
-        <w:instrText xml:space="preserve"> PAGEREF _Toc232153149 \h </w:instrText>
+        <w:instrText xml:space="preserve"> PAGEREF _Toc232157833 \h </w:instrText>
       </w:r>
       <w:r>
         <w:rPr>
@@ -557,7 +557,7 @@
         <w:rPr>
           <w:noProof/>
         </w:rPr>
-        <w:instrText xml:space="preserve"> PAGEREF _Toc232153150 \h </w:instrText>
+        <w:instrText xml:space="preserve"> PAGEREF _Toc232157834 \h </w:instrText>
       </w:r>
       <w:r>
         <w:rPr>
@@ -622,7 +622,7 @@
         <w:rPr>
           <w:noProof/>
         </w:rPr>
-        <w:instrText xml:space="preserve"> PAGEREF _Toc232153151 \h </w:instrText>
+        <w:instrText xml:space="preserve"> PAGEREF _Toc232157835 \h </w:instrText>
       </w:r>
       <w:r>
         <w:rPr>
@@ -682,7 +682,7 @@
         <w:rPr>
           <w:noProof/>
         </w:rPr>
-        <w:instrText xml:space="preserve"> PAGEREF _Toc232153152 \h </w:instrText>
+        <w:instrText xml:space="preserve"> PAGEREF _Toc232157836 \h </w:instrText>
       </w:r>
       <w:r>
         <w:rPr>
@@ -742,7 +742,7 @@
         <w:rPr>
           <w:noProof/>
         </w:rPr>
-        <w:instrText xml:space="preserve"> PAGEREF _Toc232153153 \h </w:instrText>
+        <w:instrText xml:space="preserve"> PAGEREF _Toc232157837 \h </w:instrText>
       </w:r>
       <w:r>
         <w:rPr>
@@ -802,7 +802,7 @@
         <w:rPr>
           <w:noProof/>
         </w:rPr>
-        <w:instrText xml:space="preserve"> PAGEREF _Toc232153154 \h </w:instrText>
+        <w:instrText xml:space="preserve"> PAGEREF _Toc232157838 \h </w:instrText>
       </w:r>
       <w:r>
         <w:rPr>
@@ -862,7 +862,7 @@
         <w:rPr>
           <w:noProof/>
         </w:rPr>
-        <w:instrText xml:space="preserve"> PAGEREF _Toc232153155 \h </w:instrText>
+        <w:instrText xml:space="preserve"> PAGEREF _Toc232157839 \h </w:instrText>
       </w:r>
       <w:r>
         <w:rPr>
@@ -922,7 +922,7 @@
         <w:rPr>
           <w:noProof/>
         </w:rPr>
-        <w:instrText xml:space="preserve"> PAGEREF _Toc232153156 \h </w:instrText>
+        <w:instrText xml:space="preserve"> PAGEREF _Toc232157840 \h </w:instrText>
       </w:r>
       <w:r>
         <w:rPr>
@@ -987,7 +987,7 @@
         <w:rPr>
           <w:noProof/>
         </w:rPr>
-        <w:instrText xml:space="preserve"> PAGEREF _Toc232153157 \h </w:instrText>
+        <w:instrText xml:space="preserve"> PAGEREF _Toc232157841 \h </w:instrText>
       </w:r>
       <w:r>
         <w:rPr>
@@ -1052,7 +1052,7 @@
         <w:rPr>
           <w:noProof/>
         </w:rPr>
-        <w:instrText xml:space="preserve"> PAGEREF _Toc232153158 \h </w:instrText>
+        <w:instrText xml:space="preserve"> PAGEREF _Toc232157842 \h </w:instrText>
       </w:r>
       <w:r>
         <w:rPr>
@@ -1117,7 +1117,7 @@
         <w:rPr>
           <w:noProof/>
         </w:rPr>
-        <w:instrText xml:space="preserve"> PAGEREF _Toc232153159 \h </w:instrText>
+        <w:instrText xml:space="preserve"> PAGEREF _Toc232157843 \h </w:instrText>
       </w:r>
       <w:r>
         <w:rPr>
@@ -1177,7 +1177,7 @@
         <w:rPr>
           <w:noProof/>
         </w:rPr>
-        <w:instrText xml:space="preserve"> PAGEREF _Toc232153160 \h </w:instrText>
+        <w:instrText xml:space="preserve"> PAGEREF _Toc232157844 \h </w:instrText>
       </w:r>
       <w:r>
         <w:rPr>
@@ -1237,7 +1237,7 @@
         <w:rPr>
           <w:noProof/>
         </w:rPr>
-        <w:instrText xml:space="preserve"> PAGEREF _Toc232153161 \h </w:instrText>
+        <w:instrText xml:space="preserve"> PAGEREF _Toc232157845 \h </w:instrText>
       </w:r>
       <w:r>
         <w:rPr>
@@ -1279,11 +1279,37 @@
           <w:color w:val="000000"/>
           <w:lang w:eastAsia="ja-JP"/>
         </w:rPr>
-        <w:t>5.3 Draw.ioの図を埋め込むには？ ★★★独自拡張★★★</w:t>
-      </w:r>
-      <w:r>
-        <w:rPr>
+        <w:t xml:space="preserve">5.3 Draw.ioの図を埋め込むには？ </w:t>
+      </w:r>
+      <w:r>
+        <w:rPr>
+          <w:rFonts w:cs="Segoe UI Symbol"/>
           <w:noProof/>
+          <w:color w:val="000000"/>
+          <w:lang w:eastAsia="ja-JP"/>
+        </w:rPr>
+        <w:t>★★★</w:t>
+      </w:r>
+      <w:r>
+        <w:rPr>
+          <w:noProof/>
+          <w:color w:val="000000"/>
+          <w:lang w:eastAsia="ja-JP"/>
+        </w:rPr>
+        <w:t>独自拡張</w:t>
+      </w:r>
+      <w:r>
+        <w:rPr>
+          <w:rFonts w:cs="Segoe UI Symbol"/>
+          <w:noProof/>
+          <w:color w:val="000000"/>
+          <w:lang w:eastAsia="ja-JP"/>
+        </w:rPr>
+        <w:t>★★★</w:t>
+      </w:r>
+      <w:r>
+        <w:rPr>
+          <w:noProof/>
         </w:rPr>
         <w:tab/>
       </w:r>
@@ -1297,7 +1323,7 @@
         <w:rPr>
           <w:noProof/>
         </w:rPr>
-        <w:instrText xml:space="preserve"> PAGEREF _Toc232153162 \h </w:instrText>
+        <w:instrText xml:space="preserve"> PAGEREF _Toc232157846 \h </w:instrText>
       </w:r>
       <w:r>
         <w:rPr>
@@ -1357,7 +1383,7 @@
         <w:rPr>
           <w:noProof/>
         </w:rPr>
-        <w:instrText xml:space="preserve"> PAGEREF _Toc232153163 \h </w:instrText>
+        <w:instrText xml:space="preserve"> PAGEREF _Toc232157847 \h </w:instrText>
       </w:r>
       <w:r>
         <w:rPr>
@@ -1417,7 +1443,7 @@
         <w:rPr>
           <w:noProof/>
         </w:rPr>
-        <w:instrText xml:space="preserve"> PAGEREF _Toc232153164 \h </w:instrText>
+        <w:instrText xml:space="preserve"> PAGEREF _Toc232157848 \h </w:instrText>
       </w:r>
       <w:r>
         <w:rPr>
@@ -1477,7 +1503,7 @@
         <w:rPr>
           <w:noProof/>
         </w:rPr>
-        <w:instrText xml:space="preserve"> PAGEREF _Toc232153165 \h </w:instrText>
+        <w:instrText xml:space="preserve"> PAGEREF _Toc232157849 \h </w:instrText>
       </w:r>
       <w:r>
         <w:rPr>
@@ -1537,7 +1563,7 @@
         <w:rPr>
           <w:noProof/>
         </w:rPr>
-        <w:instrText xml:space="preserve"> PAGEREF _Toc232153166 \h </w:instrText>
+        <w:instrText xml:space="preserve"> PAGEREF _Toc232157850 \h </w:instrText>
       </w:r>
       <w:r>
         <w:rPr>
@@ -1597,7 +1623,7 @@
         <w:rPr>
           <w:noProof/>
         </w:rPr>
-        <w:instrText xml:space="preserve"> PAGEREF _Toc232153167 \h </w:instrText>
+        <w:instrText xml:space="preserve"> PAGEREF _Toc232157851 \h </w:instrText>
       </w:r>
       <w:r>
         <w:rPr>
@@ -1657,7 +1683,7 @@
         <w:rPr>
           <w:noProof/>
         </w:rPr>
-        <w:instrText xml:space="preserve"> PAGEREF _Toc232153168 \h </w:instrText>
+        <w:instrText xml:space="preserve"> PAGEREF _Toc232157852 \h </w:instrText>
       </w:r>
       <w:r>
         <w:rPr>
@@ -1717,7 +1743,7 @@
         <w:rPr>
           <w:noProof/>
         </w:rPr>
-        <w:instrText xml:space="preserve"> PAGEREF _Toc232153169 \h </w:instrText>
+        <w:instrText xml:space="preserve"> PAGEREF _Toc232157853 \h </w:instrText>
       </w:r>
       <w:r>
         <w:rPr>
@@ -1777,7 +1803,7 @@
         <w:rPr>
           <w:noProof/>
         </w:rPr>
-        <w:instrText xml:space="preserve"> PAGEREF _Toc232153170 \h </w:instrText>
+        <w:instrText xml:space="preserve"> PAGEREF _Toc232157854 \h </w:instrText>
       </w:r>
       <w:r>
         <w:rPr>
@@ -1837,7 +1863,7 @@
         <w:rPr>
           <w:noProof/>
         </w:rPr>
-        <w:instrText xml:space="preserve"> PAGEREF _Toc232153171 \h </w:instrText>
+        <w:instrText xml:space="preserve"> PAGEREF _Toc232157855 \h </w:instrText>
       </w:r>
       <w:r>
         <w:rPr>
@@ -1900,7 +1926,7 @@
           <w:lang w:eastAsia="ja-JP"/>
         </w:rPr>
       </w:pPr>
-      <w:bookmarkStart w:id="1" w:name="_Toc232153150"/>
+      <w:bookmarkStart w:id="1" w:name="_Toc232157834"/>
       <w:r>
         <w:rPr>
           <w:rFonts w:ascii="Yu Gothic" w:eastAsia="Yu Gothic" w:hAnsi="Yu Gothic"/>
@@ -2060,7 +2086,7 @@
           <w:lang w:eastAsia="ja-JP"/>
         </w:rPr>
       </w:pPr>
-      <w:bookmarkStart w:id="2" w:name="_Toc232153151"/>
+      <w:bookmarkStart w:id="2" w:name="_Toc232157835"/>
       <w:r>
         <w:rPr>
           <w:rFonts w:ascii="Yu Gothic" w:eastAsia="Yu Gothic" w:hAnsi="Yu Gothic"/>
@@ -2082,7 +2108,7 @@
           <w:lang w:eastAsia="ja-JP"/>
         </w:rPr>
       </w:pPr>
-      <w:bookmarkStart w:id="3" w:name="_Toc232153152"/>
+      <w:bookmarkStart w:id="3" w:name="_Toc232157836"/>
       <w:r>
         <w:rPr>
           <w:rFonts w:ascii="Yu Gothic" w:eastAsia="Yu Gothic" w:hAnsi="Yu Gothic"/>
@@ -2128,7 +2154,7 @@
           <w:lang w:eastAsia="ja-JP"/>
         </w:rPr>
       </w:pPr>
-      <w:bookmarkStart w:id="4" w:name="_Toc232153153"/>
+      <w:bookmarkStart w:id="4" w:name="_Toc232157837"/>
       <w:r>
         <w:rPr>
           <w:rFonts w:ascii="Yu Gothic" w:eastAsia="Yu Gothic" w:hAnsi="Yu Gothic"/>
@@ -2174,7 +2200,7 @@
           <w:lang w:eastAsia="ja-JP"/>
         </w:rPr>
       </w:pPr>
-      <w:bookmarkStart w:id="5" w:name="_Toc232153154"/>
+      <w:bookmarkStart w:id="5" w:name="_Toc232157838"/>
       <w:r>
         <w:rPr>
           <w:rFonts w:ascii="Yu Gothic" w:eastAsia="Yu Gothic" w:hAnsi="Yu Gothic"/>
@@ -2206,7 +2232,6 @@
           <w:rPr>
             <w:rStyle w:val="aff"/>
             <w:color w:val="000000"/>
-            <w:lang w:eastAsia="ja-JP"/>
           </w:rPr>
           <w:t>https://rubyinstaller.org/downloads</w:t>
         </w:r>
@@ -2237,7 +2262,7 @@
           <w:lang w:eastAsia="ja-JP"/>
         </w:rPr>
       </w:pPr>
-      <w:bookmarkStart w:id="6" w:name="_Toc232153155"/>
+      <w:bookmarkStart w:id="6" w:name="_Toc232157839"/>
       <w:r>
         <w:rPr>
           <w:rFonts w:ascii="Yu Gothic" w:eastAsia="Yu Gothic" w:hAnsi="Yu Gothic"/>
@@ -2493,7 +2518,7 @@
           <w:lang w:eastAsia="ja-JP"/>
         </w:rPr>
       </w:pPr>
-      <w:bookmarkStart w:id="7" w:name="_Toc232153156"/>
+      <w:bookmarkStart w:id="7" w:name="_Toc232157840"/>
       <w:r>
         <w:rPr>
           <w:rFonts w:ascii="Yu Gothic" w:eastAsia="Yu Gothic" w:hAnsi="Yu Gothic"/>
@@ -2598,15 +2623,15 @@
         <w:spacing w:before="120" w:after="120" w:line="220" w:lineRule="auto"/>
         <w:ind w:left="720"/>
         <w:rPr>
-          <w:rFonts w:ascii="Cascadia Code" w:hAnsi="Cascadia Code"/>
-          <w:color w:val="000000"/>
-          <w:sz w:val="18"/>
-          <w:lang w:eastAsia="ja-JP"/>
-        </w:rPr>
-      </w:pPr>
-      <w:r>
-        <w:rPr>
-          <w:rFonts w:ascii="Cascadia Code" w:hAnsi="Cascadia Code"/>
+          <w:rFonts w:ascii="Cascadia Code" w:hAnsi="Cascadia Code" w:cs="Cascadia Code"/>
+          <w:color w:val="000000"/>
+          <w:sz w:val="18"/>
+          <w:lang w:eastAsia="ja-JP"/>
+        </w:rPr>
+      </w:pPr>
+      <w:r>
+        <w:rPr>
+          <w:rFonts w:ascii="Cascadia Code" w:hAnsi="Cascadia Code" w:cs="Cascadia Code"/>
           <w:color w:val="000000"/>
           <w:sz w:val="18"/>
           <w:lang w:eastAsia="ja-JP"/>
@@ -2615,7 +2640,7 @@
       </w:r>
       <w:r>
         <w:rPr>
-          <w:rFonts w:ascii="Cascadia Code" w:hAnsi="Cascadia Code"/>
+          <w:rFonts w:ascii="Cascadia Code" w:hAnsi="Cascadia Code" w:cs="Cascadia Code"/>
           <w:color w:val="000000"/>
           <w:sz w:val="18"/>
           <w:lang w:eastAsia="ja-JP"/>
@@ -2624,7 +2649,7 @@
       </w:r>
       <w:r>
         <w:rPr>
-          <w:rFonts w:ascii="Cascadia Code" w:hAnsi="Cascadia Code"/>
+          <w:rFonts w:ascii="Cascadia Code" w:hAnsi="Cascadia Code" w:cs="Cascadia Code"/>
           <w:color w:val="000000"/>
           <w:sz w:val="18"/>
           <w:lang w:eastAsia="ja-JP"/>
@@ -2633,7 +2658,7 @@
       </w:r>
       <w:r>
         <w:rPr>
-          <w:rFonts w:ascii="Cascadia Code" w:hAnsi="Cascadia Code"/>
+          <w:rFonts w:ascii="Cascadia Code" w:hAnsi="Cascadia Code" w:cs="Cascadia Code"/>
           <w:color w:val="000000"/>
           <w:sz w:val="18"/>
           <w:lang w:eastAsia="ja-JP"/>
@@ -2642,7 +2667,7 @@
       </w:r>
       <w:r>
         <w:rPr>
-          <w:rFonts w:ascii="Cascadia Code" w:hAnsi="Cascadia Code"/>
+          <w:rFonts w:ascii="Cascadia Code" w:hAnsi="Cascadia Code" w:cs="Cascadia Code"/>
           <w:color w:val="000000"/>
           <w:sz w:val="18"/>
           <w:lang w:eastAsia="ja-JP"/>
@@ -2657,15 +2682,15 @@
         <w:spacing w:before="120" w:after="120" w:line="220" w:lineRule="auto"/>
         <w:ind w:left="720"/>
         <w:rPr>
-          <w:rFonts w:ascii="Cascadia Code" w:hAnsi="Cascadia Code"/>
-          <w:color w:val="000000"/>
-          <w:sz w:val="18"/>
-          <w:lang w:eastAsia="ja-JP"/>
-        </w:rPr>
-      </w:pPr>
-      <w:r>
-        <w:rPr>
-          <w:rFonts w:ascii="Cascadia Code" w:hAnsi="Cascadia Code"/>
+          <w:rFonts w:ascii="Cascadia Code" w:hAnsi="Cascadia Code" w:cs="Cascadia Code"/>
+          <w:color w:val="000000"/>
+          <w:sz w:val="18"/>
+          <w:lang w:eastAsia="ja-JP"/>
+        </w:rPr>
+      </w:pPr>
+      <w:r>
+        <w:rPr>
+          <w:rFonts w:ascii="Cascadia Code" w:hAnsi="Cascadia Code" w:cs="Cascadia Code"/>
           <w:color w:val="000000"/>
           <w:sz w:val="18"/>
           <w:lang w:eastAsia="ja-JP"/>
@@ -2674,7 +2699,7 @@
       </w:r>
       <w:r>
         <w:rPr>
-          <w:rFonts w:ascii="Cascadia Code" w:hAnsi="Cascadia Code"/>
+          <w:rFonts w:ascii="Cascadia Code" w:hAnsi="Cascadia Code" w:cs="Cascadia Code"/>
           <w:color w:val="000000"/>
           <w:sz w:val="18"/>
           <w:lang w:eastAsia="ja-JP"/>
@@ -2683,7 +2708,7 @@
       </w:r>
       <w:r>
         <w:rPr>
-          <w:rFonts w:ascii="Cascadia Code" w:hAnsi="Cascadia Code"/>
+          <w:rFonts w:ascii="Cascadia Code" w:hAnsi="Cascadia Code" w:cs="Cascadia Code"/>
           <w:color w:val="000000"/>
           <w:sz w:val="18"/>
           <w:lang w:eastAsia="ja-JP"/>
@@ -2692,7 +2717,7 @@
       </w:r>
       <w:r>
         <w:rPr>
-          <w:rFonts w:ascii="Cascadia Code" w:hAnsi="Cascadia Code"/>
+          <w:rFonts w:ascii="Cascadia Code" w:hAnsi="Cascadia Code" w:cs="Cascadia Code"/>
           <w:color w:val="000000"/>
           <w:sz w:val="18"/>
           <w:lang w:eastAsia="ja-JP"/>
@@ -2701,7 +2726,7 @@
       </w:r>
       <w:r>
         <w:rPr>
-          <w:rFonts w:ascii="Cascadia Code" w:hAnsi="Cascadia Code"/>
+          <w:rFonts w:ascii="Cascadia Code" w:hAnsi="Cascadia Code" w:cs="Cascadia Code"/>
           <w:color w:val="000000"/>
           <w:sz w:val="18"/>
           <w:lang w:eastAsia="ja-JP"/>
@@ -3186,7 +3211,7 @@
           <w:lang w:eastAsia="ja-JP"/>
         </w:rPr>
       </w:pPr>
-      <w:bookmarkStart w:id="8" w:name="_Toc232153157"/>
+      <w:bookmarkStart w:id="8" w:name="_Toc232157841"/>
       <w:r>
         <w:rPr>
           <w:rFonts w:ascii="Yu Gothic" w:eastAsia="Yu Gothic" w:hAnsi="Yu Gothic"/>
@@ -3302,7 +3327,7 @@
           <w:lang w:eastAsia="ja-JP"/>
         </w:rPr>
       </w:pPr>
-      <w:bookmarkStart w:id="9" w:name="_Toc232153158"/>
+      <w:bookmarkStart w:id="9" w:name="_Toc232157842"/>
       <w:r>
         <w:rPr>
           <w:rFonts w:ascii="Yu Gothic" w:eastAsia="Yu Gothic" w:hAnsi="Yu Gothic"/>
@@ -3371,7 +3396,7 @@
           <w:lang w:eastAsia="ja-JP"/>
         </w:rPr>
       </w:pPr>
-      <w:bookmarkStart w:id="10" w:name="_Toc232153159"/>
+      <w:bookmarkStart w:id="10" w:name="_Toc232157843"/>
       <w:r>
         <w:rPr>
           <w:rFonts w:ascii="Yu Gothic" w:eastAsia="Yu Gothic" w:hAnsi="Yu Gothic"/>
@@ -3420,7 +3445,7 @@
           <w:lang w:eastAsia="ja-JP"/>
         </w:rPr>
       </w:pPr>
-      <w:bookmarkStart w:id="11" w:name="_Toc232153160"/>
+      <w:bookmarkStart w:id="11" w:name="_Toc232157844"/>
       <w:r>
         <w:rPr>
           <w:rFonts w:ascii="Yu Gothic" w:eastAsia="Yu Gothic" w:hAnsi="Yu Gothic"/>
@@ -3816,7 +3841,7 @@
           <w:lang w:eastAsia="ja-JP"/>
         </w:rPr>
       </w:pPr>
-      <w:bookmarkStart w:id="12" w:name="_Toc232153161"/>
+      <w:bookmarkStart w:id="12" w:name="_Toc232157845"/>
       <w:r>
         <w:rPr>
           <w:rFonts w:ascii="Yu Gothic" w:eastAsia="Yu Gothic" w:hAnsi="Yu Gothic"/>
@@ -3894,7 +3919,7 @@
           <w:lang w:eastAsia="ja-JP"/>
         </w:rPr>
       </w:pPr>
-      <w:bookmarkStart w:id="13" w:name="_Toc232153162"/>
+      <w:bookmarkStart w:id="13" w:name="_Toc232157846"/>
       <w:r>
         <w:rPr>
           <w:rFonts w:ascii="Yu Gothic" w:eastAsia="Yu Gothic" w:hAnsi="Yu Gothic"/>
@@ -3902,7 +3927,31 @@
           <w:lang w:eastAsia="ja-JP"/>
         </w:rPr>
         <w:lastRenderedPageBreak/>
-        <w:t>5.3 Draw.ioの図を埋め込むには？ ★★★独自拡張★★★</w:t>
+        <w:t xml:space="preserve">5.3 Draw.ioの図を埋め込むには？ </w:t>
+      </w:r>
+      <w:r>
+        <w:rPr>
+          <w:rFonts w:ascii="Yu Gothic" w:eastAsia="Yu Gothic" w:hAnsi="Yu Gothic" w:cs="Segoe UI Symbol"/>
+          <w:color w:val="000000"/>
+          <w:lang w:eastAsia="ja-JP"/>
+        </w:rPr>
+        <w:t>★★★</w:t>
+      </w:r>
+      <w:r>
+        <w:rPr>
+          <w:rFonts w:ascii="Yu Gothic" w:eastAsia="Yu Gothic" w:hAnsi="Yu Gothic"/>
+          <w:color w:val="000000"/>
+          <w:lang w:eastAsia="ja-JP"/>
+        </w:rPr>
+        <w:t>独自拡張</w:t>
+      </w:r>
+      <w:r>
+        <w:rPr>
+          <w:rFonts w:ascii="Yu Gothic" w:eastAsia="Yu Gothic" w:hAnsi="Yu Gothic" w:cs="Segoe UI Symbol"/>
+          <w:color w:val="000000"/>
+          <w:lang w:eastAsia="ja-JP"/>
+        </w:rPr>
+        <w:t>★★★</w:t>
       </w:r>
       <w:bookmarkEnd w:id="13"/>
     </w:p>
@@ -4081,16 +4130,16 @@
           <w:lang w:eastAsia="ja-JP"/>
         </w:rPr>
         <w:drawing>
-          <wp:inline distT="0" distB="0" distL="0" distR="0" wp14:anchorId="57838D20" wp14:editId="178DAB39">
+          <wp:inline distT="0" distB="0" distL="0" distR="0" wp14:anchorId="049A99F9" wp14:editId="4FFCA9F6">
             <wp:extent cx="4038600" cy="3524250"/>
             <wp:effectExtent l="0" t="0" r="0" b="0"/>
-            <wp:docPr id="2096548441" name="図 1"/>
+            <wp:docPr id="1285419315" name="図 1"/>
             <wp:cNvGraphicFramePr/>
             <a:graphic xmlns:a="http://schemas.openxmlformats.org/drawingml/2006/main">
               <a:graphicData uri="http://schemas.openxmlformats.org/drawingml/2006/picture">
                 <pic:pic xmlns:pic="http://schemas.openxmlformats.org/drawingml/2006/picture">
                   <pic:nvPicPr>
-                    <pic:cNvPr id="2096548441" name=""/>
+                    <pic:cNvPr id="1285419315" name=""/>
                     <pic:cNvPicPr/>
                   </pic:nvPicPr>
                   <pic:blipFill>
@@ -4134,7 +4183,7 @@
           <w:lang w:eastAsia="ja-JP"/>
         </w:rPr>
       </w:pPr>
-      <w:bookmarkStart w:id="14" w:name="_Toc232153163"/>
+      <w:bookmarkStart w:id="14" w:name="_Toc232157847"/>
       <w:r>
         <w:rPr>
           <w:rFonts w:ascii="Yu Gothic" w:eastAsia="Yu Gothic" w:hAnsi="Yu Gothic"/>
@@ -5170,7 +5219,7 @@
           <w:lang w:eastAsia="ja-JP"/>
         </w:rPr>
       </w:pPr>
-      <w:bookmarkStart w:id="15" w:name="_Toc232153164"/>
+      <w:bookmarkStart w:id="15" w:name="_Toc232157848"/>
       <w:r>
         <w:rPr>
           <w:rFonts w:ascii="Yu Gothic" w:eastAsia="Yu Gothic" w:hAnsi="Yu Gothic"/>
@@ -5222,16 +5271,16 @@
         </w:rPr>
         <w:lastRenderedPageBreak/>
         <w:drawing>
-          <wp:inline distT="0" distB="0" distL="0" distR="0" wp14:anchorId="7159D893" wp14:editId="21BCDF2B">
+          <wp:inline distT="0" distB="0" distL="0" distR="0" wp14:anchorId="61011C7C" wp14:editId="7F8CE73A">
             <wp:extent cx="3924300" cy="4162425"/>
             <wp:effectExtent l="0" t="0" r="0" b="0"/>
-            <wp:docPr id="1109651026" name="グラフィックス 2"/>
+            <wp:docPr id="140363020" name="グラフィックス 2"/>
             <wp:cNvGraphicFramePr/>
             <a:graphic xmlns:a="http://schemas.openxmlformats.org/drawingml/2006/main">
               <a:graphicData uri="http://schemas.openxmlformats.org/drawingml/2006/picture">
                 <pic:pic xmlns:pic="http://schemas.openxmlformats.org/drawingml/2006/picture">
                   <pic:nvPicPr>
-                    <pic:cNvPr id="1109651026" name=""/>
+                    <pic:cNvPr id="140363020" name=""/>
                     <pic:cNvPicPr/>
                   </pic:nvPicPr>
                   <pic:blipFill>
@@ -5281,7 +5330,7 @@
           <w:lang w:eastAsia="ja-JP"/>
         </w:rPr>
       </w:pPr>
-      <w:bookmarkStart w:id="16" w:name="_Toc232153165"/>
+      <w:bookmarkStart w:id="16" w:name="_Toc232157849"/>
       <w:r>
         <w:rPr>
           <w:rFonts w:ascii="Yu Gothic" w:eastAsia="Yu Gothic" w:hAnsi="Yu Gothic"/>
@@ -5348,7 +5397,7 @@
         <w:spacing w:before="120" w:after="120" w:line="220" w:lineRule="auto"/>
         <w:ind w:left="240"/>
         <w:rPr>
-          <w:rFonts w:ascii="Cascadia Code" w:hAnsi="Cascadia Code" w:cs="Cascadia Code"/>
+          <w:rFonts w:ascii="Cascadia Code" w:hAnsi="Cascadia Code" w:cs="Cascadia Code" w:hint="eastAsia"/>
           <w:color w:val="000000"/>
           <w:sz w:val="18"/>
           <w:lang w:eastAsia="ja-JP"/>
@@ -5468,7 +5517,7 @@
         <w:spacing w:before="120" w:after="120" w:line="220" w:lineRule="auto"/>
         <w:ind w:left="240"/>
         <w:rPr>
-          <w:rFonts w:ascii="Cascadia Code" w:hAnsi="Cascadia Code" w:cs="Cascadia Code"/>
+          <w:rFonts w:ascii="Cascadia Code" w:hAnsi="Cascadia Code" w:cs="Cascadia Code" w:hint="eastAsia"/>
           <w:color w:val="000000"/>
           <w:sz w:val="18"/>
           <w:lang w:eastAsia="ja-JP"/>
@@ -6055,7 +6104,7 @@
           <w:lang w:eastAsia="ja-JP"/>
         </w:rPr>
       </w:pPr>
-      <w:bookmarkStart w:id="17" w:name="_Toc232153166"/>
+      <w:bookmarkStart w:id="17" w:name="_Toc232157850"/>
       <w:r>
         <w:rPr>
           <w:rFonts w:ascii="Yu Gothic" w:eastAsia="Yu Gothic" w:hAnsi="Yu Gothic"/>
@@ -6218,7 +6267,7 @@
           <w:lang w:eastAsia="ja-JP"/>
         </w:rPr>
       </w:pPr>
-      <w:bookmarkStart w:id="18" w:name="_Toc232153167"/>
+      <w:bookmarkStart w:id="18" w:name="_Toc232157851"/>
       <w:r>
         <w:rPr>
           <w:rFonts w:ascii="Yu Gothic" w:eastAsia="Yu Gothic" w:hAnsi="Yu Gothic"/>
@@ -6483,16 +6532,16 @@
           <w:lang w:eastAsia="ja-JP"/>
         </w:rPr>
         <w:drawing>
-          <wp:inline distT="0" distB="0" distL="0" distR="0" wp14:anchorId="1F4278B3" wp14:editId="56CEB630">
+          <wp:inline distT="0" distB="0" distL="0" distR="0" wp14:anchorId="43415A51" wp14:editId="3E03F47E">
             <wp:extent cx="4495238" cy="1838095"/>
             <wp:effectExtent l="0" t="0" r="635" b="0"/>
-            <wp:docPr id="42922306" name="図 3"/>
+            <wp:docPr id="579493194" name="図 3"/>
             <wp:cNvGraphicFramePr/>
             <a:graphic xmlns:a="http://schemas.openxmlformats.org/drawingml/2006/main">
               <a:graphicData uri="http://schemas.openxmlformats.org/drawingml/2006/picture">
                 <pic:pic xmlns:pic="http://schemas.openxmlformats.org/drawingml/2006/picture">
                   <pic:nvPicPr>
-                    <pic:cNvPr id="42922306" name=""/>
+                    <pic:cNvPr id="579493194" name=""/>
                     <pic:cNvPicPr/>
                   </pic:nvPicPr>
                   <pic:blipFill>
@@ -6570,7 +6619,7 @@
           <w:lang w:eastAsia="ja-JP"/>
         </w:rPr>
       </w:pPr>
-      <w:bookmarkStart w:id="19" w:name="_Toc232153168"/>
+      <w:bookmarkStart w:id="19" w:name="_Toc232157852"/>
       <w:r>
         <w:rPr>
           <w:rFonts w:ascii="Yu Gothic" w:eastAsia="Yu Gothic" w:hAnsi="Yu Gothic"/>
@@ -6626,7 +6675,7 @@
           <w:lang w:eastAsia="ja-JP"/>
         </w:rPr>
       </w:pPr>
-      <w:bookmarkStart w:id="20" w:name="_Toc232153169"/>
+      <w:bookmarkStart w:id="20" w:name="_Toc232157853"/>
       <w:r>
         <w:rPr>
           <w:rFonts w:ascii="Yu Gothic" w:eastAsia="Yu Gothic" w:hAnsi="Yu Gothic"/>
@@ -7686,16 +7735,16 @@
           <w:lang w:eastAsia="ja-JP"/>
         </w:rPr>
         <w:drawing>
-          <wp:inline distT="0" distB="0" distL="0" distR="0" wp14:anchorId="589658C5" wp14:editId="0389731D">
+          <wp:inline distT="0" distB="0" distL="0" distR="0" wp14:anchorId="4704D046" wp14:editId="6F94E107">
             <wp:extent cx="4495238" cy="1838095"/>
             <wp:effectExtent l="0" t="0" r="635" b="0"/>
-            <wp:docPr id="2074370463" name="図 4"/>
+            <wp:docPr id="650698057" name="図 4"/>
             <wp:cNvGraphicFramePr/>
             <a:graphic xmlns:a="http://schemas.openxmlformats.org/drawingml/2006/main">
               <a:graphicData uri="http://schemas.openxmlformats.org/drawingml/2006/picture">
                 <pic:pic xmlns:pic="http://schemas.openxmlformats.org/drawingml/2006/picture">
                   <pic:nvPicPr>
-                    <pic:cNvPr id="2074370463" name=""/>
+                    <pic:cNvPr id="650698057" name=""/>
                     <pic:cNvPicPr/>
                   </pic:nvPicPr>
                   <pic:blipFill>
@@ -7778,7 +7827,7 @@
           <w:lang w:eastAsia="ja-JP"/>
         </w:rPr>
       </w:pPr>
-      <w:bookmarkStart w:id="21" w:name="_Toc232153170"/>
+      <w:bookmarkStart w:id="21" w:name="_Toc232157854"/>
       <w:r>
         <w:rPr>
           <w:rFonts w:ascii="Yu Gothic" w:eastAsia="Yu Gothic" w:hAnsi="Yu Gothic"/>
@@ -8279,7 +8328,7 @@
         <w:spacing w:before="120" w:after="120" w:line="220" w:lineRule="auto"/>
         <w:ind w:left="240"/>
         <w:rPr>
-          <w:rFonts w:ascii="Cascadia Code" w:hAnsi="Cascadia Code" w:cs="Cascadia Code"/>
+          <w:rFonts w:ascii="Cascadia Code" w:hAnsi="Cascadia Code" w:cs="Cascadia Code" w:hint="eastAsia"/>
           <w:color w:val="000000"/>
           <w:sz w:val="18"/>
           <w:lang w:eastAsia="ja-JP"/>
@@ -8345,7 +8394,7 @@
         <w:spacing w:before="120" w:after="120" w:line="220" w:lineRule="auto"/>
         <w:ind w:left="240"/>
         <w:rPr>
-          <w:rFonts w:ascii="Cascadia Code" w:hAnsi="Cascadia Code" w:cs="Cascadia Code"/>
+          <w:rFonts w:ascii="Cascadia Code" w:hAnsi="Cascadia Code" w:cs="Cascadia Code" w:hint="eastAsia"/>
           <w:color w:val="000000"/>
           <w:sz w:val="18"/>
           <w:lang w:eastAsia="ja-JP"/>
@@ -8411,7 +8460,7 @@
         <w:spacing w:before="120" w:after="120" w:line="220" w:lineRule="auto"/>
         <w:ind w:left="240"/>
         <w:rPr>
-          <w:rFonts w:ascii="Cascadia Code" w:hAnsi="Cascadia Code" w:cs="Cascadia Code"/>
+          <w:rFonts w:ascii="Cascadia Code" w:hAnsi="Cascadia Code" w:cs="Cascadia Code" w:hint="eastAsia"/>
           <w:color w:val="000000"/>
           <w:sz w:val="18"/>
           <w:lang w:eastAsia="ja-JP"/>
@@ -8492,7 +8541,7 @@
         <w:spacing w:before="120" w:after="120" w:line="220" w:lineRule="auto"/>
         <w:ind w:left="240"/>
         <w:rPr>
-          <w:rFonts w:ascii="Cascadia Code" w:hAnsi="Cascadia Code" w:cs="Cascadia Code"/>
+          <w:rFonts w:ascii="Cascadia Code" w:hAnsi="Cascadia Code" w:cs="Cascadia Code" w:hint="eastAsia"/>
           <w:color w:val="000000"/>
           <w:sz w:val="18"/>
           <w:lang w:eastAsia="ja-JP"/>
@@ -8558,7 +8607,7 @@
         <w:spacing w:before="120" w:after="120" w:line="220" w:lineRule="auto"/>
         <w:ind w:left="240"/>
         <w:rPr>
-          <w:rFonts w:ascii="Cascadia Code" w:hAnsi="Cascadia Code" w:cs="Cascadia Code"/>
+          <w:rFonts w:ascii="Cascadia Code" w:hAnsi="Cascadia Code" w:cs="Cascadia Code" w:hint="eastAsia"/>
           <w:color w:val="000000"/>
           <w:sz w:val="18"/>
           <w:lang w:eastAsia="ja-JP"/>
@@ -8583,21 +8632,19 @@
         <w:ind w:left="240"/>
         <w:rPr>
           <w:rFonts w:ascii="Cascadia Code" w:hAnsi="Cascadia Code" w:cs="Cascadia Code"/>
-          <w:b/>
-          <w:color w:val="000000"/>
-          <w:sz w:val="18"/>
-          <w:lang w:eastAsia="ja-JP"/>
-        </w:rPr>
-      </w:pPr>
-      <w:r>
-        <w:rPr>
-          <w:rFonts w:ascii="Cascadia Code" w:hAnsi="Cascadia Code" w:cs="Cascadia Code"/>
-          <w:b/>
-          <w:color w:val="000000"/>
-          <w:sz w:val="18"/>
-          <w:lang w:eastAsia="ja-JP"/>
-        </w:rPr>
-        <w:t xml:space="preserve"> aaa</w:t>
+          <w:color w:val="000000"/>
+          <w:sz w:val="18"/>
+          <w:lang w:eastAsia="ja-JP"/>
+        </w:rPr>
+      </w:pPr>
+      <w:r>
+        <w:rPr>
+          <w:rFonts w:ascii="Cascadia Code" w:hAnsi="Cascadia Code" w:cs="Cascadia Code"/>
+          <w:color w:val="000000"/>
+          <w:sz w:val="18"/>
+          <w:lang w:eastAsia="ja-JP"/>
+        </w:rPr>
+        <w:t>* aaa</w:t>
       </w:r>
     </w:p>
     <w:p>
@@ -8621,7 +8668,7 @@
           <w:sz w:val="18"/>
           <w:lang w:eastAsia="ja-JP"/>
         </w:rPr>
-        <w:t xml:space="preserve"> bbb</w:t>
+        <w:t>* bbb</w:t>
       </w:r>
     </w:p>
     <w:p>
@@ -9227,7 +9274,7 @@
           <w:lang w:eastAsia="ja-JP"/>
         </w:rPr>
       </w:pPr>
-      <w:bookmarkStart w:id="22" w:name="_Toc232153171"/>
+      <w:bookmarkStart w:id="22" w:name="_Toc232157855"/>
       <w:r>
         <w:rPr>
           <w:rFonts w:ascii="Yu Gothic" w:eastAsia="Yu Gothic" w:hAnsi="Yu Gothic"/>
@@ -21123,7 +21170,7 @@
     <w:basedOn w:val="a2"/>
     <w:uiPriority w:val="99"/>
     <w:unhideWhenUsed/>
-    <w:rsid w:val="00603A45"/>
+    <w:rsid w:val="004C1A08"/>
     <w:rPr>
       <w:color w:val="0000FF" w:themeColor="hyperlink"/>
       <w:u w:val="single"/>
@@ -21135,7 +21182,7 @@
     <w:uiPriority w:val="99"/>
     <w:semiHidden/>
     <w:unhideWhenUsed/>
-    <w:rsid w:val="00603A45"/>
+    <w:rsid w:val="004C1A08"/>
     <w:rPr>
       <w:color w:val="605E5C"/>
       <w:shd w:val="clear" w:color="auto" w:fill="E1DFDD"/>
@@ -21148,7 +21195,7 @@
     <w:autoRedefine/>
     <w:uiPriority w:val="39"/>
     <w:unhideWhenUsed/>
-    <w:rsid w:val="00603A45"/>
+    <w:rsid w:val="004C1A08"/>
     <w:pPr>
       <w:ind w:leftChars="100" w:left="210"/>
     </w:pPr>
@@ -21160,7 +21207,7 @@
     <w:autoRedefine/>
     <w:uiPriority w:val="39"/>
     <w:unhideWhenUsed/>
-    <w:rsid w:val="00603A45"/>
+    <w:rsid w:val="004C1A08"/>
     <w:pPr>
       <w:ind w:leftChars="200" w:left="420"/>
     </w:pPr>
